--- a/template.docx
+++ b/template.docx
@@ -112,1025 +112,17 @@
     <w:p>
       <w:pPr>
         <w:pStyle w:val="BodyText"/>
-        <w:spacing w:before="103" w:after="0"/>
-        <w:ind w:start="144"/>
-        <w:rPr/>
-      </w:pPr>
-      <w:r>
-        <w:rPr/>
-        <w:t>г</w:t>
-      </w:r>
-      <w:r>
-        <w:rPr>
-          <w:rFonts w:eastAsia="Calibri" w:cs="Times New Roman"/>
-          <w:spacing w:val="-2"/>
-          <w:sz w:val="24"/>
-          <w:szCs w:val="24"/>
-        </w:rPr>
-        <w:t>. Избербаш</w:t>
-        <w:tab/>
-        <w:tab/>
-        <w:tab/>
-        <w:tab/>
-        <w:tab/>
-        <w:tab/>
-        <w:tab/>
-        <w:tab/>
-        <w:t>{current_date}</w:t>
-      </w:r>
-    </w:p>
-    <w:p>
-      <w:pPr>
-        <w:pStyle w:val="BodyText"/>
-        <w:spacing w:before="103" w:after="0"/>
-        <w:ind w:start="144"/>
-        <w:rPr>
-          <w:spacing w:val="-2"/>
-        </w:rPr>
-      </w:pPr>
-      <w:r>
-        <w:rPr>
-          <w:spacing w:val="-2"/>
-        </w:rPr>
-      </w:r>
-    </w:p>
-    <w:p>
-      <w:pPr>
-        <w:pStyle w:val="Normal"/>
-        <w:ind w:firstLine="708" w:start="145" w:end="145"/>
-        <w:jc w:val="both"/>
-        <w:rPr>
-          <w:sz w:val="24"/>
-        </w:rPr>
-      </w:pPr>
-      <w:r>
+        <w:ind w:start="0"/>
         <w:rPr>
           <w:b/>
-          <w:sz w:val="24"/>
-        </w:rPr>
-        <w:t>Общество с ограниченной ответственностью «Строительная компания ИСХА КОНЦЕПТ»</w:t>
-      </w:r>
-      <w:r>
-        <w:rPr>
-          <w:sz w:val="24"/>
-        </w:rPr>
-        <w:t>, в лице генерального директора Магомедова Ислама Абусупьяновича,</w:t>
-      </w:r>
-      <w:r>
-        <w:rPr>
-          <w:spacing w:val="80"/>
-          <w:sz w:val="24"/>
-        </w:rPr>
-        <w:t xml:space="preserve"> </w:t>
-      </w:r>
-      <w:r>
-        <w:rPr>
-          <w:sz w:val="24"/>
-        </w:rPr>
-        <w:t>действующего</w:t>
-      </w:r>
-      <w:r>
-        <w:rPr>
-          <w:spacing w:val="80"/>
-          <w:sz w:val="24"/>
-        </w:rPr>
-        <w:t xml:space="preserve"> </w:t>
-      </w:r>
-      <w:r>
-        <w:rPr>
-          <w:sz w:val="24"/>
-        </w:rPr>
-        <w:t>на</w:t>
-      </w:r>
-      <w:r>
-        <w:rPr>
-          <w:spacing w:val="80"/>
-          <w:sz w:val="24"/>
-        </w:rPr>
-        <w:t xml:space="preserve"> </w:t>
-      </w:r>
-      <w:r>
-        <w:rPr>
-          <w:sz w:val="24"/>
-        </w:rPr>
-        <w:t>основании</w:t>
-      </w:r>
-      <w:r>
-        <w:rPr>
-          <w:spacing w:val="80"/>
-          <w:sz w:val="24"/>
-        </w:rPr>
-        <w:t xml:space="preserve"> </w:t>
-      </w:r>
-      <w:r>
-        <w:rPr>
-          <w:sz w:val="24"/>
-        </w:rPr>
-        <w:t>Устава,</w:t>
-      </w:r>
-      <w:r>
-        <w:rPr>
-          <w:spacing w:val="80"/>
-          <w:sz w:val="24"/>
-        </w:rPr>
-        <w:t xml:space="preserve"> </w:t>
-      </w:r>
-      <w:r>
-        <w:rPr>
-          <w:sz w:val="24"/>
-        </w:rPr>
-        <w:t>именуемое</w:t>
-      </w:r>
-      <w:r>
-        <w:rPr>
-          <w:spacing w:val="80"/>
-          <w:sz w:val="24"/>
-        </w:rPr>
-        <w:t xml:space="preserve"> </w:t>
-      </w:r>
-      <w:r>
-        <w:rPr>
-          <w:sz w:val="24"/>
-        </w:rPr>
-        <w:t>в</w:t>
-      </w:r>
-      <w:r>
-        <w:rPr>
-          <w:spacing w:val="80"/>
-          <w:sz w:val="24"/>
-        </w:rPr>
-        <w:t xml:space="preserve"> </w:t>
-      </w:r>
-      <w:r>
-        <w:rPr>
-          <w:sz w:val="24"/>
-        </w:rPr>
-        <w:t>дальнейшем</w:t>
-      </w:r>
-    </w:p>
-    <w:p>
-      <w:pPr>
-        <w:pStyle w:val="Normal"/>
-        <w:ind w:start="145"/>
-        <w:jc w:val="both"/>
-        <w:rPr>
-          <w:sz w:val="24"/>
+          <w:sz w:val="20"/>
         </w:rPr>
       </w:pPr>
       <w:r>
         <w:rPr>
           <w:b/>
-          <w:sz w:val="24"/>
-        </w:rPr>
-        <w:t>«Застройщик»</w:t>
-      </w:r>
-      <w:r>
-        <w:rPr>
-          <w:sz w:val="24"/>
-        </w:rPr>
-        <w:t>,</w:t>
-      </w:r>
-      <w:r>
-        <w:rPr>
-          <w:spacing w:val="-7"/>
-          <w:sz w:val="24"/>
-        </w:rPr>
-        <w:t xml:space="preserve"> </w:t>
-      </w:r>
-      <w:r>
-        <w:rPr>
-          <w:sz w:val="24"/>
-        </w:rPr>
-        <w:t>с</w:t>
-      </w:r>
-      <w:r>
-        <w:rPr>
-          <w:spacing w:val="-5"/>
-          <w:sz w:val="24"/>
-        </w:rPr>
-        <w:t xml:space="preserve"> </w:t>
-      </w:r>
-      <w:r>
-        <w:rPr>
-          <w:sz w:val="24"/>
-        </w:rPr>
-        <w:t>одной</w:t>
-      </w:r>
-      <w:r>
-        <w:rPr>
-          <w:spacing w:val="-4"/>
-          <w:sz w:val="24"/>
-        </w:rPr>
-        <w:t xml:space="preserve"> </w:t>
-      </w:r>
-      <w:r>
-        <w:rPr>
-          <w:sz w:val="24"/>
-        </w:rPr>
-        <w:t>стороны,</w:t>
-      </w:r>
-      <w:r>
-        <w:rPr>
-          <w:spacing w:val="-4"/>
-          <w:sz w:val="24"/>
-        </w:rPr>
-        <w:t xml:space="preserve"> </w:t>
-      </w:r>
-      <w:r>
-        <w:rPr>
-          <w:spacing w:val="-10"/>
-          <w:sz w:val="24"/>
-        </w:rPr>
-        <w:t>и</w:t>
-      </w:r>
-    </w:p>
-    <w:p>
-      <w:pPr>
-        <w:pStyle w:val="BodyText"/>
-        <w:spacing w:before="70" w:after="0"/>
-        <w:ind w:start="0"/>
-        <w:rPr/>
-      </w:pPr>
-      <w:r>
-        <w:rPr/>
-      </w:r>
-    </w:p>
-    <w:p>
-      <w:pPr>
-        <w:pStyle w:val="BodyText"/>
-        <w:spacing w:lineRule="auto" w:line="434" w:before="1" w:after="0"/>
-        <w:ind w:firstLine="29" w:start="252" w:end="1211"/>
-        <w:rPr>
-          <w:b/>
-          <w:bCs/>
-        </w:rPr>
-      </w:pPr>
-      <w:r>
-        <w:rPr>
-          <w:b/>
-          <w:bCs/>
-        </w:rPr>
-        <w:t>Фамилия</w:t>
-      </w:r>
-      <w:r>
-        <w:rPr>
-          <w:b/>
-          <w:bCs/>
-          <w:spacing w:val="-7"/>
-        </w:rPr>
-        <w:t xml:space="preserve"> </w:t>
-      </w:r>
-      <w:r>
-        <w:rPr>
-          <w:b/>
-          <w:bCs/>
-        </w:rPr>
-        <w:t>Имя</w:t>
-      </w:r>
-      <w:r>
-        <w:rPr>
-          <w:b/>
-          <w:bCs/>
-          <w:spacing w:val="-7"/>
-        </w:rPr>
-        <w:t xml:space="preserve"> </w:t>
-      </w:r>
-      <w:r>
-        <w:rPr>
-          <w:b/>
-          <w:bCs/>
-        </w:rPr>
-        <w:t xml:space="preserve">Отчество: </w:t>
-      </w:r>
-      <w:r>
-        <w:rPr>
-          <w:rFonts w:eastAsia="Times New Roman" w:cs="Times New Roman"/>
-          <w:b/>
-          <w:bCs/>
-          <w:color w:val="auto"/>
-          <w:sz w:val="24"/>
-          <w:szCs w:val="24"/>
-          <w:lang w:val="ru-RU"/>
-        </w:rPr>
-        <w:t>{fullname}</w:t>
-      </w:r>
-    </w:p>
-    <w:p>
-      <w:pPr>
-        <w:pStyle w:val="BodyText"/>
-        <w:spacing w:lineRule="auto" w:line="434" w:before="1" w:after="0"/>
-        <w:ind w:firstLine="29" w:start="252" w:end="1211"/>
-        <w:rPr/>
-      </w:pPr>
-      <w:r>
-        <w:rPr/>
-        <w:t xml:space="preserve">Дата рождения:                </w:t>
-      </w:r>
-      <w:r>
-        <w:rPr>
-          <w:rFonts w:eastAsia="Calibri" w:cs="Times New Roman"/>
-          <w:sz w:val="24"/>
-          <w:szCs w:val="24"/>
-        </w:rPr>
-        <w:t>{birthdate}</w:t>
-      </w:r>
-    </w:p>
-    <w:p>
-      <w:pPr>
-        <w:pStyle w:val="BodyText"/>
-        <w:spacing w:before="53" w:after="0"/>
-        <w:ind w:start="252"/>
-        <w:rPr/>
-      </w:pPr>
-      <w:r>
-        <w:rPr/>
-        <w:t xml:space="preserve">Паспорт серия и номер:   </w:t>
-      </w:r>
-      <w:r>
-        <w:rPr>
-          <w:rFonts w:eastAsia="Calibri" w:cs="Times New Roman"/>
-          <w:sz w:val="24"/>
-          <w:szCs w:val="24"/>
-          <w:lang w:val="en-US"/>
-        </w:rPr>
-        <w:t>{passport}</w:t>
-      </w:r>
-    </w:p>
-    <w:p>
-      <w:pPr>
-        <w:pStyle w:val="BodyText"/>
-        <w:spacing w:before="79" w:after="0"/>
-        <w:ind w:start="0"/>
-        <w:rPr/>
-      </w:pPr>
-      <w:r>
-        <w:rPr/>
-      </w:r>
-    </w:p>
-    <w:p>
-      <w:pPr>
-        <w:pStyle w:val="BodyText"/>
-        <w:ind w:start="252"/>
-        <w:rPr>
-          <w:rFonts w:ascii="Arial" w:hAnsi="Arial"/>
-        </w:rPr>
-      </w:pPr>
-      <w:r>
-        <w:rPr/>
-        <w:t>Выдан</w:t>
-      </w:r>
-      <w:r>
-        <w:rPr>
-          <w:spacing w:val="1"/>
-        </w:rPr>
-        <w:t xml:space="preserve"> </w:t>
-      </w:r>
-      <w:r>
-        <w:rPr/>
-        <w:t>когда</w:t>
-      </w:r>
-      <w:r>
-        <w:rPr>
-          <w:spacing w:val="1"/>
-        </w:rPr>
-        <w:t xml:space="preserve"> </w:t>
-      </w:r>
-      <w:r>
-        <w:rPr/>
-        <w:t>и</w:t>
-      </w:r>
-      <w:r>
-        <w:rPr>
-          <w:spacing w:val="1"/>
-        </w:rPr>
-        <w:t xml:space="preserve"> </w:t>
-      </w:r>
-      <w:r>
-        <w:rPr/>
-        <w:t>кем:</w:t>
-      </w:r>
-      <w:r>
-        <w:rPr>
-          <w:rFonts w:ascii="Arial" w:hAnsi="Arial"/>
-        </w:rPr>
-        <w:t xml:space="preserve">         </w:t>
-      </w:r>
-      <w:r>
-        <w:rPr>
-          <w:rFonts w:eastAsia="Calibri" w:cs="Times New Roman"/>
-          <w:sz w:val="24"/>
-          <w:szCs w:val="24"/>
-          <w:lang w:val="en-US"/>
-        </w:rPr>
-        <w:t>{passport_issue_date} {passport_issued_by}</w:t>
-      </w:r>
-    </w:p>
-    <w:p>
-      <w:pPr>
-        <w:pStyle w:val="BodyText"/>
-        <w:spacing w:before="197" w:after="0"/>
-        <w:ind w:start="252"/>
-        <w:rPr/>
-      </w:pPr>
-      <w:r>
-        <w:rPr/>
-        <w:t xml:space="preserve">Код подразделения:         </w:t>
-      </w:r>
-      <w:r>
-        <w:rPr>
-          <w:rFonts w:eastAsia="Calibri" w:cs="Times New Roman"/>
-          <w:sz w:val="24"/>
-          <w:szCs w:val="24"/>
-          <w:lang w:val="en-US"/>
-        </w:rPr>
-        <w:t>{</w:t>
-      </w:r>
-      <w:r>
-        <w:rPr>
-          <w:rFonts w:eastAsia="Times New Roman" w:cs="Times New Roman"/>
-          <w:sz w:val="24"/>
-          <w:szCs w:val="24"/>
-          <w:lang w:val="en-US"/>
-        </w:rPr>
-        <w:t>passport_division_code}</w:t>
-      </w:r>
-    </w:p>
-    <w:p>
-      <w:pPr>
-        <w:pStyle w:val="BodyText"/>
-        <w:ind w:start="0"/>
-        <w:rPr/>
-      </w:pPr>
-      <w:r>
-        <w:rPr/>
-      </w:r>
-    </w:p>
-    <w:p>
-      <w:pPr>
-        <w:pStyle w:val="BodyText"/>
-        <w:ind w:start="252"/>
-        <w:rPr/>
-      </w:pPr>
-      <w:r>
-        <w:rPr/>
-        <w:t xml:space="preserve">Зарегистрирован:             </w:t>
-      </w:r>
-      <w:r>
-        <w:rPr>
-          <w:rFonts w:eastAsia="Calibri" w:cs="Times New Roman"/>
-          <w:sz w:val="24"/>
-          <w:szCs w:val="24"/>
-          <w:lang w:val="en-US"/>
-        </w:rPr>
-        <w:t>{registration_address}</w:t>
-      </w:r>
-      <w:r>
-        <w:rPr/>
-        <w:t xml:space="preserve"> </w:t>
-      </w:r>
-    </w:p>
-    <w:p>
-      <w:pPr>
-        <w:pStyle w:val="BodyText"/>
-        <w:ind w:start="252"/>
-        <w:rPr/>
-      </w:pPr>
-      <w:r>
-        <w:rPr/>
-      </w:r>
-    </w:p>
-    <w:p>
-      <w:pPr>
-        <w:pStyle w:val="Normal"/>
-        <w:ind w:start="145"/>
-        <w:rPr>
-          <w:b/>
-          <w:sz w:val="24"/>
-        </w:rPr>
-      </w:pPr>
-      <w:r>
-        <w:rPr>
-          <w:sz w:val="24"/>
-        </w:rPr>
-        <w:t>именуемый</w:t>
-      </w:r>
-      <w:r>
-        <w:rPr>
-          <w:spacing w:val="80"/>
-          <w:sz w:val="24"/>
-        </w:rPr>
-        <w:t xml:space="preserve"> </w:t>
-      </w:r>
-      <w:r>
-        <w:rPr>
-          <w:sz w:val="24"/>
-        </w:rPr>
-        <w:t>(именуемая)</w:t>
-      </w:r>
-      <w:r>
-        <w:rPr>
-          <w:spacing w:val="80"/>
-          <w:sz w:val="24"/>
-        </w:rPr>
-        <w:t xml:space="preserve"> </w:t>
-      </w:r>
-      <w:r>
-        <w:rPr>
-          <w:sz w:val="24"/>
-        </w:rPr>
-        <w:t>в</w:t>
-      </w:r>
-      <w:r>
-        <w:rPr>
-          <w:spacing w:val="80"/>
-          <w:sz w:val="24"/>
-        </w:rPr>
-        <w:t xml:space="preserve"> </w:t>
-      </w:r>
-      <w:r>
-        <w:rPr>
-          <w:sz w:val="24"/>
-        </w:rPr>
-        <w:t>дальнейшем</w:t>
-      </w:r>
-      <w:r>
-        <w:rPr>
-          <w:spacing w:val="80"/>
-          <w:w w:val="150"/>
-          <w:sz w:val="24"/>
-        </w:rPr>
-        <w:t xml:space="preserve"> </w:t>
-      </w:r>
-      <w:r>
-        <w:rPr>
-          <w:b/>
-          <w:sz w:val="24"/>
-        </w:rPr>
-        <w:t>Инвестор,</w:t>
-      </w:r>
-      <w:r>
-        <w:rPr>
-          <w:b/>
-          <w:spacing w:val="80"/>
-          <w:sz w:val="24"/>
-        </w:rPr>
-        <w:t xml:space="preserve"> </w:t>
-      </w:r>
-      <w:r>
-        <w:rPr>
-          <w:sz w:val="24"/>
-        </w:rPr>
-        <w:t>с</w:t>
-      </w:r>
-      <w:r>
-        <w:rPr>
-          <w:spacing w:val="80"/>
-          <w:sz w:val="24"/>
-        </w:rPr>
-        <w:t xml:space="preserve"> </w:t>
-      </w:r>
-      <w:r>
-        <w:rPr>
-          <w:sz w:val="24"/>
-        </w:rPr>
-        <w:t>другой</w:t>
-      </w:r>
-      <w:r>
-        <w:rPr>
-          <w:spacing w:val="80"/>
-          <w:sz w:val="24"/>
-        </w:rPr>
-        <w:t xml:space="preserve"> </w:t>
-      </w:r>
-      <w:r>
-        <w:rPr>
-          <w:sz w:val="24"/>
-        </w:rPr>
-        <w:t>стороны,</w:t>
-      </w:r>
-      <w:r>
-        <w:rPr>
-          <w:spacing w:val="80"/>
-          <w:w w:val="150"/>
-          <w:sz w:val="24"/>
-        </w:rPr>
-        <w:t xml:space="preserve"> </w:t>
-      </w:r>
-      <w:r>
-        <w:rPr>
-          <w:b/>
-          <w:sz w:val="24"/>
-        </w:rPr>
-        <w:t>заключили</w:t>
-      </w:r>
-      <w:r>
-        <w:rPr>
-          <w:b/>
-          <w:spacing w:val="40"/>
-          <w:sz w:val="24"/>
-        </w:rPr>
-        <w:t xml:space="preserve"> </w:t>
-      </w:r>
-      <w:r>
-        <w:rPr>
-          <w:b/>
-          <w:sz w:val="24"/>
-        </w:rPr>
-        <w:t>настоящий договор (далее – «Договор») о следующем:</w:t>
-      </w:r>
-    </w:p>
-    <w:p>
-      <w:pPr>
-        <w:pStyle w:val="BodyText"/>
-        <w:ind w:start="0"/>
-        <w:rPr>
-          <w:b/>
-        </w:rPr>
-      </w:pPr>
-      <w:r>
-        <w:rPr>
-          <w:b/>
-        </w:rPr>
-      </w:r>
-    </w:p>
-    <w:p>
-      <w:pPr>
-        <w:pStyle w:val="Heading2"/>
-        <w:numPr>
-          <w:ilvl w:val="0"/>
-          <w:numId w:val="1"/>
-        </w:numPr>
-        <w:tabs>
-          <w:tab w:val="clear" w:pos="720"/>
-          <w:tab w:val="left" w:pos="853" w:leader="none"/>
-        </w:tabs>
-        <w:jc w:val="center"/>
-        <w:rPr/>
-      </w:pPr>
-      <w:r>
-        <w:rPr/>
-        <w:t>ПРЕДМЕТ</w:t>
-      </w:r>
-      <w:r>
-        <w:rPr>
-          <w:spacing w:val="-6"/>
-        </w:rPr>
-        <w:t xml:space="preserve"> </w:t>
-      </w:r>
-      <w:r>
-        <w:rPr>
-          <w:spacing w:val="-2"/>
-        </w:rPr>
-        <w:t>ДОГОВОРА</w:t>
-      </w:r>
-    </w:p>
-    <w:p>
-      <w:pPr>
-        <w:pStyle w:val="BodyText"/>
-        <w:ind w:start="0"/>
-        <w:rPr>
-          <w:b/>
-        </w:rPr>
-      </w:pPr>
-      <w:r>
-        <w:rPr>
-          <w:b/>
-        </w:rPr>
-      </w:r>
-    </w:p>
-    <w:p>
-      <w:pPr>
-        <w:pStyle w:val="ListParagraph"/>
-        <w:numPr>
-          <w:ilvl w:val="1"/>
-          <w:numId w:val="1"/>
-        </w:numPr>
-        <w:tabs>
-          <w:tab w:val="clear" w:pos="720"/>
-          <w:tab w:val="left" w:pos="853" w:leader="none"/>
-        </w:tabs>
-        <w:ind w:hanging="0" w:start="145" w:end="140"/>
-        <w:rPr>
-          <w:sz w:val="24"/>
-        </w:rPr>
-      </w:pPr>
-      <w:r>
-        <w:rPr>
-          <w:sz w:val="24"/>
-        </w:rPr>
-        <w:t xml:space="preserve">Застройщик обязуется в предусмотренный настоящим договором срок своими силами и/или с привлечением других лиц, построить </w:t>
-      </w:r>
-      <w:r>
-        <w:rPr>
-          <w:b/>
-          <w:sz w:val="24"/>
-        </w:rPr>
-        <w:t xml:space="preserve">Многоквартирный жилой дом, </w:t>
-      </w:r>
-      <w:r>
-        <w:rPr>
-          <w:sz w:val="24"/>
-        </w:rPr>
-        <w:t>расположенный по адресу: Российская Федерация, Республика Дагестан, г. Избербаш, ул. Межлумова, д. 11/1 и после получения разрешения на ввод в эксплуатацию, передать в собственность Инвестору Объект инвестирования, а Инвестор обязуется оплатить обусловленную настоящим договором цену и принять Объект инвестирования.</w:t>
-      </w:r>
-    </w:p>
-    <w:p>
-      <w:pPr>
-        <w:pStyle w:val="BodyText"/>
-        <w:ind w:start="0"/>
-        <w:rPr/>
-      </w:pPr>
-      <w:r>
-        <w:rPr/>
-      </w:r>
-    </w:p>
-    <w:p>
-      <w:pPr>
-        <w:pStyle w:val="ListParagraph"/>
-        <w:numPr>
-          <w:ilvl w:val="1"/>
-          <w:numId w:val="1"/>
-        </w:numPr>
-        <w:tabs>
-          <w:tab w:val="clear" w:pos="720"/>
-          <w:tab w:val="left" w:pos="853" w:leader="none"/>
-        </w:tabs>
-        <w:spacing w:before="1" w:after="0"/>
-        <w:ind w:hanging="0" w:start="145" w:end="146"/>
-        <w:rPr>
-          <w:sz w:val="24"/>
-        </w:rPr>
-      </w:pPr>
-      <w:r>
-        <w:rPr>
-          <w:sz w:val="24"/>
-        </w:rPr>
-        <w:t>Объектом инвестирования (далее – по тексту Помещение), подлежащим передаче Инвестору</w:t>
-      </w:r>
-      <w:r>
-        <w:rPr>
-          <w:spacing w:val="-1"/>
-          <w:sz w:val="24"/>
-        </w:rPr>
-        <w:t xml:space="preserve"> </w:t>
-      </w:r>
-      <w:r>
-        <w:rPr>
-          <w:sz w:val="24"/>
-        </w:rPr>
-        <w:t>в</w:t>
-      </w:r>
-      <w:r>
-        <w:rPr>
-          <w:spacing w:val="-4"/>
-          <w:sz w:val="24"/>
-        </w:rPr>
-        <w:t xml:space="preserve"> </w:t>
-      </w:r>
-      <w:r>
-        <w:rPr>
-          <w:sz w:val="24"/>
-        </w:rPr>
-        <w:t>рамках</w:t>
-      </w:r>
-      <w:r>
-        <w:rPr>
-          <w:spacing w:val="-3"/>
-          <w:sz w:val="24"/>
-        </w:rPr>
-        <w:t xml:space="preserve"> </w:t>
-      </w:r>
-      <w:r>
-        <w:rPr>
-          <w:sz w:val="24"/>
-        </w:rPr>
-        <w:t>настоящего</w:t>
-      </w:r>
-      <w:r>
-        <w:rPr>
-          <w:spacing w:val="-1"/>
-          <w:sz w:val="24"/>
-        </w:rPr>
-        <w:t xml:space="preserve"> </w:t>
-      </w:r>
-      <w:r>
-        <w:rPr>
-          <w:sz w:val="24"/>
-        </w:rPr>
-        <w:t>договора</w:t>
-      </w:r>
-      <w:r>
-        <w:rPr>
-          <w:spacing w:val="-4"/>
-          <w:sz w:val="24"/>
-        </w:rPr>
-        <w:t xml:space="preserve"> </w:t>
-      </w:r>
-      <w:r>
-        <w:rPr>
-          <w:sz w:val="24"/>
-        </w:rPr>
-        <w:t>являются</w:t>
-      </w:r>
-      <w:r>
-        <w:rPr>
-          <w:spacing w:val="-1"/>
-          <w:sz w:val="24"/>
-        </w:rPr>
-        <w:t xml:space="preserve"> </w:t>
-      </w:r>
-      <w:r>
-        <w:rPr>
-          <w:sz w:val="24"/>
-        </w:rPr>
-        <w:t>помещение,</w:t>
-      </w:r>
-      <w:r>
-        <w:rPr>
-          <w:spacing w:val="-1"/>
-          <w:sz w:val="24"/>
-        </w:rPr>
-        <w:t xml:space="preserve"> </w:t>
-      </w:r>
-      <w:r>
-        <w:rPr>
-          <w:sz w:val="24"/>
-        </w:rPr>
-        <w:t>расположенное</w:t>
-      </w:r>
-      <w:r>
-        <w:rPr>
-          <w:spacing w:val="-2"/>
-          <w:sz w:val="24"/>
-        </w:rPr>
-        <w:t xml:space="preserve"> </w:t>
-      </w:r>
-      <w:r>
-        <w:rPr>
-          <w:sz w:val="24"/>
-        </w:rPr>
-        <w:t>по</w:t>
-      </w:r>
-      <w:r>
-        <w:rPr>
-          <w:spacing w:val="-3"/>
-          <w:sz w:val="24"/>
-        </w:rPr>
-        <w:t xml:space="preserve"> </w:t>
-      </w:r>
-      <w:r>
-        <w:rPr>
-          <w:sz w:val="24"/>
-        </w:rPr>
-        <w:t>адресу: Российская Федерация, Республика Дагестан, г. Избербаш, ул. Межлумова, д. 11/1, и имеет следующие параметры:</w:t>
-      </w:r>
-    </w:p>
-    <w:p>
-      <w:pPr>
-        <w:pStyle w:val="BodyText"/>
-        <w:spacing w:before="18" w:after="0"/>
-        <w:ind w:start="0"/>
-        <w:rPr/>
-      </w:pPr>
-      <w:r>
-        <w:rPr/>
-      </w:r>
-    </w:p>
-    <w:p>
-      <w:pPr>
-        <w:pStyle w:val="BodyText"/>
-        <w:ind w:start="972"/>
-        <w:rPr/>
-      </w:pPr>
-      <w:r>
-        <w:rPr/>
-        <w:t xml:space="preserve">Корпус: </w:t>
-      </w:r>
-      <w:r>
-        <w:rPr>
-          <w:rFonts w:eastAsia="Calibri" w:cs="Times New Roman"/>
-          <w:sz w:val="24"/>
-          <w:szCs w:val="24"/>
-        </w:rPr>
-        <w:t>{building}</w:t>
-      </w:r>
-    </w:p>
-    <w:p>
-      <w:pPr>
-        <w:pStyle w:val="BodyText"/>
-        <w:spacing w:before="16" w:after="0"/>
-        <w:ind w:start="0"/>
-        <w:rPr/>
-      </w:pPr>
-      <w:r>
-        <w:rPr/>
-      </w:r>
-    </w:p>
-    <w:p>
-      <w:pPr>
-        <w:pStyle w:val="BodyText"/>
-        <w:ind w:start="972"/>
-        <w:rPr/>
-      </w:pPr>
-      <w:r>
-        <w:rPr>
-          <w:w w:val="105"/>
-        </w:rPr>
-        <w:t>Условный</w:t>
-      </w:r>
-      <w:r>
-        <w:rPr>
-          <w:spacing w:val="13"/>
-          <w:w w:val="105"/>
-        </w:rPr>
-        <w:t xml:space="preserve"> </w:t>
-      </w:r>
-      <w:r>
-        <w:rPr>
-          <w:w w:val="105"/>
-        </w:rPr>
-        <w:t>строительный</w:t>
-      </w:r>
-      <w:r>
-        <w:rPr>
-          <w:spacing w:val="14"/>
-          <w:w w:val="105"/>
-        </w:rPr>
-        <w:t xml:space="preserve"> </w:t>
-      </w:r>
-      <w:r>
-        <w:rPr>
-          <w:w w:val="105"/>
-        </w:rPr>
-        <w:t xml:space="preserve">номер: </w:t>
-      </w:r>
-      <w:r>
-        <w:rPr>
-          <w:rFonts w:eastAsia="Calibri" w:cs="Times New Roman"/>
-          <w:w w:val="105"/>
-          <w:sz w:val="24"/>
-          <w:szCs w:val="24"/>
-        </w:rPr>
-        <w:t>{construction_number}</w:t>
-      </w:r>
-    </w:p>
-    <w:p>
-      <w:pPr>
-        <w:pStyle w:val="BodyText"/>
-        <w:spacing w:before="260" w:after="0"/>
-        <w:ind w:start="972"/>
-        <w:rPr/>
-      </w:pPr>
-      <w:r>
-        <w:rPr/>
-        <w:t xml:space="preserve">Этаж: </w:t>
-      </w:r>
-      <w:r>
-        <w:rPr>
-          <w:rFonts w:eastAsia="Calibri" w:cs="Times New Roman"/>
-          <w:sz w:val="24"/>
-          <w:szCs w:val="24"/>
-        </w:rPr>
-        <w:t>{floor}</w:t>
-      </w:r>
-    </w:p>
-    <w:p>
-      <w:pPr>
-        <w:pStyle w:val="BodyText"/>
-        <w:ind w:start="972"/>
-        <w:rPr/>
-      </w:pPr>
-      <w:r>
-        <w:rPr/>
-      </w:r>
-    </w:p>
-    <w:p>
-      <w:pPr>
-        <w:pStyle w:val="BodyText"/>
-        <w:ind w:start="972"/>
-        <w:rPr/>
-      </w:pPr>
-      <w:r>
-        <w:rPr/>
-        <w:t xml:space="preserve">Количество комнат: </w:t>
-      </w:r>
-      <w:r>
-        <w:rPr>
-          <w:rFonts w:eastAsia="Calibri" w:cs="Times New Roman"/>
-          <w:sz w:val="24"/>
-          <w:szCs w:val="24"/>
-        </w:rPr>
-        <w:t>{rooms}</w:t>
-      </w:r>
-    </w:p>
-    <w:p>
-      <w:pPr>
-        <w:pStyle w:val="BodyText"/>
-        <w:ind w:start="972"/>
-        <w:rPr/>
-      </w:pPr>
-      <w:r>
-        <w:rPr/>
+          <w:sz w:val="20"/>
+        </w:rPr>
       </w:r>
     </w:p>
     <w:p>
@@ -1142,24 +134,293 @@
           <w:pgNumType w:fmt="decimal"/>
           <w:formProt w:val="false"/>
           <w:textDirection w:val="lrTb"/>
-          <w:docGrid w:type="default" w:linePitch="100" w:charSpace="0"/>
         </w:sectPr>
+      </w:pPr>
+    </w:p>
+    <w:p>
+      <w:pPr>
+        <w:pStyle w:val="BodyText"/>
+        <w:spacing w:before="103" w:after="0"/>
+        <w:ind w:start="144"/>
+        <w:rPr/>
+      </w:pPr>
+      <w:r>
+        <w:rPr/>
+        <w:t xml:space="preserve">г. </w:t>
+      </w:r>
+      <w:r>
+        <w:rPr>
+          <w:spacing w:val="-2"/>
+        </w:rPr>
+        <w:t>Избербаш</w:t>
+      </w:r>
+    </w:p>
+    <w:p>
+      <w:pPr>
         <w:pStyle w:val="BodyText"/>
         <w:spacing w:before="0" w:after="0"/>
-        <w:ind w:start="972"/>
-        <w:rPr/>
-      </w:pPr>
-      <w:r>
-        <w:rPr/>
-        <w:t xml:space="preserve">Общая проектная площадь, кв.м.: </w:t>
-      </w:r>
-      <w:r>
-        <w:rPr>
-          <w:rFonts w:eastAsia="Calibri" w:cs="Times New Roman"/>
-          <w:sz w:val="24"/>
-          <w:szCs w:val="24"/>
-        </w:rPr>
-        <w:t>{area}</w:t>
+        <w:ind w:start="144"/>
+        <w:rPr/>
+      </w:pPr>
+      <w:r>
+        <w:br w:type="column"/>
+      </w:r>
+      <w:r>
+        <w:rPr/>
+        <w:t>{current_date}</w:t>
+      </w:r>
+    </w:p>
+    <w:p>
+      <w:pPr>
+        <w:sectPr>
+          <w:type w:val="continuous"/>
+          <w:pgSz w:w="11906" w:h="16838"/>
+          <w:pgMar w:left="1559" w:right="708" w:gutter="0" w:header="0" w:top="1380" w:footer="0" w:bottom="280"/>
+          <w:cols w:num="2" w:equalWidth="false" w:sep="false">
+            <w:col w:w="1431" w:space="5646"/>
+            <w:col w:w="2561"/>
+          </w:cols>
+          <w:formProt w:val="false"/>
+          <w:textDirection w:val="lrTb"/>
+          <w:docGrid w:type="default" w:linePitch="312" w:charSpace="4294965247"/>
+        </w:sectPr>
+      </w:pPr>
+    </w:p>
+    <w:p>
+      <w:pPr>
+        <w:pStyle w:val="Normal"/>
+        <w:ind w:firstLine="708" w:start="145" w:end="145"/>
+        <w:jc w:val="both"/>
+        <w:rPr>
+          <w:sz w:val="24"/>
+        </w:rPr>
+      </w:pPr>
+      <w:r>
+        <w:rPr>
+          <w:b/>
+          <w:sz w:val="24"/>
+        </w:rPr>
+        <w:t>Общество с ограниченной ответственностью «Строительная компания ИСХА КОНЦЕПТ»</w:t>
+      </w:r>
+      <w:r>
+        <w:rPr>
+          <w:sz w:val="24"/>
+        </w:rPr>
+        <w:t>, в лице генерального директора Магомедова Ислама Абусупьяновича,</w:t>
+      </w:r>
+      <w:r>
+        <w:rPr>
+          <w:spacing w:val="80"/>
+          <w:sz w:val="24"/>
+        </w:rPr>
+        <w:t xml:space="preserve"> </w:t>
+      </w:r>
+      <w:r>
+        <w:rPr>
+          <w:sz w:val="24"/>
+        </w:rPr>
+        <w:t>действующего</w:t>
+      </w:r>
+      <w:r>
+        <w:rPr>
+          <w:spacing w:val="80"/>
+          <w:sz w:val="24"/>
+        </w:rPr>
+        <w:t xml:space="preserve"> </w:t>
+      </w:r>
+      <w:r>
+        <w:rPr>
+          <w:sz w:val="24"/>
+        </w:rPr>
+        <w:t>на</w:t>
+      </w:r>
+      <w:r>
+        <w:rPr>
+          <w:spacing w:val="80"/>
+          <w:sz w:val="24"/>
+        </w:rPr>
+        <w:t xml:space="preserve"> </w:t>
+      </w:r>
+      <w:r>
+        <w:rPr>
+          <w:sz w:val="24"/>
+        </w:rPr>
+        <w:t>основании</w:t>
+      </w:r>
+      <w:r>
+        <w:rPr>
+          <w:spacing w:val="80"/>
+          <w:sz w:val="24"/>
+        </w:rPr>
+        <w:t xml:space="preserve"> </w:t>
+      </w:r>
+      <w:r>
+        <w:rPr>
+          <w:sz w:val="24"/>
+        </w:rPr>
+        <w:t>Устава,</w:t>
+      </w:r>
+      <w:r>
+        <w:rPr>
+          <w:spacing w:val="80"/>
+          <w:sz w:val="24"/>
+        </w:rPr>
+        <w:t xml:space="preserve"> </w:t>
+      </w:r>
+      <w:r>
+        <w:rPr>
+          <w:sz w:val="24"/>
+        </w:rPr>
+        <w:t>именуемое</w:t>
+      </w:r>
+      <w:r>
+        <w:rPr>
+          <w:spacing w:val="80"/>
+          <w:sz w:val="24"/>
+        </w:rPr>
+        <w:t xml:space="preserve"> </w:t>
+      </w:r>
+      <w:r>
+        <w:rPr>
+          <w:sz w:val="24"/>
+        </w:rPr>
+        <w:t>в</w:t>
+      </w:r>
+      <w:r>
+        <w:rPr>
+          <w:spacing w:val="80"/>
+          <w:sz w:val="24"/>
+        </w:rPr>
+        <w:t xml:space="preserve"> </w:t>
+      </w:r>
+      <w:r>
+        <w:rPr>
+          <w:sz w:val="24"/>
+        </w:rPr>
+        <w:t>дальнейшем</w:t>
+      </w:r>
+    </w:p>
+    <w:p>
+      <w:pPr>
+        <w:pStyle w:val="Normal"/>
+        <w:ind w:start="145"/>
+        <w:jc w:val="both"/>
+        <w:rPr>
+          <w:sz w:val="24"/>
+        </w:rPr>
+      </w:pPr>
+      <w:r>
+        <w:rPr>
+          <w:b/>
+          <w:sz w:val="24"/>
+        </w:rPr>
+        <w:t>«Застройщик»</w:t>
+      </w:r>
+      <w:r>
+        <w:rPr>
+          <w:sz w:val="24"/>
+        </w:rPr>
+        <w:t>,</w:t>
+      </w:r>
+      <w:r>
+        <w:rPr>
+          <w:spacing w:val="-7"/>
+          <w:sz w:val="24"/>
+        </w:rPr>
+        <w:t xml:space="preserve"> </w:t>
+      </w:r>
+      <w:r>
+        <w:rPr>
+          <w:sz w:val="24"/>
+        </w:rPr>
+        <w:t>с</w:t>
+      </w:r>
+      <w:r>
+        <w:rPr>
+          <w:spacing w:val="-5"/>
+          <w:sz w:val="24"/>
+        </w:rPr>
+        <w:t xml:space="preserve"> </w:t>
+      </w:r>
+      <w:r>
+        <w:rPr>
+          <w:sz w:val="24"/>
+        </w:rPr>
+        <w:t>одной</w:t>
+      </w:r>
+      <w:r>
+        <w:rPr>
+          <w:spacing w:val="-4"/>
+          <w:sz w:val="24"/>
+        </w:rPr>
+        <w:t xml:space="preserve"> </w:t>
+      </w:r>
+      <w:r>
+        <w:rPr>
+          <w:sz w:val="24"/>
+        </w:rPr>
+        <w:t>стороны,</w:t>
+      </w:r>
+      <w:r>
+        <w:rPr>
+          <w:spacing w:val="-4"/>
+          <w:sz w:val="24"/>
+        </w:rPr>
+        <w:t xml:space="preserve"> </w:t>
+      </w:r>
+      <w:r>
+        <w:rPr>
+          <w:spacing w:val="-10"/>
+          <w:sz w:val="24"/>
+        </w:rPr>
+        <w:t>и</w:t>
+      </w:r>
+    </w:p>
+    <w:p>
+      <w:pPr>
+        <w:pStyle w:val="BodyText"/>
+        <w:spacing w:before="70" w:after="0"/>
+        <w:ind w:start="0"/>
+        <w:rPr/>
+      </w:pPr>
+      <w:r>
+        <w:rPr/>
+      </w:r>
+    </w:p>
+    <w:p>
+      <w:pPr>
+        <w:pStyle w:val="BodyText"/>
+        <w:spacing w:lineRule="auto" w:line="434" w:before="1" w:after="0"/>
+        <w:ind w:firstLine="29" w:start="252" w:end="1211"/>
+        <w:rPr/>
+      </w:pPr>
+      <w:r>
+        <w:rPr/>
+        <w:t>Фамилия Имя Отчество: {fullname}</w:t>
+      </w:r>
+    </w:p>
+    <w:p>
+      <w:pPr>
+        <w:pStyle w:val="BodyText"/>
+        <w:spacing w:lineRule="auto" w:line="434" w:before="1" w:after="0"/>
+        <w:ind w:firstLine="29" w:start="252" w:end="1211"/>
+        <w:rPr/>
+      </w:pPr>
+      <w:r>
+        <w:rPr/>
+        <w:t>Дата рождения: {birthdate}</w:t>
+      </w:r>
+    </w:p>
+    <w:p>
+      <w:pPr>
+        <w:pStyle w:val="BodyText"/>
+        <w:spacing w:before="53" w:after="0"/>
+        <w:ind w:start="252"/>
+        <w:rPr/>
+      </w:pPr>
+      <w:r>
+        <w:rPr/>
+        <w:t>Паспорт серия и номер: {passport}</w:t>
       </w:r>
     </w:p>
     <w:p>
@@ -1171,6 +432,281 @@
       </w:pPr>
       <w:r>
         <w:rPr/>
+      </w:r>
+    </w:p>
+    <w:p>
+      <w:pPr>
+        <w:pStyle w:val="BodyText"/>
+        <w:ind w:start="252"/>
+        <w:rPr/>
+      </w:pPr>
+      <w:r>
+        <w:rPr/>
+        <w:t>Выдан когда и кем: {passport_issued_</w:t>
+      </w:r>
+      <w:r>
+        <w:rPr/>
+        <w:t>date</w:t>
+      </w:r>
+      <w:r>
+        <w:rPr/>
+        <w:t>} {passport_issued_by}</w:t>
+      </w:r>
+    </w:p>
+    <w:p>
+      <w:pPr>
+        <w:pStyle w:val="BodyText"/>
+        <w:spacing w:before="197" w:after="0"/>
+        <w:ind w:start="252"/>
+        <w:rPr/>
+      </w:pPr>
+      <w:r>
+        <w:rPr/>
+        <w:t>Код подразделения: {passport_division_code}</w:t>
+      </w:r>
+    </w:p>
+    <w:p>
+      <w:pPr>
+        <w:pStyle w:val="BodyText"/>
+        <w:ind w:start="0"/>
+        <w:rPr/>
+      </w:pPr>
+      <w:r>
+        <w:rPr/>
+      </w:r>
+    </w:p>
+    <w:p>
+      <w:pPr>
+        <w:pStyle w:val="BodyText"/>
+        <w:ind w:start="252"/>
+        <w:rPr/>
+      </w:pPr>
+      <w:r>
+        <w:rPr/>
+        <w:t xml:space="preserve">Зарегистрирован: {registration_address} </w:t>
+      </w:r>
+    </w:p>
+    <w:p>
+      <w:pPr>
+        <w:pStyle w:val="BodyText"/>
+        <w:ind w:start="252"/>
+        <w:rPr/>
+      </w:pPr>
+      <w:r>
+        <w:rPr/>
+      </w:r>
+    </w:p>
+    <w:p>
+      <w:pPr>
+        <w:pStyle w:val="Normal"/>
+        <w:ind w:start="145"/>
+        <w:rPr>
+          <w:b/>
+          <w:sz w:val="24"/>
+        </w:rPr>
+      </w:pPr>
+      <w:r>
+        <w:rPr>
+          <w:sz w:val="24"/>
+        </w:rPr>
+        <w:t>именуемый</w:t>
+      </w:r>
+      <w:r>
+        <w:rPr>
+          <w:spacing w:val="80"/>
+          <w:sz w:val="24"/>
+        </w:rPr>
+        <w:t xml:space="preserve"> </w:t>
+      </w:r>
+      <w:r>
+        <w:rPr>
+          <w:sz w:val="24"/>
+        </w:rPr>
+        <w:t>(именуемая)</w:t>
+      </w:r>
+      <w:r>
+        <w:rPr>
+          <w:spacing w:val="80"/>
+          <w:sz w:val="24"/>
+        </w:rPr>
+        <w:t xml:space="preserve"> </w:t>
+      </w:r>
+      <w:r>
+        <w:rPr>
+          <w:sz w:val="24"/>
+        </w:rPr>
+        <w:t>в</w:t>
+      </w:r>
+      <w:r>
+        <w:rPr>
+          <w:spacing w:val="80"/>
+          <w:sz w:val="24"/>
+        </w:rPr>
+        <w:t xml:space="preserve"> </w:t>
+      </w:r>
+      <w:r>
+        <w:rPr>
+          <w:sz w:val="24"/>
+        </w:rPr>
+        <w:t>дальнейшем</w:t>
+      </w:r>
+      <w:r>
+        <w:rPr>
+          <w:spacing w:val="80"/>
+          <w:w w:val="150"/>
+          <w:sz w:val="24"/>
+        </w:rPr>
+        <w:t xml:space="preserve"> </w:t>
+      </w:r>
+      <w:r>
+        <w:rPr>
+          <w:b/>
+          <w:sz w:val="24"/>
+        </w:rPr>
+        <w:t>Инвестор,</w:t>
+      </w:r>
+      <w:r>
+        <w:rPr>
+          <w:b/>
+          <w:spacing w:val="80"/>
+          <w:sz w:val="24"/>
+        </w:rPr>
+        <w:t xml:space="preserve"> </w:t>
+      </w:r>
+      <w:r>
+        <w:rPr>
+          <w:sz w:val="24"/>
+        </w:rPr>
+        <w:t>с</w:t>
+      </w:r>
+      <w:r>
+        <w:rPr>
+          <w:spacing w:val="80"/>
+          <w:sz w:val="24"/>
+        </w:rPr>
+        <w:t xml:space="preserve"> </w:t>
+      </w:r>
+      <w:r>
+        <w:rPr>
+          <w:sz w:val="24"/>
+        </w:rPr>
+        <w:t>другой</w:t>
+      </w:r>
+      <w:r>
+        <w:rPr>
+          <w:spacing w:val="80"/>
+          <w:sz w:val="24"/>
+        </w:rPr>
+        <w:t xml:space="preserve"> </w:t>
+      </w:r>
+      <w:r>
+        <w:rPr>
+          <w:sz w:val="24"/>
+        </w:rPr>
+        <w:t>стороны,</w:t>
+      </w:r>
+      <w:r>
+        <w:rPr>
+          <w:spacing w:val="80"/>
+          <w:w w:val="150"/>
+          <w:sz w:val="24"/>
+        </w:rPr>
+        <w:t xml:space="preserve"> </w:t>
+      </w:r>
+      <w:r>
+        <w:rPr>
+          <w:b/>
+          <w:sz w:val="24"/>
+        </w:rPr>
+        <w:t>заключили</w:t>
+      </w:r>
+      <w:r>
+        <w:rPr>
+          <w:b/>
+          <w:spacing w:val="40"/>
+          <w:sz w:val="24"/>
+        </w:rPr>
+        <w:t xml:space="preserve"> </w:t>
+      </w:r>
+      <w:r>
+        <w:rPr>
+          <w:b/>
+          <w:sz w:val="24"/>
+        </w:rPr>
+        <w:t>настоящий договор (далее – «Договор») о следующем:</w:t>
+      </w:r>
+    </w:p>
+    <w:p>
+      <w:pPr>
+        <w:pStyle w:val="BodyText"/>
+        <w:ind w:start="0"/>
+        <w:rPr>
+          <w:b/>
+        </w:rPr>
+      </w:pPr>
+      <w:r>
+        <w:rPr>
+          <w:b/>
+        </w:rPr>
+      </w:r>
+    </w:p>
+    <w:p>
+      <w:pPr>
+        <w:pStyle w:val="BodyText"/>
+        <w:ind w:start="0"/>
+        <w:rPr>
+          <w:b/>
+        </w:rPr>
+      </w:pPr>
+      <w:r>
+        <w:rPr>
+          <w:b/>
+        </w:rPr>
+      </w:r>
+    </w:p>
+    <w:p>
+      <w:pPr>
+        <w:pStyle w:val="Heading2"/>
+        <w:numPr>
+          <w:ilvl w:val="0"/>
+          <w:numId w:val="1"/>
+        </w:numPr>
+        <w:tabs>
+          <w:tab w:val="clear" w:pos="720"/>
+          <w:tab w:val="left" w:pos="853" w:leader="none"/>
+        </w:tabs>
+        <w:jc w:val="center"/>
+        <w:rPr/>
+      </w:pPr>
+      <w:r>
+        <w:rPr/>
+        <w:t>ПРЕДМЕТ</w:t>
+      </w:r>
+      <w:r>
+        <w:rPr>
+          <w:spacing w:val="-6"/>
+        </w:rPr>
+        <w:t xml:space="preserve"> </w:t>
+      </w:r>
+      <w:r>
+        <w:rPr>
+          <w:spacing w:val="-2"/>
+        </w:rPr>
+        <w:t>ДОГОВОРА</w:t>
+      </w:r>
+    </w:p>
+    <w:p>
+      <w:pPr>
+        <w:pStyle w:val="BodyText"/>
+        <w:ind w:start="0"/>
+        <w:rPr>
+          <w:b/>
+        </w:rPr>
+      </w:pPr>
+      <w:r>
+        <w:rPr>
+          <w:b/>
+        </w:rPr>
       </w:r>
     </w:p>
     <w:p>
@@ -1184,173 +720,39 @@
           <w:tab w:val="clear" w:pos="720"/>
           <w:tab w:val="left" w:pos="853" w:leader="none"/>
         </w:tabs>
-        <w:spacing w:before="1" w:after="0"/>
-        <w:ind w:hanging="0" w:start="145" w:end="138"/>
-        <w:rPr>
-          <w:sz w:val="24"/>
-        </w:rPr>
-      </w:pPr>
-      <w:r>
-        <w:rPr>
-          <w:sz w:val="24"/>
-        </w:rPr>
-        <w:t>Строительство Многоквартирного жилого дома осуществляется на земельном участке</w:t>
-      </w:r>
-      <w:r>
-        <w:rPr>
-          <w:spacing w:val="-2"/>
-          <w:sz w:val="24"/>
-        </w:rPr>
-        <w:t xml:space="preserve"> </w:t>
-      </w:r>
-      <w:r>
-        <w:rPr>
-          <w:sz w:val="24"/>
-        </w:rPr>
-        <w:t>с</w:t>
-      </w:r>
-      <w:r>
-        <w:rPr>
-          <w:spacing w:val="-3"/>
-          <w:sz w:val="24"/>
-        </w:rPr>
-        <w:t xml:space="preserve"> </w:t>
-      </w:r>
-      <w:r>
-        <w:rPr>
-          <w:sz w:val="24"/>
-        </w:rPr>
-        <w:t>кадастровым</w:t>
-      </w:r>
-      <w:r>
-        <w:rPr>
-          <w:spacing w:val="-3"/>
-          <w:sz w:val="24"/>
-        </w:rPr>
-        <w:t xml:space="preserve"> </w:t>
-      </w:r>
-      <w:r>
-        <w:rPr>
-          <w:sz w:val="24"/>
-        </w:rPr>
-        <w:t>номером</w:t>
-      </w:r>
-      <w:r>
-        <w:rPr>
-          <w:spacing w:val="-3"/>
-          <w:sz w:val="24"/>
-        </w:rPr>
-        <w:t xml:space="preserve"> </w:t>
-      </w:r>
-      <w:r>
-        <w:rPr>
-          <w:sz w:val="24"/>
-        </w:rPr>
-        <w:t>05:49:000039:2973</w:t>
-      </w:r>
-      <w:r>
-        <w:rPr>
-          <w:spacing w:val="-2"/>
-          <w:sz w:val="24"/>
-        </w:rPr>
-        <w:t xml:space="preserve"> </w:t>
-      </w:r>
-      <w:r>
-        <w:rPr>
-          <w:sz w:val="24"/>
-        </w:rPr>
-        <w:t>общей</w:t>
-      </w:r>
-      <w:r>
-        <w:rPr>
-          <w:spacing w:val="-3"/>
-          <w:sz w:val="24"/>
-        </w:rPr>
-        <w:t xml:space="preserve"> </w:t>
-      </w:r>
-      <w:r>
-        <w:rPr>
-          <w:sz w:val="24"/>
-        </w:rPr>
-        <w:t>площадью</w:t>
-      </w:r>
-      <w:r>
-        <w:rPr>
-          <w:spacing w:val="-2"/>
-          <w:sz w:val="24"/>
-        </w:rPr>
-        <w:t xml:space="preserve"> </w:t>
-      </w:r>
-      <w:r>
-        <w:rPr>
-          <w:sz w:val="24"/>
-        </w:rPr>
-        <w:t>10</w:t>
-      </w:r>
-      <w:r>
-        <w:rPr>
-          <w:spacing w:val="-4"/>
-          <w:sz w:val="24"/>
-        </w:rPr>
-        <w:t xml:space="preserve"> </w:t>
-      </w:r>
-      <w:r>
-        <w:rPr>
-          <w:sz w:val="24"/>
-        </w:rPr>
-        <w:t>000</w:t>
-      </w:r>
-      <w:r>
-        <w:rPr>
-          <w:spacing w:val="-3"/>
-          <w:sz w:val="24"/>
-        </w:rPr>
-        <w:t xml:space="preserve"> </w:t>
-      </w:r>
-      <w:r>
-        <w:rPr>
-          <w:sz w:val="24"/>
-        </w:rPr>
-        <w:t>кв.м.,</w:t>
-      </w:r>
-      <w:r>
-        <w:rPr>
-          <w:spacing w:val="-4"/>
-          <w:sz w:val="24"/>
-        </w:rPr>
-        <w:t xml:space="preserve"> </w:t>
-      </w:r>
-      <w:r>
-        <w:rPr>
-          <w:sz w:val="24"/>
-        </w:rPr>
-        <w:t>правами на использование которого для строительства Застройщик обладает на основании</w:t>
-      </w:r>
-      <w:r>
-        <w:rPr>
-          <w:spacing w:val="40"/>
-          <w:sz w:val="24"/>
-        </w:rPr>
-        <w:t xml:space="preserve"> </w:t>
-      </w:r>
-      <w:r>
-        <w:rPr>
-          <w:sz w:val="24"/>
-        </w:rPr>
-        <w:t xml:space="preserve">договора купли-продажи земельного участка от 23 августа 2022 года. </w:t>
+        <w:ind w:hanging="0" w:start="145" w:end="140"/>
+        <w:rPr>
+          <w:sz w:val="24"/>
+        </w:rPr>
+      </w:pPr>
+      <w:r>
+        <w:rPr>
+          <w:sz w:val="24"/>
+        </w:rPr>
+        <w:t xml:space="preserve">Застройщик обязуется в предусмотренный настоящим договором срок своими силами и/или с привлечением других лиц, построить </w:t>
       </w:r>
       <w:r>
         <w:rPr>
           <w:b/>
           <w:sz w:val="24"/>
         </w:rPr>
-        <w:t xml:space="preserve">Разрешение на строительство </w:t>
-      </w:r>
-      <w:r>
-        <w:rPr>
-          <w:sz w:val="24"/>
-        </w:rPr>
-        <w:t>от 28.11.2022 № 05RU05304000-20-2022, выдано Отделом архитектуры и строительства г. Избербаш РД.</w:t>
+        <w:t xml:space="preserve">Многоквартирный жилой дом, </w:t>
+      </w:r>
+      <w:r>
+        <w:rPr>
+          <w:sz w:val="24"/>
+        </w:rPr>
+        <w:t>расположенный по адресу: Российская Федерация, Республика Дагестан, г. Избербаш, ул. Межлумова, д. 11/1 и после получения разрешения на ввод в эксплуатацию, передать в собственность Инвестору Объект инвестирования, а Инвестор обязуется оплатить обусловленную настоящим договором цену и принять Объект инвестирования.</w:t>
+      </w:r>
+    </w:p>
+    <w:p>
+      <w:pPr>
+        <w:pStyle w:val="BodyText"/>
+        <w:ind w:start="0"/>
+        <w:rPr/>
+      </w:pPr>
+      <w:r>
+        <w:rPr/>
       </w:r>
     </w:p>
     <w:p>
@@ -1364,6 +766,470 @@
           <w:tab w:val="clear" w:pos="720"/>
           <w:tab w:val="left" w:pos="853" w:leader="none"/>
         </w:tabs>
+        <w:spacing w:before="1" w:after="0"/>
+        <w:ind w:hanging="0" w:start="145" w:end="146"/>
+        <w:rPr>
+          <w:sz w:val="24"/>
+        </w:rPr>
+      </w:pPr>
+      <w:r>
+        <w:rPr>
+          <w:sz w:val="24"/>
+        </w:rPr>
+        <w:t>Объектом инвестирования (далее – по тексту Помещение), подлежащим передаче Инвестору</w:t>
+      </w:r>
+      <w:r>
+        <w:rPr>
+          <w:spacing w:val="-1"/>
+          <w:sz w:val="24"/>
+        </w:rPr>
+        <w:t xml:space="preserve"> </w:t>
+      </w:r>
+      <w:r>
+        <w:rPr>
+          <w:sz w:val="24"/>
+        </w:rPr>
+        <w:t>в</w:t>
+      </w:r>
+      <w:r>
+        <w:rPr>
+          <w:spacing w:val="-4"/>
+          <w:sz w:val="24"/>
+        </w:rPr>
+        <w:t xml:space="preserve"> </w:t>
+      </w:r>
+      <w:r>
+        <w:rPr>
+          <w:sz w:val="24"/>
+        </w:rPr>
+        <w:t>рамках</w:t>
+      </w:r>
+      <w:r>
+        <w:rPr>
+          <w:spacing w:val="-3"/>
+          <w:sz w:val="24"/>
+        </w:rPr>
+        <w:t xml:space="preserve"> </w:t>
+      </w:r>
+      <w:r>
+        <w:rPr>
+          <w:sz w:val="24"/>
+        </w:rPr>
+        <w:t>настоящего</w:t>
+      </w:r>
+      <w:r>
+        <w:rPr>
+          <w:spacing w:val="-1"/>
+          <w:sz w:val="24"/>
+        </w:rPr>
+        <w:t xml:space="preserve"> </w:t>
+      </w:r>
+      <w:r>
+        <w:rPr>
+          <w:sz w:val="24"/>
+        </w:rPr>
+        <w:t>договора</w:t>
+      </w:r>
+      <w:r>
+        <w:rPr>
+          <w:spacing w:val="-4"/>
+          <w:sz w:val="24"/>
+        </w:rPr>
+        <w:t xml:space="preserve"> </w:t>
+      </w:r>
+      <w:r>
+        <w:rPr>
+          <w:sz w:val="24"/>
+        </w:rPr>
+        <w:t>являются</w:t>
+      </w:r>
+      <w:r>
+        <w:rPr>
+          <w:spacing w:val="-1"/>
+          <w:sz w:val="24"/>
+        </w:rPr>
+        <w:t xml:space="preserve"> </w:t>
+      </w:r>
+      <w:r>
+        <w:rPr>
+          <w:sz w:val="24"/>
+        </w:rPr>
+        <w:t>помещение,</w:t>
+      </w:r>
+      <w:r>
+        <w:rPr>
+          <w:spacing w:val="-1"/>
+          <w:sz w:val="24"/>
+        </w:rPr>
+        <w:t xml:space="preserve"> </w:t>
+      </w:r>
+      <w:r>
+        <w:rPr>
+          <w:sz w:val="24"/>
+        </w:rPr>
+        <w:t>расположенное</w:t>
+      </w:r>
+      <w:r>
+        <w:rPr>
+          <w:spacing w:val="-2"/>
+          <w:sz w:val="24"/>
+        </w:rPr>
+        <w:t xml:space="preserve"> </w:t>
+      </w:r>
+      <w:r>
+        <w:rPr>
+          <w:sz w:val="24"/>
+        </w:rPr>
+        <w:t>по</w:t>
+      </w:r>
+      <w:r>
+        <w:rPr>
+          <w:spacing w:val="-3"/>
+          <w:sz w:val="24"/>
+        </w:rPr>
+        <w:t xml:space="preserve"> </w:t>
+      </w:r>
+      <w:r>
+        <w:rPr>
+          <w:sz w:val="24"/>
+        </w:rPr>
+        <w:t>адресу: Российская Федерация, Республика Дагестан, г. Избербаш, ул. Межлумова, д. 11/1, и имеет следующие параметры:</w:t>
+      </w:r>
+    </w:p>
+    <w:p>
+      <w:pPr>
+        <w:pStyle w:val="BodyText"/>
+        <w:spacing w:before="18" w:after="0"/>
+        <w:ind w:start="0"/>
+        <w:rPr/>
+      </w:pPr>
+      <w:r>
+        <w:rPr/>
+      </w:r>
+    </w:p>
+    <w:p>
+      <w:pPr>
+        <w:pStyle w:val="BodyText"/>
+        <w:ind w:start="972"/>
+        <w:rPr/>
+      </w:pPr>
+      <w:r>
+        <w:rPr/>
+        <w:t>Корпус: {building}</w:t>
+      </w:r>
+    </w:p>
+    <w:p>
+      <w:pPr>
+        <w:pStyle w:val="BodyText"/>
+        <w:spacing w:before="16" w:after="0"/>
+        <w:ind w:start="0"/>
+        <w:rPr/>
+      </w:pPr>
+      <w:r>
+        <w:rPr/>
+      </w:r>
+    </w:p>
+    <w:p>
+      <w:pPr>
+        <w:pStyle w:val="BodyText"/>
+        <w:ind w:start="972"/>
+        <w:rPr/>
+      </w:pPr>
+      <w:r>
+        <w:rPr>
+          <w:w w:val="105"/>
+        </w:rPr>
+        <w:t>Условный строительный номер: {construction_number}</w:t>
+      </w:r>
+    </w:p>
+    <w:p>
+      <w:pPr>
+        <w:pStyle w:val="BodyText"/>
+        <w:spacing w:before="260" w:after="0"/>
+        <w:ind w:start="972"/>
+        <w:rPr/>
+      </w:pPr>
+      <w:r>
+        <w:rPr/>
+        <w:t>Этаж: {floor}</w:t>
+      </w:r>
+    </w:p>
+    <w:p>
+      <w:pPr>
+        <w:pStyle w:val="BodyText"/>
+        <w:ind w:start="972"/>
+        <w:rPr/>
+      </w:pPr>
+      <w:r>
+        <w:rPr/>
+      </w:r>
+    </w:p>
+    <w:p>
+      <w:pPr>
+        <w:pStyle w:val="BodyText"/>
+        <w:ind w:start="972"/>
+        <w:rPr/>
+      </w:pPr>
+      <w:r>
+        <w:rPr/>
+        <w:t>Количество комнат: {rooms}</w:t>
+      </w:r>
+    </w:p>
+    <w:p>
+      <w:pPr>
+        <w:pStyle w:val="BodyText"/>
+        <w:ind w:start="972"/>
+        <w:rPr/>
+      </w:pPr>
+      <w:r>
+        <w:rPr/>
+      </w:r>
+    </w:p>
+    <w:p>
+      <w:pPr>
+        <w:pStyle w:val="BodyText"/>
+        <w:ind w:start="972"/>
+        <w:rPr/>
+      </w:pPr>
+      <w:r>
+        <w:rPr/>
+        <w:t>Общая проектная площадь, кв.м.: {area}</w:t>
+      </w:r>
+    </w:p>
+    <w:p>
+      <w:pPr>
+        <w:sectPr>
+          <w:type w:val="continuous"/>
+          <w:pgSz w:w="11906" w:h="16838"/>
+          <w:pgMar w:left="1559" w:right="708" w:gutter="0" w:header="0" w:top="1380" w:footer="0" w:bottom="280"/>
+          <w:formProt w:val="false"/>
+          <w:textDirection w:val="lrTb"/>
+          <w:docGrid w:type="default" w:linePitch="312" w:charSpace="4294965247"/>
+        </w:sectPr>
+      </w:pPr>
+    </w:p>
+    <w:p>
+      <w:pPr>
+        <w:pStyle w:val="BodyText"/>
+        <w:spacing w:before="79" w:after="0"/>
+        <w:ind w:start="0"/>
+        <w:rPr/>
+      </w:pPr>
+      <w:r>
+        <w:rPr/>
+      </w:r>
+    </w:p>
+    <w:p>
+      <w:pPr>
+        <w:pStyle w:val="ListParagraph"/>
+        <w:numPr>
+          <w:ilvl w:val="1"/>
+          <w:numId w:val="1"/>
+        </w:numPr>
+        <w:tabs>
+          <w:tab w:val="clear" w:pos="720"/>
+          <w:tab w:val="left" w:pos="853" w:leader="none"/>
+        </w:tabs>
+        <w:spacing w:before="1" w:after="0"/>
+        <w:ind w:hanging="0" w:start="145" w:end="138"/>
+        <w:rPr>
+          <w:sz w:val="24"/>
+        </w:rPr>
+      </w:pPr>
+      <w:r>
+        <w:rPr>
+          <w:sz w:val="24"/>
+        </w:rPr>
+        <w:t>Строительство Многоквартирного жилого дома осуществляется на земельном участке</w:t>
+      </w:r>
+      <w:r>
+        <w:rPr>
+          <w:spacing w:val="-2"/>
+          <w:sz w:val="24"/>
+        </w:rPr>
+        <w:t xml:space="preserve"> </w:t>
+      </w:r>
+      <w:r>
+        <w:rPr>
+          <w:sz w:val="24"/>
+        </w:rPr>
+        <w:t>с</w:t>
+      </w:r>
+      <w:r>
+        <w:rPr>
+          <w:spacing w:val="-3"/>
+          <w:sz w:val="24"/>
+        </w:rPr>
+        <w:t xml:space="preserve"> </w:t>
+      </w:r>
+      <w:r>
+        <w:rPr>
+          <w:sz w:val="24"/>
+        </w:rPr>
+        <w:t>кадастровым</w:t>
+      </w:r>
+      <w:r>
+        <w:rPr>
+          <w:spacing w:val="-3"/>
+          <w:sz w:val="24"/>
+        </w:rPr>
+        <w:t xml:space="preserve"> </w:t>
+      </w:r>
+      <w:r>
+        <w:rPr>
+          <w:sz w:val="24"/>
+        </w:rPr>
+        <w:t>номером</w:t>
+      </w:r>
+      <w:r>
+        <w:rPr>
+          <w:spacing w:val="-3"/>
+          <w:sz w:val="24"/>
+        </w:rPr>
+        <w:t xml:space="preserve"> </w:t>
+      </w:r>
+      <w:r>
+        <w:rPr>
+          <w:sz w:val="24"/>
+        </w:rPr>
+        <w:t>05:49:000039:2973</w:t>
+      </w:r>
+      <w:r>
+        <w:rPr>
+          <w:spacing w:val="-2"/>
+          <w:sz w:val="24"/>
+        </w:rPr>
+        <w:t xml:space="preserve"> </w:t>
+      </w:r>
+      <w:r>
+        <w:rPr>
+          <w:sz w:val="24"/>
+        </w:rPr>
+        <w:t>общей</w:t>
+      </w:r>
+      <w:r>
+        <w:rPr>
+          <w:spacing w:val="-3"/>
+          <w:sz w:val="24"/>
+        </w:rPr>
+        <w:t xml:space="preserve"> </w:t>
+      </w:r>
+      <w:r>
+        <w:rPr>
+          <w:sz w:val="24"/>
+        </w:rPr>
+        <w:t>площадью</w:t>
+      </w:r>
+      <w:r>
+        <w:rPr>
+          <w:spacing w:val="-2"/>
+          <w:sz w:val="24"/>
+        </w:rPr>
+        <w:t xml:space="preserve"> </w:t>
+      </w:r>
+      <w:r>
+        <w:rPr>
+          <w:sz w:val="24"/>
+        </w:rPr>
+        <w:t>10</w:t>
+      </w:r>
+      <w:r>
+        <w:rPr>
+          <w:spacing w:val="-4"/>
+          <w:sz w:val="24"/>
+        </w:rPr>
+        <w:t xml:space="preserve"> </w:t>
+      </w:r>
+      <w:r>
+        <w:rPr>
+          <w:sz w:val="24"/>
+        </w:rPr>
+        <w:t>000</w:t>
+      </w:r>
+      <w:r>
+        <w:rPr>
+          <w:spacing w:val="-3"/>
+          <w:sz w:val="24"/>
+        </w:rPr>
+        <w:t xml:space="preserve"> </w:t>
+      </w:r>
+      <w:r>
+        <w:rPr>
+          <w:sz w:val="24"/>
+        </w:rPr>
+        <w:t>кв.м.,</w:t>
+      </w:r>
+      <w:r>
+        <w:rPr>
+          <w:spacing w:val="-4"/>
+          <w:sz w:val="24"/>
+        </w:rPr>
+        <w:t xml:space="preserve"> </w:t>
+      </w:r>
+      <w:r>
+        <w:rPr>
+          <w:sz w:val="24"/>
+        </w:rPr>
+        <w:t xml:space="preserve">принадлежащем на праве собственности Гамзатову Магомедарипу Магомедгаджиеву правами на использование которого для строительства Застройщик обладает на основании договора подряда от 15.09.2025. </w:t>
+      </w:r>
+      <w:r>
+        <w:rPr>
+          <w:b/>
+          <w:bCs/>
+          <w:sz w:val="24"/>
+        </w:rPr>
+        <w:t>Разрешение на строительство</w:t>
+      </w:r>
+      <w:r>
+        <w:rPr>
+          <w:sz w:val="24"/>
+        </w:rPr>
+        <w:t xml:space="preserve"> от 28.11.2022 № 05</w:t>
+      </w:r>
+      <w:r>
+        <w:rPr>
+          <w:sz w:val="24"/>
+          <w:lang w:val="en-US"/>
+        </w:rPr>
+        <w:t>RU</w:t>
+      </w:r>
+      <w:r>
+        <w:rPr>
+          <w:sz w:val="24"/>
+        </w:rPr>
+        <w:t>05304000-20-2022, выдано Отделом архитектуры и строительства г. Избербаш РД.</w:t>
+      </w:r>
+    </w:p>
+    <w:p>
+      <w:pPr>
+        <w:pStyle w:val="Normal"/>
+        <w:tabs>
+          <w:tab w:val="clear" w:pos="720"/>
+          <w:tab w:val="left" w:pos="853" w:leader="none"/>
+        </w:tabs>
+        <w:spacing w:before="1" w:after="0"/>
+        <w:ind w:start="145" w:end="138"/>
+        <w:rPr>
+          <w:sz w:val="24"/>
+        </w:rPr>
+      </w:pPr>
+      <w:r>
+        <w:rPr>
+          <w:sz w:val="24"/>
+        </w:rPr>
+      </w:r>
+    </w:p>
+    <w:p>
+      <w:pPr>
+        <w:pStyle w:val="ListParagraph"/>
+        <w:numPr>
+          <w:ilvl w:val="1"/>
+          <w:numId w:val="1"/>
+        </w:numPr>
+        <w:tabs>
+          <w:tab w:val="clear" w:pos="720"/>
+          <w:tab w:val="left" w:pos="853" w:leader="none"/>
+        </w:tabs>
         <w:ind w:hanging="0" w:start="145" w:end="142"/>
         <w:rPr>
           <w:sz w:val="24"/>
@@ -1511,19 +1377,7 @@
       </w:r>
       <w:r>
         <w:rPr/>
-        <w:t xml:space="preserve"> </w:t>
-      </w:r>
-      <w:r>
-        <w:rPr>
-          <w:rFonts w:eastAsia="Calibri" w:cs="Times New Roman"/>
-          <w:sz w:val="24"/>
-          <w:szCs w:val="24"/>
-        </w:rPr>
-        <w:t>{price}</w:t>
-      </w:r>
-      <w:r>
-        <w:rPr/>
-        <w:t xml:space="preserve"> рублей,</w:t>
+        <w:t xml:space="preserve"> {price} рублей,</w:t>
       </w:r>
       <w:r>
         <w:rPr>
@@ -1573,1842 +1427,7 @@
       </w:r>
       <w:r>
         <w:rPr/>
-        <w:t xml:space="preserve">квадратного метра в размере </w:t>
-      </w:r>
-      <w:r>
-        <w:rPr>
-          <w:rFonts w:eastAsia="Calibri" w:cs="Times New Roman"/>
-          <w:sz w:val="24"/>
-          <w:szCs w:val="24"/>
-        </w:rPr>
-        <w:t>{price_per_square}</w:t>
-      </w:r>
-      <w:r>
-        <w:rPr/>
-        <w:t xml:space="preserve"> рублей.</w:t>
-      </w:r>
-    </w:p>
-    <w:p>
-      <w:pPr>
-        <w:pStyle w:val="BodyText"/>
-        <w:spacing w:before="14" w:after="0"/>
-        <w:ind w:start="144" w:end="2034"/>
-        <w:rPr/>
-      </w:pPr>
-      <w:r>
-        <w:rPr/>
-      </w:r>
-    </w:p>
-    <w:p>
-      <w:pPr>
-        <w:pStyle w:val="BodyText"/>
-        <w:spacing w:before="14" w:after="0"/>
-        <w:ind w:start="144" w:end="2034"/>
-        <w:rPr/>
-      </w:pPr>
-      <w:r>
-        <w:rPr/>
-        <w:t xml:space="preserve">2.2. Инвестор обязуется оплатить цену Договора в полном объеме в течение 3 </w:t>
-      </w:r>
-      <w:r>
-        <w:rPr>
-          <w:spacing w:val="-2"/>
-        </w:rPr>
-        <w:t>дней с даты подписания настоящего Договора на расчетный счет Застройщика</w:t>
-      </w:r>
-    </w:p>
-    <w:p>
-      <w:pPr>
-        <w:pStyle w:val="BodyText"/>
-        <w:spacing w:before="168" w:after="0"/>
-        <w:ind w:start="0"/>
-        <w:rPr/>
-      </w:pPr>
-      <w:r>
-        <w:rPr/>
-      </w:r>
-    </w:p>
-    <w:p>
-      <w:pPr>
-        <w:pStyle w:val="Heading2"/>
-        <w:numPr>
-          <w:ilvl w:val="0"/>
-          <w:numId w:val="1"/>
-        </w:numPr>
-        <w:tabs>
-          <w:tab w:val="clear" w:pos="720"/>
-          <w:tab w:val="left" w:pos="853" w:leader="none"/>
-        </w:tabs>
-        <w:jc w:val="center"/>
-        <w:rPr/>
-      </w:pPr>
-      <w:r>
-        <w:rPr/>
-        <w:t>ПОРЯДОК</w:t>
-      </w:r>
-      <w:r>
-        <w:rPr>
-          <w:spacing w:val="-6"/>
-        </w:rPr>
-        <w:t xml:space="preserve"> </w:t>
-      </w:r>
-      <w:r>
-        <w:rPr/>
-        <w:t>ПЕРЕДАЧИ</w:t>
-      </w:r>
-      <w:r>
-        <w:rPr>
-          <w:spacing w:val="-3"/>
-        </w:rPr>
-        <w:t xml:space="preserve"> </w:t>
-      </w:r>
-      <w:r>
-        <w:rPr>
-          <w:spacing w:val="-2"/>
-        </w:rPr>
-        <w:t>ПОМЕЩЕНИЯ</w:t>
-      </w:r>
-    </w:p>
-    <w:p>
-      <w:pPr>
-        <w:pStyle w:val="BodyText"/>
-        <w:ind w:start="0"/>
-        <w:rPr>
-          <w:b/>
-        </w:rPr>
-      </w:pPr>
-      <w:r>
-        <w:rPr>
-          <w:b/>
-        </w:rPr>
-      </w:r>
-    </w:p>
-    <w:p>
-      <w:pPr>
-        <w:pStyle w:val="ListParagraph"/>
-        <w:numPr>
-          <w:ilvl w:val="1"/>
-          <w:numId w:val="1"/>
-        </w:numPr>
-        <w:tabs>
-          <w:tab w:val="clear" w:pos="720"/>
-          <w:tab w:val="left" w:pos="853" w:leader="none"/>
-        </w:tabs>
-        <w:ind w:hanging="0" w:start="145" w:end="149"/>
-        <w:rPr>
-          <w:sz w:val="24"/>
-        </w:rPr>
-      </w:pPr>
-      <w:r>
-        <w:rPr>
-          <w:sz w:val="24"/>
-        </w:rPr>
-        <w:t>Передача Помещения Застройщиком и принятие его Инвестором осуществляются по передаточному акту.</w:t>
-      </w:r>
-    </w:p>
-    <w:p>
-      <w:pPr>
-        <w:pStyle w:val="ListParagraph"/>
-        <w:numPr>
-          <w:ilvl w:val="1"/>
-          <w:numId w:val="1"/>
-        </w:numPr>
-        <w:tabs>
-          <w:tab w:val="clear" w:pos="720"/>
-          <w:tab w:val="left" w:pos="853" w:leader="none"/>
-        </w:tabs>
-        <w:ind w:hanging="0" w:start="145" w:end="151"/>
-        <w:rPr>
-          <w:sz w:val="24"/>
-        </w:rPr>
-      </w:pPr>
-      <w:r>
-        <w:rPr>
-          <w:sz w:val="24"/>
-        </w:rPr>
-        <w:t>Передача Помещения осуществляется после получения разрешения на ввод в эксплуатацию Многоквартирного жилого дома.</w:t>
-      </w:r>
-    </w:p>
-    <w:p>
-      <w:pPr>
-        <w:pStyle w:val="ListParagraph"/>
-        <w:numPr>
-          <w:ilvl w:val="1"/>
-          <w:numId w:val="1"/>
-        </w:numPr>
-        <w:tabs>
-          <w:tab w:val="clear" w:pos="720"/>
-          <w:tab w:val="left" w:pos="853" w:leader="none"/>
-        </w:tabs>
-        <w:ind w:hanging="708" w:start="853"/>
-        <w:rPr>
-          <w:sz w:val="24"/>
-        </w:rPr>
-      </w:pPr>
-      <w:r>
-        <w:rPr>
-          <w:sz w:val="24"/>
-        </w:rPr>
-        <w:t>Срок</w:t>
-      </w:r>
-      <w:r>
-        <w:rPr>
-          <w:spacing w:val="-4"/>
-          <w:sz w:val="24"/>
-        </w:rPr>
-        <w:t xml:space="preserve"> </w:t>
-      </w:r>
-      <w:r>
-        <w:rPr>
-          <w:sz w:val="24"/>
-        </w:rPr>
-        <w:t>получения</w:t>
-      </w:r>
-      <w:r>
-        <w:rPr>
-          <w:spacing w:val="-1"/>
-          <w:sz w:val="24"/>
-        </w:rPr>
-        <w:t xml:space="preserve"> </w:t>
-      </w:r>
-      <w:r>
-        <w:rPr>
-          <w:sz w:val="24"/>
-        </w:rPr>
-        <w:t>разрешения на</w:t>
-      </w:r>
-      <w:r>
-        <w:rPr>
-          <w:spacing w:val="-4"/>
-          <w:sz w:val="24"/>
-        </w:rPr>
-        <w:t xml:space="preserve"> </w:t>
-      </w:r>
-      <w:r>
-        <w:rPr>
-          <w:sz w:val="24"/>
-        </w:rPr>
-        <w:t>ввод</w:t>
-      </w:r>
-      <w:r>
-        <w:rPr>
-          <w:spacing w:val="-4"/>
-          <w:sz w:val="24"/>
-        </w:rPr>
-        <w:t xml:space="preserve"> </w:t>
-      </w:r>
-      <w:r>
-        <w:rPr>
-          <w:sz w:val="24"/>
-        </w:rPr>
-        <w:t>в</w:t>
-      </w:r>
-      <w:r>
-        <w:rPr>
-          <w:spacing w:val="-4"/>
-          <w:sz w:val="24"/>
-        </w:rPr>
-        <w:t xml:space="preserve"> </w:t>
-      </w:r>
-      <w:r>
-        <w:rPr>
-          <w:sz w:val="24"/>
-        </w:rPr>
-        <w:t>эксплуатацию</w:t>
-      </w:r>
-      <w:r>
-        <w:rPr>
-          <w:spacing w:val="55"/>
-          <w:sz w:val="24"/>
-        </w:rPr>
-        <w:t xml:space="preserve"> </w:t>
-      </w:r>
-      <w:r>
-        <w:rPr>
-          <w:sz w:val="24"/>
-        </w:rPr>
-        <w:t>-</w:t>
-      </w:r>
-      <w:r>
-        <w:rPr>
-          <w:spacing w:val="-2"/>
-          <w:sz w:val="24"/>
-        </w:rPr>
-        <w:t xml:space="preserve"> </w:t>
-      </w:r>
-      <w:r>
-        <w:rPr>
-          <w:sz w:val="24"/>
-        </w:rPr>
-        <w:t>01</w:t>
-      </w:r>
-      <w:r>
-        <w:rPr>
-          <w:spacing w:val="-3"/>
-          <w:sz w:val="24"/>
-        </w:rPr>
-        <w:t xml:space="preserve"> </w:t>
-      </w:r>
-      <w:r>
-        <w:rPr>
-          <w:sz w:val="24"/>
-        </w:rPr>
-        <w:t>декабря</w:t>
-      </w:r>
-      <w:r>
-        <w:rPr>
-          <w:spacing w:val="-3"/>
-          <w:sz w:val="24"/>
-        </w:rPr>
-        <w:t xml:space="preserve"> </w:t>
-      </w:r>
-      <w:r>
-        <w:rPr>
-          <w:sz w:val="24"/>
-        </w:rPr>
-        <w:t>2027</w:t>
-      </w:r>
-      <w:r>
-        <w:rPr>
-          <w:spacing w:val="-2"/>
-          <w:sz w:val="24"/>
-        </w:rPr>
-        <w:t xml:space="preserve"> года.</w:t>
-      </w:r>
-    </w:p>
-    <w:p>
-      <w:pPr>
-        <w:pStyle w:val="ListParagraph"/>
-        <w:numPr>
-          <w:ilvl w:val="1"/>
-          <w:numId w:val="1"/>
-        </w:numPr>
-        <w:tabs>
-          <w:tab w:val="clear" w:pos="720"/>
-          <w:tab w:val="left" w:pos="853" w:leader="none"/>
-        </w:tabs>
-        <w:ind w:hanging="708" w:start="853"/>
-        <w:rPr>
-          <w:sz w:val="24"/>
-        </w:rPr>
-      </w:pPr>
-      <w:r>
-        <w:rPr>
-          <w:sz w:val="24"/>
-        </w:rPr>
-        <w:t>Срок</w:t>
-      </w:r>
-      <w:r>
-        <w:rPr>
-          <w:spacing w:val="-5"/>
-          <w:sz w:val="24"/>
-        </w:rPr>
-        <w:t xml:space="preserve"> </w:t>
-      </w:r>
-      <w:r>
-        <w:rPr>
-          <w:sz w:val="24"/>
-        </w:rPr>
-        <w:t>передачи Помещения</w:t>
-      </w:r>
-      <w:r>
-        <w:rPr>
-          <w:spacing w:val="-1"/>
-          <w:sz w:val="24"/>
-        </w:rPr>
-        <w:t xml:space="preserve"> </w:t>
-      </w:r>
-      <w:r>
-        <w:rPr>
-          <w:sz w:val="24"/>
-        </w:rPr>
-        <w:t>Инвестору</w:t>
-      </w:r>
-      <w:r>
-        <w:rPr>
-          <w:spacing w:val="-3"/>
-          <w:sz w:val="24"/>
-        </w:rPr>
-        <w:t xml:space="preserve"> </w:t>
-      </w:r>
-      <w:r>
-        <w:rPr>
-          <w:sz w:val="24"/>
-        </w:rPr>
-        <w:t>–</w:t>
-      </w:r>
-      <w:r>
-        <w:rPr>
-          <w:spacing w:val="-4"/>
-          <w:sz w:val="24"/>
-        </w:rPr>
-        <w:t xml:space="preserve"> </w:t>
-      </w:r>
-      <w:r>
-        <w:rPr>
-          <w:sz w:val="24"/>
-        </w:rPr>
-        <w:t>после</w:t>
-      </w:r>
-      <w:r>
-        <w:rPr>
-          <w:spacing w:val="-2"/>
-          <w:sz w:val="24"/>
-        </w:rPr>
-        <w:t xml:space="preserve"> </w:t>
-      </w:r>
-      <w:r>
-        <w:rPr>
-          <w:sz w:val="24"/>
-        </w:rPr>
-        <w:t>28</w:t>
-      </w:r>
-      <w:r>
-        <w:rPr>
-          <w:spacing w:val="-4"/>
-          <w:sz w:val="24"/>
-        </w:rPr>
-        <w:t xml:space="preserve"> </w:t>
-      </w:r>
-      <w:r>
-        <w:rPr>
-          <w:sz w:val="24"/>
-        </w:rPr>
-        <w:t>января</w:t>
-      </w:r>
-      <w:r>
-        <w:rPr>
-          <w:spacing w:val="-2"/>
-          <w:sz w:val="24"/>
-        </w:rPr>
-        <w:t xml:space="preserve"> </w:t>
-      </w:r>
-      <w:r>
-        <w:rPr>
-          <w:sz w:val="24"/>
-        </w:rPr>
-        <w:t>2028</w:t>
-      </w:r>
-      <w:r>
-        <w:rPr>
-          <w:spacing w:val="-3"/>
-          <w:sz w:val="24"/>
-        </w:rPr>
-        <w:t xml:space="preserve"> </w:t>
-      </w:r>
-      <w:r>
-        <w:rPr>
-          <w:spacing w:val="-2"/>
-          <w:sz w:val="24"/>
-        </w:rPr>
-        <w:t>года.</w:t>
-      </w:r>
-    </w:p>
-    <w:p>
-      <w:pPr>
-        <w:pStyle w:val="ListParagraph"/>
-        <w:numPr>
-          <w:ilvl w:val="1"/>
-          <w:numId w:val="1"/>
-        </w:numPr>
-        <w:tabs>
-          <w:tab w:val="clear" w:pos="720"/>
-          <w:tab w:val="left" w:pos="853" w:leader="none"/>
-        </w:tabs>
-        <w:ind w:hanging="0" w:start="145" w:end="142"/>
-        <w:rPr>
-          <w:sz w:val="24"/>
-        </w:rPr>
-      </w:pPr>
-      <w:r>
-        <w:rPr>
-          <w:sz w:val="24"/>
-        </w:rPr>
-        <w:t>Помещение будет передано Инвестору в следующем состоянии: без отдели, без стяжки, входная дверь – бронированная заводская (открывание по проекту). Наличники и дверной блок устанавливаются в цвет двери. Окна: армированный ПВХ профиль в двух цветовых решениях. Оконные откосы – пластиковые панели белого цвета. Подоконные доски – пластиковые, белого цвета.</w:t>
-      </w:r>
-    </w:p>
-    <w:p>
-      <w:pPr>
-        <w:pStyle w:val="ListParagraph"/>
-        <w:numPr>
-          <w:ilvl w:val="1"/>
-          <w:numId w:val="1"/>
-        </w:numPr>
-        <w:tabs>
-          <w:tab w:val="clear" w:pos="720"/>
-          <w:tab w:val="left" w:pos="853" w:leader="none"/>
-        </w:tabs>
-        <w:ind w:hanging="0" w:start="145" w:end="142"/>
-        <w:rPr>
-          <w:sz w:val="24"/>
-        </w:rPr>
-      </w:pPr>
-      <w:r>
-        <w:rPr/>
-        <w:t xml:space="preserve">Инвестор обязуется оплатить цену Договора в полном объеме в течение 3 </w:t>
-      </w:r>
-      <w:r>
-        <w:rPr>
-          <w:spacing w:val="-2"/>
-        </w:rPr>
-        <w:t>дней</w:t>
-      </w:r>
-    </w:p>
-    <w:p>
-      <w:pPr>
-        <w:pStyle w:val="ListParagraph"/>
-        <w:numPr>
-          <w:ilvl w:val="1"/>
-          <w:numId w:val="1"/>
-        </w:numPr>
-        <w:tabs>
-          <w:tab w:val="clear" w:pos="720"/>
-          <w:tab w:val="left" w:pos="853" w:leader="none"/>
-        </w:tabs>
-        <w:ind w:hanging="0" w:start="145" w:end="150"/>
-        <w:rPr>
-          <w:sz w:val="24"/>
-        </w:rPr>
-      </w:pPr>
-      <w:r>
-        <w:rPr>
-          <w:sz w:val="24"/>
-        </w:rPr>
-        <w:t>В случае, если строительство Многоквартирного жилого дома не может быть завершено в предусмотренный договором срок, Застройщик не позднее чем за два месяца до истечения указанного срока обязан направить Инвестору соответствующую информацию и предложение об изменении договора.</w:t>
-      </w:r>
-    </w:p>
-    <w:p>
-      <w:pPr>
-        <w:pStyle w:val="ListParagraph"/>
-        <w:numPr>
-          <w:ilvl w:val="1"/>
-          <w:numId w:val="1"/>
-        </w:numPr>
-        <w:tabs>
-          <w:tab w:val="clear" w:pos="720"/>
-          <w:tab w:val="left" w:pos="853" w:leader="none"/>
-        </w:tabs>
-        <w:spacing w:before="1" w:after="0"/>
-        <w:ind w:hanging="0" w:start="145" w:end="144"/>
-        <w:rPr>
-          <w:sz w:val="24"/>
-        </w:rPr>
-      </w:pPr>
-      <w:r>
-        <w:rPr>
-          <w:sz w:val="24"/>
-        </w:rPr>
-        <w:t>Застройщик однократно в одностороннем порядке вправе изменять условия договора в части переноса срока передачи Застройщиком Помещения, но не более чем на</w:t>
-      </w:r>
-      <w:r>
-        <w:rPr>
-          <w:spacing w:val="40"/>
-          <w:sz w:val="24"/>
-        </w:rPr>
-        <w:t xml:space="preserve"> </w:t>
-      </w:r>
-      <w:r>
-        <w:rPr>
-          <w:sz w:val="24"/>
-        </w:rPr>
-        <w:t>6 (шесть) месяцев, проинформировав об этом Инвестора в письменном виде.</w:t>
-      </w:r>
-    </w:p>
-    <w:p>
-      <w:pPr>
-        <w:pStyle w:val="ListParagraph"/>
-        <w:numPr>
-          <w:ilvl w:val="1"/>
-          <w:numId w:val="1"/>
-        </w:numPr>
-        <w:tabs>
-          <w:tab w:val="clear" w:pos="720"/>
-          <w:tab w:val="left" w:pos="853" w:leader="none"/>
-        </w:tabs>
-        <w:ind w:hanging="0" w:start="145" w:end="146"/>
-        <w:rPr>
-          <w:sz w:val="24"/>
-        </w:rPr>
-      </w:pPr>
-      <w:r>
-        <w:rPr>
-          <w:sz w:val="24"/>
-        </w:rPr>
-        <w:t>Застройщик направляет участнику долевого строительства письменное сообщение</w:t>
-      </w:r>
-      <w:r>
-        <w:rPr>
-          <w:spacing w:val="40"/>
-          <w:sz w:val="24"/>
-        </w:rPr>
-        <w:t xml:space="preserve"> </w:t>
-      </w:r>
-      <w:r>
-        <w:rPr>
-          <w:sz w:val="24"/>
-        </w:rPr>
-        <w:t>о завершении строительства и о готовности Помещения к передаче.</w:t>
-      </w:r>
-    </w:p>
-    <w:p>
-      <w:pPr>
-        <w:pStyle w:val="ListParagraph"/>
-        <w:numPr>
-          <w:ilvl w:val="1"/>
-          <w:numId w:val="1"/>
-        </w:numPr>
-        <w:tabs>
-          <w:tab w:val="clear" w:pos="720"/>
-          <w:tab w:val="left" w:pos="853" w:leader="none"/>
-        </w:tabs>
-        <w:ind w:hanging="0" w:start="145" w:end="141"/>
-        <w:rPr>
-          <w:sz w:val="24"/>
-        </w:rPr>
-      </w:pPr>
-      <w:r>
-        <w:rPr>
-          <w:sz w:val="24"/>
-        </w:rPr>
-        <w:t>Риск случайной гибели или случайного повреждения Помещения, оплату коммунальных услуг после подписания акта приема-передачи квартиры, несет Инвестор.</w:t>
-      </w:r>
-    </w:p>
-    <w:p>
-      <w:pPr>
-        <w:pStyle w:val="ListParagraph"/>
-        <w:numPr>
-          <w:ilvl w:val="1"/>
-          <w:numId w:val="1"/>
-        </w:numPr>
-        <w:tabs>
-          <w:tab w:val="clear" w:pos="720"/>
-          <w:tab w:val="left" w:pos="853" w:leader="none"/>
-        </w:tabs>
-        <w:spacing w:before="0" w:after="0"/>
-        <w:ind w:hanging="0" w:start="145" w:end="147"/>
-        <w:rPr>
-          <w:sz w:val="24"/>
-        </w:rPr>
-      </w:pPr>
-      <w:r>
-        <w:rPr/>
-        <w:t>При уклонении Инвестора от принятия Помещения или при отказе Инвестора от принятия Помещения, Застройщик по истечении двух месяцев со дня, предусмотренного договором</w:t>
-      </w:r>
-      <w:r>
-        <w:rPr>
-          <w:spacing w:val="33"/>
-        </w:rPr>
-        <w:t xml:space="preserve"> </w:t>
-      </w:r>
-      <w:r>
-        <w:rPr/>
-        <w:t>для</w:t>
-      </w:r>
-      <w:r>
-        <w:rPr>
-          <w:spacing w:val="33"/>
-        </w:rPr>
-        <w:t xml:space="preserve"> </w:t>
-      </w:r>
-      <w:r>
-        <w:rPr/>
-        <w:t>передачи</w:t>
-      </w:r>
-      <w:r>
-        <w:rPr>
-          <w:spacing w:val="36"/>
-        </w:rPr>
-        <w:t xml:space="preserve"> </w:t>
-      </w:r>
-      <w:r>
-        <w:rPr/>
-        <w:t>Помещения</w:t>
-      </w:r>
-      <w:r>
-        <w:rPr>
-          <w:spacing w:val="36"/>
-        </w:rPr>
-        <w:t xml:space="preserve"> </w:t>
-      </w:r>
-      <w:r>
-        <w:rPr/>
-        <w:t>Инвестору,</w:t>
-      </w:r>
-      <w:r>
-        <w:rPr>
-          <w:spacing w:val="35"/>
-        </w:rPr>
-        <w:t xml:space="preserve"> </w:t>
-      </w:r>
-      <w:r>
-        <w:rPr/>
-        <w:t>вправе</w:t>
-      </w:r>
-      <w:r>
-        <w:rPr>
-          <w:spacing w:val="32"/>
-        </w:rPr>
-        <w:t xml:space="preserve"> </w:t>
-      </w:r>
-      <w:r>
-        <w:rPr/>
-        <w:t>составить</w:t>
-      </w:r>
-      <w:r>
-        <w:rPr>
-          <w:spacing w:val="37"/>
-        </w:rPr>
-        <w:t xml:space="preserve"> </w:t>
-      </w:r>
-      <w:r>
-        <w:rPr/>
-        <w:t>односторонний</w:t>
-      </w:r>
-      <w:r>
-        <w:rPr>
-          <w:spacing w:val="36"/>
-        </w:rPr>
-        <w:t xml:space="preserve"> </w:t>
-      </w:r>
-      <w:r>
-        <w:rPr/>
-        <w:t>акт</w:t>
-      </w:r>
-      <w:r>
-        <w:rPr>
-          <w:spacing w:val="34"/>
-        </w:rPr>
-        <w:t xml:space="preserve"> </w:t>
-      </w:r>
-      <w:r>
-        <w:rPr/>
-        <w:t>опередаче Помещения. При этом риск случайной гибели Помещения и бремя содержания (включая оплату коммунальных услуг и иных эксплуатационных расходов) признается перешедшим к Инвестору со дня составления Застройщиком одностороннего акта.</w:t>
-      </w:r>
-    </w:p>
-    <w:p>
-      <w:pPr>
-        <w:pStyle w:val="ListParagraph"/>
-        <w:numPr>
-          <w:ilvl w:val="1"/>
-          <w:numId w:val="1"/>
-        </w:numPr>
-        <w:tabs>
-          <w:tab w:val="clear" w:pos="720"/>
-          <w:tab w:val="left" w:pos="853" w:leader="none"/>
-        </w:tabs>
-        <w:ind w:hanging="0" w:start="145" w:end="147"/>
-        <w:rPr>
-          <w:sz w:val="24"/>
-        </w:rPr>
-      </w:pPr>
-      <w:r>
-        <w:rPr>
-          <w:sz w:val="24"/>
-        </w:rPr>
-        <w:t>Площадь</w:t>
-      </w:r>
-      <w:r>
-        <w:rPr>
-          <w:spacing w:val="-3"/>
-          <w:sz w:val="24"/>
-        </w:rPr>
-        <w:t xml:space="preserve"> </w:t>
-      </w:r>
-      <w:r>
-        <w:rPr>
-          <w:sz w:val="24"/>
-        </w:rPr>
-        <w:t>Помещения,</w:t>
-      </w:r>
-      <w:r>
-        <w:rPr>
-          <w:spacing w:val="-4"/>
-          <w:sz w:val="24"/>
-        </w:rPr>
-        <w:t xml:space="preserve"> </w:t>
-      </w:r>
-      <w:r>
-        <w:rPr>
-          <w:sz w:val="24"/>
-        </w:rPr>
-        <w:t>указанная</w:t>
-      </w:r>
-      <w:r>
-        <w:rPr>
-          <w:spacing w:val="-4"/>
-          <w:sz w:val="24"/>
-        </w:rPr>
-        <w:t xml:space="preserve"> </w:t>
-      </w:r>
-      <w:r>
-        <w:rPr>
-          <w:sz w:val="24"/>
-        </w:rPr>
-        <w:t>в</w:t>
-      </w:r>
-      <w:r>
-        <w:rPr>
-          <w:spacing w:val="-5"/>
-          <w:sz w:val="24"/>
-        </w:rPr>
-        <w:t xml:space="preserve"> </w:t>
-      </w:r>
-      <w:r>
-        <w:rPr>
-          <w:sz w:val="24"/>
-        </w:rPr>
-        <w:t>п.</w:t>
-      </w:r>
-      <w:r>
-        <w:rPr>
-          <w:spacing w:val="-5"/>
-          <w:sz w:val="24"/>
-        </w:rPr>
-        <w:t xml:space="preserve"> </w:t>
-      </w:r>
-      <w:r>
-        <w:rPr>
-          <w:sz w:val="24"/>
-        </w:rPr>
-        <w:t>1.2</w:t>
-      </w:r>
-      <w:r>
-        <w:rPr>
-          <w:spacing w:val="-5"/>
-          <w:sz w:val="24"/>
-        </w:rPr>
-        <w:t xml:space="preserve"> </w:t>
-      </w:r>
-      <w:r>
-        <w:rPr>
-          <w:sz w:val="24"/>
-        </w:rPr>
-        <w:t>Договора,</w:t>
-      </w:r>
-      <w:r>
-        <w:rPr>
-          <w:spacing w:val="-5"/>
-          <w:sz w:val="24"/>
-        </w:rPr>
-        <w:t xml:space="preserve"> </w:t>
-      </w:r>
-      <w:r>
-        <w:rPr>
-          <w:sz w:val="24"/>
-        </w:rPr>
-        <w:t>может</w:t>
-      </w:r>
-      <w:r>
-        <w:rPr>
-          <w:spacing w:val="-5"/>
-          <w:sz w:val="24"/>
-        </w:rPr>
-        <w:t xml:space="preserve"> </w:t>
-      </w:r>
-      <w:r>
-        <w:rPr>
-          <w:sz w:val="24"/>
-        </w:rPr>
-        <w:t>быть</w:t>
-      </w:r>
-      <w:r>
-        <w:rPr>
-          <w:spacing w:val="-3"/>
-          <w:sz w:val="24"/>
-        </w:rPr>
-        <w:t xml:space="preserve"> </w:t>
-      </w:r>
-      <w:r>
-        <w:rPr>
-          <w:sz w:val="24"/>
-        </w:rPr>
-        <w:t>изменена</w:t>
-      </w:r>
-      <w:r>
-        <w:rPr>
-          <w:spacing w:val="-4"/>
-          <w:sz w:val="24"/>
-        </w:rPr>
-        <w:t xml:space="preserve"> </w:t>
-      </w:r>
-      <w:r>
-        <w:rPr>
-          <w:sz w:val="24"/>
-        </w:rPr>
-        <w:t>(уточнена) согласно данным технической инвентаризации. Указанное уточнение площади</w:t>
-      </w:r>
-      <w:r>
-        <w:rPr>
-          <w:spacing w:val="40"/>
-          <w:sz w:val="24"/>
-        </w:rPr>
-        <w:t xml:space="preserve"> </w:t>
-      </w:r>
-      <w:r>
-        <w:rPr>
-          <w:sz w:val="24"/>
-        </w:rPr>
-        <w:t>Помещения не является для сторон договора недостатком качества Помещения. Окончательная (фактическая) площадь указывается сторонами в акте приема-передачи.</w:t>
-      </w:r>
-    </w:p>
-    <w:p>
-      <w:pPr>
-        <w:pStyle w:val="ListParagraph"/>
-        <w:numPr>
-          <w:ilvl w:val="1"/>
-          <w:numId w:val="1"/>
-        </w:numPr>
-        <w:tabs>
-          <w:tab w:val="clear" w:pos="720"/>
-          <w:tab w:val="left" w:pos="853" w:leader="none"/>
-        </w:tabs>
-        <w:ind w:hanging="0" w:start="145" w:end="146"/>
-        <w:rPr>
-          <w:sz w:val="24"/>
-        </w:rPr>
-      </w:pPr>
-      <w:r>
-        <w:rPr>
-          <w:sz w:val="24"/>
-        </w:rPr>
-        <w:t xml:space="preserve">В случае увеличения общей площади Помещения более чем на 1 кв. м по данным технической инвентаризации, по сравнению с той, что указана в п. 1.2 настоящего Договора, Инвестор обязуется доплатить Застройщику цену Договора, исходя из расчетной цены 1 (одного) кв. м, указанной в п. 2.1. настоящего Договора, в течение 10 (десяти) рабочих дней после направления письменного требования Застройщика к </w:t>
-      </w:r>
-      <w:r>
-        <w:rPr>
-          <w:spacing w:val="-2"/>
-          <w:sz w:val="24"/>
-        </w:rPr>
-        <w:t>Участнику.</w:t>
-      </w:r>
-    </w:p>
-    <w:p>
-      <w:pPr>
-        <w:pStyle w:val="ListParagraph"/>
-        <w:numPr>
-          <w:ilvl w:val="1"/>
-          <w:numId w:val="1"/>
-        </w:numPr>
-        <w:tabs>
-          <w:tab w:val="clear" w:pos="720"/>
-          <w:tab w:val="left" w:pos="853" w:leader="none"/>
-        </w:tabs>
-        <w:spacing w:lineRule="auto" w:line="259"/>
-        <w:ind w:hanging="0" w:start="145" w:end="145"/>
-        <w:rPr>
-          <w:sz w:val="24"/>
-        </w:rPr>
-      </w:pPr>
-      <w:r>
-        <w:rPr>
-          <w:sz w:val="24"/>
-        </w:rPr>
-        <w:t xml:space="preserve">В случае уменьшения общей площади Помещения более чем на 1 кв. м по данным технической инвентаризации, по сравнению с той, что указана в п. 1.2 настоящего Договора, Застройщик обязуется возвратить Инвестору цену Договора, исходя из расчетной цены 1 (одного) кв. м, указанной в п. 2.1. настоящего Договора, в течение 10 (десяти) рабочих дней после направления письменного требования Инвестора </w:t>
-      </w:r>
-      <w:r>
-        <w:rPr>
-          <w:spacing w:val="-2"/>
-          <w:sz w:val="24"/>
-        </w:rPr>
-        <w:t>Застройщику.</w:t>
-      </w:r>
-    </w:p>
-    <w:p>
-      <w:pPr>
-        <w:pStyle w:val="BodyText"/>
-        <w:ind w:start="0"/>
-        <w:rPr/>
-      </w:pPr>
-      <w:r>
-        <w:rPr/>
-      </w:r>
-    </w:p>
-    <w:p>
-      <w:pPr>
-        <w:pStyle w:val="BodyText"/>
-        <w:spacing w:before="159" w:after="0"/>
-        <w:ind w:start="0"/>
-        <w:rPr/>
-      </w:pPr>
-      <w:r>
-        <w:rPr/>
-      </w:r>
-    </w:p>
-    <w:p>
-      <w:pPr>
-        <w:pStyle w:val="Heading2"/>
-        <w:numPr>
-          <w:ilvl w:val="0"/>
-          <w:numId w:val="1"/>
-        </w:numPr>
-        <w:tabs>
-          <w:tab w:val="clear" w:pos="720"/>
-          <w:tab w:val="left" w:pos="853" w:leader="none"/>
-        </w:tabs>
-        <w:spacing w:before="1" w:after="0"/>
-        <w:jc w:val="center"/>
-        <w:rPr/>
-      </w:pPr>
-      <w:r>
-        <w:rPr/>
-        <w:t>ОБЯЗАТЕЛЬСТВА</w:t>
-      </w:r>
-      <w:r>
-        <w:rPr>
-          <w:spacing w:val="-9"/>
-        </w:rPr>
-        <w:t xml:space="preserve"> </w:t>
-      </w:r>
-      <w:r>
-        <w:rPr>
-          <w:spacing w:val="-2"/>
-        </w:rPr>
-        <w:t>СТОРОН</w:t>
-      </w:r>
-    </w:p>
-    <w:p>
-      <w:pPr>
-        <w:pStyle w:val="Heading3"/>
-        <w:numPr>
-          <w:ilvl w:val="1"/>
-          <w:numId w:val="1"/>
-        </w:numPr>
-        <w:tabs>
-          <w:tab w:val="clear" w:pos="720"/>
-          <w:tab w:val="left" w:pos="853" w:leader="none"/>
-        </w:tabs>
-        <w:spacing w:before="276" w:after="0"/>
-        <w:ind w:hanging="708" w:start="853"/>
-        <w:jc w:val="both"/>
-        <w:rPr/>
-      </w:pPr>
-      <w:r>
-        <w:rPr/>
-        <w:t>Застройщик</w:t>
-      </w:r>
-      <w:r>
-        <w:rPr>
-          <w:spacing w:val="-7"/>
-        </w:rPr>
-        <w:t xml:space="preserve"> </w:t>
-      </w:r>
-      <w:r>
-        <w:rPr>
-          <w:spacing w:val="-2"/>
-        </w:rPr>
-        <w:t>обязан:</w:t>
-      </w:r>
-    </w:p>
-    <w:p>
-      <w:pPr>
-        <w:pStyle w:val="ListParagraph"/>
-        <w:numPr>
-          <w:ilvl w:val="2"/>
-          <w:numId w:val="1"/>
-        </w:numPr>
-        <w:tabs>
-          <w:tab w:val="clear" w:pos="720"/>
-          <w:tab w:val="left" w:pos="745" w:leader="none"/>
-        </w:tabs>
-        <w:rPr>
-          <w:sz w:val="24"/>
-        </w:rPr>
-      </w:pPr>
-      <w:r>
-        <w:rPr>
-          <w:sz w:val="24"/>
-        </w:rPr>
-        <w:t>В</w:t>
-      </w:r>
-      <w:r>
-        <w:rPr>
-          <w:spacing w:val="-7"/>
-          <w:sz w:val="24"/>
-        </w:rPr>
-        <w:t xml:space="preserve"> </w:t>
-      </w:r>
-      <w:r>
-        <w:rPr>
-          <w:sz w:val="24"/>
-        </w:rPr>
-        <w:t>полном</w:t>
-      </w:r>
-      <w:r>
-        <w:rPr>
-          <w:spacing w:val="-4"/>
-          <w:sz w:val="24"/>
-        </w:rPr>
-        <w:t xml:space="preserve"> </w:t>
-      </w:r>
-      <w:r>
-        <w:rPr>
-          <w:sz w:val="24"/>
-        </w:rPr>
-        <w:t>объёме</w:t>
-      </w:r>
-      <w:r>
-        <w:rPr>
-          <w:spacing w:val="-3"/>
-          <w:sz w:val="24"/>
-        </w:rPr>
-        <w:t xml:space="preserve"> </w:t>
-      </w:r>
-      <w:r>
-        <w:rPr>
-          <w:sz w:val="24"/>
-        </w:rPr>
-        <w:t>и</w:t>
-      </w:r>
-      <w:r>
-        <w:rPr>
-          <w:spacing w:val="-4"/>
-          <w:sz w:val="24"/>
-        </w:rPr>
-        <w:t xml:space="preserve"> </w:t>
-      </w:r>
-      <w:r>
-        <w:rPr>
-          <w:sz w:val="24"/>
-        </w:rPr>
-        <w:t>в</w:t>
-      </w:r>
-      <w:r>
-        <w:rPr>
-          <w:spacing w:val="-3"/>
-          <w:sz w:val="24"/>
-        </w:rPr>
-        <w:t xml:space="preserve"> </w:t>
-      </w:r>
-      <w:r>
-        <w:rPr>
-          <w:sz w:val="24"/>
-        </w:rPr>
-        <w:t>срок</w:t>
-      </w:r>
-      <w:r>
-        <w:rPr>
-          <w:spacing w:val="-5"/>
-          <w:sz w:val="24"/>
-        </w:rPr>
-        <w:t xml:space="preserve"> </w:t>
-      </w:r>
-      <w:r>
-        <w:rPr>
-          <w:sz w:val="24"/>
-        </w:rPr>
-        <w:t>выполнять</w:t>
-      </w:r>
-      <w:r>
-        <w:rPr>
-          <w:spacing w:val="-3"/>
-          <w:sz w:val="24"/>
-        </w:rPr>
-        <w:t xml:space="preserve"> </w:t>
-      </w:r>
-      <w:r>
-        <w:rPr>
-          <w:sz w:val="24"/>
-        </w:rPr>
-        <w:t>все</w:t>
-      </w:r>
-      <w:r>
-        <w:rPr>
-          <w:spacing w:val="-4"/>
-          <w:sz w:val="24"/>
-        </w:rPr>
-        <w:t xml:space="preserve"> </w:t>
-      </w:r>
-      <w:r>
-        <w:rPr>
-          <w:sz w:val="24"/>
-        </w:rPr>
-        <w:t>положения</w:t>
-      </w:r>
-      <w:r>
-        <w:rPr>
-          <w:spacing w:val="-3"/>
-          <w:sz w:val="24"/>
-        </w:rPr>
-        <w:t xml:space="preserve"> </w:t>
-      </w:r>
-      <w:r>
-        <w:rPr>
-          <w:sz w:val="24"/>
-        </w:rPr>
-        <w:t xml:space="preserve">настоящего </w:t>
-      </w:r>
-      <w:r>
-        <w:rPr>
-          <w:spacing w:val="-2"/>
-          <w:sz w:val="24"/>
-        </w:rPr>
-        <w:t>Договора;</w:t>
-      </w:r>
-    </w:p>
-    <w:p>
-      <w:pPr>
-        <w:pStyle w:val="ListParagraph"/>
-        <w:numPr>
-          <w:ilvl w:val="2"/>
-          <w:numId w:val="1"/>
-        </w:numPr>
-        <w:tabs>
-          <w:tab w:val="clear" w:pos="720"/>
-          <w:tab w:val="left" w:pos="745" w:leader="none"/>
-        </w:tabs>
-        <w:ind w:hanging="0" w:start="145" w:end="147"/>
-        <w:rPr>
-          <w:sz w:val="24"/>
-        </w:rPr>
-      </w:pPr>
-      <w:r>
-        <w:rPr>
-          <w:sz w:val="24"/>
-        </w:rPr>
-        <w:t>Организовывать и осуществлять мероприятия, связанные со строительством Многоквартирного жилого дома, путем заключения необходимых договоров с третьими лицами, привлекаемыми Застройщиком к строительству;</w:t>
-      </w:r>
-    </w:p>
-    <w:p>
-      <w:pPr>
-        <w:pStyle w:val="ListParagraph"/>
-        <w:numPr>
-          <w:ilvl w:val="2"/>
-          <w:numId w:val="1"/>
-        </w:numPr>
-        <w:tabs>
-          <w:tab w:val="clear" w:pos="720"/>
-          <w:tab w:val="left" w:pos="745" w:leader="none"/>
-        </w:tabs>
-        <w:ind w:hanging="0" w:start="145" w:end="151"/>
-        <w:rPr>
-          <w:sz w:val="24"/>
-        </w:rPr>
-      </w:pPr>
-      <w:r>
-        <w:rPr>
-          <w:sz w:val="24"/>
-        </w:rPr>
-        <w:t>Организовать мероприятия по техническому надзору за ходом организации и производства строительно-монтажных работ;</w:t>
-      </w:r>
-    </w:p>
-    <w:p>
-      <w:pPr>
-        <w:pStyle w:val="ListParagraph"/>
-        <w:numPr>
-          <w:ilvl w:val="2"/>
-          <w:numId w:val="1"/>
-        </w:numPr>
-        <w:tabs>
-          <w:tab w:val="clear" w:pos="720"/>
-          <w:tab w:val="left" w:pos="745" w:leader="none"/>
-        </w:tabs>
-        <w:ind w:hanging="0" w:start="145" w:end="153"/>
-        <w:rPr>
-          <w:sz w:val="24"/>
-        </w:rPr>
-      </w:pPr>
-      <w:r>
-        <w:rPr>
-          <w:sz w:val="24"/>
-        </w:rPr>
-        <w:t>Обеспечить</w:t>
-      </w:r>
-      <w:r>
-        <w:rPr>
-          <w:spacing w:val="-1"/>
-          <w:sz w:val="24"/>
-        </w:rPr>
-        <w:t xml:space="preserve"> </w:t>
-      </w:r>
-      <w:r>
-        <w:rPr>
-          <w:sz w:val="24"/>
-        </w:rPr>
-        <w:t>ввод</w:t>
-      </w:r>
-      <w:r>
-        <w:rPr>
-          <w:spacing w:val="-3"/>
-          <w:sz w:val="24"/>
-        </w:rPr>
-        <w:t xml:space="preserve"> </w:t>
-      </w:r>
-      <w:r>
-        <w:rPr>
-          <w:sz w:val="24"/>
-        </w:rPr>
-        <w:t>Многоквартирного</w:t>
-      </w:r>
-      <w:r>
-        <w:rPr>
-          <w:spacing w:val="-1"/>
-          <w:sz w:val="24"/>
-        </w:rPr>
-        <w:t xml:space="preserve"> </w:t>
-      </w:r>
-      <w:r>
-        <w:rPr>
-          <w:sz w:val="24"/>
-        </w:rPr>
-        <w:t>жилого</w:t>
-      </w:r>
-      <w:r>
-        <w:rPr>
-          <w:spacing w:val="-1"/>
-          <w:sz w:val="24"/>
-        </w:rPr>
-        <w:t xml:space="preserve"> </w:t>
-      </w:r>
-      <w:r>
-        <w:rPr>
-          <w:sz w:val="24"/>
-        </w:rPr>
-        <w:t>дома</w:t>
-      </w:r>
-      <w:r>
-        <w:rPr>
-          <w:spacing w:val="-4"/>
-          <w:sz w:val="24"/>
-        </w:rPr>
-        <w:t xml:space="preserve"> </w:t>
-      </w:r>
-      <w:r>
-        <w:rPr>
-          <w:sz w:val="24"/>
-        </w:rPr>
-        <w:t>в</w:t>
-      </w:r>
-      <w:r>
-        <w:rPr>
-          <w:spacing w:val="-2"/>
-          <w:sz w:val="24"/>
-        </w:rPr>
-        <w:t xml:space="preserve"> </w:t>
-      </w:r>
-      <w:r>
-        <w:rPr>
-          <w:sz w:val="24"/>
-        </w:rPr>
-        <w:t>эксплуатацию в</w:t>
-      </w:r>
-      <w:r>
-        <w:rPr>
-          <w:spacing w:val="-2"/>
-          <w:sz w:val="24"/>
-        </w:rPr>
-        <w:t xml:space="preserve"> </w:t>
-      </w:r>
-      <w:r>
-        <w:rPr>
-          <w:sz w:val="24"/>
-        </w:rPr>
-        <w:t>срок,</w:t>
-      </w:r>
-      <w:r>
-        <w:rPr>
-          <w:spacing w:val="-3"/>
-          <w:sz w:val="24"/>
-        </w:rPr>
-        <w:t xml:space="preserve"> </w:t>
-      </w:r>
-      <w:r>
-        <w:rPr>
-          <w:sz w:val="24"/>
-        </w:rPr>
-        <w:t>указанный в п. 3.3 Договора;</w:t>
-      </w:r>
-    </w:p>
-    <w:p>
-      <w:pPr>
-        <w:pStyle w:val="ListParagraph"/>
-        <w:numPr>
-          <w:ilvl w:val="2"/>
-          <w:numId w:val="1"/>
-        </w:numPr>
-        <w:tabs>
-          <w:tab w:val="clear" w:pos="720"/>
-          <w:tab w:val="left" w:pos="745" w:leader="none"/>
-        </w:tabs>
-        <w:ind w:hanging="0" w:start="145" w:end="143"/>
-        <w:rPr>
-          <w:sz w:val="24"/>
-        </w:rPr>
-      </w:pPr>
-      <w:r>
-        <w:rPr>
-          <w:sz w:val="24"/>
-        </w:rPr>
-        <w:t>После завершения строительства Многоквартирного жилого дома передать Инвестору Помещение по акту приёма-передачи, при условии надлежащего исполнения Инвестором обязательств по оплате денежных средств;</w:t>
-      </w:r>
-    </w:p>
-    <w:p>
-      <w:pPr>
-        <w:pStyle w:val="ListParagraph"/>
-        <w:numPr>
-          <w:ilvl w:val="2"/>
-          <w:numId w:val="1"/>
-        </w:numPr>
-        <w:tabs>
-          <w:tab w:val="clear" w:pos="720"/>
-          <w:tab w:val="left" w:pos="745" w:leader="none"/>
-        </w:tabs>
-        <w:ind w:hanging="0" w:start="145" w:end="152"/>
-        <w:rPr>
-          <w:sz w:val="24"/>
-        </w:rPr>
-      </w:pPr>
-      <w:r>
-        <w:rPr>
-          <w:sz w:val="24"/>
-        </w:rPr>
-        <w:t>Информировать</w:t>
-      </w:r>
-      <w:r>
-        <w:rPr>
-          <w:spacing w:val="-3"/>
-          <w:sz w:val="24"/>
-        </w:rPr>
-        <w:t xml:space="preserve"> </w:t>
-      </w:r>
-      <w:r>
-        <w:rPr>
-          <w:sz w:val="24"/>
-        </w:rPr>
-        <w:t>Инвестора</w:t>
-      </w:r>
-      <w:r>
-        <w:rPr>
-          <w:spacing w:val="-4"/>
-          <w:sz w:val="24"/>
-        </w:rPr>
-        <w:t xml:space="preserve"> </w:t>
-      </w:r>
-      <w:r>
-        <w:rPr>
-          <w:sz w:val="24"/>
-        </w:rPr>
-        <w:t>о</w:t>
-      </w:r>
-      <w:r>
-        <w:rPr>
-          <w:spacing w:val="-3"/>
-          <w:sz w:val="24"/>
-        </w:rPr>
-        <w:t xml:space="preserve"> </w:t>
-      </w:r>
-      <w:r>
-        <w:rPr>
-          <w:sz w:val="24"/>
-        </w:rPr>
-        <w:t>проекте</w:t>
-      </w:r>
-      <w:r>
-        <w:rPr>
-          <w:spacing w:val="-1"/>
-          <w:sz w:val="24"/>
-        </w:rPr>
-        <w:t xml:space="preserve"> </w:t>
-      </w:r>
-      <w:r>
-        <w:rPr>
-          <w:sz w:val="24"/>
-        </w:rPr>
-        <w:t>строительства</w:t>
-      </w:r>
-      <w:r>
-        <w:rPr>
-          <w:spacing w:val="-1"/>
-          <w:sz w:val="24"/>
-        </w:rPr>
-        <w:t xml:space="preserve"> </w:t>
-      </w:r>
-      <w:r>
-        <w:rPr>
-          <w:sz w:val="24"/>
-        </w:rPr>
-        <w:t>Помещения,</w:t>
-      </w:r>
-      <w:r>
-        <w:rPr>
-          <w:spacing w:val="-1"/>
-          <w:sz w:val="24"/>
-        </w:rPr>
-        <w:t xml:space="preserve"> </w:t>
-      </w:r>
-      <w:r>
-        <w:rPr>
-          <w:sz w:val="24"/>
-        </w:rPr>
-        <w:t>ходе</w:t>
-      </w:r>
-      <w:r>
-        <w:rPr>
-          <w:spacing w:val="-3"/>
-          <w:sz w:val="24"/>
-        </w:rPr>
-        <w:t xml:space="preserve"> </w:t>
-      </w:r>
-      <w:r>
-        <w:rPr>
-          <w:sz w:val="24"/>
-        </w:rPr>
-        <w:t>строительства Помещения, о сроках ввода жилого дома в эксплуатацию;</w:t>
-      </w:r>
-    </w:p>
-    <w:p>
-      <w:pPr>
-        <w:pStyle w:val="ListParagraph"/>
-        <w:numPr>
-          <w:ilvl w:val="2"/>
-          <w:numId w:val="1"/>
-        </w:numPr>
-        <w:tabs>
-          <w:tab w:val="clear" w:pos="720"/>
-          <w:tab w:val="left" w:pos="745" w:leader="none"/>
-        </w:tabs>
-        <w:ind w:hanging="0" w:start="145" w:end="147"/>
-        <w:rPr>
-          <w:sz w:val="24"/>
-        </w:rPr>
-      </w:pPr>
-      <w:r>
-        <w:rPr>
-          <w:sz w:val="24"/>
-        </w:rPr>
-        <w:t>После получения разрешения на ввод в эксплуатацию Многоквартирного жилого дома письменно уведомить Участника долевого строительства о готовности передачи Помещения и необходимости подписания акта приема-передачи.</w:t>
-      </w:r>
-    </w:p>
-    <w:p>
-      <w:pPr>
-        <w:pStyle w:val="BodyText"/>
-        <w:ind w:start="0"/>
-        <w:rPr/>
-      </w:pPr>
-      <w:r>
-        <w:rPr/>
-      </w:r>
-    </w:p>
-    <w:p>
-      <w:pPr>
-        <w:pStyle w:val="Heading3"/>
-        <w:numPr>
-          <w:ilvl w:val="1"/>
-          <w:numId w:val="1"/>
-        </w:numPr>
-        <w:tabs>
-          <w:tab w:val="clear" w:pos="720"/>
-          <w:tab w:val="left" w:pos="852" w:leader="none"/>
-        </w:tabs>
-        <w:ind w:hanging="707" w:start="852"/>
-        <w:rPr/>
-      </w:pPr>
-      <w:r>
-        <w:rPr/>
-        <w:t>Инвестор</w:t>
-      </w:r>
-      <w:r>
-        <w:rPr>
-          <w:spacing w:val="-6"/>
-        </w:rPr>
-        <w:t xml:space="preserve"> </w:t>
-      </w:r>
-      <w:r>
-        <w:rPr>
-          <w:spacing w:val="-2"/>
-        </w:rPr>
-        <w:t>обязан:</w:t>
-      </w:r>
-    </w:p>
-    <w:p>
-      <w:pPr>
-        <w:pStyle w:val="ListParagraph"/>
-        <w:numPr>
-          <w:ilvl w:val="2"/>
-          <w:numId w:val="1"/>
-        </w:numPr>
-        <w:tabs>
-          <w:tab w:val="clear" w:pos="720"/>
-          <w:tab w:val="left" w:pos="745" w:leader="none"/>
-        </w:tabs>
-        <w:rPr>
-          <w:sz w:val="24"/>
-        </w:rPr>
-      </w:pPr>
-      <w:r>
-        <w:rPr>
-          <w:sz w:val="24"/>
-        </w:rPr>
-        <w:t>Своевременно</w:t>
-      </w:r>
-      <w:r>
-        <w:rPr>
-          <w:spacing w:val="-6"/>
-          <w:sz w:val="24"/>
-        </w:rPr>
-        <w:t xml:space="preserve"> </w:t>
-      </w:r>
-      <w:r>
-        <w:rPr>
-          <w:sz w:val="24"/>
-        </w:rPr>
-        <w:t>внести</w:t>
-      </w:r>
-      <w:r>
-        <w:rPr>
-          <w:spacing w:val="-3"/>
-          <w:sz w:val="24"/>
-        </w:rPr>
-        <w:t xml:space="preserve"> </w:t>
-      </w:r>
-      <w:r>
-        <w:rPr>
-          <w:sz w:val="24"/>
-        </w:rPr>
-        <w:t>Цену</w:t>
-      </w:r>
-      <w:r>
-        <w:rPr>
-          <w:spacing w:val="-3"/>
-          <w:sz w:val="24"/>
-        </w:rPr>
-        <w:t xml:space="preserve"> </w:t>
-      </w:r>
-      <w:r>
-        <w:rPr>
-          <w:sz w:val="24"/>
-        </w:rPr>
-        <w:t>договора,</w:t>
-      </w:r>
-      <w:r>
-        <w:rPr>
-          <w:spacing w:val="-4"/>
-          <w:sz w:val="24"/>
-        </w:rPr>
-        <w:t xml:space="preserve"> </w:t>
-      </w:r>
-      <w:r>
-        <w:rPr>
-          <w:sz w:val="24"/>
-        </w:rPr>
-        <w:t>указанную</w:t>
-      </w:r>
-      <w:r>
-        <w:rPr>
-          <w:spacing w:val="-2"/>
-          <w:sz w:val="24"/>
-        </w:rPr>
-        <w:t xml:space="preserve"> </w:t>
-      </w:r>
-      <w:r>
-        <w:rPr>
-          <w:sz w:val="24"/>
-        </w:rPr>
-        <w:t>в</w:t>
-      </w:r>
-      <w:r>
-        <w:rPr>
-          <w:spacing w:val="-4"/>
-          <w:sz w:val="24"/>
-        </w:rPr>
-        <w:t xml:space="preserve"> </w:t>
-      </w:r>
-      <w:r>
-        <w:rPr>
-          <w:sz w:val="24"/>
-        </w:rPr>
-        <w:t>п.</w:t>
-      </w:r>
-      <w:r>
-        <w:rPr>
-          <w:spacing w:val="-4"/>
-          <w:sz w:val="24"/>
-        </w:rPr>
-        <w:t xml:space="preserve"> </w:t>
-      </w:r>
-      <w:r>
-        <w:rPr>
-          <w:sz w:val="24"/>
-        </w:rPr>
-        <w:t>2.1.</w:t>
-      </w:r>
-      <w:r>
-        <w:rPr>
-          <w:spacing w:val="-4"/>
-          <w:sz w:val="24"/>
-        </w:rPr>
-        <w:t xml:space="preserve"> </w:t>
-      </w:r>
-      <w:r>
-        <w:rPr>
-          <w:spacing w:val="-2"/>
-          <w:sz w:val="24"/>
-        </w:rPr>
-        <w:t>Договора;</w:t>
-      </w:r>
-    </w:p>
-    <w:p>
-      <w:pPr>
-        <w:pStyle w:val="ListParagraph"/>
-        <w:numPr>
-          <w:ilvl w:val="2"/>
-          <w:numId w:val="1"/>
-        </w:numPr>
-        <w:tabs>
-          <w:tab w:val="clear" w:pos="720"/>
-          <w:tab w:val="left" w:pos="745" w:leader="none"/>
-        </w:tabs>
-        <w:ind w:hanging="0" w:start="145" w:end="149"/>
-        <w:rPr>
-          <w:sz w:val="24"/>
-        </w:rPr>
-      </w:pPr>
-      <w:r>
-        <w:rPr>
-          <w:sz w:val="24"/>
-        </w:rPr>
-        <w:t>Принять</w:t>
-      </w:r>
-      <w:r>
-        <w:rPr>
-          <w:spacing w:val="-1"/>
-          <w:sz w:val="24"/>
-        </w:rPr>
-        <w:t xml:space="preserve"> </w:t>
-      </w:r>
-      <w:r>
-        <w:rPr>
-          <w:sz w:val="24"/>
-        </w:rPr>
-        <w:t>Помещение</w:t>
-      </w:r>
-      <w:r>
-        <w:rPr>
-          <w:spacing w:val="-1"/>
-          <w:sz w:val="24"/>
-        </w:rPr>
-        <w:t xml:space="preserve"> </w:t>
-      </w:r>
-      <w:r>
-        <w:rPr>
-          <w:sz w:val="24"/>
-        </w:rPr>
-        <w:t>по</w:t>
-      </w:r>
-      <w:r>
-        <w:rPr>
-          <w:spacing w:val="-4"/>
-          <w:sz w:val="24"/>
-        </w:rPr>
-        <w:t xml:space="preserve"> </w:t>
-      </w:r>
-      <w:r>
-        <w:rPr>
-          <w:sz w:val="24"/>
-        </w:rPr>
-        <w:t>акту</w:t>
-      </w:r>
-      <w:r>
-        <w:rPr>
-          <w:spacing w:val="-2"/>
-          <w:sz w:val="24"/>
-        </w:rPr>
-        <w:t xml:space="preserve"> </w:t>
-      </w:r>
-      <w:r>
-        <w:rPr>
-          <w:sz w:val="24"/>
-        </w:rPr>
-        <w:t>приёма-передачи</w:t>
-      </w:r>
-      <w:r>
-        <w:rPr>
-          <w:spacing w:val="-2"/>
-          <w:sz w:val="24"/>
-        </w:rPr>
-        <w:t xml:space="preserve"> </w:t>
-      </w:r>
-      <w:r>
-        <w:rPr>
-          <w:sz w:val="24"/>
-        </w:rPr>
-        <w:t>в</w:t>
-      </w:r>
-      <w:r>
-        <w:rPr>
-          <w:spacing w:val="-3"/>
-          <w:sz w:val="24"/>
-        </w:rPr>
-        <w:t xml:space="preserve"> </w:t>
-      </w:r>
-      <w:r>
-        <w:rPr>
-          <w:sz w:val="24"/>
-        </w:rPr>
-        <w:t>течение</w:t>
-      </w:r>
-      <w:r>
-        <w:rPr>
-          <w:spacing w:val="-2"/>
-          <w:sz w:val="24"/>
-        </w:rPr>
-        <w:t xml:space="preserve"> </w:t>
-      </w:r>
-      <w:r>
-        <w:rPr>
-          <w:sz w:val="24"/>
-        </w:rPr>
-        <w:t>10</w:t>
-      </w:r>
-      <w:r>
-        <w:rPr>
-          <w:spacing w:val="-4"/>
-          <w:sz w:val="24"/>
-        </w:rPr>
-        <w:t xml:space="preserve"> </w:t>
-      </w:r>
-      <w:r>
-        <w:rPr>
-          <w:sz w:val="24"/>
-        </w:rPr>
-        <w:t>дней</w:t>
-      </w:r>
-      <w:r>
-        <w:rPr>
-          <w:spacing w:val="-2"/>
-          <w:sz w:val="24"/>
-        </w:rPr>
-        <w:t xml:space="preserve"> </w:t>
-      </w:r>
-      <w:r>
-        <w:rPr>
-          <w:sz w:val="24"/>
-        </w:rPr>
-        <w:t>после</w:t>
-      </w:r>
-      <w:r>
-        <w:rPr>
-          <w:spacing w:val="-3"/>
-          <w:sz w:val="24"/>
-        </w:rPr>
-        <w:t xml:space="preserve"> </w:t>
-      </w:r>
-      <w:r>
-        <w:rPr>
-          <w:sz w:val="24"/>
-        </w:rPr>
-        <w:t>получения</w:t>
-      </w:r>
-      <w:r>
-        <w:rPr>
-          <w:spacing w:val="-2"/>
-          <w:sz w:val="24"/>
-        </w:rPr>
-        <w:t xml:space="preserve"> </w:t>
-      </w:r>
-      <w:r>
-        <w:rPr>
-          <w:sz w:val="24"/>
-        </w:rPr>
-        <w:t>от Застройщика уведомления о готовности передачи Помещения;</w:t>
+        <w:t>квадратного метра в размере {price_per_square} рублей.</w:t>
       </w:r>
     </w:p>
     <w:p>
@@ -3425,6 +1444,1107 @@
           <w:textDirection w:val="lrTb"/>
           <w:docGrid w:type="default" w:linePitch="100" w:charSpace="0"/>
         </w:sectPr>
+      </w:pPr>
+    </w:p>
+    <w:p>
+      <w:pPr>
+        <w:pStyle w:val="ListParagraph"/>
+        <w:numPr>
+          <w:ilvl w:val="1"/>
+          <w:numId w:val="1"/>
+        </w:numPr>
+        <w:tabs>
+          <w:tab w:val="clear" w:pos="720"/>
+          <w:tab w:val="left" w:pos="505" w:leader="none"/>
+        </w:tabs>
+        <w:spacing w:lineRule="exact" w:line="266"/>
+        <w:ind w:hanging="360" w:start="505"/>
+        <w:rPr>
+          <w:sz w:val="24"/>
+        </w:rPr>
+      </w:pPr>
+      <w:r>
+        <w:rPr>
+          <w:sz w:val="24"/>
+        </w:rPr>
+        <w:t>​</w:t>
+      </w:r>
+    </w:p>
+    <w:p>
+      <w:pPr>
+        <w:pStyle w:val="BodyText"/>
+        <w:spacing w:before="0" w:after="0"/>
+        <w:rPr>
+          <w:spacing w:val="-2"/>
+        </w:rPr>
+      </w:pPr>
+      <w:r>
+        <w:br w:type="column"/>
+      </w:r>
+      <w:r>
+        <w:rPr/>
+        <w:t xml:space="preserve">Инвестор обязуется оплатить цену Договора в полном объеме в течение 3 </w:t>
+      </w:r>
+      <w:r>
+        <w:rPr>
+          <w:spacing w:val="-2"/>
+        </w:rPr>
+        <w:t>дней</w:t>
+      </w:r>
+    </w:p>
+    <w:p>
+      <w:pPr>
+        <w:sectPr>
+          <w:type w:val="continuous"/>
+          <w:pgSz w:w="11906" w:h="16838"/>
+          <w:pgMar w:left="1559" w:right="708" w:gutter="0" w:header="757" w:top="1160" w:footer="0" w:bottom="280"/>
+          <w:cols w:num="2" w:equalWidth="false" w:sep="false">
+            <w:col w:w="545" w:space="162"/>
+            <w:col w:w="8931"/>
+          </w:cols>
+          <w:formProt w:val="false"/>
+          <w:textDirection w:val="lrTb"/>
+          <w:docGrid w:type="default" w:linePitch="100" w:charSpace="0"/>
+        </w:sectPr>
+      </w:pPr>
+    </w:p>
+    <w:p>
+      <w:pPr>
+        <w:pStyle w:val="BodyText"/>
+        <w:ind w:start="0"/>
+        <w:rPr/>
+      </w:pPr>
+      <w:r>
+        <w:rPr/>
+        <w:t xml:space="preserve">с даты подписания настоящего Договора на расчетный счет </w:t>
+      </w:r>
+      <w:r>
+        <w:rPr>
+          <w:spacing w:val="-2"/>
+        </w:rPr>
+        <w:t>Застройщика</w:t>
+      </w:r>
+    </w:p>
+    <w:p>
+      <w:pPr>
+        <w:pStyle w:val="BodyText"/>
+        <w:ind w:start="0"/>
+        <w:rPr/>
+      </w:pPr>
+      <w:r>
+        <w:rPr/>
+      </w:r>
+    </w:p>
+    <w:p>
+      <w:pPr>
+        <w:pStyle w:val="BodyText"/>
+        <w:spacing w:before="168" w:after="0"/>
+        <w:ind w:start="0"/>
+        <w:rPr/>
+      </w:pPr>
+      <w:r>
+        <w:rPr/>
+      </w:r>
+    </w:p>
+    <w:p>
+      <w:pPr>
+        <w:pStyle w:val="Heading2"/>
+        <w:numPr>
+          <w:ilvl w:val="0"/>
+          <w:numId w:val="1"/>
+        </w:numPr>
+        <w:tabs>
+          <w:tab w:val="clear" w:pos="720"/>
+          <w:tab w:val="left" w:pos="853" w:leader="none"/>
+        </w:tabs>
+        <w:jc w:val="center"/>
+        <w:rPr/>
+      </w:pPr>
+      <w:r>
+        <w:rPr/>
+        <w:t>ПОРЯДОК</w:t>
+      </w:r>
+      <w:r>
+        <w:rPr>
+          <w:spacing w:val="-6"/>
+        </w:rPr>
+        <w:t xml:space="preserve"> </w:t>
+      </w:r>
+      <w:r>
+        <w:rPr/>
+        <w:t>ПЕРЕДАЧИ</w:t>
+      </w:r>
+      <w:r>
+        <w:rPr>
+          <w:spacing w:val="-3"/>
+        </w:rPr>
+        <w:t xml:space="preserve"> </w:t>
+      </w:r>
+      <w:r>
+        <w:rPr>
+          <w:spacing w:val="-2"/>
+        </w:rPr>
+        <w:t>ПОМЕЩЕНИЯ</w:t>
+      </w:r>
+    </w:p>
+    <w:p>
+      <w:pPr>
+        <w:pStyle w:val="BodyText"/>
+        <w:ind w:start="0"/>
+        <w:rPr>
+          <w:b/>
+        </w:rPr>
+      </w:pPr>
+      <w:r>
+        <w:rPr>
+          <w:b/>
+        </w:rPr>
+      </w:r>
+    </w:p>
+    <w:p>
+      <w:pPr>
+        <w:pStyle w:val="ListParagraph"/>
+        <w:numPr>
+          <w:ilvl w:val="1"/>
+          <w:numId w:val="1"/>
+        </w:numPr>
+        <w:tabs>
+          <w:tab w:val="clear" w:pos="720"/>
+          <w:tab w:val="left" w:pos="853" w:leader="none"/>
+        </w:tabs>
+        <w:ind w:hanging="0" w:start="145" w:end="149"/>
+        <w:rPr>
+          <w:sz w:val="24"/>
+        </w:rPr>
+      </w:pPr>
+      <w:r>
+        <w:rPr>
+          <w:sz w:val="24"/>
+        </w:rPr>
+        <w:t>Передача Помещения Застройщиком и принятие его Инвестором осуществляются по передаточному акту.</w:t>
+      </w:r>
+    </w:p>
+    <w:p>
+      <w:pPr>
+        <w:pStyle w:val="ListParagraph"/>
+        <w:numPr>
+          <w:ilvl w:val="1"/>
+          <w:numId w:val="1"/>
+        </w:numPr>
+        <w:tabs>
+          <w:tab w:val="clear" w:pos="720"/>
+          <w:tab w:val="left" w:pos="853" w:leader="none"/>
+        </w:tabs>
+        <w:ind w:hanging="0" w:start="145" w:end="151"/>
+        <w:rPr>
+          <w:sz w:val="24"/>
+        </w:rPr>
+      </w:pPr>
+      <w:r>
+        <w:rPr>
+          <w:sz w:val="24"/>
+        </w:rPr>
+        <w:t>Передача Помещения осуществляется после получения разрешения на ввод в эксплуатацию Многоквартирного жилого дома.</w:t>
+      </w:r>
+    </w:p>
+    <w:p>
+      <w:pPr>
+        <w:pStyle w:val="ListParagraph"/>
+        <w:numPr>
+          <w:ilvl w:val="1"/>
+          <w:numId w:val="1"/>
+        </w:numPr>
+        <w:tabs>
+          <w:tab w:val="clear" w:pos="720"/>
+          <w:tab w:val="left" w:pos="853" w:leader="none"/>
+        </w:tabs>
+        <w:ind w:hanging="708" w:start="853"/>
+        <w:rPr>
+          <w:sz w:val="24"/>
+        </w:rPr>
+      </w:pPr>
+      <w:r>
+        <w:rPr>
+          <w:sz w:val="24"/>
+        </w:rPr>
+        <w:t>Срок</w:t>
+      </w:r>
+      <w:r>
+        <w:rPr>
+          <w:spacing w:val="-4"/>
+          <w:sz w:val="24"/>
+        </w:rPr>
+        <w:t xml:space="preserve"> </w:t>
+      </w:r>
+      <w:r>
+        <w:rPr>
+          <w:sz w:val="24"/>
+        </w:rPr>
+        <w:t>получения</w:t>
+      </w:r>
+      <w:r>
+        <w:rPr>
+          <w:spacing w:val="-1"/>
+          <w:sz w:val="24"/>
+        </w:rPr>
+        <w:t xml:space="preserve"> </w:t>
+      </w:r>
+      <w:r>
+        <w:rPr>
+          <w:sz w:val="24"/>
+        </w:rPr>
+        <w:t>разрешения на</w:t>
+      </w:r>
+      <w:r>
+        <w:rPr>
+          <w:spacing w:val="-4"/>
+          <w:sz w:val="24"/>
+        </w:rPr>
+        <w:t xml:space="preserve"> </w:t>
+      </w:r>
+      <w:r>
+        <w:rPr>
+          <w:sz w:val="24"/>
+        </w:rPr>
+        <w:t>ввод</w:t>
+      </w:r>
+      <w:r>
+        <w:rPr>
+          <w:spacing w:val="-4"/>
+          <w:sz w:val="24"/>
+        </w:rPr>
+        <w:t xml:space="preserve"> </w:t>
+      </w:r>
+      <w:r>
+        <w:rPr>
+          <w:sz w:val="24"/>
+        </w:rPr>
+        <w:t>в</w:t>
+      </w:r>
+      <w:r>
+        <w:rPr>
+          <w:spacing w:val="-4"/>
+          <w:sz w:val="24"/>
+        </w:rPr>
+        <w:t xml:space="preserve"> </w:t>
+      </w:r>
+      <w:r>
+        <w:rPr>
+          <w:sz w:val="24"/>
+        </w:rPr>
+        <w:t>эксплуатацию</w:t>
+      </w:r>
+      <w:r>
+        <w:rPr>
+          <w:spacing w:val="55"/>
+          <w:sz w:val="24"/>
+        </w:rPr>
+        <w:t xml:space="preserve"> </w:t>
+      </w:r>
+      <w:r>
+        <w:rPr>
+          <w:sz w:val="24"/>
+        </w:rPr>
+        <w:t>-</w:t>
+      </w:r>
+      <w:r>
+        <w:rPr>
+          <w:spacing w:val="-2"/>
+          <w:sz w:val="24"/>
+        </w:rPr>
+        <w:t xml:space="preserve"> </w:t>
+      </w:r>
+      <w:r>
+        <w:rPr>
+          <w:sz w:val="24"/>
+        </w:rPr>
+        <w:t>01</w:t>
+      </w:r>
+      <w:r>
+        <w:rPr>
+          <w:spacing w:val="-3"/>
+          <w:sz w:val="24"/>
+        </w:rPr>
+        <w:t xml:space="preserve"> </w:t>
+      </w:r>
+      <w:r>
+        <w:rPr>
+          <w:sz w:val="24"/>
+        </w:rPr>
+        <w:t>декабря</w:t>
+      </w:r>
+      <w:r>
+        <w:rPr>
+          <w:spacing w:val="-3"/>
+          <w:sz w:val="24"/>
+        </w:rPr>
+        <w:t xml:space="preserve"> </w:t>
+      </w:r>
+      <w:r>
+        <w:rPr>
+          <w:sz w:val="24"/>
+        </w:rPr>
+        <w:t>2027</w:t>
+      </w:r>
+      <w:r>
+        <w:rPr>
+          <w:spacing w:val="-2"/>
+          <w:sz w:val="24"/>
+        </w:rPr>
+        <w:t xml:space="preserve"> года.</w:t>
+      </w:r>
+    </w:p>
+    <w:p>
+      <w:pPr>
+        <w:pStyle w:val="ListParagraph"/>
+        <w:numPr>
+          <w:ilvl w:val="1"/>
+          <w:numId w:val="1"/>
+        </w:numPr>
+        <w:tabs>
+          <w:tab w:val="clear" w:pos="720"/>
+          <w:tab w:val="left" w:pos="853" w:leader="none"/>
+        </w:tabs>
+        <w:ind w:hanging="708" w:start="853"/>
+        <w:rPr>
+          <w:sz w:val="24"/>
+        </w:rPr>
+      </w:pPr>
+      <w:r>
+        <w:rPr>
+          <w:sz w:val="24"/>
+        </w:rPr>
+        <w:t>Срок</w:t>
+      </w:r>
+      <w:r>
+        <w:rPr>
+          <w:spacing w:val="-5"/>
+          <w:sz w:val="24"/>
+        </w:rPr>
+        <w:t xml:space="preserve"> </w:t>
+      </w:r>
+      <w:r>
+        <w:rPr>
+          <w:sz w:val="24"/>
+        </w:rPr>
+        <w:t>передачи Помещения</w:t>
+      </w:r>
+      <w:r>
+        <w:rPr>
+          <w:spacing w:val="-1"/>
+          <w:sz w:val="24"/>
+        </w:rPr>
+        <w:t xml:space="preserve"> </w:t>
+      </w:r>
+      <w:r>
+        <w:rPr>
+          <w:sz w:val="24"/>
+        </w:rPr>
+        <w:t>Инвестору</w:t>
+      </w:r>
+      <w:r>
+        <w:rPr>
+          <w:spacing w:val="-3"/>
+          <w:sz w:val="24"/>
+        </w:rPr>
+        <w:t xml:space="preserve"> </w:t>
+      </w:r>
+      <w:r>
+        <w:rPr>
+          <w:sz w:val="24"/>
+        </w:rPr>
+        <w:t>–</w:t>
+      </w:r>
+      <w:r>
+        <w:rPr>
+          <w:spacing w:val="-4"/>
+          <w:sz w:val="24"/>
+        </w:rPr>
+        <w:t xml:space="preserve"> </w:t>
+      </w:r>
+      <w:r>
+        <w:rPr>
+          <w:sz w:val="24"/>
+        </w:rPr>
+        <w:t>после</w:t>
+      </w:r>
+      <w:r>
+        <w:rPr>
+          <w:spacing w:val="-2"/>
+          <w:sz w:val="24"/>
+        </w:rPr>
+        <w:t xml:space="preserve"> </w:t>
+      </w:r>
+      <w:r>
+        <w:rPr>
+          <w:sz w:val="24"/>
+        </w:rPr>
+        <w:t>28</w:t>
+      </w:r>
+      <w:r>
+        <w:rPr>
+          <w:spacing w:val="-4"/>
+          <w:sz w:val="24"/>
+        </w:rPr>
+        <w:t xml:space="preserve"> </w:t>
+      </w:r>
+      <w:r>
+        <w:rPr>
+          <w:sz w:val="24"/>
+        </w:rPr>
+        <w:t>января</w:t>
+      </w:r>
+      <w:r>
+        <w:rPr>
+          <w:spacing w:val="-2"/>
+          <w:sz w:val="24"/>
+        </w:rPr>
+        <w:t xml:space="preserve"> </w:t>
+      </w:r>
+      <w:r>
+        <w:rPr>
+          <w:sz w:val="24"/>
+        </w:rPr>
+        <w:t>2028</w:t>
+      </w:r>
+      <w:r>
+        <w:rPr>
+          <w:spacing w:val="-3"/>
+          <w:sz w:val="24"/>
+        </w:rPr>
+        <w:t xml:space="preserve"> </w:t>
+      </w:r>
+      <w:r>
+        <w:rPr>
+          <w:spacing w:val="-2"/>
+          <w:sz w:val="24"/>
+        </w:rPr>
+        <w:t>года.</w:t>
+      </w:r>
+    </w:p>
+    <w:p>
+      <w:pPr>
+        <w:pStyle w:val="ListParagraph"/>
+        <w:numPr>
+          <w:ilvl w:val="1"/>
+          <w:numId w:val="1"/>
+        </w:numPr>
+        <w:tabs>
+          <w:tab w:val="clear" w:pos="720"/>
+          <w:tab w:val="left" w:pos="853" w:leader="none"/>
+        </w:tabs>
+        <w:ind w:hanging="0" w:start="145" w:end="142"/>
+        <w:rPr>
+          <w:sz w:val="24"/>
+        </w:rPr>
+      </w:pPr>
+      <w:r>
+        <w:rPr>
+          <w:sz w:val="24"/>
+        </w:rPr>
+        <w:t>Помещение будет передано Инвестору в следующем состоянии: без отдели, без стяжки, входная дверь – бронированная заводская (открывание по проекту). Наличники и дверной блок устанавливаются в цвет двери. Окна: армированный ПВХ профиль в двух цветовых решениях. Оконные откосы – пластиковые панели белого цвета. Подоконные доски – пластиковые, белого цвета.</w:t>
+      </w:r>
+    </w:p>
+    <w:p>
+      <w:pPr>
+        <w:pStyle w:val="ListParagraph"/>
+        <w:numPr>
+          <w:ilvl w:val="1"/>
+          <w:numId w:val="1"/>
+        </w:numPr>
+        <w:tabs>
+          <w:tab w:val="clear" w:pos="720"/>
+          <w:tab w:val="left" w:pos="853" w:leader="none"/>
+        </w:tabs>
+        <w:ind w:hanging="0" w:start="145" w:end="150"/>
+        <w:rPr>
+          <w:sz w:val="24"/>
+        </w:rPr>
+      </w:pPr>
+      <w:r>
+        <w:rPr>
+          <w:sz w:val="24"/>
+        </w:rPr>
+        <w:t>В случае, если строительство Многоквартирного жилого дома не может быть завершено в предусмотренный договором срок, Застройщик не позднее чем за два месяца до истечения указанного срока обязан направить Инвестору соответствующую информацию и предложение об изменении договора.</w:t>
+      </w:r>
+    </w:p>
+    <w:p>
+      <w:pPr>
+        <w:pStyle w:val="ListParagraph"/>
+        <w:numPr>
+          <w:ilvl w:val="1"/>
+          <w:numId w:val="1"/>
+        </w:numPr>
+        <w:tabs>
+          <w:tab w:val="clear" w:pos="720"/>
+          <w:tab w:val="left" w:pos="853" w:leader="none"/>
+        </w:tabs>
+        <w:spacing w:before="1" w:after="0"/>
+        <w:ind w:hanging="0" w:start="145" w:end="144"/>
+        <w:rPr>
+          <w:sz w:val="24"/>
+        </w:rPr>
+      </w:pPr>
+      <w:r>
+        <w:rPr>
+          <w:sz w:val="24"/>
+        </w:rPr>
+        <w:t>Застройщик однократно в одностороннем порядке вправе изменять условия договора в части переноса срока передачи Застройщиком Помещения, но не более чем на</w:t>
+      </w:r>
+      <w:r>
+        <w:rPr>
+          <w:spacing w:val="40"/>
+          <w:sz w:val="24"/>
+        </w:rPr>
+        <w:t xml:space="preserve"> </w:t>
+      </w:r>
+      <w:r>
+        <w:rPr>
+          <w:sz w:val="24"/>
+        </w:rPr>
+        <w:t>6 (шесть) месяцев, проинформировав об этом Инвестора в письменном виде.</w:t>
+      </w:r>
+    </w:p>
+    <w:p>
+      <w:pPr>
+        <w:pStyle w:val="ListParagraph"/>
+        <w:numPr>
+          <w:ilvl w:val="1"/>
+          <w:numId w:val="1"/>
+        </w:numPr>
+        <w:tabs>
+          <w:tab w:val="clear" w:pos="720"/>
+          <w:tab w:val="left" w:pos="853" w:leader="none"/>
+        </w:tabs>
+        <w:ind w:hanging="0" w:start="145" w:end="146"/>
+        <w:rPr>
+          <w:sz w:val="24"/>
+        </w:rPr>
+      </w:pPr>
+      <w:r>
+        <w:rPr>
+          <w:sz w:val="24"/>
+        </w:rPr>
+        <w:t>Застройщик направляет Инвестору письменное сообщение</w:t>
+      </w:r>
+      <w:r>
+        <w:rPr>
+          <w:spacing w:val="40"/>
+          <w:sz w:val="24"/>
+        </w:rPr>
+        <w:t xml:space="preserve"> </w:t>
+      </w:r>
+      <w:r>
+        <w:rPr>
+          <w:sz w:val="24"/>
+        </w:rPr>
+        <w:t>о завершении строительства и о готовности Помещения к передаче.</w:t>
+      </w:r>
+    </w:p>
+    <w:p>
+      <w:pPr>
+        <w:pStyle w:val="ListParagraph"/>
+        <w:numPr>
+          <w:ilvl w:val="1"/>
+          <w:numId w:val="1"/>
+        </w:numPr>
+        <w:tabs>
+          <w:tab w:val="clear" w:pos="720"/>
+          <w:tab w:val="left" w:pos="853" w:leader="none"/>
+        </w:tabs>
+        <w:ind w:hanging="0" w:start="145" w:end="141"/>
+        <w:rPr>
+          <w:sz w:val="24"/>
+        </w:rPr>
+      </w:pPr>
+      <w:r>
+        <w:rPr>
+          <w:sz w:val="24"/>
+        </w:rPr>
+        <w:t>Риск случайной гибели или случайного повреждения Помещения, оплату коммунальных услуг после подписания акта приема-передачи квартиры, несет Инвестор.</w:t>
+      </w:r>
+    </w:p>
+    <w:p>
+      <w:pPr>
+        <w:pStyle w:val="ListParagraph"/>
+        <w:numPr>
+          <w:ilvl w:val="1"/>
+          <w:numId w:val="1"/>
+        </w:numPr>
+        <w:tabs>
+          <w:tab w:val="clear" w:pos="720"/>
+          <w:tab w:val="left" w:pos="853" w:leader="none"/>
+        </w:tabs>
+        <w:spacing w:before="0" w:after="0"/>
+        <w:ind w:hanging="0" w:start="145" w:end="147"/>
+        <w:rPr>
+          <w:sz w:val="24"/>
+        </w:rPr>
+      </w:pPr>
+      <w:r>
+        <w:rPr>
+          <w:sz w:val="24"/>
+        </w:rPr>
+        <w:t>При уклонении Инвестора от принятия Помещения или при отказе Инвестора от принятия Помещения, Застройщик по истечении двух месяцев со дня, предусмотренного договором</w:t>
+      </w:r>
+      <w:r>
+        <w:rPr>
+          <w:spacing w:val="33"/>
+          <w:sz w:val="24"/>
+        </w:rPr>
+        <w:t xml:space="preserve"> </w:t>
+      </w:r>
+      <w:r>
+        <w:rPr>
+          <w:sz w:val="24"/>
+        </w:rPr>
+        <w:t>для</w:t>
+      </w:r>
+      <w:r>
+        <w:rPr>
+          <w:spacing w:val="33"/>
+          <w:sz w:val="24"/>
+        </w:rPr>
+        <w:t xml:space="preserve"> </w:t>
+      </w:r>
+      <w:r>
+        <w:rPr>
+          <w:sz w:val="24"/>
+        </w:rPr>
+        <w:t>передачи</w:t>
+      </w:r>
+      <w:r>
+        <w:rPr>
+          <w:spacing w:val="36"/>
+          <w:sz w:val="24"/>
+        </w:rPr>
+        <w:t xml:space="preserve"> </w:t>
+      </w:r>
+      <w:r>
+        <w:rPr>
+          <w:sz w:val="24"/>
+        </w:rPr>
+        <w:t>Помещения</w:t>
+      </w:r>
+      <w:r>
+        <w:rPr>
+          <w:spacing w:val="36"/>
+          <w:sz w:val="24"/>
+        </w:rPr>
+        <w:t xml:space="preserve"> </w:t>
+      </w:r>
+      <w:r>
+        <w:rPr>
+          <w:sz w:val="24"/>
+        </w:rPr>
+        <w:t>Инвестору,</w:t>
+      </w:r>
+      <w:r>
+        <w:rPr>
+          <w:spacing w:val="35"/>
+          <w:sz w:val="24"/>
+        </w:rPr>
+        <w:t xml:space="preserve"> </w:t>
+      </w:r>
+      <w:r>
+        <w:rPr>
+          <w:sz w:val="24"/>
+        </w:rPr>
+        <w:t>вправе</w:t>
+      </w:r>
+      <w:r>
+        <w:rPr>
+          <w:spacing w:val="32"/>
+          <w:sz w:val="24"/>
+        </w:rPr>
+        <w:t xml:space="preserve"> </w:t>
+      </w:r>
+      <w:r>
+        <w:rPr>
+          <w:sz w:val="24"/>
+        </w:rPr>
+        <w:t>составить</w:t>
+      </w:r>
+      <w:r>
+        <w:rPr>
+          <w:spacing w:val="37"/>
+          <w:sz w:val="24"/>
+        </w:rPr>
+        <w:t xml:space="preserve"> </w:t>
+      </w:r>
+      <w:r>
+        <w:rPr>
+          <w:sz w:val="24"/>
+        </w:rPr>
+        <w:t>односторонний</w:t>
+      </w:r>
+      <w:r>
+        <w:rPr>
+          <w:spacing w:val="36"/>
+          <w:sz w:val="24"/>
+        </w:rPr>
+        <w:t xml:space="preserve"> </w:t>
+      </w:r>
+      <w:r>
+        <w:rPr>
+          <w:sz w:val="24"/>
+        </w:rPr>
+        <w:t>акт</w:t>
+      </w:r>
+      <w:r>
+        <w:rPr>
+          <w:spacing w:val="34"/>
+          <w:sz w:val="24"/>
+        </w:rPr>
+        <w:t xml:space="preserve"> </w:t>
+      </w:r>
+      <w:r>
+        <w:rPr>
+          <w:sz w:val="24"/>
+        </w:rPr>
+        <w:t>о</w:t>
+      </w:r>
+    </w:p>
+    <w:p>
+      <w:pPr>
+        <w:sectPr>
+          <w:type w:val="continuous"/>
+          <w:pgSz w:w="11906" w:h="16838"/>
+          <w:pgMar w:left="1559" w:right="708" w:gutter="0" w:header="757" w:top="1160" w:footer="0" w:bottom="280"/>
+          <w:formProt w:val="false"/>
+          <w:textDirection w:val="lrTb"/>
+          <w:docGrid w:type="default" w:linePitch="100" w:charSpace="0"/>
+        </w:sectPr>
+      </w:pPr>
+    </w:p>
+    <w:p>
+      <w:pPr>
+        <w:pStyle w:val="BodyText"/>
+        <w:spacing w:before="80" w:after="0"/>
+        <w:ind w:start="145" w:end="149"/>
+        <w:jc w:val="both"/>
+        <w:rPr/>
+      </w:pPr>
+      <w:r>
+        <w:rPr/>
+        <w:t>передаче Помещения. При этом риск случайной гибели Помещения и бремя содержания (включая оплату коммунальных услуг и иных эксплуатационных расходов) признается перешедшим к Инвестору со дня составления Застройщиком одностороннего акта.</w:t>
+      </w:r>
+    </w:p>
+    <w:p>
+      <w:pPr>
+        <w:pStyle w:val="ListParagraph"/>
+        <w:numPr>
+          <w:ilvl w:val="1"/>
+          <w:numId w:val="1"/>
+        </w:numPr>
+        <w:tabs>
+          <w:tab w:val="clear" w:pos="720"/>
+          <w:tab w:val="left" w:pos="853" w:leader="none"/>
+        </w:tabs>
+        <w:ind w:hanging="0" w:start="145" w:end="147"/>
+        <w:rPr>
+          <w:sz w:val="24"/>
+        </w:rPr>
+      </w:pPr>
+      <w:r>
+        <w:rPr>
+          <w:sz w:val="24"/>
+        </w:rPr>
+        <w:t>Площадь</w:t>
+      </w:r>
+      <w:r>
+        <w:rPr>
+          <w:spacing w:val="-3"/>
+          <w:sz w:val="24"/>
+        </w:rPr>
+        <w:t xml:space="preserve"> </w:t>
+      </w:r>
+      <w:r>
+        <w:rPr>
+          <w:sz w:val="24"/>
+        </w:rPr>
+        <w:t>Помещения,</w:t>
+      </w:r>
+      <w:r>
+        <w:rPr>
+          <w:spacing w:val="-4"/>
+          <w:sz w:val="24"/>
+        </w:rPr>
+        <w:t xml:space="preserve"> </w:t>
+      </w:r>
+      <w:r>
+        <w:rPr>
+          <w:sz w:val="24"/>
+        </w:rPr>
+        <w:t>указанная</w:t>
+      </w:r>
+      <w:r>
+        <w:rPr>
+          <w:spacing w:val="-4"/>
+          <w:sz w:val="24"/>
+        </w:rPr>
+        <w:t xml:space="preserve"> </w:t>
+      </w:r>
+      <w:r>
+        <w:rPr>
+          <w:sz w:val="24"/>
+        </w:rPr>
+        <w:t>в</w:t>
+      </w:r>
+      <w:r>
+        <w:rPr>
+          <w:spacing w:val="-5"/>
+          <w:sz w:val="24"/>
+        </w:rPr>
+        <w:t xml:space="preserve"> </w:t>
+      </w:r>
+      <w:r>
+        <w:rPr>
+          <w:sz w:val="24"/>
+        </w:rPr>
+        <w:t>п.</w:t>
+      </w:r>
+      <w:r>
+        <w:rPr>
+          <w:spacing w:val="-5"/>
+          <w:sz w:val="24"/>
+        </w:rPr>
+        <w:t xml:space="preserve"> </w:t>
+      </w:r>
+      <w:r>
+        <w:rPr>
+          <w:sz w:val="24"/>
+        </w:rPr>
+        <w:t>1.2</w:t>
+      </w:r>
+      <w:r>
+        <w:rPr>
+          <w:spacing w:val="-5"/>
+          <w:sz w:val="24"/>
+        </w:rPr>
+        <w:t xml:space="preserve"> </w:t>
+      </w:r>
+      <w:r>
+        <w:rPr>
+          <w:sz w:val="24"/>
+        </w:rPr>
+        <w:t>Договора,</w:t>
+      </w:r>
+      <w:r>
+        <w:rPr>
+          <w:spacing w:val="-5"/>
+          <w:sz w:val="24"/>
+        </w:rPr>
+        <w:t xml:space="preserve"> </w:t>
+      </w:r>
+      <w:r>
+        <w:rPr>
+          <w:sz w:val="24"/>
+        </w:rPr>
+        <w:t>может</w:t>
+      </w:r>
+      <w:r>
+        <w:rPr>
+          <w:spacing w:val="-5"/>
+          <w:sz w:val="24"/>
+        </w:rPr>
+        <w:t xml:space="preserve"> </w:t>
+      </w:r>
+      <w:r>
+        <w:rPr>
+          <w:sz w:val="24"/>
+        </w:rPr>
+        <w:t>быть</w:t>
+      </w:r>
+      <w:r>
+        <w:rPr>
+          <w:spacing w:val="-3"/>
+          <w:sz w:val="24"/>
+        </w:rPr>
+        <w:t xml:space="preserve"> </w:t>
+      </w:r>
+      <w:r>
+        <w:rPr>
+          <w:sz w:val="24"/>
+        </w:rPr>
+        <w:t>изменена</w:t>
+      </w:r>
+      <w:r>
+        <w:rPr>
+          <w:spacing w:val="-4"/>
+          <w:sz w:val="24"/>
+        </w:rPr>
+        <w:t xml:space="preserve"> </w:t>
+      </w:r>
+      <w:r>
+        <w:rPr>
+          <w:sz w:val="24"/>
+        </w:rPr>
+        <w:t>(уточнена) согласно данным технической инвентаризации. Указанное уточнение площади</w:t>
+      </w:r>
+      <w:r>
+        <w:rPr>
+          <w:spacing w:val="40"/>
+          <w:sz w:val="24"/>
+        </w:rPr>
+        <w:t xml:space="preserve"> </w:t>
+      </w:r>
+      <w:r>
+        <w:rPr>
+          <w:sz w:val="24"/>
+        </w:rPr>
+        <w:t>Помещения не является для сторон договора недостатком качества Помещения. Окончательная (фактическая) площадь указывается сторонами в акте приема-передачи.</w:t>
+      </w:r>
+    </w:p>
+    <w:p>
+      <w:pPr>
+        <w:pStyle w:val="ListParagraph"/>
+        <w:numPr>
+          <w:ilvl w:val="1"/>
+          <w:numId w:val="1"/>
+        </w:numPr>
+        <w:tabs>
+          <w:tab w:val="clear" w:pos="720"/>
+          <w:tab w:val="left" w:pos="853" w:leader="none"/>
+        </w:tabs>
+        <w:ind w:hanging="0" w:start="145" w:end="146"/>
+        <w:rPr>
+          <w:sz w:val="24"/>
+        </w:rPr>
+      </w:pPr>
+      <w:r>
+        <w:rPr>
+          <w:sz w:val="24"/>
+        </w:rPr>
+        <w:t xml:space="preserve">В случае увеличения общей площади Помещения более чем на 1 кв. м по данным технической инвентаризации, по сравнению с той, что указана в п. 1.2 настоящего Договора, Инвестор обязуется доплатить Застройщику цену Договора, исходя из расчетной цены 1 (одного) кв. м, указанной в п. 2.1. настоящего Договора, в течение 10 (десяти) рабочих дней после направления письменного требования Застройщика к </w:t>
+      </w:r>
+      <w:r>
+        <w:rPr>
+          <w:spacing w:val="-2"/>
+          <w:sz w:val="24"/>
+        </w:rPr>
+        <w:t>Участнику.</w:t>
+      </w:r>
+    </w:p>
+    <w:p>
+      <w:pPr>
+        <w:pStyle w:val="ListParagraph"/>
+        <w:numPr>
+          <w:ilvl w:val="1"/>
+          <w:numId w:val="1"/>
+        </w:numPr>
+        <w:tabs>
+          <w:tab w:val="clear" w:pos="720"/>
+          <w:tab w:val="left" w:pos="853" w:leader="none"/>
+        </w:tabs>
+        <w:spacing w:lineRule="auto" w:line="259"/>
+        <w:ind w:hanging="0" w:start="145" w:end="145"/>
+        <w:rPr>
+          <w:sz w:val="24"/>
+        </w:rPr>
+      </w:pPr>
+      <w:r>
+        <w:rPr>
+          <w:sz w:val="24"/>
+        </w:rPr>
+        <w:t xml:space="preserve">В случае уменьшения общей площади Помещения более чем на 1 кв. м по данным технической инвентаризации, по сравнению с той, что указана в п. 1.2 настоящего Договора, Застройщик обязуется возвратить Инвестору цену Договора, исходя из расчетной цены 1 (одного) кв. м, указанной в п. 2.1. настоящего Договора, в течение 10 (десяти) рабочих дней после направления письменного требования Инвестора </w:t>
+      </w:r>
+      <w:r>
+        <w:rPr>
+          <w:spacing w:val="-2"/>
+          <w:sz w:val="24"/>
+        </w:rPr>
+        <w:t>Застройщику.</w:t>
+      </w:r>
+    </w:p>
+    <w:p>
+      <w:pPr>
+        <w:pStyle w:val="BodyText"/>
+        <w:ind w:start="0"/>
+        <w:rPr/>
+      </w:pPr>
+      <w:r>
+        <w:rPr/>
+      </w:r>
+    </w:p>
+    <w:p>
+      <w:pPr>
+        <w:pStyle w:val="BodyText"/>
+        <w:spacing w:before="159" w:after="0"/>
+        <w:ind w:start="0"/>
+        <w:rPr/>
+      </w:pPr>
+      <w:r>
+        <w:rPr/>
+      </w:r>
+    </w:p>
+    <w:p>
+      <w:pPr>
+        <w:pStyle w:val="Heading2"/>
+        <w:numPr>
+          <w:ilvl w:val="0"/>
+          <w:numId w:val="1"/>
+        </w:numPr>
+        <w:tabs>
+          <w:tab w:val="clear" w:pos="720"/>
+          <w:tab w:val="left" w:pos="853" w:leader="none"/>
+        </w:tabs>
+        <w:spacing w:before="1" w:after="0"/>
+        <w:jc w:val="center"/>
+        <w:rPr/>
+      </w:pPr>
+      <w:r>
+        <w:rPr/>
+        <w:t>ОБЯЗАТЕЛЬСТВА</w:t>
+      </w:r>
+      <w:r>
+        <w:rPr>
+          <w:spacing w:val="-9"/>
+        </w:rPr>
+        <w:t xml:space="preserve"> </w:t>
+      </w:r>
+      <w:r>
+        <w:rPr>
+          <w:spacing w:val="-2"/>
+        </w:rPr>
+        <w:t>СТОРОН</w:t>
+      </w:r>
+    </w:p>
+    <w:p>
+      <w:pPr>
+        <w:pStyle w:val="Heading3"/>
+        <w:numPr>
+          <w:ilvl w:val="1"/>
+          <w:numId w:val="1"/>
+        </w:numPr>
+        <w:tabs>
+          <w:tab w:val="clear" w:pos="720"/>
+          <w:tab w:val="left" w:pos="853" w:leader="none"/>
+        </w:tabs>
+        <w:spacing w:before="276" w:after="0"/>
+        <w:ind w:hanging="708" w:start="853"/>
+        <w:jc w:val="both"/>
+        <w:rPr/>
+      </w:pPr>
+      <w:r>
+        <w:rPr/>
+        <w:t>Застройщик</w:t>
+      </w:r>
+      <w:r>
+        <w:rPr>
+          <w:spacing w:val="-7"/>
+        </w:rPr>
+        <w:t xml:space="preserve"> </w:t>
+      </w:r>
+      <w:r>
+        <w:rPr>
+          <w:spacing w:val="-2"/>
+        </w:rPr>
+        <w:t>обязан:</w:t>
+      </w:r>
+    </w:p>
+    <w:p>
+      <w:pPr>
         <w:pStyle w:val="ListParagraph"/>
         <w:numPr>
           <w:ilvl w:val="2"/>
@@ -3432,20 +2552,82 @@
         </w:numPr>
         <w:tabs>
           <w:tab w:val="clear" w:pos="720"/>
-          <w:tab w:val="left" w:pos="186" w:leader="none"/>
-          <w:tab w:val="left" w:pos="777" w:leader="none"/>
-        </w:tabs>
-        <w:spacing w:lineRule="auto" w:line="247" w:before="5" w:after="0"/>
-        <w:ind w:hanging="9" w:start="186" w:end="619"/>
-        <w:rPr>
-          <w:sz w:val="24"/>
-        </w:rPr>
-      </w:pPr>
-      <w:r>
-        <w:rPr>
-          <w:sz w:val="24"/>
-        </w:rPr>
-        <w:t>До</w:t>
+          <w:tab w:val="left" w:pos="745" w:leader="none"/>
+        </w:tabs>
+        <w:rPr>
+          <w:sz w:val="24"/>
+        </w:rPr>
+      </w:pPr>
+      <w:r>
+        <w:rPr>
+          <w:sz w:val="24"/>
+        </w:rPr>
+        <w:t>В</w:t>
+      </w:r>
+      <w:r>
+        <w:rPr>
+          <w:spacing w:val="-7"/>
+          <w:sz w:val="24"/>
+        </w:rPr>
+        <w:t xml:space="preserve"> </w:t>
+      </w:r>
+      <w:r>
+        <w:rPr>
+          <w:sz w:val="24"/>
+        </w:rPr>
+        <w:t>полном</w:t>
+      </w:r>
+      <w:r>
+        <w:rPr>
+          <w:spacing w:val="-4"/>
+          <w:sz w:val="24"/>
+        </w:rPr>
+        <w:t xml:space="preserve"> </w:t>
+      </w:r>
+      <w:r>
+        <w:rPr>
+          <w:sz w:val="24"/>
+        </w:rPr>
+        <w:t>объёме</w:t>
+      </w:r>
+      <w:r>
+        <w:rPr>
+          <w:spacing w:val="-3"/>
+          <w:sz w:val="24"/>
+        </w:rPr>
+        <w:t xml:space="preserve"> </w:t>
+      </w:r>
+      <w:r>
+        <w:rPr>
+          <w:sz w:val="24"/>
+        </w:rPr>
+        <w:t>и</w:t>
+      </w:r>
+      <w:r>
+        <w:rPr>
+          <w:spacing w:val="-4"/>
+          <w:sz w:val="24"/>
+        </w:rPr>
+        <w:t xml:space="preserve"> </w:t>
+      </w:r>
+      <w:r>
+        <w:rPr>
+          <w:sz w:val="24"/>
+        </w:rPr>
+        <w:t>в</w:t>
+      </w:r>
+      <w:r>
+        <w:rPr>
+          <w:spacing w:val="-3"/>
+          <w:sz w:val="24"/>
+        </w:rPr>
+        <w:t xml:space="preserve"> </w:t>
+      </w:r>
+      <w:r>
+        <w:rPr>
+          <w:sz w:val="24"/>
+        </w:rPr>
+        <w:t>срок</w:t>
       </w:r>
       <w:r>
         <w:rPr>
@@ -3458,121 +2640,53 @@
         <w:rPr>
           <w:sz w:val="24"/>
         </w:rPr>
-        <w:t>регистрации</w:t>
-      </w:r>
-      <w:r>
-        <w:rPr>
-          <w:spacing w:val="-5"/>
-          <w:sz w:val="24"/>
-        </w:rPr>
-        <w:t xml:space="preserve"> </w:t>
-      </w:r>
-      <w:r>
-        <w:rPr>
-          <w:sz w:val="24"/>
-        </w:rPr>
-        <w:t>права</w:t>
-      </w:r>
-      <w:r>
-        <w:rPr>
-          <w:spacing w:val="-5"/>
-          <w:sz w:val="24"/>
-        </w:rPr>
-        <w:t xml:space="preserve"> </w:t>
-      </w:r>
-      <w:r>
-        <w:rPr>
-          <w:sz w:val="24"/>
-        </w:rPr>
-        <w:t>собственности</w:t>
-      </w:r>
-      <w:r>
-        <w:rPr>
-          <w:spacing w:val="-5"/>
-          <w:sz w:val="24"/>
-        </w:rPr>
-        <w:t xml:space="preserve"> </w:t>
-      </w:r>
-      <w:r>
-        <w:rPr>
-          <w:sz w:val="24"/>
-        </w:rPr>
-        <w:t>на</w:t>
-      </w:r>
-      <w:r>
-        <w:rPr>
-          <w:spacing w:val="-5"/>
-          <w:sz w:val="24"/>
-        </w:rPr>
-        <w:t xml:space="preserve"> </w:t>
-      </w:r>
-      <w:r>
-        <w:rPr>
-          <w:sz w:val="24"/>
-        </w:rPr>
-        <w:t>Помещение</w:t>
-      </w:r>
-      <w:r>
-        <w:rPr>
-          <w:spacing w:val="-5"/>
-          <w:sz w:val="24"/>
-        </w:rPr>
-        <w:t xml:space="preserve"> </w:t>
-      </w:r>
-      <w:r>
-        <w:rPr>
-          <w:sz w:val="24"/>
-        </w:rPr>
-        <w:t>в</w:t>
-      </w:r>
-      <w:r>
-        <w:rPr>
-          <w:spacing w:val="-5"/>
-          <w:sz w:val="24"/>
-        </w:rPr>
-        <w:t xml:space="preserve"> </w:t>
-      </w:r>
-      <w:r>
-        <w:rPr>
-          <w:sz w:val="24"/>
-        </w:rPr>
-        <w:t>Управлении</w:t>
-      </w:r>
-      <w:r>
-        <w:rPr>
-          <w:spacing w:val="-5"/>
-          <w:sz w:val="24"/>
-        </w:rPr>
-        <w:t xml:space="preserve"> </w:t>
-      </w:r>
-      <w:r>
-        <w:rPr>
-          <w:sz w:val="24"/>
-        </w:rPr>
-        <w:t>федеральной службы государственной регистрации, кадастра и картографии Республики Дагестан</w:t>
-      </w:r>
-    </w:p>
-    <w:p>
-      <w:pPr>
-        <w:pStyle w:val="BodyText"/>
-        <w:spacing w:before="80" w:after="0"/>
-        <w:ind w:start="145" w:end="147"/>
-        <w:jc w:val="both"/>
-        <w:rPr/>
-      </w:pPr>
-      <w:r>
-        <w:rPr/>
-        <w:t>Инвестор не вправе производить перепланировку, переоборудование Помещения, остекление лоджий и балконов, прокладку любых дополнительных сетей и</w:t>
-      </w:r>
-      <w:r>
-        <w:rPr>
-          <w:spacing w:val="40"/>
-        </w:rPr>
-        <w:t xml:space="preserve"> </w:t>
-      </w:r>
-      <w:r>
-        <w:rPr/>
-        <w:t>коммуникаций, возводить внутренние перегородки, проемы в несущих стенах, изменять проектное положение сантехнических разводов и стояков, газового оборудования, схемы электроразводки, без предварительного письменного согласования с Застройщиком;</w:t>
+        <w:t>выполнять</w:t>
+      </w:r>
+      <w:r>
+        <w:rPr>
+          <w:spacing w:val="-3"/>
+          <w:sz w:val="24"/>
+        </w:rPr>
+        <w:t xml:space="preserve"> </w:t>
+      </w:r>
+      <w:r>
+        <w:rPr>
+          <w:sz w:val="24"/>
+        </w:rPr>
+        <w:t>все</w:t>
+      </w:r>
+      <w:r>
+        <w:rPr>
+          <w:spacing w:val="-4"/>
+          <w:sz w:val="24"/>
+        </w:rPr>
+        <w:t xml:space="preserve"> </w:t>
+      </w:r>
+      <w:r>
+        <w:rPr>
+          <w:sz w:val="24"/>
+        </w:rPr>
+        <w:t>положения</w:t>
+      </w:r>
+      <w:r>
+        <w:rPr>
+          <w:spacing w:val="-3"/>
+          <w:sz w:val="24"/>
+        </w:rPr>
+        <w:t xml:space="preserve"> </w:t>
+      </w:r>
+      <w:r>
+        <w:rPr>
+          <w:sz w:val="24"/>
+        </w:rPr>
+        <w:t xml:space="preserve">настоящего </w:t>
+      </w:r>
+      <w:r>
+        <w:rPr>
+          <w:spacing w:val="-2"/>
+          <w:sz w:val="24"/>
+        </w:rPr>
+        <w:t>Договора;</w:t>
       </w:r>
     </w:p>
     <w:p>
@@ -3586,16 +2700,336 @@
           <w:tab w:val="clear" w:pos="720"/>
           <w:tab w:val="left" w:pos="745" w:leader="none"/>
         </w:tabs>
-        <w:ind w:hanging="0" w:start="145" w:end="141"/>
-        <w:rPr>
-          <w:sz w:val="24"/>
-        </w:rPr>
-      </w:pPr>
-      <w:r>
-        <w:rPr>
-          <w:sz w:val="24"/>
-        </w:rPr>
-        <w:t>В случае нарушения данного обязательства, Застройщик вправе взыскать с Инвестора средства, необходимые для приведения Помещения в проектное состояние.</w:t>
+        <w:ind w:hanging="0" w:start="145" w:end="147"/>
+        <w:rPr>
+          <w:sz w:val="24"/>
+        </w:rPr>
+      </w:pPr>
+      <w:r>
+        <w:rPr>
+          <w:sz w:val="24"/>
+        </w:rPr>
+        <w:t>Организовывать и осуществлять мероприятия, связанные со строительством Многоквартирного жилого дома, путем заключения необходимых договоров с третьими лицами, привлекаемыми Застройщиком к строительству;</w:t>
+      </w:r>
+    </w:p>
+    <w:p>
+      <w:pPr>
+        <w:pStyle w:val="ListParagraph"/>
+        <w:numPr>
+          <w:ilvl w:val="2"/>
+          <w:numId w:val="1"/>
+        </w:numPr>
+        <w:tabs>
+          <w:tab w:val="clear" w:pos="720"/>
+          <w:tab w:val="left" w:pos="745" w:leader="none"/>
+        </w:tabs>
+        <w:ind w:hanging="0" w:start="145" w:end="151"/>
+        <w:rPr>
+          <w:sz w:val="24"/>
+        </w:rPr>
+      </w:pPr>
+      <w:r>
+        <w:rPr>
+          <w:sz w:val="24"/>
+        </w:rPr>
+        <w:t>Организовать мероприятия по техническому надзору за ходом организации и производства строительно-монтажных работ;</w:t>
+      </w:r>
+    </w:p>
+    <w:p>
+      <w:pPr>
+        <w:pStyle w:val="ListParagraph"/>
+        <w:numPr>
+          <w:ilvl w:val="2"/>
+          <w:numId w:val="1"/>
+        </w:numPr>
+        <w:tabs>
+          <w:tab w:val="clear" w:pos="720"/>
+          <w:tab w:val="left" w:pos="745" w:leader="none"/>
+        </w:tabs>
+        <w:ind w:hanging="0" w:start="145" w:end="153"/>
+        <w:rPr>
+          <w:sz w:val="24"/>
+        </w:rPr>
+      </w:pPr>
+      <w:r>
+        <w:rPr>
+          <w:sz w:val="24"/>
+        </w:rPr>
+        <w:t>Обеспечить</w:t>
+      </w:r>
+      <w:r>
+        <w:rPr>
+          <w:spacing w:val="-1"/>
+          <w:sz w:val="24"/>
+        </w:rPr>
+        <w:t xml:space="preserve"> </w:t>
+      </w:r>
+      <w:r>
+        <w:rPr>
+          <w:sz w:val="24"/>
+        </w:rPr>
+        <w:t>ввод</w:t>
+      </w:r>
+      <w:r>
+        <w:rPr>
+          <w:spacing w:val="-3"/>
+          <w:sz w:val="24"/>
+        </w:rPr>
+        <w:t xml:space="preserve"> </w:t>
+      </w:r>
+      <w:r>
+        <w:rPr>
+          <w:sz w:val="24"/>
+        </w:rPr>
+        <w:t>Многоквартирного</w:t>
+      </w:r>
+      <w:r>
+        <w:rPr>
+          <w:spacing w:val="-1"/>
+          <w:sz w:val="24"/>
+        </w:rPr>
+        <w:t xml:space="preserve"> </w:t>
+      </w:r>
+      <w:r>
+        <w:rPr>
+          <w:sz w:val="24"/>
+        </w:rPr>
+        <w:t>жилого</w:t>
+      </w:r>
+      <w:r>
+        <w:rPr>
+          <w:spacing w:val="-1"/>
+          <w:sz w:val="24"/>
+        </w:rPr>
+        <w:t xml:space="preserve"> </w:t>
+      </w:r>
+      <w:r>
+        <w:rPr>
+          <w:sz w:val="24"/>
+        </w:rPr>
+        <w:t>дома</w:t>
+      </w:r>
+      <w:r>
+        <w:rPr>
+          <w:spacing w:val="-4"/>
+          <w:sz w:val="24"/>
+        </w:rPr>
+        <w:t xml:space="preserve"> </w:t>
+      </w:r>
+      <w:r>
+        <w:rPr>
+          <w:sz w:val="24"/>
+        </w:rPr>
+        <w:t>в</w:t>
+      </w:r>
+      <w:r>
+        <w:rPr>
+          <w:spacing w:val="-2"/>
+          <w:sz w:val="24"/>
+        </w:rPr>
+        <w:t xml:space="preserve"> </w:t>
+      </w:r>
+      <w:r>
+        <w:rPr>
+          <w:sz w:val="24"/>
+        </w:rPr>
+        <w:t>эксплуатацию в</w:t>
+      </w:r>
+      <w:r>
+        <w:rPr>
+          <w:spacing w:val="-2"/>
+          <w:sz w:val="24"/>
+        </w:rPr>
+        <w:t xml:space="preserve"> </w:t>
+      </w:r>
+      <w:r>
+        <w:rPr>
+          <w:sz w:val="24"/>
+        </w:rPr>
+        <w:t>срок,</w:t>
+      </w:r>
+      <w:r>
+        <w:rPr>
+          <w:spacing w:val="-3"/>
+          <w:sz w:val="24"/>
+        </w:rPr>
+        <w:t xml:space="preserve"> </w:t>
+      </w:r>
+      <w:r>
+        <w:rPr>
+          <w:sz w:val="24"/>
+        </w:rPr>
+        <w:t>указанный в п. 3.3 Договора;</w:t>
+      </w:r>
+    </w:p>
+    <w:p>
+      <w:pPr>
+        <w:pStyle w:val="ListParagraph"/>
+        <w:numPr>
+          <w:ilvl w:val="2"/>
+          <w:numId w:val="1"/>
+        </w:numPr>
+        <w:tabs>
+          <w:tab w:val="clear" w:pos="720"/>
+          <w:tab w:val="left" w:pos="745" w:leader="none"/>
+        </w:tabs>
+        <w:ind w:hanging="0" w:start="145" w:end="143"/>
+        <w:rPr>
+          <w:sz w:val="24"/>
+        </w:rPr>
+      </w:pPr>
+      <w:r>
+        <w:rPr>
+          <w:sz w:val="24"/>
+        </w:rPr>
+        <w:t>После завершения строительства Многоквартирного жилого дома передать Инвестору Помещение по акту приёма-передачи, при условии надлежащего исполнения Инвестором обязательств по оплате денежных средств;</w:t>
+      </w:r>
+    </w:p>
+    <w:p>
+      <w:pPr>
+        <w:pStyle w:val="ListParagraph"/>
+        <w:numPr>
+          <w:ilvl w:val="2"/>
+          <w:numId w:val="1"/>
+        </w:numPr>
+        <w:tabs>
+          <w:tab w:val="clear" w:pos="720"/>
+          <w:tab w:val="left" w:pos="745" w:leader="none"/>
+        </w:tabs>
+        <w:ind w:hanging="0" w:start="145" w:end="152"/>
+        <w:rPr>
+          <w:sz w:val="24"/>
+        </w:rPr>
+      </w:pPr>
+      <w:r>
+        <w:rPr>
+          <w:sz w:val="24"/>
+        </w:rPr>
+        <w:t>Информировать</w:t>
+      </w:r>
+      <w:r>
+        <w:rPr>
+          <w:spacing w:val="-3"/>
+          <w:sz w:val="24"/>
+        </w:rPr>
+        <w:t xml:space="preserve"> </w:t>
+      </w:r>
+      <w:r>
+        <w:rPr>
+          <w:sz w:val="24"/>
+        </w:rPr>
+        <w:t>Инвестора</w:t>
+      </w:r>
+      <w:r>
+        <w:rPr>
+          <w:spacing w:val="-4"/>
+          <w:sz w:val="24"/>
+        </w:rPr>
+        <w:t xml:space="preserve"> </w:t>
+      </w:r>
+      <w:r>
+        <w:rPr>
+          <w:sz w:val="24"/>
+        </w:rPr>
+        <w:t>о</w:t>
+      </w:r>
+      <w:r>
+        <w:rPr>
+          <w:spacing w:val="-3"/>
+          <w:sz w:val="24"/>
+        </w:rPr>
+        <w:t xml:space="preserve"> </w:t>
+      </w:r>
+      <w:r>
+        <w:rPr>
+          <w:sz w:val="24"/>
+        </w:rPr>
+        <w:t>проекте</w:t>
+      </w:r>
+      <w:r>
+        <w:rPr>
+          <w:spacing w:val="-1"/>
+          <w:sz w:val="24"/>
+        </w:rPr>
+        <w:t xml:space="preserve"> </w:t>
+      </w:r>
+      <w:r>
+        <w:rPr>
+          <w:sz w:val="24"/>
+        </w:rPr>
+        <w:t>строительства</w:t>
+      </w:r>
+      <w:r>
+        <w:rPr>
+          <w:spacing w:val="-1"/>
+          <w:sz w:val="24"/>
+        </w:rPr>
+        <w:t xml:space="preserve"> </w:t>
+      </w:r>
+      <w:r>
+        <w:rPr>
+          <w:sz w:val="24"/>
+        </w:rPr>
+        <w:t>Помещения,</w:t>
+      </w:r>
+      <w:r>
+        <w:rPr>
+          <w:spacing w:val="-1"/>
+          <w:sz w:val="24"/>
+        </w:rPr>
+        <w:t xml:space="preserve"> </w:t>
+      </w:r>
+      <w:r>
+        <w:rPr>
+          <w:sz w:val="24"/>
+        </w:rPr>
+        <w:t>ходе</w:t>
+      </w:r>
+      <w:r>
+        <w:rPr>
+          <w:spacing w:val="-3"/>
+          <w:sz w:val="24"/>
+        </w:rPr>
+        <w:t xml:space="preserve"> </w:t>
+      </w:r>
+      <w:r>
+        <w:rPr>
+          <w:sz w:val="24"/>
+        </w:rPr>
+        <w:t>строительства Помещения, о сроках ввода жилого дома в эксплуатацию;</w:t>
+      </w:r>
+    </w:p>
+    <w:p>
+      <w:pPr>
+        <w:pStyle w:val="ListParagraph"/>
+        <w:numPr>
+          <w:ilvl w:val="2"/>
+          <w:numId w:val="1"/>
+        </w:numPr>
+        <w:tabs>
+          <w:tab w:val="clear" w:pos="720"/>
+          <w:tab w:val="left" w:pos="745" w:leader="none"/>
+        </w:tabs>
+        <w:ind w:hanging="0" w:start="145" w:end="147"/>
+        <w:rPr>
+          <w:sz w:val="24"/>
+        </w:rPr>
+      </w:pPr>
+      <w:r>
+        <w:rPr>
+          <w:sz w:val="24"/>
+        </w:rPr>
+        <w:t>После получения разрешения на ввод в эксплуатацию Многоквартирного жилого дома письменно уведомить Инвестора о готовности передачи Помещения и необходимости подписания акта приема-передачи.</w:t>
+      </w:r>
+    </w:p>
+    <w:p>
+      <w:pPr>
+        <w:pStyle w:val="BodyText"/>
+        <w:ind w:start="0"/>
+        <w:rPr/>
+      </w:pPr>
+      <w:r>
+        <w:rPr/>
       </w:r>
     </w:p>
     <w:p>
@@ -3609,33 +3043,533 @@
           <w:tab w:val="clear" w:pos="720"/>
           <w:tab w:val="left" w:pos="852" w:leader="none"/>
         </w:tabs>
+        <w:ind w:hanging="707" w:start="852"/>
+        <w:rPr/>
+      </w:pPr>
+      <w:r>
+        <w:rPr/>
+        <w:t>Инвестор</w:t>
+      </w:r>
+      <w:r>
+        <w:rPr>
+          <w:spacing w:val="-6"/>
+        </w:rPr>
+        <w:t xml:space="preserve"> </w:t>
+      </w:r>
+      <w:r>
+        <w:rPr>
+          <w:spacing w:val="-2"/>
+        </w:rPr>
+        <w:t>обязан:</w:t>
+      </w:r>
+    </w:p>
+    <w:p>
+      <w:pPr>
+        <w:pStyle w:val="ListParagraph"/>
+        <w:numPr>
+          <w:ilvl w:val="2"/>
+          <w:numId w:val="1"/>
+        </w:numPr>
+        <w:tabs>
+          <w:tab w:val="clear" w:pos="720"/>
+          <w:tab w:val="left" w:pos="745" w:leader="none"/>
+        </w:tabs>
+        <w:rPr>
+          <w:sz w:val="24"/>
+        </w:rPr>
+      </w:pPr>
+      <w:r>
+        <w:rPr>
+          <w:sz w:val="24"/>
+        </w:rPr>
+        <w:t>Своевременно</w:t>
+      </w:r>
+      <w:r>
+        <w:rPr>
+          <w:spacing w:val="-6"/>
+          <w:sz w:val="24"/>
+        </w:rPr>
+        <w:t xml:space="preserve"> </w:t>
+      </w:r>
+      <w:r>
+        <w:rPr>
+          <w:sz w:val="24"/>
+        </w:rPr>
+        <w:t>внести</w:t>
+      </w:r>
+      <w:r>
+        <w:rPr>
+          <w:spacing w:val="-3"/>
+          <w:sz w:val="24"/>
+        </w:rPr>
+        <w:t xml:space="preserve"> </w:t>
+      </w:r>
+      <w:r>
+        <w:rPr>
+          <w:sz w:val="24"/>
+        </w:rPr>
+        <w:t>Цену</w:t>
+      </w:r>
+      <w:r>
+        <w:rPr>
+          <w:spacing w:val="-3"/>
+          <w:sz w:val="24"/>
+        </w:rPr>
+        <w:t xml:space="preserve"> </w:t>
+      </w:r>
+      <w:r>
+        <w:rPr>
+          <w:sz w:val="24"/>
+        </w:rPr>
+        <w:t>договора,</w:t>
+      </w:r>
+      <w:r>
+        <w:rPr>
+          <w:spacing w:val="-4"/>
+          <w:sz w:val="24"/>
+        </w:rPr>
+        <w:t xml:space="preserve"> </w:t>
+      </w:r>
+      <w:r>
+        <w:rPr>
+          <w:sz w:val="24"/>
+        </w:rPr>
+        <w:t>указанную</w:t>
+      </w:r>
+      <w:r>
+        <w:rPr>
+          <w:spacing w:val="-2"/>
+          <w:sz w:val="24"/>
+        </w:rPr>
+        <w:t xml:space="preserve"> </w:t>
+      </w:r>
+      <w:r>
+        <w:rPr>
+          <w:sz w:val="24"/>
+        </w:rPr>
+        <w:t>в</w:t>
+      </w:r>
+      <w:r>
+        <w:rPr>
+          <w:spacing w:val="-4"/>
+          <w:sz w:val="24"/>
+        </w:rPr>
+        <w:t xml:space="preserve"> </w:t>
+      </w:r>
+      <w:r>
+        <w:rPr>
+          <w:sz w:val="24"/>
+        </w:rPr>
+        <w:t>п.</w:t>
+      </w:r>
+      <w:r>
+        <w:rPr>
+          <w:spacing w:val="-4"/>
+          <w:sz w:val="24"/>
+        </w:rPr>
+        <w:t xml:space="preserve"> </w:t>
+      </w:r>
+      <w:r>
+        <w:rPr>
+          <w:sz w:val="24"/>
+        </w:rPr>
+        <w:t>2.1.</w:t>
+      </w:r>
+      <w:r>
+        <w:rPr>
+          <w:spacing w:val="-4"/>
+          <w:sz w:val="24"/>
+        </w:rPr>
+        <w:t xml:space="preserve"> </w:t>
+      </w:r>
+      <w:r>
+        <w:rPr>
+          <w:spacing w:val="-2"/>
+          <w:sz w:val="24"/>
+        </w:rPr>
+        <w:t>Договора;</w:t>
+      </w:r>
+    </w:p>
+    <w:p>
+      <w:pPr>
+        <w:pStyle w:val="ListParagraph"/>
+        <w:numPr>
+          <w:ilvl w:val="2"/>
+          <w:numId w:val="1"/>
+        </w:numPr>
+        <w:tabs>
+          <w:tab w:val="clear" w:pos="720"/>
+          <w:tab w:val="left" w:pos="745" w:leader="none"/>
+        </w:tabs>
+        <w:ind w:hanging="0" w:start="145" w:end="149"/>
+        <w:rPr>
+          <w:sz w:val="24"/>
+        </w:rPr>
+      </w:pPr>
+      <w:r>
+        <w:rPr>
+          <w:sz w:val="24"/>
+        </w:rPr>
+        <w:t>Принять</w:t>
+      </w:r>
+      <w:r>
+        <w:rPr>
+          <w:spacing w:val="-1"/>
+          <w:sz w:val="24"/>
+        </w:rPr>
+        <w:t xml:space="preserve"> </w:t>
+      </w:r>
+      <w:r>
+        <w:rPr>
+          <w:sz w:val="24"/>
+        </w:rPr>
+        <w:t>Помещение</w:t>
+      </w:r>
+      <w:r>
+        <w:rPr>
+          <w:spacing w:val="-1"/>
+          <w:sz w:val="24"/>
+        </w:rPr>
+        <w:t xml:space="preserve"> </w:t>
+      </w:r>
+      <w:r>
+        <w:rPr>
+          <w:sz w:val="24"/>
+        </w:rPr>
+        <w:t>по</w:t>
+      </w:r>
+      <w:r>
+        <w:rPr>
+          <w:spacing w:val="-4"/>
+          <w:sz w:val="24"/>
+        </w:rPr>
+        <w:t xml:space="preserve"> </w:t>
+      </w:r>
+      <w:r>
+        <w:rPr>
+          <w:sz w:val="24"/>
+        </w:rPr>
+        <w:t>акту</w:t>
+      </w:r>
+      <w:r>
+        <w:rPr>
+          <w:spacing w:val="-2"/>
+          <w:sz w:val="24"/>
+        </w:rPr>
+        <w:t xml:space="preserve"> </w:t>
+      </w:r>
+      <w:r>
+        <w:rPr>
+          <w:sz w:val="24"/>
+        </w:rPr>
+        <w:t>приёма-передачи</w:t>
+      </w:r>
+      <w:r>
+        <w:rPr>
+          <w:spacing w:val="-2"/>
+          <w:sz w:val="24"/>
+        </w:rPr>
+        <w:t xml:space="preserve"> </w:t>
+      </w:r>
+      <w:r>
+        <w:rPr>
+          <w:sz w:val="24"/>
+        </w:rPr>
+        <w:t>в</w:t>
+      </w:r>
+      <w:r>
+        <w:rPr>
+          <w:spacing w:val="-3"/>
+          <w:sz w:val="24"/>
+        </w:rPr>
+        <w:t xml:space="preserve"> </w:t>
+      </w:r>
+      <w:r>
+        <w:rPr>
+          <w:sz w:val="24"/>
+        </w:rPr>
+        <w:t>течение</w:t>
+      </w:r>
+      <w:r>
+        <w:rPr>
+          <w:spacing w:val="-2"/>
+          <w:sz w:val="24"/>
+        </w:rPr>
+        <w:t xml:space="preserve"> </w:t>
+      </w:r>
+      <w:r>
+        <w:rPr>
+          <w:sz w:val="24"/>
+        </w:rPr>
+        <w:t>10</w:t>
+      </w:r>
+      <w:r>
+        <w:rPr>
+          <w:spacing w:val="-4"/>
+          <w:sz w:val="24"/>
+        </w:rPr>
+        <w:t xml:space="preserve"> </w:t>
+      </w:r>
+      <w:r>
+        <w:rPr>
+          <w:sz w:val="24"/>
+        </w:rPr>
+        <w:t>дней</w:t>
+      </w:r>
+      <w:r>
+        <w:rPr>
+          <w:spacing w:val="-2"/>
+          <w:sz w:val="24"/>
+        </w:rPr>
+        <w:t xml:space="preserve"> </w:t>
+      </w:r>
+      <w:r>
+        <w:rPr>
+          <w:sz w:val="24"/>
+        </w:rPr>
+        <w:t>после</w:t>
+      </w:r>
+      <w:r>
+        <w:rPr>
+          <w:spacing w:val="-3"/>
+          <w:sz w:val="24"/>
+        </w:rPr>
+        <w:t xml:space="preserve"> </w:t>
+      </w:r>
+      <w:r>
+        <w:rPr>
+          <w:sz w:val="24"/>
+        </w:rPr>
+        <w:t>получения</w:t>
+      </w:r>
+      <w:r>
+        <w:rPr>
+          <w:spacing w:val="-2"/>
+          <w:sz w:val="24"/>
+        </w:rPr>
+        <w:t xml:space="preserve"> </w:t>
+      </w:r>
+      <w:r>
+        <w:rPr>
+          <w:sz w:val="24"/>
+        </w:rPr>
+        <w:t>от Застройщика уведомления о готовности передачи Помещения;</w:t>
+      </w:r>
+    </w:p>
+    <w:p>
+      <w:pPr>
+        <w:sectPr>
+          <w:headerReference w:type="default" r:id="rId5"/>
+          <w:type w:val="nextPage"/>
+          <w:pgSz w:w="11906" w:h="16838"/>
+          <w:pgMar w:left="1559" w:right="708" w:gutter="0" w:header="757" w:top="1160" w:footer="0" w:bottom="280"/>
+          <w:pgNumType w:fmt="decimal"/>
+          <w:formProt w:val="false"/>
+          <w:textDirection w:val="lrTb"/>
+          <w:docGrid w:type="default" w:linePitch="100" w:charSpace="0"/>
+        </w:sectPr>
+        <w:pStyle w:val="ListParagraph"/>
+        <w:numPr>
+          <w:ilvl w:val="2"/>
+          <w:numId w:val="1"/>
+        </w:numPr>
+        <w:tabs>
+          <w:tab w:val="clear" w:pos="720"/>
+          <w:tab w:val="left" w:pos="186" w:leader="none"/>
+          <w:tab w:val="left" w:pos="777" w:leader="none"/>
+        </w:tabs>
+        <w:spacing w:lineRule="auto" w:line="247" w:before="5" w:after="0"/>
+        <w:ind w:hanging="9" w:start="186" w:end="619"/>
+        <w:rPr>
+          <w:sz w:val="24"/>
+        </w:rPr>
+      </w:pPr>
+      <w:r>
+        <w:rPr>
+          <w:sz w:val="24"/>
+        </w:rPr>
+        <w:t>До</w:t>
+      </w:r>
+      <w:r>
+        <w:rPr>
+          <w:spacing w:val="-5"/>
+          <w:sz w:val="24"/>
+        </w:rPr>
+        <w:t xml:space="preserve"> </w:t>
+      </w:r>
+      <w:r>
+        <w:rPr>
+          <w:sz w:val="24"/>
+        </w:rPr>
+        <w:t>регистрации</w:t>
+      </w:r>
+      <w:r>
+        <w:rPr>
+          <w:spacing w:val="-5"/>
+          <w:sz w:val="24"/>
+        </w:rPr>
+        <w:t xml:space="preserve"> </w:t>
+      </w:r>
+      <w:r>
+        <w:rPr>
+          <w:sz w:val="24"/>
+        </w:rPr>
+        <w:t>права</w:t>
+      </w:r>
+      <w:r>
+        <w:rPr>
+          <w:spacing w:val="-5"/>
+          <w:sz w:val="24"/>
+        </w:rPr>
+        <w:t xml:space="preserve"> </w:t>
+      </w:r>
+      <w:r>
+        <w:rPr>
+          <w:sz w:val="24"/>
+        </w:rPr>
+        <w:t>собственности</w:t>
+      </w:r>
+      <w:r>
+        <w:rPr>
+          <w:spacing w:val="-5"/>
+          <w:sz w:val="24"/>
+        </w:rPr>
+        <w:t xml:space="preserve"> </w:t>
+      </w:r>
+      <w:r>
+        <w:rPr>
+          <w:sz w:val="24"/>
+        </w:rPr>
+        <w:t>на</w:t>
+      </w:r>
+      <w:r>
+        <w:rPr>
+          <w:spacing w:val="-5"/>
+          <w:sz w:val="24"/>
+        </w:rPr>
+        <w:t xml:space="preserve"> </w:t>
+      </w:r>
+      <w:r>
+        <w:rPr>
+          <w:sz w:val="24"/>
+        </w:rPr>
+        <w:t>Помещение</w:t>
+      </w:r>
+      <w:r>
+        <w:rPr>
+          <w:spacing w:val="-5"/>
+          <w:sz w:val="24"/>
+        </w:rPr>
+        <w:t xml:space="preserve"> </w:t>
+      </w:r>
+      <w:r>
+        <w:rPr>
+          <w:sz w:val="24"/>
+        </w:rPr>
+        <w:t>в</w:t>
+      </w:r>
+      <w:r>
+        <w:rPr>
+          <w:spacing w:val="-5"/>
+          <w:sz w:val="24"/>
+        </w:rPr>
+        <w:t xml:space="preserve"> </w:t>
+      </w:r>
+      <w:r>
+        <w:rPr>
+          <w:sz w:val="24"/>
+        </w:rPr>
+        <w:t>Управлении</w:t>
+      </w:r>
+      <w:r>
+        <w:rPr>
+          <w:spacing w:val="-5"/>
+          <w:sz w:val="24"/>
+        </w:rPr>
+        <w:t xml:space="preserve"> </w:t>
+      </w:r>
+      <w:r>
+        <w:rPr>
+          <w:sz w:val="24"/>
+        </w:rPr>
+        <w:t>федеральной службы государственной регистрации, кадастра и картографии Республики Дагестан</w:t>
+      </w:r>
+    </w:p>
+    <w:p>
+      <w:pPr>
+        <w:pStyle w:val="BodyText"/>
+        <w:spacing w:before="80" w:after="0"/>
+        <w:ind w:start="145" w:end="147"/>
+        <w:jc w:val="both"/>
+        <w:rPr/>
+      </w:pPr>
+      <w:r>
+        <w:rPr/>
+        <w:t>Инвестор не вправе производить перепланировку, переоборудование Помещения, остекление лоджий и балконов, прокладку любых дополнительных сетей и</w:t>
+      </w:r>
+      <w:r>
+        <w:rPr>
+          <w:spacing w:val="40"/>
+        </w:rPr>
+        <w:t xml:space="preserve"> </w:t>
+      </w:r>
+      <w:r>
+        <w:rPr/>
+        <w:t>коммуникаций, возводить внутренние перегородки, проемы в несущих стенах, изменять проектное положение сантехнических разводов и стояков, газового оборудования, схемы электроразводки, без предварительного письменного согласования с Застройщиком;</w:t>
+      </w:r>
+    </w:p>
+    <w:p>
+      <w:pPr>
+        <w:pStyle w:val="ListParagraph"/>
+        <w:numPr>
+          <w:ilvl w:val="2"/>
+          <w:numId w:val="1"/>
+        </w:numPr>
+        <w:tabs>
+          <w:tab w:val="clear" w:pos="720"/>
+          <w:tab w:val="left" w:pos="745" w:leader="none"/>
+        </w:tabs>
+        <w:ind w:hanging="0" w:start="145" w:end="141"/>
+        <w:rPr>
+          <w:sz w:val="24"/>
+        </w:rPr>
+      </w:pPr>
+      <w:r>
+        <w:rPr>
+          <w:sz w:val="24"/>
+        </w:rPr>
+        <w:t>В случае нарушения данного обязательства, Застройщик вправе взыскать с Инвестора средства, необходимые для приведения Помещения в проектное состояние.</w:t>
+      </w:r>
+    </w:p>
+    <w:p>
+      <w:pPr>
+        <w:pStyle w:val="Heading3"/>
+        <w:numPr>
+          <w:ilvl w:val="1"/>
+          <w:numId w:val="1"/>
+        </w:numPr>
+        <w:tabs>
+          <w:tab w:val="clear" w:pos="720"/>
+          <w:tab w:val="left" w:pos="852" w:leader="none"/>
+        </w:tabs>
         <w:spacing w:lineRule="exact" w:line="326" w:before="236" w:after="0"/>
         <w:ind w:hanging="707" w:start="852"/>
-        <w:rPr>
-          <w:rFonts w:ascii="Arial Black" w:hAnsi="Arial Black"/>
-          <w:b w:val="false"/>
-        </w:rPr>
-      </w:pPr>
-      <w:r>
-        <w:rPr>
-          <w:rFonts w:ascii="Arial Black" w:hAnsi="Arial Black"/>
-          <w:b w:val="false"/>
+        <w:rPr/>
+      </w:pPr>
+      <w:r>
+        <w:rPr>
           <w:spacing w:val="-8"/>
         </w:rPr>
         <w:t>Застройщик</w:t>
       </w:r>
       <w:r>
         <w:rPr>
-          <w:rFonts w:ascii="Arial Black" w:hAnsi="Arial Black"/>
-          <w:b w:val="false"/>
           <w:spacing w:val="-5"/>
         </w:rPr>
         <w:t xml:space="preserve"> </w:t>
       </w:r>
       <w:r>
         <w:rPr>
-          <w:rFonts w:ascii="Arial Black" w:hAnsi="Arial Black"/>
-          <w:b w:val="false"/>
           <w:spacing w:val="-2"/>
         </w:rPr>
         <w:t>вправе:</w:t>
@@ -5183,7 +5117,6 @@
     <w:p>
       <w:pPr>
         <w:sectPr>
-          <w:headerReference w:type="even" r:id="rId5"/>
           <w:headerReference w:type="default" r:id="rId6"/>
           <w:headerReference w:type="first" r:id="rId7"/>
           <w:type w:val="nextPage"/>
@@ -5355,6 +5288,37 @@
           <w:sz w:val="24"/>
         </w:rPr>
         <w:t>Условия настоящего договора могут быть изменены по взаимному соглашению Сторон. Все изменения, дополнения и соглашения к настоящему договору являются неотъемлемой частью настоящего договора, если совершены в письменной форме и подписаны Сторонами.</w:t>
+      </w:r>
+      <w:r>
+        <w:rPr>
+          <w:rFonts w:eastAsia="Calibri"/>
+          <w:sz w:val="24"/>
+          <w:szCs w:val="24"/>
+        </w:rPr>
+        <w:t xml:space="preserve"> </w:t>
+      </w:r>
+    </w:p>
+    <w:p>
+      <w:pPr>
+        <w:pStyle w:val="ListParagraph"/>
+        <w:numPr>
+          <w:ilvl w:val="1"/>
+          <w:numId w:val="1"/>
+        </w:numPr>
+        <w:tabs>
+          <w:tab w:val="clear" w:pos="720"/>
+          <w:tab w:val="left" w:pos="853" w:leader="none"/>
+        </w:tabs>
+        <w:ind w:hanging="0" w:start="145" w:end="145"/>
+        <w:rPr>
+          <w:sz w:val="24"/>
+        </w:rPr>
+      </w:pPr>
+      <w:r>
+        <w:rPr>
+          <w:sz w:val="24"/>
+        </w:rPr>
+        <w:t xml:space="preserve">В случае расторжения договора в соответствии с п. 5.9. Договора по инициативе Инвестора, Инвестор вправе подать письменное заявление о возврате суммы, указанной в п. 2.1. Договора. Застройщик обязуется произвести возврат указанной в п. 2.1. суммы в течении 120 (ста двадцати) календарных дней с даты получения надлежащим образом оформленного заявления о возврате. </w:t>
       </w:r>
     </w:p>
     <w:p>
@@ -5595,7 +5559,6 @@
             <w:pPr>
               <w:pStyle w:val="TableParagraph"/>
               <w:widowControl w:val="false"/>
-              <w:suppressAutoHyphens w:val="true"/>
               <w:spacing w:before="0" w:after="0"/>
               <w:jc w:val="start"/>
               <w:rPr>
@@ -5619,7 +5582,6 @@
             <w:pPr>
               <w:pStyle w:val="TableParagraph"/>
               <w:widowControl w:val="false"/>
-              <w:suppressAutoHyphens w:val="true"/>
               <w:spacing w:before="0" w:after="0"/>
               <w:jc w:val="start"/>
               <w:rPr>
@@ -5674,7 +5636,6 @@
             <w:pPr>
               <w:pStyle w:val="TableParagraph"/>
               <w:widowControl w:val="false"/>
-              <w:suppressAutoHyphens w:val="true"/>
               <w:spacing w:before="0" w:after="0"/>
               <w:ind w:start="0"/>
               <w:jc w:val="start"/>
@@ -5686,7 +5647,10 @@
             <w:r>
               <w:rPr>
                 <w:b/>
+                <w:kern w:val="0"/>
                 <w:sz w:val="24"/>
+                <w:szCs w:val="22"/>
+                <w:lang w:eastAsia="en-US" w:bidi="ar-SA"/>
               </w:rPr>
             </w:r>
           </w:p>
@@ -5694,7 +5658,6 @@
             <w:pPr>
               <w:pStyle w:val="TableParagraph"/>
               <w:widowControl w:val="false"/>
-              <w:suppressAutoHyphens w:val="true"/>
               <w:spacing w:before="0" w:after="0"/>
               <w:jc w:val="start"/>
               <w:rPr>
@@ -5735,7 +5698,6 @@
             <w:pPr>
               <w:pStyle w:val="TableParagraph"/>
               <w:widowControl w:val="false"/>
-              <w:suppressAutoHyphens w:val="true"/>
               <w:spacing w:before="0" w:after="0"/>
               <w:jc w:val="start"/>
               <w:rPr>
@@ -5766,7 +5728,6 @@
             <w:pPr>
               <w:pStyle w:val="TableParagraph"/>
               <w:widowControl w:val="false"/>
-              <w:suppressAutoHyphens w:val="true"/>
               <w:spacing w:before="0" w:after="0"/>
               <w:jc w:val="start"/>
               <w:rPr>
@@ -5807,7 +5768,6 @@
             <w:pPr>
               <w:pStyle w:val="Normal"/>
               <w:widowControl w:val="false"/>
-              <w:suppressAutoHyphens w:val="true"/>
               <w:spacing w:before="0" w:after="0"/>
               <w:ind w:start="57"/>
               <w:jc w:val="start"/>
@@ -5839,7 +5799,6 @@
             <w:pPr>
               <w:pStyle w:val="TableParagraph"/>
               <w:widowControl w:val="false"/>
-              <w:suppressAutoHyphens w:val="true"/>
               <w:spacing w:before="0" w:after="0"/>
               <w:jc w:val="start"/>
               <w:rPr>
@@ -5870,7 +5829,6 @@
             <w:pPr>
               <w:pStyle w:val="TableParagraph"/>
               <w:widowControl w:val="false"/>
-              <w:suppressAutoHyphens w:val="true"/>
               <w:spacing w:before="0" w:after="0"/>
               <w:jc w:val="start"/>
               <w:rPr>
@@ -5892,7 +5850,6 @@
             <w:pPr>
               <w:pStyle w:val="TableParagraph"/>
               <w:widowControl w:val="false"/>
-              <w:suppressAutoHyphens w:val="true"/>
               <w:spacing w:before="0" w:after="0"/>
               <w:ind w:start="0"/>
               <w:jc w:val="start"/>
@@ -5904,7 +5861,10 @@
             <w:r>
               <w:rPr>
                 <w:b/>
+                <w:kern w:val="0"/>
                 <w:sz w:val="24"/>
+                <w:szCs w:val="22"/>
+                <w:lang w:eastAsia="en-US" w:bidi="ar-SA"/>
               </w:rPr>
             </w:r>
           </w:p>
@@ -5912,7 +5872,6 @@
             <w:pPr>
               <w:pStyle w:val="TableParagraph"/>
               <w:widowControl w:val="false"/>
-              <w:suppressAutoHyphens w:val="true"/>
               <w:spacing w:before="0" w:after="0"/>
               <w:jc w:val="both"/>
               <w:rPr>
@@ -5953,11 +5912,32 @@
             <w:pPr>
               <w:pStyle w:val="TableParagraph"/>
               <w:widowControl w:val="false"/>
+              <w:spacing w:before="25" w:after="0"/>
+              <w:ind w:start="0"/>
+              <w:jc w:val="start"/>
+              <w:rPr>
+                <w:b/>
+                <w:sz w:val="24"/>
+              </w:rPr>
+            </w:pPr>
+            <w:r>
+              <w:rPr>
+                <w:b/>
+                <w:kern w:val="0"/>
+                <w:sz w:val="24"/>
+                <w:szCs w:val="22"/>
+                <w:lang w:eastAsia="en-US" w:bidi="ar-SA"/>
+              </w:rPr>
+            </w:r>
+          </w:p>
+          <w:p>
+            <w:pPr>
+              <w:pStyle w:val="TableParagraph"/>
+              <w:widowControl w:val="false"/>
               <w:tabs>
                 <w:tab w:val="clear" w:pos="720"/>
                 <w:tab w:val="left" w:pos="3928" w:leader="none"/>
               </w:tabs>
-              <w:suppressAutoHyphens w:val="true"/>
               <w:spacing w:before="0" w:after="0"/>
               <w:ind w:start="109"/>
               <w:jc w:val="both"/>
@@ -5998,69 +5978,35 @@
           </w:tcPr>
           <w:p>
             <w:pPr>
-              <w:pStyle w:val="Normal"/>
-              <w:widowControl/>
-              <w:suppressAutoHyphens w:val="true"/>
-              <w:bidi w:val="0"/>
-              <w:spacing w:lineRule="auto" w:line="240" w:before="0" w:after="0"/>
-              <w:ind w:hanging="0" w:start="113" w:end="0"/>
-              <w:contextualSpacing/>
-              <w:jc w:val="both"/>
+              <w:pStyle w:val="TableParagraph"/>
+              <w:widowControl w:val="false"/>
+              <w:spacing w:lineRule="exact" w:line="297" w:before="0" w:after="0"/>
+              <w:ind w:start="109"/>
+              <w:jc w:val="start"/>
               <w:rPr>
-                <w:rFonts w:ascii="Times New Roman" w:hAnsi="Times New Roman" w:eastAsia="Calibri" w:cs="Times New Roman"/>
                 <w:b/>
-                <w:bCs/>
                 <w:sz w:val="24"/>
-                <w:szCs w:val="24"/>
               </w:rPr>
             </w:pPr>
             <w:r>
               <w:rPr>
-                <w:rFonts w:eastAsia="Calibri" w:cs="Times New Roman"/>
                 <w:b/>
-                <w:bCs/>
+                <w:spacing w:val="-2"/>
+                <w:w w:val="95"/>
                 <w:kern w:val="0"/>
                 <w:sz w:val="24"/>
-                <w:szCs w:val="24"/>
-                <w:lang w:val="ru-RU" w:eastAsia="en-US" w:bidi="ar-SA"/>
+                <w:szCs w:val="22"/>
+                <w:lang w:eastAsia="en-US" w:bidi="ar-SA"/>
               </w:rPr>
-              <w:t xml:space="preserve">ИНВЕСТОР </w:t>
+              <w:t>ИНВЕСТОР</w:t>
             </w:r>
           </w:p>
           <w:p>
             <w:pPr>
-              <w:pStyle w:val="Normal"/>
-              <w:widowControl/>
-              <w:suppressAutoHyphens w:val="true"/>
-              <w:spacing w:lineRule="auto" w:line="240" w:before="0" w:after="0"/>
-              <w:contextualSpacing/>
-              <w:jc w:val="both"/>
-              <w:rPr>
-                <w:rFonts w:ascii="Times New Roman" w:hAnsi="Times New Roman" w:eastAsia="Calibri" w:cs="Times New Roman"/>
-                <w:b/>
-                <w:bCs/>
-                <w:sz w:val="24"/>
-                <w:szCs w:val="24"/>
-              </w:rPr>
-            </w:pPr>
-            <w:r>
-              <w:rPr>
-                <w:rFonts w:eastAsia="Calibri" w:cs="Times New Roman"/>
-                <w:b/>
-                <w:bCs/>
-                <w:sz w:val="24"/>
-                <w:szCs w:val="24"/>
-              </w:rPr>
-            </w:r>
-          </w:p>
-          <w:p>
-            <w:pPr>
-              <w:pStyle w:val="Normal"/>
+              <w:pStyle w:val="TableParagraph"/>
               <w:widowControl w:val="false"/>
-              <w:suppressAutoHyphens w:val="true"/>
-              <w:bidi w:val="0"/>
               <w:spacing w:lineRule="auto" w:line="262" w:before="0" w:after="0"/>
-              <w:ind w:hanging="0" w:start="113" w:end="1531"/>
+              <w:ind w:start="117" w:end="1513"/>
               <w:jc w:val="start"/>
               <w:rPr>
                 <w:kern w:val="0"/>
@@ -6076,27 +6022,16 @@
                 <w:szCs w:val="22"/>
                 <w:lang w:eastAsia="en-US" w:bidi="ar-SA"/>
               </w:rPr>
-              <w:t xml:space="preserve">ФИО: </w:t>
-            </w:r>
-            <w:r>
-              <w:rPr>
-                <w:rFonts w:eastAsia="Times New Roman" w:cs="Times New Roman"/>
-                <w:color w:val="auto"/>
-                <w:kern w:val="0"/>
-                <w:sz w:val="24"/>
-                <w:szCs w:val="24"/>
-                <w:lang w:val="ru-RU" w:eastAsia="en-US" w:bidi="ar-SA"/>
-              </w:rPr>
-              <w:t>{fullname}</w:t>
+              <w:br/>
+              <w:t xml:space="preserve"> ФИО: {fullname}</w:t>
             </w:r>
           </w:p>
           <w:p>
             <w:pPr>
               <w:pStyle w:val="TableParagraph"/>
               <w:widowControl w:val="false"/>
-              <w:suppressAutoHyphens w:val="true"/>
               <w:spacing w:lineRule="auto" w:line="262" w:before="0" w:after="0"/>
-              <w:ind w:hanging="0" w:start="0" w:end="1513"/>
+              <w:ind w:start="117" w:end="1513"/>
               <w:jc w:val="start"/>
               <w:rPr>
                 <w:sz w:val="24"/>
@@ -6104,7 +6039,10 @@
             </w:pPr>
             <w:r>
               <w:rPr>
+                <w:kern w:val="0"/>
                 <w:sz w:val="24"/>
+                <w:szCs w:val="22"/>
+                <w:lang w:eastAsia="en-US" w:bidi="ar-SA"/>
               </w:rPr>
             </w:r>
           </w:p>
@@ -6112,10 +6050,7 @@
             <w:pPr>
               <w:pStyle w:val="BodyText"/>
               <w:widowControl w:val="false"/>
-              <w:suppressAutoHyphens w:val="true"/>
-              <w:bidi w:val="0"/>
               <w:spacing w:before="0" w:after="0"/>
-              <w:ind w:hanging="0" w:start="113" w:end="0"/>
               <w:jc w:val="start"/>
               <w:rPr>
                 <w:rFonts w:ascii="Arial" w:hAnsi="Arial"/>
@@ -6126,26 +6061,14 @@
                 <w:kern w:val="0"/>
                 <w:lang w:eastAsia="en-US" w:bidi="ar-SA"/>
               </w:rPr>
-              <w:t xml:space="preserve">ПАСПОРТ выдан: </w:t>
-            </w:r>
-            <w:r>
-              <w:rPr>
-                <w:rFonts w:eastAsia="Calibri" w:cs="Times New Roman"/>
-                <w:kern w:val="0"/>
-                <w:sz w:val="24"/>
-                <w:szCs w:val="24"/>
-                <w:lang w:val="en-US" w:eastAsia="en-US" w:bidi="ar-SA"/>
-              </w:rPr>
-              <w:t>{passport_issued_by}</w:t>
+              <w:t>ПАСПОРТ выдан: {passport_issued_by}</w:t>
             </w:r>
           </w:p>
           <w:p>
             <w:pPr>
               <w:pStyle w:val="TableParagraph"/>
               <w:widowControl w:val="false"/>
-              <w:suppressAutoHyphens w:val="true"/>
               <w:spacing w:before="0" w:after="0"/>
-              <w:ind w:hanging="0" w:start="0"/>
               <w:jc w:val="start"/>
               <w:rPr>
                 <w:sz w:val="24"/>
@@ -6153,7 +6076,10 @@
             </w:pPr>
             <w:r>
               <w:rPr>
+                <w:kern w:val="0"/>
                 <w:sz w:val="24"/>
+                <w:szCs w:val="22"/>
+                <w:lang w:eastAsia="en-US" w:bidi="ar-SA"/>
               </w:rPr>
             </w:r>
           </w:p>
@@ -6161,10 +6087,8 @@
             <w:pPr>
               <w:pStyle w:val="BodyText"/>
               <w:widowControl w:val="false"/>
-              <w:suppressAutoHyphens w:val="true"/>
-              <w:bidi w:val="0"/>
               <w:spacing w:before="0" w:after="0"/>
-              <w:ind w:hanging="0" w:start="113" w:end="0"/>
+              <w:ind w:hanging="0" w:start="0"/>
               <w:jc w:val="start"/>
               <w:rPr>
                 <w:kern w:val="0"/>
@@ -6176,27 +6100,22 @@
                 <w:kern w:val="0"/>
                 <w:lang w:eastAsia="en-US" w:bidi="ar-SA"/>
               </w:rPr>
-              <w:t xml:space="preserve">Адрес регистрации: </w:t>
+              <w:t xml:space="preserve">   </w:t>
             </w:r>
             <w:r>
               <w:rPr>
-                <w:rFonts w:eastAsia="Calibri" w:cs="Times New Roman"/>
                 <w:kern w:val="0"/>
-                <w:sz w:val="24"/>
-                <w:szCs w:val="24"/>
-                <w:lang w:val="en-US" w:eastAsia="en-US" w:bidi="ar-SA"/>
+                <w:lang w:eastAsia="en-US" w:bidi="ar-SA"/>
               </w:rPr>
-              <w:t>{registration_address}</w:t>
+              <w:t>Адрес регистрации: {registration_address}</w:t>
             </w:r>
           </w:p>
           <w:p>
             <w:pPr>
               <w:pStyle w:val="BodyText"/>
               <w:widowControl w:val="false"/>
-              <w:suppressAutoHyphens w:val="true"/>
-              <w:bidi w:val="0"/>
               <w:spacing w:before="0" w:after="0"/>
-              <w:ind w:hanging="0" w:start="113" w:end="0"/>
+              <w:ind w:start="0"/>
               <w:jc w:val="start"/>
               <w:rPr>
                 <w:kern w:val="0"/>
@@ -6214,10 +6133,8 @@
             <w:pPr>
               <w:pStyle w:val="BodyText"/>
               <w:widowControl w:val="false"/>
-              <w:suppressAutoHyphens w:val="true"/>
-              <w:bidi w:val="0"/>
               <w:spacing w:before="0" w:after="0"/>
-              <w:ind w:hanging="0" w:start="113" w:end="0"/>
+              <w:ind w:hanging="0" w:start="0"/>
               <w:jc w:val="start"/>
               <w:rPr>
                 <w:kern w:val="0"/>
@@ -6226,23 +6143,25 @@
             </w:pPr>
             <w:r>
               <w:rPr>
-                <w:rFonts w:eastAsia="Calibri" w:cs="Times New Roman"/>
                 <w:kern w:val="0"/>
-                <w:sz w:val="24"/>
-                <w:szCs w:val="24"/>
-                <w:lang w:val="ru-RU" w:eastAsia="en-US" w:bidi="ar-SA"/>
+                <w:lang w:eastAsia="en-US" w:bidi="ar-SA"/>
               </w:rPr>
-              <w:t>Адрес фактического проживания:</w:t>
+              <w:t xml:space="preserve">   </w:t>
+            </w:r>
+            <w:r>
+              <w:rPr>
+                <w:kern w:val="0"/>
+                <w:lang w:eastAsia="en-US" w:bidi="ar-SA"/>
+              </w:rPr>
+              <w:t xml:space="preserve">Адрес фактического проживания:  </w:t>
             </w:r>
           </w:p>
           <w:p>
             <w:pPr>
               <w:pStyle w:val="BodyText"/>
               <w:widowControl w:val="false"/>
-              <w:suppressAutoHyphens w:val="true"/>
-              <w:bidi w:val="0"/>
               <w:spacing w:before="0" w:after="0"/>
-              <w:ind w:hanging="0" w:start="113" w:end="0"/>
+              <w:ind w:hanging="0" w:start="0"/>
               <w:jc w:val="start"/>
               <w:rPr>
                 <w:kern w:val="0"/>
@@ -6251,11 +6170,15 @@
             </w:pPr>
             <w:r>
               <w:rPr>
-                <w:rFonts w:eastAsia="Calibri" w:cs="Times New Roman"/>
                 <w:kern w:val="0"/>
-                <w:sz w:val="24"/>
-                <w:szCs w:val="24"/>
-                <w:lang w:val="en-US" w:eastAsia="en-US" w:bidi="ar-SA"/>
+                <w:lang w:eastAsia="en-US" w:bidi="ar-SA"/>
+              </w:rPr>
+              <w:t xml:space="preserve">   </w:t>
+            </w:r>
+            <w:r>
+              <w:rPr>
+                <w:kern w:val="0"/>
+                <w:lang w:eastAsia="en-US" w:bidi="ar-SA"/>
               </w:rPr>
               <w:t>{living_address}</w:t>
             </w:r>
@@ -6264,9 +6187,8 @@
             <w:pPr>
               <w:pStyle w:val="BodyText"/>
               <w:widowControl w:val="false"/>
-              <w:suppressAutoHyphens w:val="true"/>
               <w:spacing w:before="0" w:after="0"/>
-              <w:ind w:start="0"/>
+              <w:ind w:start="252"/>
               <w:jc w:val="start"/>
               <w:rPr>
                 <w:kern w:val="0"/>
@@ -6284,10 +6206,8 @@
             <w:pPr>
               <w:pStyle w:val="TableParagraph"/>
               <w:widowControl w:val="false"/>
-              <w:suppressAutoHyphens w:val="true"/>
-              <w:bidi w:val="0"/>
               <w:spacing w:before="91" w:after="0"/>
-              <w:ind w:hanging="0" w:start="113" w:end="0"/>
+              <w:ind w:start="168"/>
               <w:jc w:val="start"/>
               <w:rPr>
                 <w:sz w:val="24"/>
@@ -6295,122 +6215,73 @@
             </w:pPr>
             <w:r>
               <w:rPr>
-                <w:rFonts w:eastAsia="Calibri" w:cs="Times New Roman"/>
-                <w:b w:val="false"/>
-                <w:bCs w:val="false"/>
-                <w:color w:val="auto"/>
                 <w:kern w:val="0"/>
                 <w:sz w:val="24"/>
                 <w:szCs w:val="22"/>
-                <w:lang w:val="ru-RU" w:eastAsia="en-US" w:bidi="ar-SA"/>
+                <w:lang w:eastAsia="en-US" w:bidi="ar-SA"/>
               </w:rPr>
               <w:t>Телефон: {phone_number}</w:t>
             </w:r>
           </w:p>
           <w:p>
             <w:pPr>
-              <w:pStyle w:val="Normal"/>
-              <w:widowControl/>
-              <w:suppressAutoHyphens w:val="true"/>
-              <w:bidi w:val="0"/>
-              <w:spacing w:lineRule="auto" w:line="240" w:before="0" w:after="0"/>
-              <w:ind w:hanging="0" w:start="113" w:end="0"/>
-              <w:contextualSpacing/>
-              <w:jc w:val="both"/>
+              <w:pStyle w:val="TableParagraph"/>
+              <w:widowControl w:val="false"/>
+              <w:spacing w:before="91" w:after="0"/>
+              <w:ind w:start="168"/>
+              <w:jc w:val="start"/>
               <w:rPr>
-                <w:rFonts w:ascii="Times New Roman" w:hAnsi="Times New Roman" w:eastAsia="Calibri" w:cs="Times New Roman"/>
-                <w:b/>
-                <w:bCs/>
                 <w:sz w:val="24"/>
-                <w:szCs w:val="24"/>
               </w:rPr>
             </w:pPr>
             <w:r>
               <w:rPr>
-                <w:rFonts w:eastAsia="Calibri" w:cs="Times New Roman"/>
-                <w:b/>
-                <w:bCs/>
+                <w:kern w:val="0"/>
                 <w:sz w:val="24"/>
-                <w:szCs w:val="24"/>
+                <w:szCs w:val="22"/>
+                <w:lang w:eastAsia="en-US" w:bidi="ar-SA"/>
               </w:rPr>
             </w:r>
           </w:p>
           <w:p>
             <w:pPr>
-              <w:pStyle w:val="Normal"/>
-              <w:widowControl/>
-              <w:suppressAutoHyphens w:val="true"/>
-              <w:bidi w:val="0"/>
-              <w:spacing w:lineRule="auto" w:line="240" w:before="0" w:after="0"/>
-              <w:ind w:hanging="0" w:start="113" w:end="0"/>
-              <w:contextualSpacing/>
-              <w:jc w:val="both"/>
+              <w:pStyle w:val="TableParagraph"/>
+              <w:widowControl w:val="false"/>
+              <w:spacing w:before="91" w:after="0"/>
+              <w:ind w:start="168"/>
+              <w:jc w:val="start"/>
               <w:rPr>
-                <w:rFonts w:ascii="Times New Roman" w:hAnsi="Times New Roman" w:eastAsia="Calibri" w:cs="Times New Roman"/>
                 <w:sz w:val="24"/>
-                <w:szCs w:val="24"/>
               </w:rPr>
             </w:pPr>
             <w:r>
               <w:rPr>
-                <w:rFonts w:eastAsia="Calibri" w:cs="Times New Roman"/>
-                <w:b w:val="false"/>
-                <w:bCs w:val="false"/>
                 <w:kern w:val="0"/>
-                <w:sz w:val="24"/>
-                <w:szCs w:val="24"/>
-                <w:lang w:val="ru-RU" w:eastAsia="en-US" w:bidi="ar-SA"/>
+                <w:sz w:val="22"/>
+                <w:szCs w:val="22"/>
+                <w:lang w:eastAsia="en-US" w:bidi="ar-SA"/>
               </w:rPr>
-              <w:t>Инвестор:</w:t>
-            </w:r>
-          </w:p>
-          <w:p>
-            <w:pPr>
-              <w:pStyle w:val="Normal"/>
-              <w:widowControl/>
-              <w:suppressAutoHyphens w:val="true"/>
-              <w:bidi w:val="0"/>
-              <w:spacing w:lineRule="auto" w:line="240" w:before="0" w:after="0"/>
-              <w:ind w:hanging="0" w:start="113" w:end="0"/>
-              <w:contextualSpacing/>
-              <w:jc w:val="start"/>
-              <w:rPr/>
-            </w:pPr>
-            <w:r>
-              <w:rPr>
-                <w:rFonts w:eastAsia="Times New Roman" w:cs="Times New Roman"/>
-                <w:b w:val="false"/>
-                <w:bCs w:val="false"/>
-                <w:color w:val="auto"/>
-                <w:kern w:val="0"/>
-                <w:sz w:val="24"/>
-                <w:szCs w:val="24"/>
-                <w:lang w:val="ru-RU" w:eastAsia="en-US" w:bidi="ar-SA"/>
-              </w:rPr>
-              <w:t>{shortname}</w:t>
+              <w:t>Инвестор:                                               {shortname}</w:t>
             </w:r>
             <w:r>
               <w:rPr>
-                <w:rFonts w:eastAsia="Times New Roman" w:cs="Times New Roman"/>
-                <w:b/>
-                <w:bCs/>
-                <w:color w:val="auto"/>
                 <w:kern w:val="0"/>
                 <w:sz w:val="24"/>
-                <w:szCs w:val="24"/>
-                <w:lang w:val="ru-RU" w:eastAsia="en-US" w:bidi="ar-SA"/>
+                <w:szCs w:val="22"/>
+                <w:lang w:eastAsia="en-US" w:bidi="ar-SA"/>
               </w:rPr>
-              <w:t xml:space="preserve"> </w:t>
+              <w:t xml:space="preserve">  </w:t>
             </w:r>
             <w:r>
               <w:rPr>
-                <w:rFonts w:eastAsia="Calibri" w:cs="Times New Roman"/>
                 <w:kern w:val="0"/>
                 <w:sz w:val="24"/>
-                <w:szCs w:val="24"/>
-                <w:lang w:val="ru-RU" w:eastAsia="en-US" w:bidi="ar-SA"/>
+                <w:szCs w:val="22"/>
+                <w:u w:val="single"/>
+                <w:lang w:eastAsia="en-US" w:bidi="ar-SA"/>
               </w:rPr>
-              <w:t>__________________</w:t>
+              <w:tab/>
+              <w:t>____________</w:t>
             </w:r>
           </w:p>
         </w:tc>
@@ -6426,9 +6297,8 @@
       </w:r>
     </w:p>
     <w:sectPr>
-      <w:headerReference w:type="even" r:id="rId8"/>
-      <w:headerReference w:type="default" r:id="rId9"/>
-      <w:headerReference w:type="first" r:id="rId10"/>
+      <w:headerReference w:type="default" r:id="rId8"/>
+      <w:headerReference w:type="first" r:id="rId9"/>
       <w:type w:val="nextPage"/>
       <w:pgSz w:w="11906" w:h="16838"/>
       <w:pgMar w:left="1559" w:right="708" w:gutter="0" w:header="757" w:top="1160" w:footer="0" w:bottom="280"/>
@@ -6473,7 +6343,7 @@
       <mc:AlternateContent>
         <mc:Choice Requires="wps">
           <w:drawing>
-            <wp:anchor behindDoc="1" distT="0" distB="0" distL="0" distR="0" simplePos="0" locked="0" layoutInCell="0" allowOverlap="1" relativeHeight="4">
+            <wp:anchor behindDoc="1" distT="0" distB="0" distL="0" distR="0" simplePos="0" locked="0" layoutInCell="0" allowOverlap="1" relativeHeight="2" wp14:anchorId="5DA1389F">
               <wp:simplePos x="0" y="0"/>
               <wp:positionH relativeFrom="page">
                 <wp:posOffset>3978910</wp:posOffset>
@@ -6512,7 +6382,7 @@
                       <w:txbxContent>
                         <w:p>
                           <w:pPr>
-                            <w:pStyle w:val="FrameContentsuser"/>
+                            <w:pStyle w:val="FrameContents"/>
                             <w:spacing w:lineRule="exact" w:line="244"/>
                             <w:ind w:start="60"/>
                             <w:rPr>
@@ -6522,7 +6392,6 @@
                           <w:r>
                             <w:rPr>
                               <w:rFonts w:ascii="Calibri" w:hAnsi="Calibri"/>
-                              <w:color w:val="000000"/>
                               <w:spacing w:val="-10"/>
                             </w:rPr>
                             <w:fldChar w:fldCharType="begin"/>
@@ -6531,7 +6400,6 @@
                             <w:rPr>
                               <w:spacing w:val="-10"/>
                               <w:rFonts w:ascii="Calibri" w:hAnsi="Calibri"/>
-                              <w:color w:val="000000"/>
                             </w:rPr>
                             <w:instrText xml:space="preserve"> PAGE </w:instrText>
                           </w:r>
@@ -6539,7 +6407,6 @@
                             <w:rPr>
                               <w:spacing w:val="-10"/>
                               <w:rFonts w:ascii="Calibri" w:hAnsi="Calibri"/>
-                              <w:color w:val="000000"/>
                             </w:rPr>
                             <w:fldChar w:fldCharType="separate"/>
                           </w:r>
@@ -6547,15 +6414,13 @@
                             <w:rPr>
                               <w:spacing w:val="-10"/>
                               <w:rFonts w:ascii="Calibri" w:hAnsi="Calibri"/>
-                              <w:color w:val="000000"/>
                             </w:rPr>
-                            <w:t>3</w:t>
+                            <w:t>2</w:t>
                           </w:r>
                           <w:r>
                             <w:rPr>
                               <w:spacing w:val="-10"/>
                               <w:rFonts w:ascii="Calibri" w:hAnsi="Calibri"/>
-                              <w:color w:val="000000"/>
                             </w:rPr>
                             <w:fldChar w:fldCharType="end"/>
                           </w:r>
@@ -6573,14 +6438,14 @@
         </mc:Choice>
         <mc:Fallback>
           <w:pict>
-            <v:rect id="shape_0" ID="Textbox 1" path="m0,0l-2147483645,0l-2147483645,-2147483646l0,-2147483646xe" stroked="f" o:allowincell="f" style="position:absolute;margin-left:313.3pt;margin-top:36.85pt;width:12.55pt;height:12.95pt;mso-wrap-style:square;v-text-anchor:top;mso-position-horizontal-relative:page;mso-position-vertical-relative:page">
+            <v:rect id="shape_0" ID="Textbox 1" path="m0,0l-2147483645,0l-2147483645,-2147483646l0,-2147483646xe" stroked="f" o:allowincell="f" style="position:absolute;margin-left:313.3pt;margin-top:36.85pt;width:12.55pt;height:12.95pt;mso-wrap-style:square;v-text-anchor:top;mso-position-horizontal-relative:page;mso-position-vertical-relative:page" wp14:anchorId="5DA1389F">
               <v:fill o:detectmouseclick="t" on="false"/>
               <v:stroke color="#3465a4" joinstyle="round" endcap="flat"/>
               <v:textbox>
                 <w:txbxContent>
                   <w:p>
                     <w:pPr>
-                      <w:pStyle w:val="FrameContentsuser"/>
+                      <w:pStyle w:val="FrameContents"/>
                       <w:spacing w:lineRule="exact" w:line="244"/>
                       <w:ind w:start="60"/>
                       <w:rPr>
@@ -6590,7 +6455,6 @@
                     <w:r>
                       <w:rPr>
                         <w:rFonts w:ascii="Calibri" w:hAnsi="Calibri"/>
-                        <w:color w:val="000000"/>
                         <w:spacing w:val="-10"/>
                       </w:rPr>
                       <w:fldChar w:fldCharType="begin"/>
@@ -6599,7 +6463,6 @@
                       <w:rPr>
                         <w:spacing w:val="-10"/>
                         <w:rFonts w:ascii="Calibri" w:hAnsi="Calibri"/>
-                        <w:color w:val="000000"/>
                       </w:rPr>
                       <w:instrText xml:space="preserve"> PAGE </w:instrText>
                     </w:r>
@@ -6607,7 +6470,6 @@
                       <w:rPr>
                         <w:spacing w:val="-10"/>
                         <w:rFonts w:ascii="Calibri" w:hAnsi="Calibri"/>
-                        <w:color w:val="000000"/>
                       </w:rPr>
                       <w:fldChar w:fldCharType="separate"/>
                     </w:r>
@@ -6615,15 +6477,13 @@
                       <w:rPr>
                         <w:spacing w:val="-10"/>
                         <w:rFonts w:ascii="Calibri" w:hAnsi="Calibri"/>
-                        <w:color w:val="000000"/>
                       </w:rPr>
-                      <w:t>3</w:t>
+                      <w:t>2</w:t>
                     </w:r>
                     <w:r>
                       <w:rPr>
                         <w:spacing w:val="-10"/>
                         <w:rFonts w:ascii="Calibri" w:hAnsi="Calibri"/>
-                        <w:color w:val="000000"/>
                       </w:rPr>
                       <w:fldChar w:fldCharType="end"/>
                     </w:r>
@@ -6658,7 +6518,7 @@
       <mc:AlternateContent>
         <mc:Choice Requires="wps">
           <w:drawing>
-            <wp:anchor behindDoc="1" distT="0" distB="0" distL="0" distR="0" simplePos="0" locked="0" layoutInCell="0" allowOverlap="1" relativeHeight="4">
+            <wp:anchor behindDoc="1" distT="0" distB="0" distL="0" distR="0" simplePos="0" locked="0" layoutInCell="0" allowOverlap="1" relativeHeight="2" wp14:anchorId="5DA1389F">
               <wp:simplePos x="0" y="0"/>
               <wp:positionH relativeFrom="page">
                 <wp:posOffset>3978910</wp:posOffset>
@@ -6697,7 +6557,7 @@
                       <w:txbxContent>
                         <w:p>
                           <w:pPr>
-                            <w:pStyle w:val="FrameContentsuser"/>
+                            <w:pStyle w:val="FrameContents"/>
                             <w:spacing w:lineRule="exact" w:line="244"/>
                             <w:ind w:start="60"/>
                             <w:rPr>
@@ -6707,7 +6567,6 @@
                           <w:r>
                             <w:rPr>
                               <w:rFonts w:ascii="Calibri" w:hAnsi="Calibri"/>
-                              <w:color w:val="000000"/>
                               <w:spacing w:val="-10"/>
                             </w:rPr>
                             <w:fldChar w:fldCharType="begin"/>
@@ -6716,7 +6575,6 @@
                             <w:rPr>
                               <w:spacing w:val="-10"/>
                               <w:rFonts w:ascii="Calibri" w:hAnsi="Calibri"/>
-                              <w:color w:val="000000"/>
                             </w:rPr>
                             <w:instrText xml:space="preserve"> PAGE </w:instrText>
                           </w:r>
@@ -6724,7 +6582,6 @@
                             <w:rPr>
                               <w:spacing w:val="-10"/>
                               <w:rFonts w:ascii="Calibri" w:hAnsi="Calibri"/>
-                              <w:color w:val="000000"/>
                             </w:rPr>
                             <w:fldChar w:fldCharType="separate"/>
                           </w:r>
@@ -6732,15 +6589,13 @@
                             <w:rPr>
                               <w:spacing w:val="-10"/>
                               <w:rFonts w:ascii="Calibri" w:hAnsi="Calibri"/>
-                              <w:color w:val="000000"/>
                             </w:rPr>
-                            <w:t>3</w:t>
+                            <w:t>2</w:t>
                           </w:r>
                           <w:r>
                             <w:rPr>
                               <w:spacing w:val="-10"/>
                               <w:rFonts w:ascii="Calibri" w:hAnsi="Calibri"/>
-                              <w:color w:val="000000"/>
                             </w:rPr>
                             <w:fldChar w:fldCharType="end"/>
                           </w:r>
@@ -6758,14 +6613,14 @@
         </mc:Choice>
         <mc:Fallback>
           <w:pict>
-            <v:rect id="shape_0" ID="Textbox 1" path="m0,0l-2147483645,0l-2147483645,-2147483646l0,-2147483646xe" stroked="f" o:allowincell="f" style="position:absolute;margin-left:313.3pt;margin-top:36.85pt;width:12.55pt;height:12.95pt;mso-wrap-style:square;v-text-anchor:top;mso-position-horizontal-relative:page;mso-position-vertical-relative:page">
+            <v:rect id="shape_0" ID="Textbox 1" path="m0,0l-2147483645,0l-2147483645,-2147483646l0,-2147483646xe" stroked="f" o:allowincell="f" style="position:absolute;margin-left:313.3pt;margin-top:36.85pt;width:12.55pt;height:12.95pt;mso-wrap-style:square;v-text-anchor:top;mso-position-horizontal-relative:page;mso-position-vertical-relative:page" wp14:anchorId="5DA1389F">
               <v:fill o:detectmouseclick="t" on="false"/>
               <v:stroke color="#3465a4" joinstyle="round" endcap="flat"/>
               <v:textbox>
                 <w:txbxContent>
                   <w:p>
                     <w:pPr>
-                      <w:pStyle w:val="FrameContentsuser"/>
+                      <w:pStyle w:val="FrameContents"/>
                       <w:spacing w:lineRule="exact" w:line="244"/>
                       <w:ind w:start="60"/>
                       <w:rPr>
@@ -6775,7 +6630,6 @@
                     <w:r>
                       <w:rPr>
                         <w:rFonts w:ascii="Calibri" w:hAnsi="Calibri"/>
-                        <w:color w:val="000000"/>
                         <w:spacing w:val="-10"/>
                       </w:rPr>
                       <w:fldChar w:fldCharType="begin"/>
@@ -6784,7 +6638,6 @@
                       <w:rPr>
                         <w:spacing w:val="-10"/>
                         <w:rFonts w:ascii="Calibri" w:hAnsi="Calibri"/>
-                        <w:color w:val="000000"/>
                       </w:rPr>
                       <w:instrText xml:space="preserve"> PAGE </w:instrText>
                     </w:r>
@@ -6792,7 +6645,6 @@
                       <w:rPr>
                         <w:spacing w:val="-10"/>
                         <w:rFonts w:ascii="Calibri" w:hAnsi="Calibri"/>
-                        <w:color w:val="000000"/>
                       </w:rPr>
                       <w:fldChar w:fldCharType="separate"/>
                     </w:r>
@@ -6800,15 +6652,13 @@
                       <w:rPr>
                         <w:spacing w:val="-10"/>
                         <w:rFonts w:ascii="Calibri" w:hAnsi="Calibri"/>
-                        <w:color w:val="000000"/>
                       </w:rPr>
-                      <w:t>3</w:t>
+                      <w:t>2</w:t>
                     </w:r>
                     <w:r>
                       <w:rPr>
                         <w:spacing w:val="-10"/>
                         <w:rFonts w:ascii="Calibri" w:hAnsi="Calibri"/>
-                        <w:color w:val="000000"/>
                       </w:rPr>
                       <w:fldChar w:fldCharType="end"/>
                     </w:r>
@@ -6829,20 +6679,6 @@
 <w:hdr xmlns:o="urn:schemas-microsoft-com:office:office" xmlns:r="http://schemas.openxmlformats.org/officeDocument/2006/relationships" xmlns:v="urn:schemas-microsoft-com:vml" xmlns:w="http://schemas.openxmlformats.org/wordprocessingml/2006/main" xmlns:w10="urn:schemas-microsoft-com:office:word" xmlns:wp="http://schemas.openxmlformats.org/drawingml/2006/wordprocessingDrawing" xmlns:pic="http://schemas.openxmlformats.org/drawingml/2006/picture" xmlns:wps="http://schemas.microsoft.com/office/word/2010/wordprocessingShape" xmlns:wpg="http://schemas.microsoft.com/office/word/2010/wordprocessingGroup" xmlns:mc="http://schemas.openxmlformats.org/markup-compatibility/2006" xmlns:wp14="http://schemas.microsoft.com/office/word/2010/wordprocessingDrawing" xmlns:w14="http://schemas.microsoft.com/office/word/2010/wordml" xmlns:w15="http://schemas.microsoft.com/office/word/2012/wordml" mc:Ignorable="w14 wp14 w15">
   <w:p>
     <w:pPr>
-      <w:pStyle w:val="Header"/>
-      <w:rPr/>
-    </w:pPr>
-    <w:r>
-      <w:rPr/>
-    </w:r>
-  </w:p>
-</w:hdr>
-</file>
-
-<file path=word/header5.xml><?xml version="1.0" encoding="utf-8"?>
-<w:hdr xmlns:o="urn:schemas-microsoft-com:office:office" xmlns:r="http://schemas.openxmlformats.org/officeDocument/2006/relationships" xmlns:v="urn:schemas-microsoft-com:vml" xmlns:w="http://schemas.openxmlformats.org/wordprocessingml/2006/main" xmlns:w10="urn:schemas-microsoft-com:office:word" xmlns:wp="http://schemas.openxmlformats.org/drawingml/2006/wordprocessingDrawing" xmlns:pic="http://schemas.openxmlformats.org/drawingml/2006/picture" xmlns:wps="http://schemas.microsoft.com/office/word/2010/wordprocessingShape" xmlns:wpg="http://schemas.microsoft.com/office/word/2010/wordprocessingGroup" xmlns:mc="http://schemas.openxmlformats.org/markup-compatibility/2006" xmlns:wp14="http://schemas.microsoft.com/office/word/2010/wordprocessingDrawing" xmlns:w14="http://schemas.microsoft.com/office/word/2010/wordml" xmlns:w15="http://schemas.microsoft.com/office/word/2012/wordml" mc:Ignorable="w14 wp14 w15">
-  <w:p>
-    <w:pPr>
       <w:pStyle w:val="BodyText"/>
       <w:spacing w:lineRule="auto" w:line="14"/>
       <w:ind w:start="0"/>
@@ -6857,7 +6693,7 @@
       <mc:AlternateContent>
         <mc:Choice Requires="wps">
           <w:drawing>
-            <wp:anchor behindDoc="1" distT="0" distB="0" distL="0" distR="0" simplePos="0" locked="0" layoutInCell="0" allowOverlap="1" relativeHeight="7">
+            <wp:anchor behindDoc="1" distT="0" distB="0" distL="0" distR="0" simplePos="0" locked="0" layoutInCell="0" allowOverlap="1" relativeHeight="4" wp14:anchorId="5DA1389F">
               <wp:simplePos x="0" y="0"/>
               <wp:positionH relativeFrom="page">
                 <wp:posOffset>3978910</wp:posOffset>
@@ -6868,7 +6704,7 @@
               <wp:extent cx="160020" cy="165100"/>
               <wp:effectExtent l="0" t="0" r="0" b="0"/>
               <wp:wrapNone/>
-              <wp:docPr id="3" name="Textbox 3"/>
+              <wp:docPr id="3" name="Textbox 2"/>
               <a:graphic xmlns:a="http://schemas.openxmlformats.org/drawingml/2006/main">
                 <a:graphicData uri="http://schemas.microsoft.com/office/word/2010/wordprocessingShape">
                   <wps:wsp>
@@ -6896,7 +6732,7 @@
                       <w:txbxContent>
                         <w:p>
                           <w:pPr>
-                            <w:pStyle w:val="FrameContentsuser"/>
+                            <w:pStyle w:val="FrameContents"/>
                             <w:spacing w:lineRule="exact" w:line="244"/>
                             <w:ind w:start="60"/>
                             <w:rPr>
@@ -6906,7 +6742,6 @@
                           <w:r>
                             <w:rPr>
                               <w:rFonts w:ascii="Calibri" w:hAnsi="Calibri"/>
-                              <w:color w:val="000000"/>
                               <w:spacing w:val="-10"/>
                             </w:rPr>
                             <w:fldChar w:fldCharType="begin"/>
@@ -6915,7 +6750,6 @@
                             <w:rPr>
                               <w:spacing w:val="-10"/>
                               <w:rFonts w:ascii="Calibri" w:hAnsi="Calibri"/>
-                              <w:color w:val="000000"/>
                             </w:rPr>
                             <w:instrText xml:space="preserve"> PAGE </w:instrText>
                           </w:r>
@@ -6923,7 +6757,6 @@
                             <w:rPr>
                               <w:spacing w:val="-10"/>
                               <w:rFonts w:ascii="Calibri" w:hAnsi="Calibri"/>
-                              <w:color w:val="000000"/>
                             </w:rPr>
                             <w:fldChar w:fldCharType="separate"/>
                           </w:r>
@@ -6931,15 +6764,13 @@
                             <w:rPr>
                               <w:spacing w:val="-10"/>
                               <w:rFonts w:ascii="Calibri" w:hAnsi="Calibri"/>
-                              <w:color w:val="000000"/>
                             </w:rPr>
-                            <w:t>4</w:t>
+                            <w:t>3</w:t>
                           </w:r>
                           <w:r>
                             <w:rPr>
                               <w:spacing w:val="-10"/>
                               <w:rFonts w:ascii="Calibri" w:hAnsi="Calibri"/>
-                              <w:color w:val="000000"/>
                             </w:rPr>
                             <w:fldChar w:fldCharType="end"/>
                           </w:r>
@@ -6957,14 +6788,14 @@
         </mc:Choice>
         <mc:Fallback>
           <w:pict>
-            <v:rect id="shape_0" ID="Textbox 3" path="m0,0l-2147483645,0l-2147483645,-2147483646l0,-2147483646xe" stroked="f" o:allowincell="f" style="position:absolute;margin-left:313.3pt;margin-top:36.85pt;width:12.55pt;height:12.95pt;mso-wrap-style:square;v-text-anchor:top;mso-position-horizontal-relative:page;mso-position-vertical-relative:page">
+            <v:rect id="shape_0" ID="Textbox 2" path="m0,0l-2147483645,0l-2147483645,-2147483646l0,-2147483646xe" stroked="f" o:allowincell="f" style="position:absolute;margin-left:313.3pt;margin-top:36.85pt;width:12.55pt;height:12.95pt;mso-wrap-style:square;v-text-anchor:top;mso-position-horizontal-relative:page;mso-position-vertical-relative:page" wp14:anchorId="5DA1389F">
               <v:fill o:detectmouseclick="t" on="false"/>
               <v:stroke color="#3465a4" joinstyle="round" endcap="flat"/>
               <v:textbox>
                 <w:txbxContent>
                   <w:p>
                     <w:pPr>
-                      <w:pStyle w:val="FrameContentsuser"/>
+                      <w:pStyle w:val="FrameContents"/>
                       <w:spacing w:lineRule="exact" w:line="244"/>
                       <w:ind w:start="60"/>
                       <w:rPr>
@@ -6974,7 +6805,6 @@
                     <w:r>
                       <w:rPr>
                         <w:rFonts w:ascii="Calibri" w:hAnsi="Calibri"/>
-                        <w:color w:val="000000"/>
                         <w:spacing w:val="-10"/>
                       </w:rPr>
                       <w:fldChar w:fldCharType="begin"/>
@@ -6983,7 +6813,6 @@
                       <w:rPr>
                         <w:spacing w:val="-10"/>
                         <w:rFonts w:ascii="Calibri" w:hAnsi="Calibri"/>
-                        <w:color w:val="000000"/>
                       </w:rPr>
                       <w:instrText xml:space="preserve"> PAGE </w:instrText>
                     </w:r>
@@ -6991,7 +6820,6 @@
                       <w:rPr>
                         <w:spacing w:val="-10"/>
                         <w:rFonts w:ascii="Calibri" w:hAnsi="Calibri"/>
-                        <w:color w:val="000000"/>
                       </w:rPr>
                       <w:fldChar w:fldCharType="separate"/>
                     </w:r>
@@ -6999,15 +6827,13 @@
                       <w:rPr>
                         <w:spacing w:val="-10"/>
                         <w:rFonts w:ascii="Calibri" w:hAnsi="Calibri"/>
-                        <w:color w:val="000000"/>
                       </w:rPr>
-                      <w:t>4</w:t>
+                      <w:t>3</w:t>
                     </w:r>
                     <w:r>
                       <w:rPr>
                         <w:spacing w:val="-10"/>
                         <w:rFonts w:ascii="Calibri" w:hAnsi="Calibri"/>
-                        <w:color w:val="000000"/>
                       </w:rPr>
                       <w:fldChar w:fldCharType="end"/>
                     </w:r>
@@ -7024,7 +6850,7 @@
 </w:hdr>
 </file>
 
-<file path=word/header6.xml><?xml version="1.0" encoding="utf-8"?>
+<file path=word/header5.xml><?xml version="1.0" encoding="utf-8"?>
 <w:hdr xmlns:o="urn:schemas-microsoft-com:office:office" xmlns:r="http://schemas.openxmlformats.org/officeDocument/2006/relationships" xmlns:v="urn:schemas-microsoft-com:vml" xmlns:w="http://schemas.openxmlformats.org/wordprocessingml/2006/main" xmlns:w10="urn:schemas-microsoft-com:office:word" xmlns:wp="http://schemas.openxmlformats.org/drawingml/2006/wordprocessingDrawing" xmlns:pic="http://schemas.openxmlformats.org/drawingml/2006/picture" xmlns:wps="http://schemas.microsoft.com/office/word/2010/wordprocessingShape" xmlns:wpg="http://schemas.microsoft.com/office/word/2010/wordprocessingGroup" xmlns:mc="http://schemas.openxmlformats.org/markup-compatibility/2006" xmlns:wp14="http://schemas.microsoft.com/office/word/2010/wordprocessingDrawing" xmlns:w14="http://schemas.microsoft.com/office/word/2010/wordml" xmlns:w15="http://schemas.microsoft.com/office/word/2012/wordml" mc:Ignorable="w14 wp14 w15">
   <w:p>
     <w:pPr>
@@ -7042,7 +6868,7 @@
       <mc:AlternateContent>
         <mc:Choice Requires="wps">
           <w:drawing>
-            <wp:anchor behindDoc="1" distT="0" distB="0" distL="0" distR="0" simplePos="0" locked="0" layoutInCell="0" allowOverlap="1" relativeHeight="7">
+            <wp:anchor behindDoc="1" distT="0" distB="0" distL="0" distR="0" simplePos="0" locked="0" layoutInCell="0" allowOverlap="1" relativeHeight="6" wp14:anchorId="5DA1389F">
               <wp:simplePos x="0" y="0"/>
               <wp:positionH relativeFrom="page">
                 <wp:posOffset>3978910</wp:posOffset>
@@ -7081,7 +6907,7 @@
                       <w:txbxContent>
                         <w:p>
                           <w:pPr>
-                            <w:pStyle w:val="FrameContentsuser"/>
+                            <w:pStyle w:val="FrameContents"/>
                             <w:spacing w:lineRule="exact" w:line="244"/>
                             <w:ind w:start="60"/>
                             <w:rPr>
@@ -7091,7 +6917,6 @@
                           <w:r>
                             <w:rPr>
                               <w:rFonts w:ascii="Calibri" w:hAnsi="Calibri"/>
-                              <w:color w:val="000000"/>
                               <w:spacing w:val="-10"/>
                             </w:rPr>
                             <w:fldChar w:fldCharType="begin"/>
@@ -7100,7 +6925,6 @@
                             <w:rPr>
                               <w:spacing w:val="-10"/>
                               <w:rFonts w:ascii="Calibri" w:hAnsi="Calibri"/>
-                              <w:color w:val="000000"/>
                             </w:rPr>
                             <w:instrText xml:space="preserve"> PAGE </w:instrText>
                           </w:r>
@@ -7108,7 +6932,6 @@
                             <w:rPr>
                               <w:spacing w:val="-10"/>
                               <w:rFonts w:ascii="Calibri" w:hAnsi="Calibri"/>
-                              <w:color w:val="000000"/>
                             </w:rPr>
                             <w:fldChar w:fldCharType="separate"/>
                           </w:r>
@@ -7116,7 +6939,6 @@
                             <w:rPr>
                               <w:spacing w:val="-10"/>
                               <w:rFonts w:ascii="Calibri" w:hAnsi="Calibri"/>
-                              <w:color w:val="000000"/>
                             </w:rPr>
                             <w:t>4</w:t>
                           </w:r>
@@ -7124,7 +6946,6 @@
                             <w:rPr>
                               <w:spacing w:val="-10"/>
                               <w:rFonts w:ascii="Calibri" w:hAnsi="Calibri"/>
-                              <w:color w:val="000000"/>
                             </w:rPr>
                             <w:fldChar w:fldCharType="end"/>
                           </w:r>
@@ -7142,14 +6963,14 @@
         </mc:Choice>
         <mc:Fallback>
           <w:pict>
-            <v:rect id="shape_0" ID="Textbox 3" path="m0,0l-2147483645,0l-2147483645,-2147483646l0,-2147483646xe" stroked="f" o:allowincell="f" style="position:absolute;margin-left:313.3pt;margin-top:36.85pt;width:12.55pt;height:12.95pt;mso-wrap-style:square;v-text-anchor:top;mso-position-horizontal-relative:page;mso-position-vertical-relative:page">
+            <v:rect id="shape_0" ID="Textbox 3" path="m0,0l-2147483645,0l-2147483645,-2147483646l0,-2147483646xe" stroked="f" o:allowincell="f" style="position:absolute;margin-left:313.3pt;margin-top:36.85pt;width:12.55pt;height:12.95pt;mso-wrap-style:square;v-text-anchor:top;mso-position-horizontal-relative:page;mso-position-vertical-relative:page" wp14:anchorId="5DA1389F">
               <v:fill o:detectmouseclick="t" on="false"/>
               <v:stroke color="#3465a4" joinstyle="round" endcap="flat"/>
               <v:textbox>
                 <w:txbxContent>
                   <w:p>
                     <w:pPr>
-                      <w:pStyle w:val="FrameContentsuser"/>
+                      <w:pStyle w:val="FrameContents"/>
                       <w:spacing w:lineRule="exact" w:line="244"/>
                       <w:ind w:start="60"/>
                       <w:rPr>
@@ -7159,7 +6980,6 @@
                     <w:r>
                       <w:rPr>
                         <w:rFonts w:ascii="Calibri" w:hAnsi="Calibri"/>
-                        <w:color w:val="000000"/>
                         <w:spacing w:val="-10"/>
                       </w:rPr>
                       <w:fldChar w:fldCharType="begin"/>
@@ -7168,7 +6988,6 @@
                       <w:rPr>
                         <w:spacing w:val="-10"/>
                         <w:rFonts w:ascii="Calibri" w:hAnsi="Calibri"/>
-                        <w:color w:val="000000"/>
                       </w:rPr>
                       <w:instrText xml:space="preserve"> PAGE </w:instrText>
                     </w:r>
@@ -7176,7 +6995,6 @@
                       <w:rPr>
                         <w:spacing w:val="-10"/>
                         <w:rFonts w:ascii="Calibri" w:hAnsi="Calibri"/>
-                        <w:color w:val="000000"/>
                       </w:rPr>
                       <w:fldChar w:fldCharType="separate"/>
                     </w:r>
@@ -7184,7 +7002,6 @@
                       <w:rPr>
                         <w:spacing w:val="-10"/>
                         <w:rFonts w:ascii="Calibri" w:hAnsi="Calibri"/>
-                        <w:color w:val="000000"/>
                       </w:rPr>
                       <w:t>4</w:t>
                     </w:r>
@@ -7192,7 +7009,6 @@
                       <w:rPr>
                         <w:spacing w:val="-10"/>
                         <w:rFonts w:ascii="Calibri" w:hAnsi="Calibri"/>
-                        <w:color w:val="000000"/>
                       </w:rPr>
                       <w:fldChar w:fldCharType="end"/>
                     </w:r>
@@ -7209,21 +7025,13 @@
 </w:hdr>
 </file>
 
-<file path=word/header7.xml><?xml version="1.0" encoding="utf-8"?>
+<file path=word/header6.xml><?xml version="1.0" encoding="utf-8"?>
 <w:hdr xmlns:o="urn:schemas-microsoft-com:office:office" xmlns:r="http://schemas.openxmlformats.org/officeDocument/2006/relationships" xmlns:v="urn:schemas-microsoft-com:vml" xmlns:w="http://schemas.openxmlformats.org/wordprocessingml/2006/main" xmlns:w10="urn:schemas-microsoft-com:office:word" xmlns:wp="http://schemas.openxmlformats.org/drawingml/2006/wordprocessingDrawing" xmlns:pic="http://schemas.openxmlformats.org/drawingml/2006/picture" xmlns:wps="http://schemas.microsoft.com/office/word/2010/wordprocessingShape" xmlns:wpg="http://schemas.microsoft.com/office/word/2010/wordprocessingGroup" xmlns:mc="http://schemas.openxmlformats.org/markup-compatibility/2006" xmlns:wp14="http://schemas.microsoft.com/office/word/2010/wordprocessingDrawing" xmlns:w14="http://schemas.microsoft.com/office/word/2010/wordml" xmlns:w15="http://schemas.microsoft.com/office/word/2012/wordml" mc:Ignorable="w14 wp14 w15">
-  <w:p>
-    <w:pPr>
-      <w:pStyle w:val="Header"/>
-      <w:rPr/>
-    </w:pPr>
-    <w:r>
-      <w:rPr/>
-    </w:r>
-  </w:p>
+  <w:p/>
 </w:hdr>
 </file>
 
-<file path=word/header8.xml><?xml version="1.0" encoding="utf-8"?>
+<file path=word/header7.xml><?xml version="1.0" encoding="utf-8"?>
 <w:hdr xmlns:o="urn:schemas-microsoft-com:office:office" xmlns:r="http://schemas.openxmlformats.org/officeDocument/2006/relationships" xmlns:v="urn:schemas-microsoft-com:vml" xmlns:w="http://schemas.openxmlformats.org/wordprocessingml/2006/main" xmlns:w10="urn:schemas-microsoft-com:office:word" xmlns:wp="http://schemas.openxmlformats.org/drawingml/2006/wordprocessingDrawing" xmlns:pic="http://schemas.openxmlformats.org/drawingml/2006/picture" xmlns:wps="http://schemas.microsoft.com/office/word/2010/wordprocessingShape" xmlns:wpg="http://schemas.microsoft.com/office/word/2010/wordprocessingGroup" xmlns:mc="http://schemas.openxmlformats.org/markup-compatibility/2006" xmlns:wp14="http://schemas.microsoft.com/office/word/2010/wordprocessingDrawing" xmlns:w14="http://schemas.microsoft.com/office/word/2010/wordml" xmlns:w15="http://schemas.microsoft.com/office/word/2012/wordml" mc:Ignorable="w14 wp14 w15">
   <w:p>
     <w:pPr>
@@ -7241,7 +7049,7 @@
       <mc:AlternateContent>
         <mc:Choice Requires="wps">
           <w:drawing>
-            <wp:anchor behindDoc="1" distT="0" distB="0" distL="0" distR="0" simplePos="0" locked="0" layoutInCell="0" allowOverlap="1" relativeHeight="10">
+            <wp:anchor behindDoc="1" distT="0" distB="0" distL="0" distR="0" simplePos="0" locked="0" layoutInCell="0" allowOverlap="1" relativeHeight="8" wp14:anchorId="5DA1389F">
               <wp:simplePos x="0" y="0"/>
               <wp:positionH relativeFrom="page">
                 <wp:posOffset>3978910</wp:posOffset>
@@ -7280,7 +7088,7 @@
                       <w:txbxContent>
                         <w:p>
                           <w:pPr>
-                            <w:pStyle w:val="FrameContentsuser"/>
+                            <w:pStyle w:val="FrameContents"/>
                             <w:spacing w:lineRule="exact" w:line="244"/>
                             <w:ind w:start="60"/>
                             <w:rPr>
@@ -7290,7 +7098,6 @@
                           <w:r>
                             <w:rPr>
                               <w:rFonts w:ascii="Calibri" w:hAnsi="Calibri"/>
-                              <w:color w:val="000000"/>
                               <w:spacing w:val="-10"/>
                             </w:rPr>
                             <w:fldChar w:fldCharType="begin"/>
@@ -7299,7 +7106,6 @@
                             <w:rPr>
                               <w:spacing w:val="-10"/>
                               <w:rFonts w:ascii="Calibri" w:hAnsi="Calibri"/>
-                              <w:color w:val="000000"/>
                             </w:rPr>
                             <w:instrText xml:space="preserve"> PAGE </w:instrText>
                           </w:r>
@@ -7307,7 +7113,6 @@
                             <w:rPr>
                               <w:spacing w:val="-10"/>
                               <w:rFonts w:ascii="Calibri" w:hAnsi="Calibri"/>
-                              <w:color w:val="000000"/>
                             </w:rPr>
                             <w:fldChar w:fldCharType="separate"/>
                           </w:r>
@@ -7315,7 +7120,6 @@
                             <w:rPr>
                               <w:spacing w:val="-10"/>
                               <w:rFonts w:ascii="Calibri" w:hAnsi="Calibri"/>
-                              <w:color w:val="000000"/>
                             </w:rPr>
                             <w:t>5</w:t>
                           </w:r>
@@ -7323,7 +7127,6 @@
                             <w:rPr>
                               <w:spacing w:val="-10"/>
                               <w:rFonts w:ascii="Calibri" w:hAnsi="Calibri"/>
-                              <w:color w:val="000000"/>
                             </w:rPr>
                             <w:fldChar w:fldCharType="end"/>
                           </w:r>
@@ -7341,14 +7144,14 @@
         </mc:Choice>
         <mc:Fallback>
           <w:pict>
-            <v:rect id="shape_0" ID="Textbox 4" path="m0,0l-2147483645,0l-2147483645,-2147483646l0,-2147483646xe" stroked="f" o:allowincell="f" style="position:absolute;margin-left:313.3pt;margin-top:36.85pt;width:12.55pt;height:12.95pt;mso-wrap-style:square;v-text-anchor:top;mso-position-horizontal-relative:page;mso-position-vertical-relative:page">
+            <v:rect id="shape_0" ID="Textbox 4" path="m0,0l-2147483645,0l-2147483645,-2147483646l0,-2147483646xe" stroked="f" o:allowincell="f" style="position:absolute;margin-left:313.3pt;margin-top:36.85pt;width:12.55pt;height:12.95pt;mso-wrap-style:square;v-text-anchor:top;mso-position-horizontal-relative:page;mso-position-vertical-relative:page" wp14:anchorId="5DA1389F">
               <v:fill o:detectmouseclick="t" on="false"/>
               <v:stroke color="#3465a4" joinstyle="round" endcap="flat"/>
               <v:textbox>
                 <w:txbxContent>
                   <w:p>
                     <w:pPr>
-                      <w:pStyle w:val="FrameContentsuser"/>
+                      <w:pStyle w:val="FrameContents"/>
                       <w:spacing w:lineRule="exact" w:line="244"/>
                       <w:ind w:start="60"/>
                       <w:rPr>
@@ -7358,7 +7161,6 @@
                     <w:r>
                       <w:rPr>
                         <w:rFonts w:ascii="Calibri" w:hAnsi="Calibri"/>
-                        <w:color w:val="000000"/>
                         <w:spacing w:val="-10"/>
                       </w:rPr>
                       <w:fldChar w:fldCharType="begin"/>
@@ -7367,7 +7169,6 @@
                       <w:rPr>
                         <w:spacing w:val="-10"/>
                         <w:rFonts w:ascii="Calibri" w:hAnsi="Calibri"/>
-                        <w:color w:val="000000"/>
                       </w:rPr>
                       <w:instrText xml:space="preserve"> PAGE </w:instrText>
                     </w:r>
@@ -7375,7 +7176,6 @@
                       <w:rPr>
                         <w:spacing w:val="-10"/>
                         <w:rFonts w:ascii="Calibri" w:hAnsi="Calibri"/>
-                        <w:color w:val="000000"/>
                       </w:rPr>
                       <w:fldChar w:fldCharType="separate"/>
                     </w:r>
@@ -7383,7 +7183,6 @@
                       <w:rPr>
                         <w:spacing w:val="-10"/>
                         <w:rFonts w:ascii="Calibri" w:hAnsi="Calibri"/>
-                        <w:color w:val="000000"/>
                       </w:rPr>
                       <w:t>5</w:t>
                     </w:r>
@@ -7391,7 +7190,6 @@
                       <w:rPr>
                         <w:spacing w:val="-10"/>
                         <w:rFonts w:ascii="Calibri" w:hAnsi="Calibri"/>
-                        <w:color w:val="000000"/>
                       </w:rPr>
                       <w:fldChar w:fldCharType="end"/>
                     </w:r>
@@ -7408,188 +7206,9 @@
 </w:hdr>
 </file>
 
-<file path=word/header9.xml><?xml version="1.0" encoding="utf-8"?>
+<file path=word/header8.xml><?xml version="1.0" encoding="utf-8"?>
 <w:hdr xmlns:o="urn:schemas-microsoft-com:office:office" xmlns:r="http://schemas.openxmlformats.org/officeDocument/2006/relationships" xmlns:v="urn:schemas-microsoft-com:vml" xmlns:w="http://schemas.openxmlformats.org/wordprocessingml/2006/main" xmlns:w10="urn:schemas-microsoft-com:office:word" xmlns:wp="http://schemas.openxmlformats.org/drawingml/2006/wordprocessingDrawing" xmlns:pic="http://schemas.openxmlformats.org/drawingml/2006/picture" xmlns:wps="http://schemas.microsoft.com/office/word/2010/wordprocessingShape" xmlns:wpg="http://schemas.microsoft.com/office/word/2010/wordprocessingGroup" xmlns:mc="http://schemas.openxmlformats.org/markup-compatibility/2006" xmlns:wp14="http://schemas.microsoft.com/office/word/2010/wordprocessingDrawing" xmlns:w14="http://schemas.microsoft.com/office/word/2010/wordml" xmlns:w15="http://schemas.microsoft.com/office/word/2012/wordml" mc:Ignorable="w14 wp14 w15">
-  <w:p>
-    <w:pPr>
-      <w:pStyle w:val="BodyText"/>
-      <w:spacing w:lineRule="auto" w:line="14"/>
-      <w:ind w:start="0"/>
-      <w:rPr>
-        <w:sz w:val="20"/>
-      </w:rPr>
-    </w:pPr>
-    <w:r>
-      <w:rPr>
-        <w:sz w:val="20"/>
-      </w:rPr>
-      <mc:AlternateContent>
-        <mc:Choice Requires="wps">
-          <w:drawing>
-            <wp:anchor behindDoc="1" distT="0" distB="0" distL="0" distR="0" simplePos="0" locked="0" layoutInCell="0" allowOverlap="1" relativeHeight="10">
-              <wp:simplePos x="0" y="0"/>
-              <wp:positionH relativeFrom="page">
-                <wp:posOffset>3978910</wp:posOffset>
-              </wp:positionH>
-              <wp:positionV relativeFrom="page">
-                <wp:posOffset>467995</wp:posOffset>
-              </wp:positionV>
-              <wp:extent cx="160020" cy="165100"/>
-              <wp:effectExtent l="0" t="0" r="0" b="0"/>
-              <wp:wrapNone/>
-              <wp:docPr id="6" name="Textbox 4"/>
-              <a:graphic xmlns:a="http://schemas.openxmlformats.org/drawingml/2006/main">
-                <a:graphicData uri="http://schemas.microsoft.com/office/word/2010/wordprocessingShape">
-                  <wps:wsp>
-                    <wps:cNvSpPr/>
-                    <wps:spPr>
-                      <a:xfrm>
-                        <a:off x="0" y="0"/>
-                        <a:ext cx="160200" cy="165240"/>
-                      </a:xfrm>
-                      <a:prstGeom prst="rect">
-                        <a:avLst/>
-                      </a:prstGeom>
-                      <a:noFill/>
-                      <a:ln w="0">
-                        <a:noFill/>
-                      </a:ln>
-                    </wps:spPr>
-                    <wps:style>
-                      <a:lnRef idx="0"/>
-                      <a:fillRef idx="0"/>
-                      <a:effectRef idx="0"/>
-                      <a:fontRef idx="minor"/>
-                    </wps:style>
-                    <wps:txbx>
-                      <w:txbxContent>
-                        <w:p>
-                          <w:pPr>
-                            <w:pStyle w:val="FrameContentsuser"/>
-                            <w:spacing w:lineRule="exact" w:line="244"/>
-                            <w:ind w:start="60"/>
-                            <w:rPr>
-                              <w:rFonts w:ascii="Calibri" w:hAnsi="Calibri"/>
-                            </w:rPr>
-                          </w:pPr>
-                          <w:r>
-                            <w:rPr>
-                              <w:rFonts w:ascii="Calibri" w:hAnsi="Calibri"/>
-                              <w:color w:val="000000"/>
-                              <w:spacing w:val="-10"/>
-                            </w:rPr>
-                            <w:fldChar w:fldCharType="begin"/>
-                          </w:r>
-                          <w:r>
-                            <w:rPr>
-                              <w:spacing w:val="-10"/>
-                              <w:rFonts w:ascii="Calibri" w:hAnsi="Calibri"/>
-                              <w:color w:val="000000"/>
-                            </w:rPr>
-                            <w:instrText xml:space="preserve"> PAGE </w:instrText>
-                          </w:r>
-                          <w:r>
-                            <w:rPr>
-                              <w:spacing w:val="-10"/>
-                              <w:rFonts w:ascii="Calibri" w:hAnsi="Calibri"/>
-                              <w:color w:val="000000"/>
-                            </w:rPr>
-                            <w:fldChar w:fldCharType="separate"/>
-                          </w:r>
-                          <w:r>
-                            <w:rPr>
-                              <w:spacing w:val="-10"/>
-                              <w:rFonts w:ascii="Calibri" w:hAnsi="Calibri"/>
-                              <w:color w:val="000000"/>
-                            </w:rPr>
-                            <w:t>5</w:t>
-                          </w:r>
-                          <w:r>
-                            <w:rPr>
-                              <w:spacing w:val="-10"/>
-                              <w:rFonts w:ascii="Calibri" w:hAnsi="Calibri"/>
-                              <w:color w:val="000000"/>
-                            </w:rPr>
-                            <w:fldChar w:fldCharType="end"/>
-                          </w:r>
-                        </w:p>
-                      </w:txbxContent>
-                    </wps:txbx>
-                    <wps:bodyPr lIns="0" rIns="0" tIns="0" bIns="0" anchor="t">
-                      <a:noAutofit/>
-                    </wps:bodyPr>
-                  </wps:wsp>
-                </a:graphicData>
-              </a:graphic>
-            </wp:anchor>
-          </w:drawing>
-        </mc:Choice>
-        <mc:Fallback>
-          <w:pict>
-            <v:rect id="shape_0" ID="Textbox 4" path="m0,0l-2147483645,0l-2147483645,-2147483646l0,-2147483646xe" stroked="f" o:allowincell="f" style="position:absolute;margin-left:313.3pt;margin-top:36.85pt;width:12.55pt;height:12.95pt;mso-wrap-style:square;v-text-anchor:top;mso-position-horizontal-relative:page;mso-position-vertical-relative:page">
-              <v:fill o:detectmouseclick="t" on="false"/>
-              <v:stroke color="#3465a4" joinstyle="round" endcap="flat"/>
-              <v:textbox>
-                <w:txbxContent>
-                  <w:p>
-                    <w:pPr>
-                      <w:pStyle w:val="FrameContentsuser"/>
-                      <w:spacing w:lineRule="exact" w:line="244"/>
-                      <w:ind w:start="60"/>
-                      <w:rPr>
-                        <w:rFonts w:ascii="Calibri" w:hAnsi="Calibri"/>
-                      </w:rPr>
-                    </w:pPr>
-                    <w:r>
-                      <w:rPr>
-                        <w:rFonts w:ascii="Calibri" w:hAnsi="Calibri"/>
-                        <w:color w:val="000000"/>
-                        <w:spacing w:val="-10"/>
-                      </w:rPr>
-                      <w:fldChar w:fldCharType="begin"/>
-                    </w:r>
-                    <w:r>
-                      <w:rPr>
-                        <w:spacing w:val="-10"/>
-                        <w:rFonts w:ascii="Calibri" w:hAnsi="Calibri"/>
-                        <w:color w:val="000000"/>
-                      </w:rPr>
-                      <w:instrText xml:space="preserve"> PAGE </w:instrText>
-                    </w:r>
-                    <w:r>
-                      <w:rPr>
-                        <w:spacing w:val="-10"/>
-                        <w:rFonts w:ascii="Calibri" w:hAnsi="Calibri"/>
-                        <w:color w:val="000000"/>
-                      </w:rPr>
-                      <w:fldChar w:fldCharType="separate"/>
-                    </w:r>
-                    <w:r>
-                      <w:rPr>
-                        <w:spacing w:val="-10"/>
-                        <w:rFonts w:ascii="Calibri" w:hAnsi="Calibri"/>
-                        <w:color w:val="000000"/>
-                      </w:rPr>
-                      <w:t>5</w:t>
-                    </w:r>
-                    <w:r>
-                      <w:rPr>
-                        <w:spacing w:val="-10"/>
-                        <w:rFonts w:ascii="Calibri" w:hAnsi="Calibri"/>
-                        <w:color w:val="000000"/>
-                      </w:rPr>
-                      <w:fldChar w:fldCharType="end"/>
-                    </w:r>
-                  </w:p>
-                </w:txbxContent>
-              </v:textbox>
-              <w10:wrap type="none"/>
-            </v:rect>
-          </w:pict>
-        </mc:Fallback>
-      </mc:AlternateContent>
-    </w:r>
-  </w:p>
+  <w:p/>
 </w:hdr>
 </file>
 
@@ -8289,7 +7908,6 @@
     <w:qFormat/>
     <w:pPr>
       <w:widowControl w:val="false"/>
-      <w:suppressAutoHyphens w:val="true"/>
       <w:bidi w:val="0"/>
       <w:spacing w:before="0" w:after="0"/>
       <w:jc w:val="start"/>
@@ -8356,7 +7974,6 @@
   <w:style w:type="character" w:styleId="DefaultParagraphFont" w:default="1">
     <w:name w:val="Default Paragraph Font"/>
     <w:uiPriority w:val="1"/>
-    <w:semiHidden/>
     <w:unhideWhenUsed/>
     <w:qFormat/>
     <w:rPr/>
@@ -8485,13 +8102,6 @@
   <w:style w:type="paragraph" w:styleId="Header">
     <w:name w:val="header"/>
     <w:basedOn w:val="HeaderandFooter"/>
-    <w:pPr/>
-    <w:rPr/>
-  </w:style>
-  <w:style w:type="paragraph" w:styleId="FrameContentsuser">
-    <w:name w:val="Frame Contents (user)"/>
-    <w:basedOn w:val="Normal"/>
-    <w:qFormat/>
     <w:pPr/>
     <w:rPr/>
   </w:style>

--- a/template.docx
+++ b/template.docx
@@ -134,6 +134,7 @@
           <w:pgNumType w:fmt="decimal"/>
           <w:formProt w:val="false"/>
           <w:textDirection w:val="lrTb"/>
+          <w:docGrid w:type="default" w:linePitch="100" w:charSpace="0"/>
         </w:sectPr>
       </w:pPr>
     </w:p>
@@ -182,7 +183,7 @@
           </w:cols>
           <w:formProt w:val="false"/>
           <w:textDirection w:val="lrTb"/>
-          <w:docGrid w:type="default" w:linePitch="312" w:charSpace="4294965247"/>
+          <w:docGrid w:type="default" w:linePitch="100" w:charSpace="0"/>
         </w:sectPr>
       </w:pPr>
     </w:p>
@@ -442,15 +443,7 @@
       </w:pPr>
       <w:r>
         <w:rPr/>
-        <w:t>Выдан когда и кем: {passport_issued_</w:t>
-      </w:r>
-      <w:r>
-        <w:rPr/>
-        <w:t>date</w:t>
-      </w:r>
-      <w:r>
-        <w:rPr/>
-        <w:t>} {passport_issued_by}</w:t>
+        <w:t>Выдан когда и кем: {passport_issue_date} {passport_issued_by}</w:t>
       </w:r>
     </w:p>
     <w:p>
@@ -988,6 +981,7 @@
     <w:p>
       <w:pPr>
         <w:pStyle w:val="BodyText"/>
+        <w:spacing w:before="0" w:after="0"/>
         <w:ind w:start="972"/>
         <w:rPr/>
       </w:pPr>
@@ -1004,7 +998,7 @@
           <w:pgMar w:left="1559" w:right="708" w:gutter="0" w:header="0" w:top="1380" w:footer="0" w:bottom="280"/>
           <w:formProt w:val="false"/>
           <w:textDirection w:val="lrTb"/>
-          <w:docGrid w:type="default" w:linePitch="312" w:charSpace="4294965247"/>
+          <w:docGrid w:type="default" w:linePitch="100" w:charSpace="0"/>
         </w:sectPr>
       </w:pPr>
     </w:p>
@@ -1499,8 +1493,8 @@
           <w:pgSz w:w="11906" w:h="16838"/>
           <w:pgMar w:left="1559" w:right="708" w:gutter="0" w:header="757" w:top="1160" w:footer="0" w:bottom="280"/>
           <w:cols w:num="2" w:equalWidth="false" w:sep="false">
-            <w:col w:w="545" w:space="162"/>
-            <w:col w:w="8931"/>
+            <w:col w:w="544" w:space="162"/>
+            <w:col w:w="8932"/>
           </w:cols>
           <w:formProt w:val="false"/>
           <w:textDirection w:val="lrTb"/>
@@ -3359,7 +3353,9 @@
     <w:p>
       <w:pPr>
         <w:sectPr>
-          <w:headerReference w:type="default" r:id="rId5"/>
+          <w:headerReference w:type="even" r:id="rId5"/>
+          <w:headerReference w:type="default" r:id="rId6"/>
+          <w:headerReference w:type="first" r:id="rId7"/>
           <w:type w:val="nextPage"/>
           <w:pgSz w:w="11906" w:h="16838"/>
           <w:pgMar w:left="1559" w:right="708" w:gutter="0" w:header="757" w:top="1160" w:footer="0" w:bottom="280"/>
@@ -5117,8 +5113,9 @@
     <w:p>
       <w:pPr>
         <w:sectPr>
-          <w:headerReference w:type="default" r:id="rId6"/>
-          <w:headerReference w:type="first" r:id="rId7"/>
+          <w:headerReference w:type="even" r:id="rId8"/>
+          <w:headerReference w:type="default" r:id="rId9"/>
+          <w:headerReference w:type="first" r:id="rId10"/>
           <w:type w:val="nextPage"/>
           <w:pgSz w:w="11906" w:h="16838"/>
           <w:pgMar w:left="1559" w:right="708" w:gutter="0" w:header="757" w:top="1160" w:footer="0" w:bottom="280"/>
@@ -5559,6 +5556,7 @@
             <w:pPr>
               <w:pStyle w:val="TableParagraph"/>
               <w:widowControl w:val="false"/>
+              <w:suppressAutoHyphens w:val="true"/>
               <w:spacing w:before="0" w:after="0"/>
               <w:jc w:val="start"/>
               <w:rPr>
@@ -5582,6 +5580,7 @@
             <w:pPr>
               <w:pStyle w:val="TableParagraph"/>
               <w:widowControl w:val="false"/>
+              <w:suppressAutoHyphens w:val="true"/>
               <w:spacing w:before="0" w:after="0"/>
               <w:jc w:val="start"/>
               <w:rPr>
@@ -5636,6 +5635,7 @@
             <w:pPr>
               <w:pStyle w:val="TableParagraph"/>
               <w:widowControl w:val="false"/>
+              <w:suppressAutoHyphens w:val="true"/>
               <w:spacing w:before="0" w:after="0"/>
               <w:ind w:start="0"/>
               <w:jc w:val="start"/>
@@ -5647,10 +5647,7 @@
             <w:r>
               <w:rPr>
                 <w:b/>
-                <w:kern w:val="0"/>
                 <w:sz w:val="24"/>
-                <w:szCs w:val="22"/>
-                <w:lang w:eastAsia="en-US" w:bidi="ar-SA"/>
               </w:rPr>
             </w:r>
           </w:p>
@@ -5658,6 +5655,7 @@
             <w:pPr>
               <w:pStyle w:val="TableParagraph"/>
               <w:widowControl w:val="false"/>
+              <w:suppressAutoHyphens w:val="true"/>
               <w:spacing w:before="0" w:after="0"/>
               <w:jc w:val="start"/>
               <w:rPr>
@@ -5698,6 +5696,7 @@
             <w:pPr>
               <w:pStyle w:val="TableParagraph"/>
               <w:widowControl w:val="false"/>
+              <w:suppressAutoHyphens w:val="true"/>
               <w:spacing w:before="0" w:after="0"/>
               <w:jc w:val="start"/>
               <w:rPr>
@@ -5728,6 +5727,7 @@
             <w:pPr>
               <w:pStyle w:val="TableParagraph"/>
               <w:widowControl w:val="false"/>
+              <w:suppressAutoHyphens w:val="true"/>
               <w:spacing w:before="0" w:after="0"/>
               <w:jc w:val="start"/>
               <w:rPr>
@@ -5768,6 +5768,7 @@
             <w:pPr>
               <w:pStyle w:val="Normal"/>
               <w:widowControl w:val="false"/>
+              <w:suppressAutoHyphens w:val="true"/>
               <w:spacing w:before="0" w:after="0"/>
               <w:ind w:start="57"/>
               <w:jc w:val="start"/>
@@ -5799,6 +5800,7 @@
             <w:pPr>
               <w:pStyle w:val="TableParagraph"/>
               <w:widowControl w:val="false"/>
+              <w:suppressAutoHyphens w:val="true"/>
               <w:spacing w:before="0" w:after="0"/>
               <w:jc w:val="start"/>
               <w:rPr>
@@ -5829,6 +5831,7 @@
             <w:pPr>
               <w:pStyle w:val="TableParagraph"/>
               <w:widowControl w:val="false"/>
+              <w:suppressAutoHyphens w:val="true"/>
               <w:spacing w:before="0" w:after="0"/>
               <w:jc w:val="start"/>
               <w:rPr>
@@ -5850,6 +5853,7 @@
             <w:pPr>
               <w:pStyle w:val="TableParagraph"/>
               <w:widowControl w:val="false"/>
+              <w:suppressAutoHyphens w:val="true"/>
               <w:spacing w:before="0" w:after="0"/>
               <w:ind w:start="0"/>
               <w:jc w:val="start"/>
@@ -5861,10 +5865,7 @@
             <w:r>
               <w:rPr>
                 <w:b/>
-                <w:kern w:val="0"/>
                 <w:sz w:val="24"/>
-                <w:szCs w:val="22"/>
-                <w:lang w:eastAsia="en-US" w:bidi="ar-SA"/>
               </w:rPr>
             </w:r>
           </w:p>
@@ -5872,6 +5873,7 @@
             <w:pPr>
               <w:pStyle w:val="TableParagraph"/>
               <w:widowControl w:val="false"/>
+              <w:suppressAutoHyphens w:val="true"/>
               <w:spacing w:before="0" w:after="0"/>
               <w:jc w:val="both"/>
               <w:rPr>
@@ -5912,6 +5914,7 @@
             <w:pPr>
               <w:pStyle w:val="TableParagraph"/>
               <w:widowControl w:val="false"/>
+              <w:suppressAutoHyphens w:val="true"/>
               <w:spacing w:before="25" w:after="0"/>
               <w:ind w:start="0"/>
               <w:jc w:val="start"/>
@@ -5923,10 +5926,7 @@
             <w:r>
               <w:rPr>
                 <w:b/>
-                <w:kern w:val="0"/>
                 <w:sz w:val="24"/>
-                <w:szCs w:val="22"/>
-                <w:lang w:eastAsia="en-US" w:bidi="ar-SA"/>
               </w:rPr>
             </w:r>
           </w:p>
@@ -5938,6 +5938,7 @@
                 <w:tab w:val="clear" w:pos="720"/>
                 <w:tab w:val="left" w:pos="3928" w:leader="none"/>
               </w:tabs>
+              <w:suppressAutoHyphens w:val="true"/>
               <w:spacing w:before="0" w:after="0"/>
               <w:ind w:start="109"/>
               <w:jc w:val="both"/>
@@ -5980,6 +5981,7 @@
             <w:pPr>
               <w:pStyle w:val="TableParagraph"/>
               <w:widowControl w:val="false"/>
+              <w:suppressAutoHyphens w:val="true"/>
               <w:spacing w:lineRule="exact" w:line="297" w:before="0" w:after="0"/>
               <w:ind w:start="109"/>
               <w:jc w:val="start"/>
@@ -6005,6 +6007,7 @@
             <w:pPr>
               <w:pStyle w:val="TableParagraph"/>
               <w:widowControl w:val="false"/>
+              <w:suppressAutoHyphens w:val="true"/>
               <w:spacing w:lineRule="auto" w:line="262" w:before="0" w:after="0"/>
               <w:ind w:start="117" w:end="1513"/>
               <w:jc w:val="start"/>
@@ -6030,6 +6033,7 @@
             <w:pPr>
               <w:pStyle w:val="TableParagraph"/>
               <w:widowControl w:val="false"/>
+              <w:suppressAutoHyphens w:val="true"/>
               <w:spacing w:lineRule="auto" w:line="262" w:before="0" w:after="0"/>
               <w:ind w:start="117" w:end="1513"/>
               <w:jc w:val="start"/>
@@ -6039,10 +6043,7 @@
             </w:pPr>
             <w:r>
               <w:rPr>
-                <w:kern w:val="0"/>
                 <w:sz w:val="24"/>
-                <w:szCs w:val="22"/>
-                <w:lang w:eastAsia="en-US" w:bidi="ar-SA"/>
               </w:rPr>
             </w:r>
           </w:p>
@@ -6050,6 +6051,7 @@
             <w:pPr>
               <w:pStyle w:val="BodyText"/>
               <w:widowControl w:val="false"/>
+              <w:suppressAutoHyphens w:val="true"/>
               <w:spacing w:before="0" w:after="0"/>
               <w:jc w:val="start"/>
               <w:rPr>
@@ -6068,6 +6070,7 @@
             <w:pPr>
               <w:pStyle w:val="TableParagraph"/>
               <w:widowControl w:val="false"/>
+              <w:suppressAutoHyphens w:val="true"/>
               <w:spacing w:before="0" w:after="0"/>
               <w:jc w:val="start"/>
               <w:rPr>
@@ -6076,10 +6079,7 @@
             </w:pPr>
             <w:r>
               <w:rPr>
-                <w:kern w:val="0"/>
                 <w:sz w:val="24"/>
-                <w:szCs w:val="22"/>
-                <w:lang w:eastAsia="en-US" w:bidi="ar-SA"/>
               </w:rPr>
             </w:r>
           </w:p>
@@ -6087,6 +6087,7 @@
             <w:pPr>
               <w:pStyle w:val="BodyText"/>
               <w:widowControl w:val="false"/>
+              <w:suppressAutoHyphens w:val="true"/>
               <w:spacing w:before="0" w:after="0"/>
               <w:ind w:hanging="0" w:start="0"/>
               <w:jc w:val="start"/>
@@ -6114,6 +6115,7 @@
             <w:pPr>
               <w:pStyle w:val="BodyText"/>
               <w:widowControl w:val="false"/>
+              <w:suppressAutoHyphens w:val="true"/>
               <w:spacing w:before="0" w:after="0"/>
               <w:ind w:start="0"/>
               <w:jc w:val="start"/>
@@ -6133,6 +6135,7 @@
             <w:pPr>
               <w:pStyle w:val="BodyText"/>
               <w:widowControl w:val="false"/>
+              <w:suppressAutoHyphens w:val="true"/>
               <w:spacing w:before="0" w:after="0"/>
               <w:ind w:hanging="0" w:start="0"/>
               <w:jc w:val="start"/>
@@ -6160,6 +6163,7 @@
             <w:pPr>
               <w:pStyle w:val="BodyText"/>
               <w:widowControl w:val="false"/>
+              <w:suppressAutoHyphens w:val="true"/>
               <w:spacing w:before="0" w:after="0"/>
               <w:ind w:hanging="0" w:start="0"/>
               <w:jc w:val="start"/>
@@ -6187,6 +6191,7 @@
             <w:pPr>
               <w:pStyle w:val="BodyText"/>
               <w:widowControl w:val="false"/>
+              <w:suppressAutoHyphens w:val="true"/>
               <w:spacing w:before="0" w:after="0"/>
               <w:ind w:start="252"/>
               <w:jc w:val="start"/>
@@ -6206,6 +6211,7 @@
             <w:pPr>
               <w:pStyle w:val="TableParagraph"/>
               <w:widowControl w:val="false"/>
+              <w:suppressAutoHyphens w:val="true"/>
               <w:spacing w:before="91" w:after="0"/>
               <w:ind w:start="168"/>
               <w:jc w:val="start"/>
@@ -6227,6 +6233,7 @@
             <w:pPr>
               <w:pStyle w:val="TableParagraph"/>
               <w:widowControl w:val="false"/>
+              <w:suppressAutoHyphens w:val="true"/>
               <w:spacing w:before="91" w:after="0"/>
               <w:ind w:start="168"/>
               <w:jc w:val="start"/>
@@ -6236,10 +6243,7 @@
             </w:pPr>
             <w:r>
               <w:rPr>
-                <w:kern w:val="0"/>
                 <w:sz w:val="24"/>
-                <w:szCs w:val="22"/>
-                <w:lang w:eastAsia="en-US" w:bidi="ar-SA"/>
               </w:rPr>
             </w:r>
           </w:p>
@@ -6247,6 +6251,7 @@
             <w:pPr>
               <w:pStyle w:val="TableParagraph"/>
               <w:widowControl w:val="false"/>
+              <w:suppressAutoHyphens w:val="true"/>
               <w:spacing w:before="91" w:after="0"/>
               <w:ind w:start="168"/>
               <w:jc w:val="start"/>
@@ -6297,8 +6302,9 @@
       </w:r>
     </w:p>
     <w:sectPr>
-      <w:headerReference w:type="default" r:id="rId8"/>
-      <w:headerReference w:type="first" r:id="rId9"/>
+      <w:headerReference w:type="even" r:id="rId11"/>
+      <w:headerReference w:type="default" r:id="rId12"/>
+      <w:headerReference w:type="first" r:id="rId13"/>
       <w:type w:val="nextPage"/>
       <w:pgSz w:w="11906" w:h="16838"/>
       <w:pgMar w:left="1559" w:right="708" w:gutter="0" w:header="757" w:top="1160" w:footer="0" w:bottom="280"/>
@@ -6320,6 +6326,390 @@
     </w:pPr>
     <w:r>
       <w:rPr/>
+    </w:r>
+  </w:p>
+</w:hdr>
+</file>
+
+<file path=word/header10.xml><?xml version="1.0" encoding="utf-8"?>
+<w:hdr xmlns:o="urn:schemas-microsoft-com:office:office" xmlns:r="http://schemas.openxmlformats.org/officeDocument/2006/relationships" xmlns:v="urn:schemas-microsoft-com:vml" xmlns:w="http://schemas.openxmlformats.org/wordprocessingml/2006/main" xmlns:w10="urn:schemas-microsoft-com:office:word" xmlns:wp="http://schemas.openxmlformats.org/drawingml/2006/wordprocessingDrawing" xmlns:pic="http://schemas.openxmlformats.org/drawingml/2006/picture" xmlns:wps="http://schemas.microsoft.com/office/word/2010/wordprocessingShape" xmlns:wpg="http://schemas.microsoft.com/office/word/2010/wordprocessingGroup" xmlns:mc="http://schemas.openxmlformats.org/markup-compatibility/2006" xmlns:wp14="http://schemas.microsoft.com/office/word/2010/wordprocessingDrawing" xmlns:w14="http://schemas.microsoft.com/office/word/2010/wordml" xmlns:w15="http://schemas.microsoft.com/office/word/2012/wordml" mc:Ignorable="w14 wp14 w15">
+  <w:p>
+    <w:pPr>
+      <w:pStyle w:val="Header"/>
+      <w:rPr/>
+    </w:pPr>
+    <w:r>
+      <w:rPr/>
+    </w:r>
+  </w:p>
+</w:hdr>
+</file>
+
+<file path=word/header11.xml><?xml version="1.0" encoding="utf-8"?>
+<w:hdr xmlns:o="urn:schemas-microsoft-com:office:office" xmlns:r="http://schemas.openxmlformats.org/officeDocument/2006/relationships" xmlns:v="urn:schemas-microsoft-com:vml" xmlns:w="http://schemas.openxmlformats.org/wordprocessingml/2006/main" xmlns:w10="urn:schemas-microsoft-com:office:word" xmlns:wp="http://schemas.openxmlformats.org/drawingml/2006/wordprocessingDrawing" xmlns:pic="http://schemas.openxmlformats.org/drawingml/2006/picture" xmlns:wps="http://schemas.microsoft.com/office/word/2010/wordprocessingShape" xmlns:wpg="http://schemas.microsoft.com/office/word/2010/wordprocessingGroup" xmlns:mc="http://schemas.openxmlformats.org/markup-compatibility/2006" xmlns:wp14="http://schemas.microsoft.com/office/word/2010/wordprocessingDrawing" xmlns:w14="http://schemas.microsoft.com/office/word/2010/wordml" xmlns:w15="http://schemas.microsoft.com/office/word/2012/wordml" mc:Ignorable="w14 wp14 w15">
+  <w:p>
+    <w:pPr>
+      <w:pStyle w:val="BodyText"/>
+      <w:spacing w:lineRule="auto" w:line="14"/>
+      <w:ind w:start="0"/>
+      <w:rPr>
+        <w:sz w:val="20"/>
+      </w:rPr>
+    </w:pPr>
+    <w:r>
+      <w:rPr>
+        <w:sz w:val="20"/>
+      </w:rPr>
+      <mc:AlternateContent>
+        <mc:Choice Requires="wps">
+          <w:drawing>
+            <wp:anchor behindDoc="1" distT="0" distB="0" distL="0" distR="0" simplePos="0" locked="0" layoutInCell="0" allowOverlap="1" relativeHeight="9" wp14:anchorId="5DA1389F">
+              <wp:simplePos x="0" y="0"/>
+              <wp:positionH relativeFrom="page">
+                <wp:posOffset>3978910</wp:posOffset>
+              </wp:positionH>
+              <wp:positionV relativeFrom="page">
+                <wp:posOffset>467995</wp:posOffset>
+              </wp:positionV>
+              <wp:extent cx="160020" cy="165100"/>
+              <wp:effectExtent l="0" t="0" r="0" b="0"/>
+              <wp:wrapNone/>
+              <wp:docPr id="7" name="Textbox 4"/>
+              <a:graphic xmlns:a="http://schemas.openxmlformats.org/drawingml/2006/main">
+                <a:graphicData uri="http://schemas.microsoft.com/office/word/2010/wordprocessingShape">
+                  <wps:wsp>
+                    <wps:cNvSpPr/>
+                    <wps:spPr>
+                      <a:xfrm>
+                        <a:off x="0" y="0"/>
+                        <a:ext cx="160200" cy="165240"/>
+                      </a:xfrm>
+                      <a:prstGeom prst="rect">
+                        <a:avLst/>
+                      </a:prstGeom>
+                      <a:noFill/>
+                      <a:ln w="0">
+                        <a:noFill/>
+                      </a:ln>
+                    </wps:spPr>
+                    <wps:style>
+                      <a:lnRef idx="0"/>
+                      <a:fillRef idx="0"/>
+                      <a:effectRef idx="0"/>
+                      <a:fontRef idx="minor"/>
+                    </wps:style>
+                    <wps:txbx>
+                      <w:txbxContent>
+                        <w:p>
+                          <w:pPr>
+                            <w:pStyle w:val="FrameContentsuser"/>
+                            <w:spacing w:lineRule="exact" w:line="244"/>
+                            <w:ind w:start="60"/>
+                            <w:rPr>
+                              <w:rFonts w:ascii="Calibri" w:hAnsi="Calibri"/>
+                            </w:rPr>
+                          </w:pPr>
+                          <w:r>
+                            <w:rPr>
+                              <w:rFonts w:ascii="Calibri" w:hAnsi="Calibri"/>
+                              <w:color w:val="000000"/>
+                              <w:spacing w:val="-10"/>
+                            </w:rPr>
+                            <w:fldChar w:fldCharType="begin"/>
+                          </w:r>
+                          <w:r>
+                            <w:rPr>
+                              <w:spacing w:val="-10"/>
+                              <w:rFonts w:ascii="Calibri" w:hAnsi="Calibri"/>
+                              <w:color w:val="000000"/>
+                            </w:rPr>
+                            <w:instrText xml:space="preserve"> PAGE </w:instrText>
+                          </w:r>
+                          <w:r>
+                            <w:rPr>
+                              <w:spacing w:val="-10"/>
+                              <w:rFonts w:ascii="Calibri" w:hAnsi="Calibri"/>
+                              <w:color w:val="000000"/>
+                            </w:rPr>
+                            <w:fldChar w:fldCharType="separate"/>
+                          </w:r>
+                          <w:r>
+                            <w:rPr>
+                              <w:spacing w:val="-10"/>
+                              <w:rFonts w:ascii="Calibri" w:hAnsi="Calibri"/>
+                              <w:color w:val="000000"/>
+                            </w:rPr>
+                            <w:t>5</w:t>
+                          </w:r>
+                          <w:r>
+                            <w:rPr>
+                              <w:spacing w:val="-10"/>
+                              <w:rFonts w:ascii="Calibri" w:hAnsi="Calibri"/>
+                              <w:color w:val="000000"/>
+                            </w:rPr>
+                            <w:fldChar w:fldCharType="end"/>
+                          </w:r>
+                        </w:p>
+                      </w:txbxContent>
+                    </wps:txbx>
+                    <wps:bodyPr lIns="0" rIns="0" tIns="0" bIns="0" anchor="t">
+                      <a:noAutofit/>
+                    </wps:bodyPr>
+                  </wps:wsp>
+                </a:graphicData>
+              </a:graphic>
+            </wp:anchor>
+          </w:drawing>
+        </mc:Choice>
+        <mc:Fallback>
+          <w:pict>
+            <v:rect id="shape_0" ID="Textbox 4" path="m0,0l-2147483645,0l-2147483645,-2147483646l0,-2147483646xe" stroked="f" o:allowincell="f" style="position:absolute;margin-left:313.3pt;margin-top:36.85pt;width:12.55pt;height:12.95pt;mso-wrap-style:square;v-text-anchor:top;mso-position-horizontal-relative:page;mso-position-vertical-relative:page" wp14:anchorId="5DA1389F">
+              <v:fill o:detectmouseclick="t" on="false"/>
+              <v:stroke color="#3465a4" joinstyle="round" endcap="flat"/>
+              <v:textbox>
+                <w:txbxContent>
+                  <w:p>
+                    <w:pPr>
+                      <w:pStyle w:val="FrameContentsuser"/>
+                      <w:spacing w:lineRule="exact" w:line="244"/>
+                      <w:ind w:start="60"/>
+                      <w:rPr>
+                        <w:rFonts w:ascii="Calibri" w:hAnsi="Calibri"/>
+                      </w:rPr>
+                    </w:pPr>
+                    <w:r>
+                      <w:rPr>
+                        <w:rFonts w:ascii="Calibri" w:hAnsi="Calibri"/>
+                        <w:color w:val="000000"/>
+                        <w:spacing w:val="-10"/>
+                      </w:rPr>
+                      <w:fldChar w:fldCharType="begin"/>
+                    </w:r>
+                    <w:r>
+                      <w:rPr>
+                        <w:spacing w:val="-10"/>
+                        <w:rFonts w:ascii="Calibri" w:hAnsi="Calibri"/>
+                        <w:color w:val="000000"/>
+                      </w:rPr>
+                      <w:instrText xml:space="preserve"> PAGE </w:instrText>
+                    </w:r>
+                    <w:r>
+                      <w:rPr>
+                        <w:spacing w:val="-10"/>
+                        <w:rFonts w:ascii="Calibri" w:hAnsi="Calibri"/>
+                        <w:color w:val="000000"/>
+                      </w:rPr>
+                      <w:fldChar w:fldCharType="separate"/>
+                    </w:r>
+                    <w:r>
+                      <w:rPr>
+                        <w:spacing w:val="-10"/>
+                        <w:rFonts w:ascii="Calibri" w:hAnsi="Calibri"/>
+                        <w:color w:val="000000"/>
+                      </w:rPr>
+                      <w:t>5</w:t>
+                    </w:r>
+                    <w:r>
+                      <w:rPr>
+                        <w:spacing w:val="-10"/>
+                        <w:rFonts w:ascii="Calibri" w:hAnsi="Calibri"/>
+                        <w:color w:val="000000"/>
+                      </w:rPr>
+                      <w:fldChar w:fldCharType="end"/>
+                    </w:r>
+                  </w:p>
+                </w:txbxContent>
+              </v:textbox>
+              <w10:wrap type="none"/>
+            </v:rect>
+          </w:pict>
+        </mc:Fallback>
+      </mc:AlternateContent>
+    </w:r>
+  </w:p>
+</w:hdr>
+</file>
+
+<file path=word/header12.xml><?xml version="1.0" encoding="utf-8"?>
+<w:hdr xmlns:o="urn:schemas-microsoft-com:office:office" xmlns:r="http://schemas.openxmlformats.org/officeDocument/2006/relationships" xmlns:v="urn:schemas-microsoft-com:vml" xmlns:w="http://schemas.openxmlformats.org/wordprocessingml/2006/main" xmlns:w10="urn:schemas-microsoft-com:office:word" xmlns:wp="http://schemas.openxmlformats.org/drawingml/2006/wordprocessingDrawing" xmlns:pic="http://schemas.openxmlformats.org/drawingml/2006/picture" xmlns:wps="http://schemas.microsoft.com/office/word/2010/wordprocessingShape" xmlns:wpg="http://schemas.microsoft.com/office/word/2010/wordprocessingGroup" xmlns:mc="http://schemas.openxmlformats.org/markup-compatibility/2006" xmlns:wp14="http://schemas.microsoft.com/office/word/2010/wordprocessingDrawing" xmlns:w14="http://schemas.microsoft.com/office/word/2010/wordml" xmlns:w15="http://schemas.microsoft.com/office/word/2012/wordml" mc:Ignorable="w14 wp14 w15">
+  <w:p>
+    <w:pPr>
+      <w:pStyle w:val="BodyText"/>
+      <w:spacing w:lineRule="auto" w:line="14"/>
+      <w:ind w:start="0"/>
+      <w:rPr>
+        <w:sz w:val="20"/>
+      </w:rPr>
+    </w:pPr>
+    <w:r>
+      <w:rPr>
+        <w:sz w:val="20"/>
+      </w:rPr>
+      <mc:AlternateContent>
+        <mc:Choice Requires="wps">
+          <w:drawing>
+            <wp:anchor behindDoc="1" distT="0" distB="0" distL="0" distR="0" simplePos="0" locked="0" layoutInCell="0" allowOverlap="1" relativeHeight="9" wp14:anchorId="5DA1389F">
+              <wp:simplePos x="0" y="0"/>
+              <wp:positionH relativeFrom="page">
+                <wp:posOffset>3978910</wp:posOffset>
+              </wp:positionH>
+              <wp:positionV relativeFrom="page">
+                <wp:posOffset>467995</wp:posOffset>
+              </wp:positionV>
+              <wp:extent cx="160020" cy="165100"/>
+              <wp:effectExtent l="0" t="0" r="0" b="0"/>
+              <wp:wrapNone/>
+              <wp:docPr id="8" name="Textbox 4"/>
+              <a:graphic xmlns:a="http://schemas.openxmlformats.org/drawingml/2006/main">
+                <a:graphicData uri="http://schemas.microsoft.com/office/word/2010/wordprocessingShape">
+                  <wps:wsp>
+                    <wps:cNvSpPr/>
+                    <wps:spPr>
+                      <a:xfrm>
+                        <a:off x="0" y="0"/>
+                        <a:ext cx="160200" cy="165240"/>
+                      </a:xfrm>
+                      <a:prstGeom prst="rect">
+                        <a:avLst/>
+                      </a:prstGeom>
+                      <a:noFill/>
+                      <a:ln w="0">
+                        <a:noFill/>
+                      </a:ln>
+                    </wps:spPr>
+                    <wps:style>
+                      <a:lnRef idx="0"/>
+                      <a:fillRef idx="0"/>
+                      <a:effectRef idx="0"/>
+                      <a:fontRef idx="minor"/>
+                    </wps:style>
+                    <wps:txbx>
+                      <w:txbxContent>
+                        <w:p>
+                          <w:pPr>
+                            <w:pStyle w:val="FrameContentsuser"/>
+                            <w:spacing w:lineRule="exact" w:line="244"/>
+                            <w:ind w:start="60"/>
+                            <w:rPr>
+                              <w:rFonts w:ascii="Calibri" w:hAnsi="Calibri"/>
+                            </w:rPr>
+                          </w:pPr>
+                          <w:r>
+                            <w:rPr>
+                              <w:rFonts w:ascii="Calibri" w:hAnsi="Calibri"/>
+                              <w:color w:val="000000"/>
+                              <w:spacing w:val="-10"/>
+                            </w:rPr>
+                            <w:fldChar w:fldCharType="begin"/>
+                          </w:r>
+                          <w:r>
+                            <w:rPr>
+                              <w:spacing w:val="-10"/>
+                              <w:rFonts w:ascii="Calibri" w:hAnsi="Calibri"/>
+                              <w:color w:val="000000"/>
+                            </w:rPr>
+                            <w:instrText xml:space="preserve"> PAGE </w:instrText>
+                          </w:r>
+                          <w:r>
+                            <w:rPr>
+                              <w:spacing w:val="-10"/>
+                              <w:rFonts w:ascii="Calibri" w:hAnsi="Calibri"/>
+                              <w:color w:val="000000"/>
+                            </w:rPr>
+                            <w:fldChar w:fldCharType="separate"/>
+                          </w:r>
+                          <w:r>
+                            <w:rPr>
+                              <w:spacing w:val="-10"/>
+                              <w:rFonts w:ascii="Calibri" w:hAnsi="Calibri"/>
+                              <w:color w:val="000000"/>
+                            </w:rPr>
+                            <w:t>5</w:t>
+                          </w:r>
+                          <w:r>
+                            <w:rPr>
+                              <w:spacing w:val="-10"/>
+                              <w:rFonts w:ascii="Calibri" w:hAnsi="Calibri"/>
+                              <w:color w:val="000000"/>
+                            </w:rPr>
+                            <w:fldChar w:fldCharType="end"/>
+                          </w:r>
+                        </w:p>
+                      </w:txbxContent>
+                    </wps:txbx>
+                    <wps:bodyPr lIns="0" rIns="0" tIns="0" bIns="0" anchor="t">
+                      <a:noAutofit/>
+                    </wps:bodyPr>
+                  </wps:wsp>
+                </a:graphicData>
+              </a:graphic>
+            </wp:anchor>
+          </w:drawing>
+        </mc:Choice>
+        <mc:Fallback>
+          <w:pict>
+            <v:rect id="shape_0" ID="Textbox 4" path="m0,0l-2147483645,0l-2147483645,-2147483646l0,-2147483646xe" stroked="f" o:allowincell="f" style="position:absolute;margin-left:313.3pt;margin-top:36.85pt;width:12.55pt;height:12.95pt;mso-wrap-style:square;v-text-anchor:top;mso-position-horizontal-relative:page;mso-position-vertical-relative:page" wp14:anchorId="5DA1389F">
+              <v:fill o:detectmouseclick="t" on="false"/>
+              <v:stroke color="#3465a4" joinstyle="round" endcap="flat"/>
+              <v:textbox>
+                <w:txbxContent>
+                  <w:p>
+                    <w:pPr>
+                      <w:pStyle w:val="FrameContentsuser"/>
+                      <w:spacing w:lineRule="exact" w:line="244"/>
+                      <w:ind w:start="60"/>
+                      <w:rPr>
+                        <w:rFonts w:ascii="Calibri" w:hAnsi="Calibri"/>
+                      </w:rPr>
+                    </w:pPr>
+                    <w:r>
+                      <w:rPr>
+                        <w:rFonts w:ascii="Calibri" w:hAnsi="Calibri"/>
+                        <w:color w:val="000000"/>
+                        <w:spacing w:val="-10"/>
+                      </w:rPr>
+                      <w:fldChar w:fldCharType="begin"/>
+                    </w:r>
+                    <w:r>
+                      <w:rPr>
+                        <w:spacing w:val="-10"/>
+                        <w:rFonts w:ascii="Calibri" w:hAnsi="Calibri"/>
+                        <w:color w:val="000000"/>
+                      </w:rPr>
+                      <w:instrText xml:space="preserve"> PAGE </w:instrText>
+                    </w:r>
+                    <w:r>
+                      <w:rPr>
+                        <w:spacing w:val="-10"/>
+                        <w:rFonts w:ascii="Calibri" w:hAnsi="Calibri"/>
+                        <w:color w:val="000000"/>
+                      </w:rPr>
+                      <w:fldChar w:fldCharType="separate"/>
+                    </w:r>
+                    <w:r>
+                      <w:rPr>
+                        <w:spacing w:val="-10"/>
+                        <w:rFonts w:ascii="Calibri" w:hAnsi="Calibri"/>
+                        <w:color w:val="000000"/>
+                      </w:rPr>
+                      <w:t>5</w:t>
+                    </w:r>
+                    <w:r>
+                      <w:rPr>
+                        <w:spacing w:val="-10"/>
+                        <w:rFonts w:ascii="Calibri" w:hAnsi="Calibri"/>
+                        <w:color w:val="000000"/>
+                      </w:rPr>
+                      <w:fldChar w:fldCharType="end"/>
+                    </w:r>
+                  </w:p>
+                </w:txbxContent>
+              </v:textbox>
+              <w10:wrap type="none"/>
+            </v:rect>
+          </w:pict>
+        </mc:Fallback>
+      </mc:AlternateContent>
     </w:r>
   </w:p>
 </w:hdr>
@@ -6382,7 +6772,7 @@
                       <w:txbxContent>
                         <w:p>
                           <w:pPr>
-                            <w:pStyle w:val="FrameContents"/>
+                            <w:pStyle w:val="FrameContentsuser"/>
                             <w:spacing w:lineRule="exact" w:line="244"/>
                             <w:ind w:start="60"/>
                             <w:rPr>
@@ -6392,6 +6782,7 @@
                           <w:r>
                             <w:rPr>
                               <w:rFonts w:ascii="Calibri" w:hAnsi="Calibri"/>
+                              <w:color w:val="000000"/>
                               <w:spacing w:val="-10"/>
                             </w:rPr>
                             <w:fldChar w:fldCharType="begin"/>
@@ -6400,6 +6791,7 @@
                             <w:rPr>
                               <w:spacing w:val="-10"/>
                               <w:rFonts w:ascii="Calibri" w:hAnsi="Calibri"/>
+                              <w:color w:val="000000"/>
                             </w:rPr>
                             <w:instrText xml:space="preserve"> PAGE </w:instrText>
                           </w:r>
@@ -6407,6 +6799,7 @@
                             <w:rPr>
                               <w:spacing w:val="-10"/>
                               <w:rFonts w:ascii="Calibri" w:hAnsi="Calibri"/>
+                              <w:color w:val="000000"/>
                             </w:rPr>
                             <w:fldChar w:fldCharType="separate"/>
                           </w:r>
@@ -6414,6 +6807,7 @@
                             <w:rPr>
                               <w:spacing w:val="-10"/>
                               <w:rFonts w:ascii="Calibri" w:hAnsi="Calibri"/>
+                              <w:color w:val="000000"/>
                             </w:rPr>
                             <w:t>2</w:t>
                           </w:r>
@@ -6421,6 +6815,7 @@
                             <w:rPr>
                               <w:spacing w:val="-10"/>
                               <w:rFonts w:ascii="Calibri" w:hAnsi="Calibri"/>
+                              <w:color w:val="000000"/>
                             </w:rPr>
                             <w:fldChar w:fldCharType="end"/>
                           </w:r>
@@ -6445,7 +6840,7 @@
                 <w:txbxContent>
                   <w:p>
                     <w:pPr>
-                      <w:pStyle w:val="FrameContents"/>
+                      <w:pStyle w:val="FrameContentsuser"/>
                       <w:spacing w:lineRule="exact" w:line="244"/>
                       <w:ind w:start="60"/>
                       <w:rPr>
@@ -6455,6 +6850,7 @@
                     <w:r>
                       <w:rPr>
                         <w:rFonts w:ascii="Calibri" w:hAnsi="Calibri"/>
+                        <w:color w:val="000000"/>
                         <w:spacing w:val="-10"/>
                       </w:rPr>
                       <w:fldChar w:fldCharType="begin"/>
@@ -6463,6 +6859,7 @@
                       <w:rPr>
                         <w:spacing w:val="-10"/>
                         <w:rFonts w:ascii="Calibri" w:hAnsi="Calibri"/>
+                        <w:color w:val="000000"/>
                       </w:rPr>
                       <w:instrText xml:space="preserve"> PAGE </w:instrText>
                     </w:r>
@@ -6470,6 +6867,7 @@
                       <w:rPr>
                         <w:spacing w:val="-10"/>
                         <w:rFonts w:ascii="Calibri" w:hAnsi="Calibri"/>
+                        <w:color w:val="000000"/>
                       </w:rPr>
                       <w:fldChar w:fldCharType="separate"/>
                     </w:r>
@@ -6477,6 +6875,7 @@
                       <w:rPr>
                         <w:spacing w:val="-10"/>
                         <w:rFonts w:ascii="Calibri" w:hAnsi="Calibri"/>
+                        <w:color w:val="000000"/>
                       </w:rPr>
                       <w:t>2</w:t>
                     </w:r>
@@ -6484,6 +6883,7 @@
                       <w:rPr>
                         <w:spacing w:val="-10"/>
                         <w:rFonts w:ascii="Calibri" w:hAnsi="Calibri"/>
+                        <w:color w:val="000000"/>
                       </w:rPr>
                       <w:fldChar w:fldCharType="end"/>
                     </w:r>
@@ -6557,7 +6957,7 @@
                       <w:txbxContent>
                         <w:p>
                           <w:pPr>
-                            <w:pStyle w:val="FrameContents"/>
+                            <w:pStyle w:val="FrameContentsuser"/>
                             <w:spacing w:lineRule="exact" w:line="244"/>
                             <w:ind w:start="60"/>
                             <w:rPr>
@@ -6567,6 +6967,7 @@
                           <w:r>
                             <w:rPr>
                               <w:rFonts w:ascii="Calibri" w:hAnsi="Calibri"/>
+                              <w:color w:val="000000"/>
                               <w:spacing w:val="-10"/>
                             </w:rPr>
                             <w:fldChar w:fldCharType="begin"/>
@@ -6575,6 +6976,7 @@
                             <w:rPr>
                               <w:spacing w:val="-10"/>
                               <w:rFonts w:ascii="Calibri" w:hAnsi="Calibri"/>
+                              <w:color w:val="000000"/>
                             </w:rPr>
                             <w:instrText xml:space="preserve"> PAGE </w:instrText>
                           </w:r>
@@ -6582,6 +6984,7 @@
                             <w:rPr>
                               <w:spacing w:val="-10"/>
                               <w:rFonts w:ascii="Calibri" w:hAnsi="Calibri"/>
+                              <w:color w:val="000000"/>
                             </w:rPr>
                             <w:fldChar w:fldCharType="separate"/>
                           </w:r>
@@ -6589,6 +6992,7 @@
                             <w:rPr>
                               <w:spacing w:val="-10"/>
                               <w:rFonts w:ascii="Calibri" w:hAnsi="Calibri"/>
+                              <w:color w:val="000000"/>
                             </w:rPr>
                             <w:t>2</w:t>
                           </w:r>
@@ -6596,6 +7000,7 @@
                             <w:rPr>
                               <w:spacing w:val="-10"/>
                               <w:rFonts w:ascii="Calibri" w:hAnsi="Calibri"/>
+                              <w:color w:val="000000"/>
                             </w:rPr>
                             <w:fldChar w:fldCharType="end"/>
                           </w:r>
@@ -6620,7 +7025,7 @@
                 <w:txbxContent>
                   <w:p>
                     <w:pPr>
-                      <w:pStyle w:val="FrameContents"/>
+                      <w:pStyle w:val="FrameContentsuser"/>
                       <w:spacing w:lineRule="exact" w:line="244"/>
                       <w:ind w:start="60"/>
                       <w:rPr>
@@ -6630,6 +7035,7 @@
                     <w:r>
                       <w:rPr>
                         <w:rFonts w:ascii="Calibri" w:hAnsi="Calibri"/>
+                        <w:color w:val="000000"/>
                         <w:spacing w:val="-10"/>
                       </w:rPr>
                       <w:fldChar w:fldCharType="begin"/>
@@ -6638,6 +7044,7 @@
                       <w:rPr>
                         <w:spacing w:val="-10"/>
                         <w:rFonts w:ascii="Calibri" w:hAnsi="Calibri"/>
+                        <w:color w:val="000000"/>
                       </w:rPr>
                       <w:instrText xml:space="preserve"> PAGE </w:instrText>
                     </w:r>
@@ -6645,6 +7052,7 @@
                       <w:rPr>
                         <w:spacing w:val="-10"/>
                         <w:rFonts w:ascii="Calibri" w:hAnsi="Calibri"/>
+                        <w:color w:val="000000"/>
                       </w:rPr>
                       <w:fldChar w:fldCharType="separate"/>
                     </w:r>
@@ -6652,6 +7060,7 @@
                       <w:rPr>
                         <w:spacing w:val="-10"/>
                         <w:rFonts w:ascii="Calibri" w:hAnsi="Calibri"/>
+                        <w:color w:val="000000"/>
                       </w:rPr>
                       <w:t>2</w:t>
                     </w:r>
@@ -6659,6 +7068,7 @@
                       <w:rPr>
                         <w:spacing w:val="-10"/>
                         <w:rFonts w:ascii="Calibri" w:hAnsi="Calibri"/>
+                        <w:color w:val="000000"/>
                       </w:rPr>
                       <w:fldChar w:fldCharType="end"/>
                     </w:r>
@@ -6679,6 +7089,20 @@
 <w:hdr xmlns:o="urn:schemas-microsoft-com:office:office" xmlns:r="http://schemas.openxmlformats.org/officeDocument/2006/relationships" xmlns:v="urn:schemas-microsoft-com:vml" xmlns:w="http://schemas.openxmlformats.org/wordprocessingml/2006/main" xmlns:w10="urn:schemas-microsoft-com:office:word" xmlns:wp="http://schemas.openxmlformats.org/drawingml/2006/wordprocessingDrawing" xmlns:pic="http://schemas.openxmlformats.org/drawingml/2006/picture" xmlns:wps="http://schemas.microsoft.com/office/word/2010/wordprocessingShape" xmlns:wpg="http://schemas.microsoft.com/office/word/2010/wordprocessingGroup" xmlns:mc="http://schemas.openxmlformats.org/markup-compatibility/2006" xmlns:wp14="http://schemas.microsoft.com/office/word/2010/wordprocessingDrawing" xmlns:w14="http://schemas.microsoft.com/office/word/2010/wordml" xmlns:w15="http://schemas.microsoft.com/office/word/2012/wordml" mc:Ignorable="w14 wp14 w15">
   <w:p>
     <w:pPr>
+      <w:pStyle w:val="Header"/>
+      <w:rPr/>
+    </w:pPr>
+    <w:r>
+      <w:rPr/>
+    </w:r>
+  </w:p>
+</w:hdr>
+</file>
+
+<file path=word/header5.xml><?xml version="1.0" encoding="utf-8"?>
+<w:hdr xmlns:o="urn:schemas-microsoft-com:office:office" xmlns:r="http://schemas.openxmlformats.org/officeDocument/2006/relationships" xmlns:v="urn:schemas-microsoft-com:vml" xmlns:w="http://schemas.openxmlformats.org/wordprocessingml/2006/main" xmlns:w10="urn:schemas-microsoft-com:office:word" xmlns:wp="http://schemas.openxmlformats.org/drawingml/2006/wordprocessingDrawing" xmlns:pic="http://schemas.openxmlformats.org/drawingml/2006/picture" xmlns:wps="http://schemas.microsoft.com/office/word/2010/wordprocessingShape" xmlns:wpg="http://schemas.microsoft.com/office/word/2010/wordprocessingGroup" xmlns:mc="http://schemas.openxmlformats.org/markup-compatibility/2006" xmlns:wp14="http://schemas.microsoft.com/office/word/2010/wordprocessingDrawing" xmlns:w14="http://schemas.microsoft.com/office/word/2010/wordml" xmlns:w15="http://schemas.microsoft.com/office/word/2012/wordml" mc:Ignorable="w14 wp14 w15">
+  <w:p>
+    <w:pPr>
       <w:pStyle w:val="BodyText"/>
       <w:spacing w:lineRule="auto" w:line="14"/>
       <w:ind w:start="0"/>
@@ -6693,7 +7117,7 @@
       <mc:AlternateContent>
         <mc:Choice Requires="wps">
           <w:drawing>
-            <wp:anchor behindDoc="1" distT="0" distB="0" distL="0" distR="0" simplePos="0" locked="0" layoutInCell="0" allowOverlap="1" relativeHeight="4" wp14:anchorId="5DA1389F">
+            <wp:anchor behindDoc="1" distT="0" distB="0" distL="0" distR="0" simplePos="0" locked="0" layoutInCell="0" allowOverlap="1" relativeHeight="5" wp14:anchorId="5DA1389F">
               <wp:simplePos x="0" y="0"/>
               <wp:positionH relativeFrom="page">
                 <wp:posOffset>3978910</wp:posOffset>
@@ -6732,7 +7156,7 @@
                       <w:txbxContent>
                         <w:p>
                           <w:pPr>
-                            <w:pStyle w:val="FrameContents"/>
+                            <w:pStyle w:val="FrameContentsuser"/>
                             <w:spacing w:lineRule="exact" w:line="244"/>
                             <w:ind w:start="60"/>
                             <w:rPr>
@@ -6742,6 +7166,7 @@
                           <w:r>
                             <w:rPr>
                               <w:rFonts w:ascii="Calibri" w:hAnsi="Calibri"/>
+                              <w:color w:val="000000"/>
                               <w:spacing w:val="-10"/>
                             </w:rPr>
                             <w:fldChar w:fldCharType="begin"/>
@@ -6750,6 +7175,7 @@
                             <w:rPr>
                               <w:spacing w:val="-10"/>
                               <w:rFonts w:ascii="Calibri" w:hAnsi="Calibri"/>
+                              <w:color w:val="000000"/>
                             </w:rPr>
                             <w:instrText xml:space="preserve"> PAGE </w:instrText>
                           </w:r>
@@ -6757,6 +7183,7 @@
                             <w:rPr>
                               <w:spacing w:val="-10"/>
                               <w:rFonts w:ascii="Calibri" w:hAnsi="Calibri"/>
+                              <w:color w:val="000000"/>
                             </w:rPr>
                             <w:fldChar w:fldCharType="separate"/>
                           </w:r>
@@ -6764,6 +7191,7 @@
                             <w:rPr>
                               <w:spacing w:val="-10"/>
                               <w:rFonts w:ascii="Calibri" w:hAnsi="Calibri"/>
+                              <w:color w:val="000000"/>
                             </w:rPr>
                             <w:t>3</w:t>
                           </w:r>
@@ -6771,6 +7199,7 @@
                             <w:rPr>
                               <w:spacing w:val="-10"/>
                               <w:rFonts w:ascii="Calibri" w:hAnsi="Calibri"/>
+                              <w:color w:val="000000"/>
                             </w:rPr>
                             <w:fldChar w:fldCharType="end"/>
                           </w:r>
@@ -6795,7 +7224,7 @@
                 <w:txbxContent>
                   <w:p>
                     <w:pPr>
-                      <w:pStyle w:val="FrameContents"/>
+                      <w:pStyle w:val="FrameContentsuser"/>
                       <w:spacing w:lineRule="exact" w:line="244"/>
                       <w:ind w:start="60"/>
                       <w:rPr>
@@ -6805,6 +7234,7 @@
                     <w:r>
                       <w:rPr>
                         <w:rFonts w:ascii="Calibri" w:hAnsi="Calibri"/>
+                        <w:color w:val="000000"/>
                         <w:spacing w:val="-10"/>
                       </w:rPr>
                       <w:fldChar w:fldCharType="begin"/>
@@ -6813,6 +7243,7 @@
                       <w:rPr>
                         <w:spacing w:val="-10"/>
                         <w:rFonts w:ascii="Calibri" w:hAnsi="Calibri"/>
+                        <w:color w:val="000000"/>
                       </w:rPr>
                       <w:instrText xml:space="preserve"> PAGE </w:instrText>
                     </w:r>
@@ -6820,6 +7251,7 @@
                       <w:rPr>
                         <w:spacing w:val="-10"/>
                         <w:rFonts w:ascii="Calibri" w:hAnsi="Calibri"/>
+                        <w:color w:val="000000"/>
                       </w:rPr>
                       <w:fldChar w:fldCharType="separate"/>
                     </w:r>
@@ -6827,6 +7259,7 @@
                       <w:rPr>
                         <w:spacing w:val="-10"/>
                         <w:rFonts w:ascii="Calibri" w:hAnsi="Calibri"/>
+                        <w:color w:val="000000"/>
                       </w:rPr>
                       <w:t>3</w:t>
                     </w:r>
@@ -6834,6 +7267,7 @@
                       <w:rPr>
                         <w:spacing w:val="-10"/>
                         <w:rFonts w:ascii="Calibri" w:hAnsi="Calibri"/>
+                        <w:color w:val="000000"/>
                       </w:rPr>
                       <w:fldChar w:fldCharType="end"/>
                     </w:r>
@@ -6850,7 +7284,7 @@
 </w:hdr>
 </file>
 
-<file path=word/header5.xml><?xml version="1.0" encoding="utf-8"?>
+<file path=word/header6.xml><?xml version="1.0" encoding="utf-8"?>
 <w:hdr xmlns:o="urn:schemas-microsoft-com:office:office" xmlns:r="http://schemas.openxmlformats.org/officeDocument/2006/relationships" xmlns:v="urn:schemas-microsoft-com:vml" xmlns:w="http://schemas.openxmlformats.org/wordprocessingml/2006/main" xmlns:w10="urn:schemas-microsoft-com:office:word" xmlns:wp="http://schemas.openxmlformats.org/drawingml/2006/wordprocessingDrawing" xmlns:pic="http://schemas.openxmlformats.org/drawingml/2006/picture" xmlns:wps="http://schemas.microsoft.com/office/word/2010/wordprocessingShape" xmlns:wpg="http://schemas.microsoft.com/office/word/2010/wordprocessingGroup" xmlns:mc="http://schemas.openxmlformats.org/markup-compatibility/2006" xmlns:wp14="http://schemas.microsoft.com/office/word/2010/wordprocessingDrawing" xmlns:w14="http://schemas.microsoft.com/office/word/2010/wordml" xmlns:w15="http://schemas.microsoft.com/office/word/2012/wordml" mc:Ignorable="w14 wp14 w15">
   <w:p>
     <w:pPr>
@@ -6868,7 +7302,7 @@
       <mc:AlternateContent>
         <mc:Choice Requires="wps">
           <w:drawing>
-            <wp:anchor behindDoc="1" distT="0" distB="0" distL="0" distR="0" simplePos="0" locked="0" layoutInCell="0" allowOverlap="1" relativeHeight="6" wp14:anchorId="5DA1389F">
+            <wp:anchor behindDoc="1" distT="0" distB="0" distL="0" distR="0" simplePos="0" locked="0" layoutInCell="0" allowOverlap="1" relativeHeight="5" wp14:anchorId="5DA1389F">
               <wp:simplePos x="0" y="0"/>
               <wp:positionH relativeFrom="page">
                 <wp:posOffset>3978910</wp:posOffset>
@@ -6879,7 +7313,7 @@
               <wp:extent cx="160020" cy="165100"/>
               <wp:effectExtent l="0" t="0" r="0" b="0"/>
               <wp:wrapNone/>
-              <wp:docPr id="4" name="Textbox 3"/>
+              <wp:docPr id="4" name="Textbox 2"/>
               <a:graphic xmlns:a="http://schemas.openxmlformats.org/drawingml/2006/main">
                 <a:graphicData uri="http://schemas.microsoft.com/office/word/2010/wordprocessingShape">
                   <wps:wsp>
@@ -6907,7 +7341,7 @@
                       <w:txbxContent>
                         <w:p>
                           <w:pPr>
-                            <w:pStyle w:val="FrameContents"/>
+                            <w:pStyle w:val="FrameContentsuser"/>
                             <w:spacing w:lineRule="exact" w:line="244"/>
                             <w:ind w:start="60"/>
                             <w:rPr>
@@ -6917,6 +7351,7 @@
                           <w:r>
                             <w:rPr>
                               <w:rFonts w:ascii="Calibri" w:hAnsi="Calibri"/>
+                              <w:color w:val="000000"/>
                               <w:spacing w:val="-10"/>
                             </w:rPr>
                             <w:fldChar w:fldCharType="begin"/>
@@ -6925,6 +7360,7 @@
                             <w:rPr>
                               <w:spacing w:val="-10"/>
                               <w:rFonts w:ascii="Calibri" w:hAnsi="Calibri"/>
+                              <w:color w:val="000000"/>
                             </w:rPr>
                             <w:instrText xml:space="preserve"> PAGE </w:instrText>
                           </w:r>
@@ -6932,6 +7368,7 @@
                             <w:rPr>
                               <w:spacing w:val="-10"/>
                               <w:rFonts w:ascii="Calibri" w:hAnsi="Calibri"/>
+                              <w:color w:val="000000"/>
                             </w:rPr>
                             <w:fldChar w:fldCharType="separate"/>
                           </w:r>
@@ -6939,13 +7376,15 @@
                             <w:rPr>
                               <w:spacing w:val="-10"/>
                               <w:rFonts w:ascii="Calibri" w:hAnsi="Calibri"/>
+                              <w:color w:val="000000"/>
                             </w:rPr>
-                            <w:t>4</w:t>
+                            <w:t>3</w:t>
                           </w:r>
                           <w:r>
                             <w:rPr>
                               <w:spacing w:val="-10"/>
                               <w:rFonts w:ascii="Calibri" w:hAnsi="Calibri"/>
+                              <w:color w:val="000000"/>
                             </w:rPr>
                             <w:fldChar w:fldCharType="end"/>
                           </w:r>
@@ -6963,14 +7402,14 @@
         </mc:Choice>
         <mc:Fallback>
           <w:pict>
-            <v:rect id="shape_0" ID="Textbox 3" path="m0,0l-2147483645,0l-2147483645,-2147483646l0,-2147483646xe" stroked="f" o:allowincell="f" style="position:absolute;margin-left:313.3pt;margin-top:36.85pt;width:12.55pt;height:12.95pt;mso-wrap-style:square;v-text-anchor:top;mso-position-horizontal-relative:page;mso-position-vertical-relative:page" wp14:anchorId="5DA1389F">
+            <v:rect id="shape_0" ID="Textbox 2" path="m0,0l-2147483645,0l-2147483645,-2147483646l0,-2147483646xe" stroked="f" o:allowincell="f" style="position:absolute;margin-left:313.3pt;margin-top:36.85pt;width:12.55pt;height:12.95pt;mso-wrap-style:square;v-text-anchor:top;mso-position-horizontal-relative:page;mso-position-vertical-relative:page" wp14:anchorId="5DA1389F">
               <v:fill o:detectmouseclick="t" on="false"/>
               <v:stroke color="#3465a4" joinstyle="round" endcap="flat"/>
               <v:textbox>
                 <w:txbxContent>
                   <w:p>
                     <w:pPr>
-                      <w:pStyle w:val="FrameContents"/>
+                      <w:pStyle w:val="FrameContentsuser"/>
                       <w:spacing w:lineRule="exact" w:line="244"/>
                       <w:ind w:start="60"/>
                       <w:rPr>
@@ -6980,6 +7419,7 @@
                     <w:r>
                       <w:rPr>
                         <w:rFonts w:ascii="Calibri" w:hAnsi="Calibri"/>
+                        <w:color w:val="000000"/>
                         <w:spacing w:val="-10"/>
                       </w:rPr>
                       <w:fldChar w:fldCharType="begin"/>
@@ -6988,6 +7428,7 @@
                       <w:rPr>
                         <w:spacing w:val="-10"/>
                         <w:rFonts w:ascii="Calibri" w:hAnsi="Calibri"/>
+                        <w:color w:val="000000"/>
                       </w:rPr>
                       <w:instrText xml:space="preserve"> PAGE </w:instrText>
                     </w:r>
@@ -6995,6 +7436,7 @@
                       <w:rPr>
                         <w:spacing w:val="-10"/>
                         <w:rFonts w:ascii="Calibri" w:hAnsi="Calibri"/>
+                        <w:color w:val="000000"/>
                       </w:rPr>
                       <w:fldChar w:fldCharType="separate"/>
                     </w:r>
@@ -7002,13 +7444,15 @@
                       <w:rPr>
                         <w:spacing w:val="-10"/>
                         <w:rFonts w:ascii="Calibri" w:hAnsi="Calibri"/>
+                        <w:color w:val="000000"/>
                       </w:rPr>
-                      <w:t>4</w:t>
+                      <w:t>3</w:t>
                     </w:r>
                     <w:r>
                       <w:rPr>
                         <w:spacing w:val="-10"/>
                         <w:rFonts w:ascii="Calibri" w:hAnsi="Calibri"/>
+                        <w:color w:val="000000"/>
                       </w:rPr>
                       <w:fldChar w:fldCharType="end"/>
                     </w:r>
@@ -7025,13 +7469,21 @@
 </w:hdr>
 </file>
 
-<file path=word/header6.xml><?xml version="1.0" encoding="utf-8"?>
+<file path=word/header7.xml><?xml version="1.0" encoding="utf-8"?>
 <w:hdr xmlns:o="urn:schemas-microsoft-com:office:office" xmlns:r="http://schemas.openxmlformats.org/officeDocument/2006/relationships" xmlns:v="urn:schemas-microsoft-com:vml" xmlns:w="http://schemas.openxmlformats.org/wordprocessingml/2006/main" xmlns:w10="urn:schemas-microsoft-com:office:word" xmlns:wp="http://schemas.openxmlformats.org/drawingml/2006/wordprocessingDrawing" xmlns:pic="http://schemas.openxmlformats.org/drawingml/2006/picture" xmlns:wps="http://schemas.microsoft.com/office/word/2010/wordprocessingShape" xmlns:wpg="http://schemas.microsoft.com/office/word/2010/wordprocessingGroup" xmlns:mc="http://schemas.openxmlformats.org/markup-compatibility/2006" xmlns:wp14="http://schemas.microsoft.com/office/word/2010/wordprocessingDrawing" xmlns:w14="http://schemas.microsoft.com/office/word/2010/wordml" xmlns:w15="http://schemas.microsoft.com/office/word/2012/wordml" mc:Ignorable="w14 wp14 w15">
-  <w:p/>
+  <w:p>
+    <w:pPr>
+      <w:pStyle w:val="Header"/>
+      <w:rPr/>
+    </w:pPr>
+    <w:r>
+      <w:rPr/>
+    </w:r>
+  </w:p>
 </w:hdr>
 </file>
 
-<file path=word/header7.xml><?xml version="1.0" encoding="utf-8"?>
+<file path=word/header8.xml><?xml version="1.0" encoding="utf-8"?>
 <w:hdr xmlns:o="urn:schemas-microsoft-com:office:office" xmlns:r="http://schemas.openxmlformats.org/officeDocument/2006/relationships" xmlns:v="urn:schemas-microsoft-com:vml" xmlns:w="http://schemas.openxmlformats.org/wordprocessingml/2006/main" xmlns:w10="urn:schemas-microsoft-com:office:word" xmlns:wp="http://schemas.openxmlformats.org/drawingml/2006/wordprocessingDrawing" xmlns:pic="http://schemas.openxmlformats.org/drawingml/2006/picture" xmlns:wps="http://schemas.microsoft.com/office/word/2010/wordprocessingShape" xmlns:wpg="http://schemas.microsoft.com/office/word/2010/wordprocessingGroup" xmlns:mc="http://schemas.openxmlformats.org/markup-compatibility/2006" xmlns:wp14="http://schemas.microsoft.com/office/word/2010/wordprocessingDrawing" xmlns:w14="http://schemas.microsoft.com/office/word/2010/wordml" xmlns:w15="http://schemas.microsoft.com/office/word/2012/wordml" mc:Ignorable="w14 wp14 w15">
   <w:p>
     <w:pPr>
@@ -7049,7 +7501,7 @@
       <mc:AlternateContent>
         <mc:Choice Requires="wps">
           <w:drawing>
-            <wp:anchor behindDoc="1" distT="0" distB="0" distL="0" distR="0" simplePos="0" locked="0" layoutInCell="0" allowOverlap="1" relativeHeight="8" wp14:anchorId="5DA1389F">
+            <wp:anchor behindDoc="1" distT="0" distB="0" distL="0" distR="0" simplePos="0" locked="0" layoutInCell="0" allowOverlap="1" relativeHeight="7" wp14:anchorId="5DA1389F">
               <wp:simplePos x="0" y="0"/>
               <wp:positionH relativeFrom="page">
                 <wp:posOffset>3978910</wp:posOffset>
@@ -7060,7 +7512,7 @@
               <wp:extent cx="160020" cy="165100"/>
               <wp:effectExtent l="0" t="0" r="0" b="0"/>
               <wp:wrapNone/>
-              <wp:docPr id="5" name="Textbox 4"/>
+              <wp:docPr id="5" name="Textbox 3"/>
               <a:graphic xmlns:a="http://schemas.openxmlformats.org/drawingml/2006/main">
                 <a:graphicData uri="http://schemas.microsoft.com/office/word/2010/wordprocessingShape">
                   <wps:wsp>
@@ -7088,7 +7540,7 @@
                       <w:txbxContent>
                         <w:p>
                           <w:pPr>
-                            <w:pStyle w:val="FrameContents"/>
+                            <w:pStyle w:val="FrameContentsuser"/>
                             <w:spacing w:lineRule="exact" w:line="244"/>
                             <w:ind w:start="60"/>
                             <w:rPr>
@@ -7098,6 +7550,7 @@
                           <w:r>
                             <w:rPr>
                               <w:rFonts w:ascii="Calibri" w:hAnsi="Calibri"/>
+                              <w:color w:val="000000"/>
                               <w:spacing w:val="-10"/>
                             </w:rPr>
                             <w:fldChar w:fldCharType="begin"/>
@@ -7106,6 +7559,7 @@
                             <w:rPr>
                               <w:spacing w:val="-10"/>
                               <w:rFonts w:ascii="Calibri" w:hAnsi="Calibri"/>
+                              <w:color w:val="000000"/>
                             </w:rPr>
                             <w:instrText xml:space="preserve"> PAGE </w:instrText>
                           </w:r>
@@ -7113,6 +7567,7 @@
                             <w:rPr>
                               <w:spacing w:val="-10"/>
                               <w:rFonts w:ascii="Calibri" w:hAnsi="Calibri"/>
+                              <w:color w:val="000000"/>
                             </w:rPr>
                             <w:fldChar w:fldCharType="separate"/>
                           </w:r>
@@ -7120,13 +7575,15 @@
                             <w:rPr>
                               <w:spacing w:val="-10"/>
                               <w:rFonts w:ascii="Calibri" w:hAnsi="Calibri"/>
+                              <w:color w:val="000000"/>
                             </w:rPr>
-                            <w:t>5</w:t>
+                            <w:t>4</w:t>
                           </w:r>
                           <w:r>
                             <w:rPr>
                               <w:spacing w:val="-10"/>
                               <w:rFonts w:ascii="Calibri" w:hAnsi="Calibri"/>
+                              <w:color w:val="000000"/>
                             </w:rPr>
                             <w:fldChar w:fldCharType="end"/>
                           </w:r>
@@ -7144,14 +7601,14 @@
         </mc:Choice>
         <mc:Fallback>
           <w:pict>
-            <v:rect id="shape_0" ID="Textbox 4" path="m0,0l-2147483645,0l-2147483645,-2147483646l0,-2147483646xe" stroked="f" o:allowincell="f" style="position:absolute;margin-left:313.3pt;margin-top:36.85pt;width:12.55pt;height:12.95pt;mso-wrap-style:square;v-text-anchor:top;mso-position-horizontal-relative:page;mso-position-vertical-relative:page" wp14:anchorId="5DA1389F">
+            <v:rect id="shape_0" ID="Textbox 3" path="m0,0l-2147483645,0l-2147483645,-2147483646l0,-2147483646xe" stroked="f" o:allowincell="f" style="position:absolute;margin-left:313.3pt;margin-top:36.85pt;width:12.55pt;height:12.95pt;mso-wrap-style:square;v-text-anchor:top;mso-position-horizontal-relative:page;mso-position-vertical-relative:page" wp14:anchorId="5DA1389F">
               <v:fill o:detectmouseclick="t" on="false"/>
               <v:stroke color="#3465a4" joinstyle="round" endcap="flat"/>
               <v:textbox>
                 <w:txbxContent>
                   <w:p>
                     <w:pPr>
-                      <w:pStyle w:val="FrameContents"/>
+                      <w:pStyle w:val="FrameContentsuser"/>
                       <w:spacing w:lineRule="exact" w:line="244"/>
                       <w:ind w:start="60"/>
                       <w:rPr>
@@ -7161,6 +7618,7 @@
                     <w:r>
                       <w:rPr>
                         <w:rFonts w:ascii="Calibri" w:hAnsi="Calibri"/>
+                        <w:color w:val="000000"/>
                         <w:spacing w:val="-10"/>
                       </w:rPr>
                       <w:fldChar w:fldCharType="begin"/>
@@ -7169,6 +7627,7 @@
                       <w:rPr>
                         <w:spacing w:val="-10"/>
                         <w:rFonts w:ascii="Calibri" w:hAnsi="Calibri"/>
+                        <w:color w:val="000000"/>
                       </w:rPr>
                       <w:instrText xml:space="preserve"> PAGE </w:instrText>
                     </w:r>
@@ -7176,6 +7635,7 @@
                       <w:rPr>
                         <w:spacing w:val="-10"/>
                         <w:rFonts w:ascii="Calibri" w:hAnsi="Calibri"/>
+                        <w:color w:val="000000"/>
                       </w:rPr>
                       <w:fldChar w:fldCharType="separate"/>
                     </w:r>
@@ -7183,13 +7643,15 @@
                       <w:rPr>
                         <w:spacing w:val="-10"/>
                         <w:rFonts w:ascii="Calibri" w:hAnsi="Calibri"/>
+                        <w:color w:val="000000"/>
                       </w:rPr>
-                      <w:t>5</w:t>
+                      <w:t>4</w:t>
                     </w:r>
                     <w:r>
                       <w:rPr>
                         <w:spacing w:val="-10"/>
                         <w:rFonts w:ascii="Calibri" w:hAnsi="Calibri"/>
+                        <w:color w:val="000000"/>
                       </w:rPr>
                       <w:fldChar w:fldCharType="end"/>
                     </w:r>
@@ -7206,9 +7668,188 @@
 </w:hdr>
 </file>
 
-<file path=word/header8.xml><?xml version="1.0" encoding="utf-8"?>
+<file path=word/header9.xml><?xml version="1.0" encoding="utf-8"?>
 <w:hdr xmlns:o="urn:schemas-microsoft-com:office:office" xmlns:r="http://schemas.openxmlformats.org/officeDocument/2006/relationships" xmlns:v="urn:schemas-microsoft-com:vml" xmlns:w="http://schemas.openxmlformats.org/wordprocessingml/2006/main" xmlns:w10="urn:schemas-microsoft-com:office:word" xmlns:wp="http://schemas.openxmlformats.org/drawingml/2006/wordprocessingDrawing" xmlns:pic="http://schemas.openxmlformats.org/drawingml/2006/picture" xmlns:wps="http://schemas.microsoft.com/office/word/2010/wordprocessingShape" xmlns:wpg="http://schemas.microsoft.com/office/word/2010/wordprocessingGroup" xmlns:mc="http://schemas.openxmlformats.org/markup-compatibility/2006" xmlns:wp14="http://schemas.microsoft.com/office/word/2010/wordprocessingDrawing" xmlns:w14="http://schemas.microsoft.com/office/word/2010/wordml" xmlns:w15="http://schemas.microsoft.com/office/word/2012/wordml" mc:Ignorable="w14 wp14 w15">
-  <w:p/>
+  <w:p>
+    <w:pPr>
+      <w:pStyle w:val="BodyText"/>
+      <w:spacing w:lineRule="auto" w:line="14"/>
+      <w:ind w:start="0"/>
+      <w:rPr>
+        <w:sz w:val="20"/>
+      </w:rPr>
+    </w:pPr>
+    <w:r>
+      <w:rPr>
+        <w:sz w:val="20"/>
+      </w:rPr>
+      <mc:AlternateContent>
+        <mc:Choice Requires="wps">
+          <w:drawing>
+            <wp:anchor behindDoc="1" distT="0" distB="0" distL="0" distR="0" simplePos="0" locked="0" layoutInCell="0" allowOverlap="1" relativeHeight="7" wp14:anchorId="5DA1389F">
+              <wp:simplePos x="0" y="0"/>
+              <wp:positionH relativeFrom="page">
+                <wp:posOffset>3978910</wp:posOffset>
+              </wp:positionH>
+              <wp:positionV relativeFrom="page">
+                <wp:posOffset>467995</wp:posOffset>
+              </wp:positionV>
+              <wp:extent cx="160020" cy="165100"/>
+              <wp:effectExtent l="0" t="0" r="0" b="0"/>
+              <wp:wrapNone/>
+              <wp:docPr id="6" name="Textbox 3"/>
+              <a:graphic xmlns:a="http://schemas.openxmlformats.org/drawingml/2006/main">
+                <a:graphicData uri="http://schemas.microsoft.com/office/word/2010/wordprocessingShape">
+                  <wps:wsp>
+                    <wps:cNvSpPr/>
+                    <wps:spPr>
+                      <a:xfrm>
+                        <a:off x="0" y="0"/>
+                        <a:ext cx="160200" cy="165240"/>
+                      </a:xfrm>
+                      <a:prstGeom prst="rect">
+                        <a:avLst/>
+                      </a:prstGeom>
+                      <a:noFill/>
+                      <a:ln w="0">
+                        <a:noFill/>
+                      </a:ln>
+                    </wps:spPr>
+                    <wps:style>
+                      <a:lnRef idx="0"/>
+                      <a:fillRef idx="0"/>
+                      <a:effectRef idx="0"/>
+                      <a:fontRef idx="minor"/>
+                    </wps:style>
+                    <wps:txbx>
+                      <w:txbxContent>
+                        <w:p>
+                          <w:pPr>
+                            <w:pStyle w:val="FrameContentsuser"/>
+                            <w:spacing w:lineRule="exact" w:line="244"/>
+                            <w:ind w:start="60"/>
+                            <w:rPr>
+                              <w:rFonts w:ascii="Calibri" w:hAnsi="Calibri"/>
+                            </w:rPr>
+                          </w:pPr>
+                          <w:r>
+                            <w:rPr>
+                              <w:rFonts w:ascii="Calibri" w:hAnsi="Calibri"/>
+                              <w:color w:val="000000"/>
+                              <w:spacing w:val="-10"/>
+                            </w:rPr>
+                            <w:fldChar w:fldCharType="begin"/>
+                          </w:r>
+                          <w:r>
+                            <w:rPr>
+                              <w:spacing w:val="-10"/>
+                              <w:rFonts w:ascii="Calibri" w:hAnsi="Calibri"/>
+                              <w:color w:val="000000"/>
+                            </w:rPr>
+                            <w:instrText xml:space="preserve"> PAGE </w:instrText>
+                          </w:r>
+                          <w:r>
+                            <w:rPr>
+                              <w:spacing w:val="-10"/>
+                              <w:rFonts w:ascii="Calibri" w:hAnsi="Calibri"/>
+                              <w:color w:val="000000"/>
+                            </w:rPr>
+                            <w:fldChar w:fldCharType="separate"/>
+                          </w:r>
+                          <w:r>
+                            <w:rPr>
+                              <w:spacing w:val="-10"/>
+                              <w:rFonts w:ascii="Calibri" w:hAnsi="Calibri"/>
+                              <w:color w:val="000000"/>
+                            </w:rPr>
+                            <w:t>4</w:t>
+                          </w:r>
+                          <w:r>
+                            <w:rPr>
+                              <w:spacing w:val="-10"/>
+                              <w:rFonts w:ascii="Calibri" w:hAnsi="Calibri"/>
+                              <w:color w:val="000000"/>
+                            </w:rPr>
+                            <w:fldChar w:fldCharType="end"/>
+                          </w:r>
+                        </w:p>
+                      </w:txbxContent>
+                    </wps:txbx>
+                    <wps:bodyPr lIns="0" rIns="0" tIns="0" bIns="0" anchor="t">
+                      <a:noAutofit/>
+                    </wps:bodyPr>
+                  </wps:wsp>
+                </a:graphicData>
+              </a:graphic>
+            </wp:anchor>
+          </w:drawing>
+        </mc:Choice>
+        <mc:Fallback>
+          <w:pict>
+            <v:rect id="shape_0" ID="Textbox 3" path="m0,0l-2147483645,0l-2147483645,-2147483646l0,-2147483646xe" stroked="f" o:allowincell="f" style="position:absolute;margin-left:313.3pt;margin-top:36.85pt;width:12.55pt;height:12.95pt;mso-wrap-style:square;v-text-anchor:top;mso-position-horizontal-relative:page;mso-position-vertical-relative:page" wp14:anchorId="5DA1389F">
+              <v:fill o:detectmouseclick="t" on="false"/>
+              <v:stroke color="#3465a4" joinstyle="round" endcap="flat"/>
+              <v:textbox>
+                <w:txbxContent>
+                  <w:p>
+                    <w:pPr>
+                      <w:pStyle w:val="FrameContentsuser"/>
+                      <w:spacing w:lineRule="exact" w:line="244"/>
+                      <w:ind w:start="60"/>
+                      <w:rPr>
+                        <w:rFonts w:ascii="Calibri" w:hAnsi="Calibri"/>
+                      </w:rPr>
+                    </w:pPr>
+                    <w:r>
+                      <w:rPr>
+                        <w:rFonts w:ascii="Calibri" w:hAnsi="Calibri"/>
+                        <w:color w:val="000000"/>
+                        <w:spacing w:val="-10"/>
+                      </w:rPr>
+                      <w:fldChar w:fldCharType="begin"/>
+                    </w:r>
+                    <w:r>
+                      <w:rPr>
+                        <w:spacing w:val="-10"/>
+                        <w:rFonts w:ascii="Calibri" w:hAnsi="Calibri"/>
+                        <w:color w:val="000000"/>
+                      </w:rPr>
+                      <w:instrText xml:space="preserve"> PAGE </w:instrText>
+                    </w:r>
+                    <w:r>
+                      <w:rPr>
+                        <w:spacing w:val="-10"/>
+                        <w:rFonts w:ascii="Calibri" w:hAnsi="Calibri"/>
+                        <w:color w:val="000000"/>
+                      </w:rPr>
+                      <w:fldChar w:fldCharType="separate"/>
+                    </w:r>
+                    <w:r>
+                      <w:rPr>
+                        <w:spacing w:val="-10"/>
+                        <w:rFonts w:ascii="Calibri" w:hAnsi="Calibri"/>
+                        <w:color w:val="000000"/>
+                      </w:rPr>
+                      <w:t>4</w:t>
+                    </w:r>
+                    <w:r>
+                      <w:rPr>
+                        <w:spacing w:val="-10"/>
+                        <w:rFonts w:ascii="Calibri" w:hAnsi="Calibri"/>
+                        <w:color w:val="000000"/>
+                      </w:rPr>
+                      <w:fldChar w:fldCharType="end"/>
+                    </w:r>
+                  </w:p>
+                </w:txbxContent>
+              </v:textbox>
+              <w10:wrap type="none"/>
+            </v:rect>
+          </w:pict>
+        </mc:Fallback>
+      </mc:AlternateContent>
+    </w:r>
+  </w:p>
 </w:hdr>
 </file>
 
@@ -7908,6 +8549,7 @@
     <w:qFormat/>
     <w:pPr>
       <w:widowControl w:val="false"/>
+      <w:suppressAutoHyphens w:val="true"/>
       <w:bidi w:val="0"/>
       <w:spacing w:before="0" w:after="0"/>
       <w:jc w:val="start"/>
@@ -8102,6 +8744,13 @@
   <w:style w:type="paragraph" w:styleId="Header">
     <w:name w:val="header"/>
     <w:basedOn w:val="HeaderandFooter"/>
+    <w:pPr/>
+    <w:rPr/>
+  </w:style>
+  <w:style w:type="paragraph" w:styleId="FrameContentsuser">
+    <w:name w:val="Frame Contents (user)"/>
+    <w:basedOn w:val="Normal"/>
+    <w:qFormat/>
     <w:pPr/>
     <w:rPr/>
   </w:style>

--- a/template.docx
+++ b/template.docx
@@ -1,12 +1,11 @@
 
 <file path=word/document.xml><?xml version="1.0" encoding="utf-8"?>
-<w:document xmlns:o="urn:schemas-microsoft-com:office:office" xmlns:r="http://schemas.openxmlformats.org/officeDocument/2006/relationships" xmlns:v="urn:schemas-microsoft-com:vml" xmlns:w="http://schemas.openxmlformats.org/wordprocessingml/2006/main" xmlns:w10="urn:schemas-microsoft-com:office:word" xmlns:wp="http://schemas.openxmlformats.org/drawingml/2006/wordprocessingDrawing" xmlns:pic="http://schemas.openxmlformats.org/drawingml/2006/picture" xmlns:wps="http://schemas.microsoft.com/office/word/2010/wordprocessingShape" xmlns:wpg="http://schemas.microsoft.com/office/word/2010/wordprocessingGroup" xmlns:mc="http://schemas.openxmlformats.org/markup-compatibility/2006" xmlns:wp14="http://schemas.microsoft.com/office/word/2010/wordprocessingDrawing" xmlns:w14="http://schemas.microsoft.com/office/word/2010/wordml" xmlns:w15="http://schemas.microsoft.com/office/word/2012/wordml" mc:Ignorable="w14 wp14 w15">
+<w:document xmlns:wpc="http://schemas.microsoft.com/office/word/2010/wordprocessingCanvas" xmlns:cx="http://schemas.microsoft.com/office/drawing/2014/chartex" xmlns:cx1="http://schemas.microsoft.com/office/drawing/2015/9/8/chartex" xmlns:cx2="http://schemas.microsoft.com/office/drawing/2015/10/21/chartex" xmlns:cx3="http://schemas.microsoft.com/office/drawing/2016/5/9/chartex" xmlns:cx4="http://schemas.microsoft.com/office/drawing/2016/5/10/chartex" xmlns:cx5="http://schemas.microsoft.com/office/drawing/2016/5/11/chartex" xmlns:cx6="http://schemas.microsoft.com/office/drawing/2016/5/12/chartex" xmlns:cx7="http://schemas.microsoft.com/office/drawing/2016/5/13/chartex" xmlns:cx8="http://schemas.microsoft.com/office/drawing/2016/5/14/chartex" xmlns:mc="http://schemas.openxmlformats.org/markup-compatibility/2006" xmlns:m="http://schemas.openxmlformats.org/officeDocument/2006/math" xmlns:aink="http://schemas.microsoft.com/office/drawing/2016/ink" xmlns:am3d="http://schemas.microsoft.com/office/drawing/2017/model3d" xmlns:oel="http://schemas.microsoft.com/office/2019/extlst" xmlns:r="http://schemas.openxmlformats.org/officeDocument/2006/relationships" xmlns:wp14="http://schemas.microsoft.com/office/word/2010/wordprocessingDrawing" xmlns:wp="http://schemas.openxmlformats.org/drawingml/2006/wordprocessingDrawing" xmlns:wpg="http://schemas.microsoft.com/office/word/2010/wordprocessingGroup" xmlns:wpi="http://schemas.microsoft.com/office/word/2010/wordprocessingInk" xmlns:wps="http://schemas.microsoft.com/office/word/2010/wordprocessingShape" xmlns:o="urn:schemas-microsoft-com:office:office" xmlns:v="urn:schemas-microsoft-com:vml" xmlns:w10="urn:schemas-microsoft-com:office:word" xmlns:w="http://schemas.openxmlformats.org/wordprocessingml/2006/main" xmlns:w14="http://schemas.microsoft.com/office/word/2010/wordml" xmlns:w15="http://schemas.microsoft.com/office/word/2012/wordml" xmlns:w16cex="http://schemas.microsoft.com/office/word/2018/wordml/cex" xmlns:w16cid="http://schemas.microsoft.com/office/word/2016/wordml/cid" xmlns:w16="http://schemas.microsoft.com/office/word/2018/wordml" xmlns:w16sdtdh="http://schemas.microsoft.com/office/word/2020/wordml/sdtdatahash" xmlns:w16sdtfl="http://schemas.microsoft.com/office/word/2024/wordml/sdtformatlock" xmlns:w16se="http://schemas.microsoft.com/office/word/2015/wordml/symex" xmlns:w16du="http://schemas.microsoft.com/office/word/2023/wordml/word16du" xmlns:wne="http://schemas.microsoft.com/office/word/2006/wordml" mc:Ignorable="w14 w15 w16se w16cid w16 w16cex w16sdtdh w16sdtfl w16du wp14">
   <w:body>
     <w:p>
       <w:pPr>
         <w:pStyle w:val="Heading1"/>
-        <w:spacing w:before="69" w:after="0"/>
-        <w:rPr/>
+        <w:spacing w:before="69"/>
       </w:pPr>
       <w:r>
         <w:rPr>
@@ -17,8 +16,7 @@
     </w:p>
     <w:p>
       <w:pPr>
-        <w:pStyle w:val="Normal"/>
-        <w:ind w:start="3" w:end="3"/>
+        <w:ind w:left="3" w:right="3"/>
         <w:jc w:val="center"/>
         <w:rPr>
           <w:b/>
@@ -112,41 +110,31 @@
     <w:p>
       <w:pPr>
         <w:pStyle w:val="BodyText"/>
-        <w:ind w:start="0"/>
+        <w:ind w:left="0"/>
         <w:rPr>
           <w:b/>
           <w:sz w:val="20"/>
         </w:rPr>
       </w:pPr>
-      <w:r>
-        <w:rPr>
-          <w:b/>
-          <w:sz w:val="20"/>
-        </w:rPr>
-      </w:r>
     </w:p>
     <w:p>
       <w:pPr>
         <w:sectPr>
-          <w:type w:val="nextPage"/>
           <w:pgSz w:w="11906" w:h="16838"/>
-          <w:pgMar w:left="1559" w:right="708" w:gutter="0" w:header="0" w:top="1380" w:footer="0" w:bottom="280"/>
-          <w:pgNumType w:fmt="decimal"/>
-          <w:formProt w:val="false"/>
-          <w:textDirection w:val="lrTb"/>
-          <w:docGrid w:type="default" w:linePitch="100" w:charSpace="0"/>
+          <w:pgMar w:top="1380" w:right="708" w:bottom="280" w:left="1559" w:header="0" w:footer="0" w:gutter="0"/>
+          <w:cols w:space="720"/>
+          <w:formProt w:val="0"/>
+          <w:docGrid w:linePitch="100"/>
         </w:sectPr>
       </w:pPr>
     </w:p>
     <w:p>
       <w:pPr>
         <w:pStyle w:val="BodyText"/>
-        <w:spacing w:before="103" w:after="0"/>
-        <w:ind w:start="144"/>
-        <w:rPr/>
-      </w:pPr>
-      <w:r>
-        <w:rPr/>
+        <w:spacing w:before="103"/>
+        <w:ind w:left="144"/>
+      </w:pPr>
+      <w:r>
         <w:t xml:space="preserve">г. </w:t>
       </w:r>
       <w:r>
@@ -159,16 +147,21 @@
     <w:p>
       <w:pPr>
         <w:pStyle w:val="BodyText"/>
-        <w:spacing w:before="0" w:after="0"/>
-        <w:ind w:start="144"/>
-        <w:rPr/>
+        <w:ind w:left="144"/>
       </w:pPr>
       <w:r>
         <w:br w:type="column"/>
       </w:r>
       <w:r>
-        <w:rPr/>
-        <w:t>{current_date}</w:t>
+        <w:t>{</w:t>
+      </w:r>
+      <w:proofErr w:type="spellStart"/>
+      <w:r>
+        <w:t>current_date</w:t>
+      </w:r>
+      <w:proofErr w:type="spellEnd"/>
+      <w:r>
+        <w:t>}</w:t>
       </w:r>
     </w:p>
     <w:p>
@@ -176,21 +169,19 @@
         <w:sectPr>
           <w:type w:val="continuous"/>
           <w:pgSz w:w="11906" w:h="16838"/>
-          <w:pgMar w:left="1559" w:right="708" w:gutter="0" w:header="0" w:top="1380" w:footer="0" w:bottom="280"/>
-          <w:cols w:num="2" w:equalWidth="false" w:sep="false">
+          <w:pgMar w:top="1380" w:right="708" w:bottom="280" w:left="1559" w:header="0" w:footer="0" w:gutter="0"/>
+          <w:cols w:num="2" w:space="720" w:equalWidth="0">
             <w:col w:w="1431" w:space="5646"/>
             <w:col w:w="2561"/>
           </w:cols>
-          <w:formProt w:val="false"/>
-          <w:textDirection w:val="lrTb"/>
-          <w:docGrid w:type="default" w:linePitch="100" w:charSpace="0"/>
+          <w:formProt w:val="0"/>
+          <w:docGrid w:linePitch="100"/>
         </w:sectPr>
       </w:pPr>
     </w:p>
     <w:p>
       <w:pPr>
-        <w:pStyle w:val="Normal"/>
-        <w:ind w:firstLine="708" w:start="145" w:end="145"/>
+        <w:ind w:left="145" w:right="145" w:firstLine="708"/>
         <w:jc w:val="both"/>
         <w:rPr>
           <w:sz w:val="24"/>
@@ -207,7 +198,21 @@
         <w:rPr>
           <w:sz w:val="24"/>
         </w:rPr>
-        <w:t>, в лице генерального директора Магомедова Ислама Абусупьяновича,</w:t>
+        <w:t xml:space="preserve">, в лице генерального директора Магомедова Ислама </w:t>
+      </w:r>
+      <w:proofErr w:type="spellStart"/>
+      <w:r>
+        <w:rPr>
+          <w:sz w:val="24"/>
+        </w:rPr>
+        <w:t>Абусупьяновича</w:t>
+      </w:r>
+      <w:proofErr w:type="spellEnd"/>
+      <w:r>
+        <w:rPr>
+          <w:sz w:val="24"/>
+        </w:rPr>
+        <w:t>,</w:t>
       </w:r>
       <w:r>
         <w:rPr>
@@ -303,8 +308,7 @@
     </w:p>
     <w:p>
       <w:pPr>
-        <w:pStyle w:val="Normal"/>
-        <w:ind w:start="145"/>
+        <w:ind w:left="145"/>
         <w:jc w:val="both"/>
         <w:rPr>
           <w:sz w:val="24"/>
@@ -380,119 +384,223 @@
     <w:p>
       <w:pPr>
         <w:pStyle w:val="BodyText"/>
-        <w:spacing w:before="70" w:after="0"/>
-        <w:ind w:start="0"/>
-        <w:rPr/>
-      </w:pPr>
-      <w:r>
-        <w:rPr/>
-      </w:r>
+        <w:spacing w:before="70"/>
+        <w:ind w:left="0"/>
+      </w:pPr>
     </w:p>
     <w:p>
       <w:pPr>
         <w:pStyle w:val="BodyText"/>
-        <w:spacing w:lineRule="auto" w:line="434" w:before="1" w:after="0"/>
-        <w:ind w:firstLine="29" w:start="252" w:end="1211"/>
-        <w:rPr/>
-      </w:pPr>
-      <w:r>
-        <w:rPr/>
-        <w:t>Фамилия Имя Отчество: {fullname}</w:t>
+        <w:spacing w:before="1" w:line="434" w:lineRule="auto"/>
+        <w:ind w:left="252" w:right="1211" w:firstLine="29"/>
+      </w:pPr>
+      <w:r>
+        <w:t>Фамилия Имя Отчество: {</w:t>
+      </w:r>
+      <w:proofErr w:type="spellStart"/>
+      <w:r>
+        <w:t>fullname</w:t>
+      </w:r>
+      <w:proofErr w:type="spellEnd"/>
+      <w:r>
+        <w:t>}</w:t>
       </w:r>
     </w:p>
     <w:p>
       <w:pPr>
         <w:pStyle w:val="BodyText"/>
-        <w:spacing w:lineRule="auto" w:line="434" w:before="1" w:after="0"/>
-        <w:ind w:firstLine="29" w:start="252" w:end="1211"/>
-        <w:rPr/>
-      </w:pPr>
-      <w:r>
-        <w:rPr/>
-        <w:t>Дата рождения: {birthdate}</w:t>
+        <w:spacing w:before="1" w:line="434" w:lineRule="auto"/>
+        <w:ind w:left="252" w:right="1211" w:firstLine="29"/>
+      </w:pPr>
+      <w:r>
+        <w:t>Дата рождения: {</w:t>
+      </w:r>
+      <w:proofErr w:type="spellStart"/>
+      <w:r>
+        <w:t>birthdate</w:t>
+      </w:r>
+      <w:proofErr w:type="spellEnd"/>
+      <w:r>
+        <w:t>}</w:t>
       </w:r>
     </w:p>
     <w:p>
       <w:pPr>
         <w:pStyle w:val="BodyText"/>
-        <w:spacing w:before="53" w:after="0"/>
-        <w:ind w:start="252"/>
-        <w:rPr/>
-      </w:pPr>
-      <w:r>
-        <w:rPr/>
-        <w:t>Паспорт серия и номер: {passport}</w:t>
+        <w:spacing w:before="53"/>
+        <w:ind w:left="252"/>
+      </w:pPr>
+      <w:r>
+        <w:t>Паспорт серия и номер: {</w:t>
+      </w:r>
+      <w:proofErr w:type="spellStart"/>
+      <w:r>
+        <w:t>passport</w:t>
+      </w:r>
+      <w:proofErr w:type="spellEnd"/>
+      <w:r>
+        <w:t>}</w:t>
       </w:r>
     </w:p>
     <w:p>
       <w:pPr>
         <w:pStyle w:val="BodyText"/>
-        <w:spacing w:before="79" w:after="0"/>
-        <w:ind w:start="0"/>
-        <w:rPr/>
-      </w:pPr>
-      <w:r>
-        <w:rPr/>
-      </w:r>
+        <w:spacing w:before="79"/>
+        <w:ind w:left="0"/>
+      </w:pPr>
     </w:p>
     <w:p>
       <w:pPr>
         <w:pStyle w:val="BodyText"/>
-        <w:ind w:start="252"/>
-        <w:rPr/>
-      </w:pPr>
-      <w:r>
-        <w:rPr/>
-        <w:t>Выдан когда и кем: {passport_issue_date} {passport_issued_by}</w:t>
+        <w:ind w:left="252"/>
+        <w:rPr>
+          <w:lang w:val="en-US"/>
+        </w:rPr>
+      </w:pPr>
+      <w:proofErr w:type="gramStart"/>
+      <w:r>
+        <w:t>Выдан</w:t>
+      </w:r>
+      <w:proofErr w:type="gramEnd"/>
+      <w:r>
+        <w:rPr>
+          <w:lang w:val="en-US"/>
+        </w:rPr>
+        <w:t xml:space="preserve"> </w:t>
+      </w:r>
+      <w:r>
+        <w:t>когда</w:t>
+      </w:r>
+      <w:r>
+        <w:rPr>
+          <w:lang w:val="en-US"/>
+        </w:rPr>
+        <w:t xml:space="preserve"> </w:t>
+      </w:r>
+      <w:r>
+        <w:t>и</w:t>
+      </w:r>
+      <w:r>
+        <w:rPr>
+          <w:lang w:val="en-US"/>
+        </w:rPr>
+        <w:t xml:space="preserve"> </w:t>
+      </w:r>
+      <w:r>
+        <w:t>кем</w:t>
+      </w:r>
+      <w:r>
+        <w:rPr>
+          <w:lang w:val="en-US"/>
+        </w:rPr>
+        <w:t>: {</w:t>
+      </w:r>
+      <w:proofErr w:type="spellStart"/>
+      <w:r>
+        <w:rPr>
+          <w:lang w:val="en-US"/>
+        </w:rPr>
+        <w:t>passport_issue_date</w:t>
+      </w:r>
+      <w:proofErr w:type="spellEnd"/>
+      <w:r>
+        <w:rPr>
+          <w:lang w:val="en-US"/>
+        </w:rPr>
+        <w:t>} {</w:t>
+      </w:r>
+      <w:proofErr w:type="spellStart"/>
+      <w:r>
+        <w:rPr>
+          <w:lang w:val="en-US"/>
+        </w:rPr>
+        <w:t>passport_issued_by</w:t>
+      </w:r>
+      <w:proofErr w:type="spellEnd"/>
+      <w:r>
+        <w:rPr>
+          <w:lang w:val="en-US"/>
+        </w:rPr>
+        <w:t>}</w:t>
       </w:r>
     </w:p>
     <w:p>
       <w:pPr>
         <w:pStyle w:val="BodyText"/>
-        <w:spacing w:before="197" w:after="0"/>
-        <w:ind w:start="252"/>
-        <w:rPr/>
-      </w:pPr>
-      <w:r>
-        <w:rPr/>
-        <w:t>Код подразделения: {passport_division_code}</w:t>
+        <w:spacing w:before="197"/>
+        <w:ind w:left="252"/>
+        <w:rPr>
+          <w:lang w:val="en-US"/>
+        </w:rPr>
+      </w:pPr>
+      <w:r>
+        <w:t>Код</w:t>
+      </w:r>
+      <w:r>
+        <w:rPr>
+          <w:lang w:val="en-US"/>
+        </w:rPr>
+        <w:t xml:space="preserve"> </w:t>
+      </w:r>
+      <w:r>
+        <w:t>подразделения</w:t>
+      </w:r>
+      <w:r>
+        <w:rPr>
+          <w:lang w:val="en-US"/>
+        </w:rPr>
+        <w:t>: {</w:t>
+      </w:r>
+      <w:proofErr w:type="spellStart"/>
+      <w:r>
+        <w:rPr>
+          <w:lang w:val="en-US"/>
+        </w:rPr>
+        <w:t>passport_division_code</w:t>
+      </w:r>
+      <w:proofErr w:type="spellEnd"/>
+      <w:r>
+        <w:rPr>
+          <w:lang w:val="en-US"/>
+        </w:rPr>
+        <w:t>}</w:t>
       </w:r>
     </w:p>
     <w:p>
       <w:pPr>
         <w:pStyle w:val="BodyText"/>
-        <w:ind w:start="0"/>
-        <w:rPr/>
-      </w:pPr>
-      <w:r>
-        <w:rPr/>
-      </w:r>
+        <w:ind w:left="0"/>
+        <w:rPr>
+          <w:lang w:val="en-US"/>
+        </w:rPr>
+      </w:pPr>
     </w:p>
     <w:p>
       <w:pPr>
         <w:pStyle w:val="BodyText"/>
-        <w:ind w:start="252"/>
-        <w:rPr/>
-      </w:pPr>
-      <w:r>
-        <w:rPr/>
-        <w:t xml:space="preserve">Зарегистрирован: {registration_address} </w:t>
+        <w:ind w:left="252"/>
+      </w:pPr>
+      <w:r>
+        <w:t>Зарегистрирован: {</w:t>
+      </w:r>
+      <w:proofErr w:type="spellStart"/>
+      <w:r>
+        <w:t>registration_address</w:t>
+      </w:r>
+      <w:proofErr w:type="spellEnd"/>
+      <w:r>
+        <w:t xml:space="preserve">} </w:t>
       </w:r>
     </w:p>
     <w:p>
       <w:pPr>
         <w:pStyle w:val="BodyText"/>
-        <w:ind w:start="252"/>
-        <w:rPr/>
-      </w:pPr>
-      <w:r>
-        <w:rPr/>
-      </w:r>
-    </w:p>
-    <w:p>
-      <w:pPr>
-        <w:pStyle w:val="Normal"/>
-        <w:ind w:start="145"/>
+        <w:ind w:left="252"/>
+      </w:pPr>
+    </w:p>
+    <w:p>
+      <w:pPr>
+        <w:ind w:left="145"/>
         <w:rPr>
           <w:b/>
           <w:sz w:val="24"/>
@@ -632,30 +740,20 @@
     <w:p>
       <w:pPr>
         <w:pStyle w:val="BodyText"/>
-        <w:ind w:start="0"/>
+        <w:ind w:left="0"/>
         <w:rPr>
           <w:b/>
         </w:rPr>
       </w:pPr>
-      <w:r>
+    </w:p>
+    <w:p>
+      <w:pPr>
+        <w:pStyle w:val="BodyText"/>
+        <w:ind w:left="0"/>
         <w:rPr>
           <w:b/>
         </w:rPr>
-      </w:r>
-    </w:p>
-    <w:p>
-      <w:pPr>
-        <w:pStyle w:val="BodyText"/>
-        <w:ind w:start="0"/>
-        <w:rPr>
-          <w:b/>
-        </w:rPr>
-      </w:pPr>
-      <w:r>
-        <w:rPr>
-          <w:b/>
-        </w:rPr>
-      </w:r>
+      </w:pPr>
     </w:p>
     <w:p>
       <w:pPr>
@@ -665,14 +763,11 @@
           <w:numId w:val="1"/>
         </w:numPr>
         <w:tabs>
-          <w:tab w:val="clear" w:pos="720"/>
-          <w:tab w:val="left" w:pos="853" w:leader="none"/>
+          <w:tab w:val="left" w:pos="853"/>
         </w:tabs>
         <w:jc w:val="center"/>
-        <w:rPr/>
-      </w:pPr>
-      <w:r>
-        <w:rPr/>
+      </w:pPr>
+      <w:r>
         <w:t>ПРЕДМЕТ</w:t>
       </w:r>
       <w:r>
@@ -691,16 +786,11 @@
     <w:p>
       <w:pPr>
         <w:pStyle w:val="BodyText"/>
-        <w:ind w:start="0"/>
+        <w:ind w:left="0"/>
         <w:rPr>
           <w:b/>
         </w:rPr>
       </w:pPr>
-      <w:r>
-        <w:rPr>
-          <w:b/>
-        </w:rPr>
-      </w:r>
     </w:p>
     <w:p>
       <w:pPr>
@@ -710,10 +800,9 @@
           <w:numId w:val="1"/>
         </w:numPr>
         <w:tabs>
-          <w:tab w:val="clear" w:pos="720"/>
-          <w:tab w:val="left" w:pos="853" w:leader="none"/>
+          <w:tab w:val="left" w:pos="853"/>
         </w:tabs>
-        <w:ind w:hanging="0" w:start="145" w:end="140"/>
+        <w:ind w:right="140" w:firstLine="0"/>
         <w:rPr>
           <w:sz w:val="24"/>
         </w:rPr>
@@ -735,18 +824,28 @@
         <w:rPr>
           <w:sz w:val="24"/>
         </w:rPr>
-        <w:t>расположенный по адресу: Российская Федерация, Республика Дагестан, г. Избербаш, ул. Межлумова, д. 11/1 и после получения разрешения на ввод в эксплуатацию, передать в собственность Инвестору Объект инвестирования, а Инвестор обязуется оплатить обусловленную настоящим договором цену и принять Объект инвестирования.</w:t>
+        <w:t xml:space="preserve">расположенный по адресу: Российская Федерация, Республика Дагестан, г. Избербаш, ул. </w:t>
+      </w:r>
+      <w:proofErr w:type="spellStart"/>
+      <w:r>
+        <w:rPr>
+          <w:sz w:val="24"/>
+        </w:rPr>
+        <w:t>Межлумова</w:t>
+      </w:r>
+      <w:proofErr w:type="spellEnd"/>
+      <w:r>
+        <w:rPr>
+          <w:sz w:val="24"/>
+        </w:rPr>
+        <w:t>, д. 11/1 и после получения разрешения на ввод в эксплуатацию, передать в собственность Инвестору Объект инвестирования, а Инвестор обязуется оплатить обусловленную настоящим договором цену и принять Объект инвестирования.</w:t>
       </w:r>
     </w:p>
     <w:p>
       <w:pPr>
         <w:pStyle w:val="BodyText"/>
-        <w:ind w:start="0"/>
-        <w:rPr/>
-      </w:pPr>
-      <w:r>
-        <w:rPr/>
-      </w:r>
+        <w:ind w:left="0"/>
+      </w:pPr>
     </w:p>
     <w:p>
       <w:pPr>
@@ -756,11 +855,10 @@
           <w:numId w:val="1"/>
         </w:numPr>
         <w:tabs>
-          <w:tab w:val="clear" w:pos="720"/>
-          <w:tab w:val="left" w:pos="853" w:leader="none"/>
+          <w:tab w:val="left" w:pos="853"/>
         </w:tabs>
-        <w:spacing w:before="1" w:after="0"/>
-        <w:ind w:hanging="0" w:start="145" w:end="146"/>
+        <w:spacing w:before="1"/>
+        <w:ind w:right="146" w:firstLine="0"/>
         <w:rPr>
           <w:sz w:val="24"/>
         </w:rPr>
@@ -886,108 +984,142 @@
         <w:rPr>
           <w:sz w:val="24"/>
         </w:rPr>
-        <w:t>адресу: Российская Федерация, Республика Дагестан, г. Избербаш, ул. Межлумова, д. 11/1, и имеет следующие параметры:</w:t>
+        <w:t xml:space="preserve">адресу: Российская Федерация, Республика Дагестан, г. Избербаш, ул. </w:t>
+      </w:r>
+      <w:proofErr w:type="spellStart"/>
+      <w:r>
+        <w:rPr>
+          <w:sz w:val="24"/>
+        </w:rPr>
+        <w:t>Межлумова</w:t>
+      </w:r>
+      <w:proofErr w:type="spellEnd"/>
+      <w:r>
+        <w:rPr>
+          <w:sz w:val="24"/>
+        </w:rPr>
+        <w:t>, д. 11/1, и имеет следующие параметры:</w:t>
       </w:r>
     </w:p>
     <w:p>
       <w:pPr>
         <w:pStyle w:val="BodyText"/>
-        <w:spacing w:before="18" w:after="0"/>
-        <w:ind w:start="0"/>
-        <w:rPr/>
-      </w:pPr>
-      <w:r>
-        <w:rPr/>
-      </w:r>
+        <w:spacing w:before="18"/>
+        <w:ind w:left="0"/>
+      </w:pPr>
     </w:p>
     <w:p>
       <w:pPr>
         <w:pStyle w:val="BodyText"/>
-        <w:ind w:start="972"/>
-        <w:rPr/>
-      </w:pPr>
-      <w:r>
-        <w:rPr/>
-        <w:t>Корпус: {building}</w:t>
+        <w:ind w:left="972"/>
+      </w:pPr>
+      <w:r>
+        <w:t>Корпус: {</w:t>
+      </w:r>
+      <w:proofErr w:type="spellStart"/>
+      <w:r>
+        <w:t>building</w:t>
+      </w:r>
+      <w:proofErr w:type="spellEnd"/>
+      <w:r>
+        <w:t>}</w:t>
       </w:r>
     </w:p>
     <w:p>
       <w:pPr>
         <w:pStyle w:val="BodyText"/>
-        <w:spacing w:before="16" w:after="0"/>
-        <w:ind w:start="0"/>
-        <w:rPr/>
-      </w:pPr>
-      <w:r>
-        <w:rPr/>
-      </w:r>
+        <w:spacing w:before="16"/>
+        <w:ind w:left="0"/>
+      </w:pPr>
     </w:p>
     <w:p>
       <w:pPr>
         <w:pStyle w:val="BodyText"/>
-        <w:ind w:start="972"/>
-        <w:rPr/>
+        <w:ind w:left="972"/>
       </w:pPr>
       <w:r>
         <w:rPr>
           <w:w w:val="105"/>
         </w:rPr>
-        <w:t>Условный строительный номер: {construction_number}</w:t>
+        <w:t>Условный строительный номер: {</w:t>
+      </w:r>
+      <w:proofErr w:type="spellStart"/>
+      <w:r>
+        <w:rPr>
+          <w:w w:val="105"/>
+        </w:rPr>
+        <w:t>construction_number</w:t>
+      </w:r>
+      <w:proofErr w:type="spellEnd"/>
+      <w:r>
+        <w:rPr>
+          <w:w w:val="105"/>
+        </w:rPr>
+        <w:t>}</w:t>
       </w:r>
     </w:p>
     <w:p>
       <w:pPr>
         <w:pStyle w:val="BodyText"/>
-        <w:spacing w:before="260" w:after="0"/>
-        <w:ind w:start="972"/>
-        <w:rPr/>
-      </w:pPr>
-      <w:r>
-        <w:rPr/>
-        <w:t>Этаж: {floor}</w:t>
+        <w:spacing w:before="260"/>
+        <w:ind w:left="972"/>
+      </w:pPr>
+      <w:r>
+        <w:t>Этаж: {</w:t>
+      </w:r>
+      <w:proofErr w:type="spellStart"/>
+      <w:r>
+        <w:t>floor</w:t>
+      </w:r>
+      <w:proofErr w:type="spellEnd"/>
+      <w:r>
+        <w:t>}</w:t>
       </w:r>
     </w:p>
     <w:p>
       <w:pPr>
         <w:pStyle w:val="BodyText"/>
-        <w:ind w:start="972"/>
-        <w:rPr/>
-      </w:pPr>
-      <w:r>
-        <w:rPr/>
-      </w:r>
+        <w:ind w:left="972"/>
+      </w:pPr>
     </w:p>
     <w:p>
       <w:pPr>
         <w:pStyle w:val="BodyText"/>
-        <w:ind w:start="972"/>
-        <w:rPr/>
-      </w:pPr>
-      <w:r>
-        <w:rPr/>
-        <w:t>Количество комнат: {rooms}</w:t>
+        <w:ind w:left="972"/>
+      </w:pPr>
+      <w:r>
+        <w:t>Количество комнат: {</w:t>
+      </w:r>
+      <w:proofErr w:type="spellStart"/>
+      <w:r>
+        <w:t>rooms</w:t>
+      </w:r>
+      <w:proofErr w:type="spellEnd"/>
+      <w:r>
+        <w:t>}</w:t>
       </w:r>
     </w:p>
     <w:p>
       <w:pPr>
         <w:pStyle w:val="BodyText"/>
-        <w:ind w:start="972"/>
-        <w:rPr/>
-      </w:pPr>
-      <w:r>
-        <w:rPr/>
-      </w:r>
+        <w:ind w:left="972"/>
+      </w:pPr>
     </w:p>
     <w:p>
       <w:pPr>
         <w:pStyle w:val="BodyText"/>
-        <w:spacing w:before="0" w:after="0"/>
-        <w:ind w:start="972"/>
-        <w:rPr/>
-      </w:pPr>
-      <w:r>
-        <w:rPr/>
-        <w:t>Общая проектная площадь, кв.м.: {area}</w:t>
+        <w:ind w:left="972"/>
+      </w:pPr>
+      <w:r>
+        <w:t>Общая проектная площадь, кв.м.: {</w:t>
+      </w:r>
+      <w:proofErr w:type="spellStart"/>
+      <w:r>
+        <w:t>area</w:t>
+      </w:r>
+      <w:proofErr w:type="spellEnd"/>
+      <w:r>
+        <w:t>}</w:t>
       </w:r>
     </w:p>
     <w:p>
@@ -995,23 +1127,19 @@
         <w:sectPr>
           <w:type w:val="continuous"/>
           <w:pgSz w:w="11906" w:h="16838"/>
-          <w:pgMar w:left="1559" w:right="708" w:gutter="0" w:header="0" w:top="1380" w:footer="0" w:bottom="280"/>
-          <w:formProt w:val="false"/>
-          <w:textDirection w:val="lrTb"/>
-          <w:docGrid w:type="default" w:linePitch="100" w:charSpace="0"/>
+          <w:pgMar w:top="1380" w:right="708" w:bottom="280" w:left="1559" w:header="0" w:footer="0" w:gutter="0"/>
+          <w:cols w:space="720"/>
+          <w:formProt w:val="0"/>
+          <w:docGrid w:linePitch="100"/>
         </w:sectPr>
       </w:pPr>
     </w:p>
     <w:p>
       <w:pPr>
         <w:pStyle w:val="BodyText"/>
-        <w:spacing w:before="79" w:after="0"/>
-        <w:ind w:start="0"/>
-        <w:rPr/>
-      </w:pPr>
-      <w:r>
-        <w:rPr/>
-      </w:r>
+        <w:spacing w:before="79"/>
+        <w:ind w:left="0"/>
+      </w:pPr>
     </w:p>
     <w:p>
       <w:pPr>
@@ -1021,11 +1149,10 @@
           <w:numId w:val="1"/>
         </w:numPr>
         <w:tabs>
-          <w:tab w:val="clear" w:pos="720"/>
-          <w:tab w:val="left" w:pos="853" w:leader="none"/>
+          <w:tab w:val="left" w:pos="853"/>
         </w:tabs>
-        <w:spacing w:before="1" w:after="0"/>
-        <w:ind w:hanging="0" w:start="145" w:end="138"/>
+        <w:spacing w:before="1"/>
+        <w:ind w:right="138" w:firstLine="0"/>
         <w:rPr>
           <w:sz w:val="24"/>
         </w:rPr>
@@ -1164,7 +1291,35 @@
         <w:rPr>
           <w:sz w:val="24"/>
         </w:rPr>
-        <w:t xml:space="preserve">принадлежащем на праве собственности Гамзатову Магомедарипу Магомедгаджиеву правами на использование которого для строительства Застройщик обладает на основании договора подряда от 15.09.2025. </w:t>
+        <w:t xml:space="preserve">принадлежащем на праве собственности Гамзатову </w:t>
+      </w:r>
+      <w:proofErr w:type="spellStart"/>
+      <w:r>
+        <w:rPr>
+          <w:sz w:val="24"/>
+        </w:rPr>
+        <w:t>Магомедарипу</w:t>
+      </w:r>
+      <w:proofErr w:type="spellEnd"/>
+      <w:r>
+        <w:rPr>
+          <w:sz w:val="24"/>
+        </w:rPr>
+        <w:t xml:space="preserve"> </w:t>
+      </w:r>
+      <w:proofErr w:type="spellStart"/>
+      <w:r>
+        <w:rPr>
+          <w:sz w:val="24"/>
+        </w:rPr>
+        <w:t>Магомедгаджиеву</w:t>
+      </w:r>
+      <w:proofErr w:type="spellEnd"/>
+      <w:r>
+        <w:rPr>
+          <w:sz w:val="24"/>
+        </w:rPr>
+        <w:t xml:space="preserve"> правами на использование которого для строительства Застройщик обладает на основании договора подряда от 15.09.2025. </w:t>
       </w:r>
       <w:r>
         <w:rPr>
@@ -1178,7 +1333,43 @@
         <w:rPr>
           <w:sz w:val="24"/>
         </w:rPr>
-        <w:t xml:space="preserve"> от 28.11.2022 № 05</w:t>
+        <w:t xml:space="preserve"> от </w:t>
+      </w:r>
+      <w:r>
+        <w:rPr>
+          <w:sz w:val="24"/>
+        </w:rPr>
+        <w:t>16</w:t>
+      </w:r>
+      <w:r>
+        <w:rPr>
+          <w:sz w:val="24"/>
+        </w:rPr>
+        <w:t>.1</w:t>
+      </w:r>
+      <w:r>
+        <w:rPr>
+          <w:sz w:val="24"/>
+        </w:rPr>
+        <w:t>0</w:t>
+      </w:r>
+      <w:r>
+        <w:rPr>
+          <w:sz w:val="24"/>
+        </w:rPr>
+        <w:t>.202</w:t>
+      </w:r>
+      <w:r>
+        <w:rPr>
+          <w:sz w:val="24"/>
+        </w:rPr>
+        <w:t>5</w:t>
+      </w:r>
+      <w:r>
+        <w:rPr>
+          <w:sz w:val="24"/>
+        </w:rPr>
+        <w:t xml:space="preserve"> № 05</w:t>
       </w:r>
       <w:r>
         <w:rPr>
@@ -1191,27 +1382,44 @@
         <w:rPr>
           <w:sz w:val="24"/>
         </w:rPr>
-        <w:t>05304000-20-2022, выдано Отделом архитектуры и строительства г. Избербаш РД.</w:t>
-      </w:r>
-    </w:p>
-    <w:p>
-      <w:pPr>
-        <w:pStyle w:val="Normal"/>
+        <w:t>05304000-</w:t>
+      </w:r>
+      <w:r>
+        <w:rPr>
+          <w:sz w:val="24"/>
+        </w:rPr>
+        <w:t>19</w:t>
+      </w:r>
+      <w:r>
+        <w:rPr>
+          <w:sz w:val="24"/>
+        </w:rPr>
+        <w:t>-202</w:t>
+      </w:r>
+      <w:r>
+        <w:rPr>
+          <w:sz w:val="24"/>
+        </w:rPr>
+        <w:t>5</w:t>
+      </w:r>
+      <w:r>
+        <w:rPr>
+          <w:sz w:val="24"/>
+        </w:rPr>
+        <w:t>, выдано Отделом архитектуры и строительства г. Избербаш РД.</w:t>
+      </w:r>
+    </w:p>
+    <w:p>
+      <w:pPr>
         <w:tabs>
-          <w:tab w:val="clear" w:pos="720"/>
-          <w:tab w:val="left" w:pos="853" w:leader="none"/>
+          <w:tab w:val="left" w:pos="853"/>
         </w:tabs>
-        <w:spacing w:before="1" w:after="0"/>
-        <w:ind w:start="145" w:end="138"/>
-        <w:rPr>
-          <w:sz w:val="24"/>
-        </w:rPr>
-      </w:pPr>
-      <w:r>
-        <w:rPr>
-          <w:sz w:val="24"/>
-        </w:rPr>
-      </w:r>
+        <w:spacing w:before="1"/>
+        <w:ind w:left="145" w:right="138"/>
+        <w:rPr>
+          <w:sz w:val="24"/>
+        </w:rPr>
+      </w:pPr>
     </w:p>
     <w:p>
       <w:pPr>
@@ -1221,10 +1429,9 @@
           <w:numId w:val="1"/>
         </w:numPr>
         <w:tabs>
-          <w:tab w:val="clear" w:pos="720"/>
-          <w:tab w:val="left" w:pos="853" w:leader="none"/>
+          <w:tab w:val="left" w:pos="853"/>
         </w:tabs>
-        <w:ind w:hanging="0" w:start="145" w:end="142"/>
+        <w:ind w:right="142" w:firstLine="0"/>
         <w:rPr>
           <w:sz w:val="24"/>
         </w:rPr>
@@ -1239,22 +1446,14 @@
     <w:p>
       <w:pPr>
         <w:pStyle w:val="BodyText"/>
-        <w:ind w:start="0"/>
-        <w:rPr/>
-      </w:pPr>
-      <w:r>
-        <w:rPr/>
-      </w:r>
+        <w:ind w:left="0"/>
+      </w:pPr>
     </w:p>
     <w:p>
       <w:pPr>
         <w:pStyle w:val="BodyText"/>
-        <w:ind w:start="0"/>
-        <w:rPr/>
-      </w:pPr>
-      <w:r>
-        <w:rPr/>
-      </w:r>
+        <w:ind w:left="0"/>
+      </w:pPr>
     </w:p>
     <w:p>
       <w:pPr>
@@ -1264,14 +1463,11 @@
           <w:numId w:val="1"/>
         </w:numPr>
         <w:tabs>
-          <w:tab w:val="clear" w:pos="720"/>
-          <w:tab w:val="left" w:pos="853" w:leader="none"/>
+          <w:tab w:val="left" w:pos="853"/>
         </w:tabs>
         <w:jc w:val="center"/>
-        <w:rPr/>
-      </w:pPr>
-      <w:r>
-        <w:rPr/>
+      </w:pPr>
+      <w:r>
         <w:t>ЦЕНА</w:t>
       </w:r>
       <w:r>
@@ -1281,7 +1477,6 @@
         <w:t xml:space="preserve"> </w:t>
       </w:r>
       <w:r>
-        <w:rPr/>
         <w:t>ДОГОВОРА.</w:t>
       </w:r>
       <w:r>
@@ -1291,7 +1486,6 @@
         <w:t xml:space="preserve"> </w:t>
       </w:r>
       <w:r>
-        <w:rPr/>
         <w:t>ПОРЯДОК</w:t>
       </w:r>
       <w:r>
@@ -1310,16 +1504,11 @@
     <w:p>
       <w:pPr>
         <w:pStyle w:val="BodyText"/>
-        <w:ind w:start="0"/>
+        <w:ind w:left="0"/>
         <w:rPr>
           <w:b/>
         </w:rPr>
       </w:pPr>
-      <w:r>
-        <w:rPr>
-          <w:b/>
-        </w:rPr>
-      </w:r>
     </w:p>
     <w:p>
       <w:pPr>
@@ -1329,11 +1518,10 @@
           <w:numId w:val="1"/>
         </w:numPr>
         <w:tabs>
-          <w:tab w:val="clear" w:pos="720"/>
-          <w:tab w:val="left" w:pos="852" w:leader="none"/>
+          <w:tab w:val="left" w:pos="852"/>
         </w:tabs>
-        <w:spacing w:lineRule="exact" w:line="272"/>
-        <w:ind w:hanging="707" w:start="852"/>
+        <w:spacing w:line="272" w:lineRule="exact"/>
+        <w:ind w:left="852" w:hanging="707"/>
         <w:rPr>
           <w:sz w:val="24"/>
         </w:rPr>
@@ -1355,12 +1543,11 @@
     <w:p>
       <w:pPr>
         <w:pStyle w:val="BodyText"/>
-        <w:spacing w:before="14" w:after="0"/>
-        <w:ind w:start="144" w:end="2034"/>
-        <w:rPr/>
-      </w:pPr>
-      <w:r>
-        <w:rPr/>
+        <w:spacing w:before="14"/>
+        <w:ind w:left="144" w:right="2034"/>
+      </w:pPr>
+      <w:proofErr w:type="gramStart"/>
+      <w:r>
         <w:t>размере</w:t>
       </w:r>
       <w:r>
@@ -1370,8 +1557,16 @@
         <w:t xml:space="preserve"> </w:t>
       </w:r>
       <w:r>
-        <w:rPr/>
-        <w:t xml:space="preserve"> {price} рублей,</w:t>
+        <w:t xml:space="preserve"> {</w:t>
+      </w:r>
+      <w:proofErr w:type="spellStart"/>
+      <w:proofErr w:type="gramEnd"/>
+      <w:r>
+        <w:t>price</w:t>
+      </w:r>
+      <w:proofErr w:type="spellEnd"/>
+      <w:r>
+        <w:t>} рублей,</w:t>
       </w:r>
       <w:r>
         <w:rPr>
@@ -1380,7 +1575,6 @@
         <w:t xml:space="preserve"> </w:t>
       </w:r>
       <w:r>
-        <w:rPr/>
         <w:t>исходя</w:t>
       </w:r>
       <w:r>
@@ -1390,7 +1584,6 @@
         <w:t xml:space="preserve"> </w:t>
       </w:r>
       <w:r>
-        <w:rPr/>
         <w:t>из</w:t>
       </w:r>
       <w:r>
@@ -1400,7 +1593,6 @@
         <w:t xml:space="preserve"> </w:t>
       </w:r>
       <w:r>
-        <w:rPr/>
         <w:t>стоимости</w:t>
       </w:r>
       <w:r>
@@ -1410,7 +1602,6 @@
         <w:t xml:space="preserve"> </w:t>
       </w:r>
       <w:r>
-        <w:rPr/>
         <w:t>одного</w:t>
       </w:r>
       <w:r>
@@ -1420,23 +1611,29 @@
         <w:t xml:space="preserve"> </w:t>
       </w:r>
       <w:r>
-        <w:rPr/>
-        <w:t>квадратного метра в размере {price_per_square} рублей.</w:t>
+        <w:t>квадратного метра в размере {</w:t>
+      </w:r>
+      <w:proofErr w:type="spellStart"/>
+      <w:r>
+        <w:t>price_per_square</w:t>
+      </w:r>
+      <w:proofErr w:type="spellEnd"/>
+      <w:r>
+        <w:t>} рублей.</w:t>
       </w:r>
     </w:p>
     <w:p>
       <w:pPr>
         <w:sectPr>
-          <w:headerReference w:type="even" r:id="rId2"/>
-          <w:headerReference w:type="default" r:id="rId3"/>
-          <w:headerReference w:type="first" r:id="rId4"/>
-          <w:type w:val="nextPage"/>
+          <w:headerReference w:type="even" r:id="rId7"/>
+          <w:headerReference w:type="default" r:id="rId8"/>
+          <w:headerReference w:type="first" r:id="rId9"/>
           <w:pgSz w:w="11906" w:h="16838"/>
-          <w:pgMar w:left="1559" w:right="708" w:gutter="0" w:header="757" w:top="1160" w:footer="0" w:bottom="280"/>
-          <w:pgNumType w:start="2" w:fmt="decimal"/>
-          <w:formProt w:val="false"/>
-          <w:textDirection w:val="lrTb"/>
-          <w:docGrid w:type="default" w:linePitch="100" w:charSpace="0"/>
+          <w:pgMar w:top="1160" w:right="708" w:bottom="280" w:left="1559" w:header="757" w:footer="0" w:gutter="0"/>
+          <w:pgNumType w:start="2"/>
+          <w:cols w:space="720"/>
+          <w:formProt w:val="0"/>
+          <w:docGrid w:linePitch="100"/>
         </w:sectPr>
       </w:pPr>
     </w:p>
@@ -1448,11 +1645,10 @@
           <w:numId w:val="1"/>
         </w:numPr>
         <w:tabs>
-          <w:tab w:val="clear" w:pos="720"/>
-          <w:tab w:val="left" w:pos="505" w:leader="none"/>
+          <w:tab w:val="left" w:pos="505"/>
         </w:tabs>
-        <w:spacing w:lineRule="exact" w:line="266"/>
-        <w:ind w:hanging="360" w:start="505"/>
+        <w:spacing w:line="266" w:lineRule="exact"/>
+        <w:ind w:left="505" w:hanging="360"/>
         <w:rPr>
           <w:sz w:val="24"/>
         </w:rPr>
@@ -1467,7 +1663,6 @@
     <w:p>
       <w:pPr>
         <w:pStyle w:val="BodyText"/>
-        <w:spacing w:before="0" w:after="0"/>
         <w:rPr>
           <w:spacing w:val="-2"/>
         </w:rPr>
@@ -1476,7 +1671,6 @@
         <w:br w:type="column"/>
       </w:r>
       <w:r>
-        <w:rPr/>
         <w:t xml:space="preserve">Инвестор обязуется оплатить цену Договора в полном объеме в течение 3 </w:t>
       </w:r>
       <w:r>
@@ -1491,25 +1685,22 @@
         <w:sectPr>
           <w:type w:val="continuous"/>
           <w:pgSz w:w="11906" w:h="16838"/>
-          <w:pgMar w:left="1559" w:right="708" w:gutter="0" w:header="757" w:top="1160" w:footer="0" w:bottom="280"/>
-          <w:cols w:num="2" w:equalWidth="false" w:sep="false">
+          <w:pgMar w:top="1160" w:right="708" w:bottom="280" w:left="1559" w:header="757" w:footer="0" w:gutter="0"/>
+          <w:cols w:num="2" w:space="720" w:equalWidth="0">
             <w:col w:w="544" w:space="162"/>
             <w:col w:w="8932"/>
           </w:cols>
-          <w:formProt w:val="false"/>
-          <w:textDirection w:val="lrTb"/>
-          <w:docGrid w:type="default" w:linePitch="100" w:charSpace="0"/>
+          <w:formProt w:val="0"/>
+          <w:docGrid w:linePitch="100"/>
         </w:sectPr>
       </w:pPr>
     </w:p>
     <w:p>
       <w:pPr>
         <w:pStyle w:val="BodyText"/>
-        <w:ind w:start="0"/>
-        <w:rPr/>
-      </w:pPr>
-      <w:r>
-        <w:rPr/>
+        <w:ind w:left="0"/>
+      </w:pPr>
+      <w:r>
         <w:t xml:space="preserve">с даты подписания настоящего Договора на расчетный счет </w:t>
       </w:r>
       <w:r>
@@ -1522,23 +1713,15 @@
     <w:p>
       <w:pPr>
         <w:pStyle w:val="BodyText"/>
-        <w:ind w:start="0"/>
-        <w:rPr/>
-      </w:pPr>
-      <w:r>
-        <w:rPr/>
-      </w:r>
+        <w:ind w:left="0"/>
+      </w:pPr>
     </w:p>
     <w:p>
       <w:pPr>
         <w:pStyle w:val="BodyText"/>
-        <w:spacing w:before="168" w:after="0"/>
-        <w:ind w:start="0"/>
-        <w:rPr/>
-      </w:pPr>
-      <w:r>
-        <w:rPr/>
-      </w:r>
+        <w:spacing w:before="168"/>
+        <w:ind w:left="0"/>
+      </w:pPr>
     </w:p>
     <w:p>
       <w:pPr>
@@ -1548,14 +1731,11 @@
           <w:numId w:val="1"/>
         </w:numPr>
         <w:tabs>
-          <w:tab w:val="clear" w:pos="720"/>
-          <w:tab w:val="left" w:pos="853" w:leader="none"/>
+          <w:tab w:val="left" w:pos="853"/>
         </w:tabs>
         <w:jc w:val="center"/>
-        <w:rPr/>
-      </w:pPr>
-      <w:r>
-        <w:rPr/>
+      </w:pPr>
+      <w:r>
         <w:t>ПОРЯДОК</w:t>
       </w:r>
       <w:r>
@@ -1565,7 +1745,6 @@
         <w:t xml:space="preserve"> </w:t>
       </w:r>
       <w:r>
-        <w:rPr/>
         <w:t>ПЕРЕДАЧИ</w:t>
       </w:r>
       <w:r>
@@ -1584,16 +1763,11 @@
     <w:p>
       <w:pPr>
         <w:pStyle w:val="BodyText"/>
-        <w:ind w:start="0"/>
+        <w:ind w:left="0"/>
         <w:rPr>
           <w:b/>
         </w:rPr>
       </w:pPr>
-      <w:r>
-        <w:rPr>
-          <w:b/>
-        </w:rPr>
-      </w:r>
     </w:p>
     <w:p>
       <w:pPr>
@@ -1603,10 +1777,9 @@
           <w:numId w:val="1"/>
         </w:numPr>
         <w:tabs>
-          <w:tab w:val="clear" w:pos="720"/>
-          <w:tab w:val="left" w:pos="853" w:leader="none"/>
+          <w:tab w:val="left" w:pos="853"/>
         </w:tabs>
-        <w:ind w:hanging="0" w:start="145" w:end="149"/>
+        <w:ind w:right="149" w:firstLine="0"/>
         <w:rPr>
           <w:sz w:val="24"/>
         </w:rPr>
@@ -1626,10 +1799,9 @@
           <w:numId w:val="1"/>
         </w:numPr>
         <w:tabs>
-          <w:tab w:val="clear" w:pos="720"/>
-          <w:tab w:val="left" w:pos="853" w:leader="none"/>
+          <w:tab w:val="left" w:pos="853"/>
         </w:tabs>
-        <w:ind w:hanging="0" w:start="145" w:end="151"/>
+        <w:ind w:right="151" w:firstLine="0"/>
         <w:rPr>
           <w:sz w:val="24"/>
         </w:rPr>
@@ -1649,10 +1821,9 @@
           <w:numId w:val="1"/>
         </w:numPr>
         <w:tabs>
-          <w:tab w:val="clear" w:pos="720"/>
-          <w:tab w:val="left" w:pos="853" w:leader="none"/>
+          <w:tab w:val="left" w:pos="853"/>
         </w:tabs>
-        <w:ind w:hanging="708" w:start="853"/>
+        <w:ind w:left="853"/>
         <w:rPr>
           <w:sz w:val="24"/>
         </w:rPr>
@@ -1796,10 +1967,9 @@
           <w:numId w:val="1"/>
         </w:numPr>
         <w:tabs>
-          <w:tab w:val="clear" w:pos="720"/>
-          <w:tab w:val="left" w:pos="853" w:leader="none"/>
+          <w:tab w:val="left" w:pos="853"/>
         </w:tabs>
-        <w:ind w:hanging="708" w:start="853"/>
+        <w:ind w:left="853"/>
         <w:rPr>
           <w:sz w:val="24"/>
         </w:rPr>
@@ -1924,19 +2094,30 @@
           <w:numId w:val="1"/>
         </w:numPr>
         <w:tabs>
-          <w:tab w:val="clear" w:pos="720"/>
-          <w:tab w:val="left" w:pos="853" w:leader="none"/>
+          <w:tab w:val="left" w:pos="853"/>
         </w:tabs>
-        <w:ind w:hanging="0" w:start="145" w:end="142"/>
-        <w:rPr>
-          <w:sz w:val="24"/>
-        </w:rPr>
-      </w:pPr>
-      <w:r>
-        <w:rPr>
-          <w:sz w:val="24"/>
-        </w:rPr>
-        <w:t>Помещение будет передано Инвестору в следующем состоянии: без отдели, без стяжки, входная дверь – бронированная заводская (открывание по проекту). Наличники и дверной блок устанавливаются в цвет двери. Окна: армированный ПВХ профиль в двух цветовых решениях. Оконные откосы – пластиковые панели белого цвета. Подоконные доски – пластиковые, белого цвета.</w:t>
+        <w:ind w:right="142" w:firstLine="0"/>
+        <w:rPr>
+          <w:sz w:val="24"/>
+        </w:rPr>
+      </w:pPr>
+      <w:r>
+        <w:rPr>
+          <w:sz w:val="24"/>
+        </w:rPr>
+        <w:t>Помещение будет передано Инвестору в следующем состоянии: без отдел</w:t>
+      </w:r>
+      <w:r>
+        <w:rPr>
+          <w:sz w:val="24"/>
+        </w:rPr>
+        <w:t>к</w:t>
+      </w:r>
+      <w:r>
+        <w:rPr>
+          <w:sz w:val="24"/>
+        </w:rPr>
+        <w:t>и, без стяжки, входная дверь – бронированная заводская (открывание по проекту). Наличники и дверной блок устанавливаются в цвет двери. Окна: армированный ПВХ профиль в двух цветовых решениях. Оконные откосы – пластиковые панели белого цвета. Подоконные доски – пластиковые, белого цвета.</w:t>
       </w:r>
     </w:p>
     <w:p>
@@ -1947,10 +2128,9 @@
           <w:numId w:val="1"/>
         </w:numPr>
         <w:tabs>
-          <w:tab w:val="clear" w:pos="720"/>
-          <w:tab w:val="left" w:pos="853" w:leader="none"/>
+          <w:tab w:val="left" w:pos="853"/>
         </w:tabs>
-        <w:ind w:hanging="0" w:start="145" w:end="150"/>
+        <w:ind w:right="150" w:firstLine="0"/>
         <w:rPr>
           <w:sz w:val="24"/>
         </w:rPr>
@@ -1970,11 +2150,10 @@
           <w:numId w:val="1"/>
         </w:numPr>
         <w:tabs>
-          <w:tab w:val="clear" w:pos="720"/>
-          <w:tab w:val="left" w:pos="853" w:leader="none"/>
+          <w:tab w:val="left" w:pos="853"/>
         </w:tabs>
-        <w:spacing w:before="1" w:after="0"/>
-        <w:ind w:hanging="0" w:start="145" w:end="144"/>
+        <w:spacing w:before="1"/>
+        <w:ind w:right="144" w:firstLine="0"/>
         <w:rPr>
           <w:sz w:val="24"/>
         </w:rPr>
@@ -2007,10 +2186,9 @@
           <w:numId w:val="1"/>
         </w:numPr>
         <w:tabs>
-          <w:tab w:val="clear" w:pos="720"/>
-          <w:tab w:val="left" w:pos="853" w:leader="none"/>
+          <w:tab w:val="left" w:pos="853"/>
         </w:tabs>
-        <w:ind w:hanging="0" w:start="145" w:end="146"/>
+        <w:ind w:right="146" w:firstLine="0"/>
         <w:rPr>
           <w:sz w:val="24"/>
         </w:rPr>
@@ -2043,10 +2221,9 @@
           <w:numId w:val="1"/>
         </w:numPr>
         <w:tabs>
-          <w:tab w:val="clear" w:pos="720"/>
-          <w:tab w:val="left" w:pos="853" w:leader="none"/>
+          <w:tab w:val="left" w:pos="853"/>
         </w:tabs>
-        <w:ind w:hanging="0" w:start="145" w:end="141"/>
+        <w:ind w:right="141" w:firstLine="0"/>
         <w:rPr>
           <w:sz w:val="24"/>
         </w:rPr>
@@ -2066,11 +2243,9 @@
           <w:numId w:val="1"/>
         </w:numPr>
         <w:tabs>
-          <w:tab w:val="clear" w:pos="720"/>
-          <w:tab w:val="left" w:pos="853" w:leader="none"/>
+          <w:tab w:val="left" w:pos="853"/>
         </w:tabs>
-        <w:spacing w:before="0" w:after="0"/>
-        <w:ind w:hanging="0" w:start="145" w:end="147"/>
+        <w:ind w:right="147" w:firstLine="0"/>
         <w:rPr>
           <w:sz w:val="24"/>
         </w:rPr>
@@ -2204,23 +2379,22 @@
         <w:sectPr>
           <w:type w:val="continuous"/>
           <w:pgSz w:w="11906" w:h="16838"/>
-          <w:pgMar w:left="1559" w:right="708" w:gutter="0" w:header="757" w:top="1160" w:footer="0" w:bottom="280"/>
-          <w:formProt w:val="false"/>
-          <w:textDirection w:val="lrTb"/>
-          <w:docGrid w:type="default" w:linePitch="100" w:charSpace="0"/>
+          <w:pgMar w:top="1160" w:right="708" w:bottom="280" w:left="1559" w:header="757" w:footer="0" w:gutter="0"/>
+          <w:cols w:space="720"/>
+          <w:formProt w:val="0"/>
+          <w:docGrid w:linePitch="100"/>
         </w:sectPr>
       </w:pPr>
     </w:p>
     <w:p>
       <w:pPr>
         <w:pStyle w:val="BodyText"/>
-        <w:spacing w:before="80" w:after="0"/>
-        <w:ind w:start="145" w:end="149"/>
+        <w:spacing w:before="80"/>
+        <w:ind w:right="149"/>
         <w:jc w:val="both"/>
-        <w:rPr/>
-      </w:pPr>
-      <w:r>
-        <w:rPr/>
+      </w:pPr>
+      <w:r>
+        <w:lastRenderedPageBreak/>
         <w:t>передаче Помещения. При этом риск случайной гибели Помещения и бремя содержания (включая оплату коммунальных услуг и иных эксплуатационных расходов) признается перешедшим к Инвестору со дня составления Застройщиком одностороннего акта.</w:t>
       </w:r>
     </w:p>
@@ -2232,10 +2406,9 @@
           <w:numId w:val="1"/>
         </w:numPr>
         <w:tabs>
-          <w:tab w:val="clear" w:pos="720"/>
-          <w:tab w:val="left" w:pos="853" w:leader="none"/>
+          <w:tab w:val="left" w:pos="853"/>
         </w:tabs>
-        <w:ind w:hanging="0" w:start="145" w:end="147"/>
+        <w:ind w:right="147" w:firstLine="0"/>
         <w:rPr>
           <w:sz w:val="24"/>
         </w:rPr>
@@ -2398,10 +2571,9 @@
           <w:numId w:val="1"/>
         </w:numPr>
         <w:tabs>
-          <w:tab w:val="clear" w:pos="720"/>
-          <w:tab w:val="left" w:pos="853" w:leader="none"/>
+          <w:tab w:val="left" w:pos="853"/>
         </w:tabs>
-        <w:ind w:hanging="0" w:start="145" w:end="146"/>
+        <w:ind w:right="146" w:firstLine="0"/>
         <w:rPr>
           <w:sz w:val="24"/>
         </w:rPr>
@@ -2428,11 +2600,10 @@
           <w:numId w:val="1"/>
         </w:numPr>
         <w:tabs>
-          <w:tab w:val="clear" w:pos="720"/>
-          <w:tab w:val="left" w:pos="853" w:leader="none"/>
+          <w:tab w:val="left" w:pos="853"/>
         </w:tabs>
-        <w:spacing w:lineRule="auto" w:line="259"/>
-        <w:ind w:hanging="0" w:start="145" w:end="145"/>
+        <w:spacing w:line="259" w:lineRule="auto"/>
+        <w:ind w:right="145" w:firstLine="0"/>
         <w:rPr>
           <w:sz w:val="24"/>
         </w:rPr>
@@ -2454,23 +2625,15 @@
     <w:p>
       <w:pPr>
         <w:pStyle w:val="BodyText"/>
-        <w:ind w:start="0"/>
-        <w:rPr/>
-      </w:pPr>
-      <w:r>
-        <w:rPr/>
-      </w:r>
+        <w:ind w:left="0"/>
+      </w:pPr>
     </w:p>
     <w:p>
       <w:pPr>
         <w:pStyle w:val="BodyText"/>
-        <w:spacing w:before="159" w:after="0"/>
-        <w:ind w:start="0"/>
-        <w:rPr/>
-      </w:pPr>
-      <w:r>
-        <w:rPr/>
-      </w:r>
+        <w:spacing w:before="159"/>
+        <w:ind w:left="0"/>
+      </w:pPr>
     </w:p>
     <w:p>
       <w:pPr>
@@ -2480,15 +2643,12 @@
           <w:numId w:val="1"/>
         </w:numPr>
         <w:tabs>
-          <w:tab w:val="clear" w:pos="720"/>
-          <w:tab w:val="left" w:pos="853" w:leader="none"/>
+          <w:tab w:val="left" w:pos="853"/>
         </w:tabs>
-        <w:spacing w:before="1" w:after="0"/>
+        <w:spacing w:before="1"/>
         <w:jc w:val="center"/>
-        <w:rPr/>
-      </w:pPr>
-      <w:r>
-        <w:rPr/>
+      </w:pPr>
+      <w:r>
         <w:t>ОБЯЗАТЕЛЬСТВА</w:t>
       </w:r>
       <w:r>
@@ -2512,16 +2672,13 @@
           <w:numId w:val="1"/>
         </w:numPr>
         <w:tabs>
-          <w:tab w:val="clear" w:pos="720"/>
-          <w:tab w:val="left" w:pos="853" w:leader="none"/>
+          <w:tab w:val="left" w:pos="853"/>
         </w:tabs>
-        <w:spacing w:before="276" w:after="0"/>
-        <w:ind w:hanging="708" w:start="853"/>
+        <w:spacing w:before="276"/>
+        <w:ind w:left="853"/>
         <w:jc w:val="both"/>
-        <w:rPr/>
-      </w:pPr>
-      <w:r>
-        <w:rPr/>
+      </w:pPr>
+      <w:r>
         <w:t>Застройщик</w:t>
       </w:r>
       <w:r>
@@ -2545,8 +2702,7 @@
           <w:numId w:val="1"/>
         </w:numPr>
         <w:tabs>
-          <w:tab w:val="clear" w:pos="720"/>
-          <w:tab w:val="left" w:pos="745" w:leader="none"/>
+          <w:tab w:val="left" w:pos="745"/>
         </w:tabs>
         <w:rPr>
           <w:sz w:val="24"/>
@@ -2691,10 +2847,9 @@
           <w:numId w:val="1"/>
         </w:numPr>
         <w:tabs>
-          <w:tab w:val="clear" w:pos="720"/>
-          <w:tab w:val="left" w:pos="745" w:leader="none"/>
+          <w:tab w:val="left" w:pos="745"/>
         </w:tabs>
-        <w:ind w:hanging="0" w:start="145" w:end="147"/>
+        <w:ind w:left="145" w:right="147" w:firstLine="0"/>
         <w:rPr>
           <w:sz w:val="24"/>
         </w:rPr>
@@ -2714,10 +2869,9 @@
           <w:numId w:val="1"/>
         </w:numPr>
         <w:tabs>
-          <w:tab w:val="clear" w:pos="720"/>
-          <w:tab w:val="left" w:pos="745" w:leader="none"/>
+          <w:tab w:val="left" w:pos="745"/>
         </w:tabs>
-        <w:ind w:hanging="0" w:start="145" w:end="151"/>
+        <w:ind w:left="145" w:right="151" w:firstLine="0"/>
         <w:rPr>
           <w:sz w:val="24"/>
         </w:rPr>
@@ -2737,10 +2891,9 @@
           <w:numId w:val="1"/>
         </w:numPr>
         <w:tabs>
-          <w:tab w:val="clear" w:pos="720"/>
-          <w:tab w:val="left" w:pos="745" w:leader="none"/>
+          <w:tab w:val="left" w:pos="745"/>
         </w:tabs>
-        <w:ind w:hanging="0" w:start="145" w:end="153"/>
+        <w:ind w:left="145" w:right="153" w:firstLine="0"/>
         <w:rPr>
           <w:sz w:val="24"/>
         </w:rPr>
@@ -2864,10 +3017,9 @@
           <w:numId w:val="1"/>
         </w:numPr>
         <w:tabs>
-          <w:tab w:val="clear" w:pos="720"/>
-          <w:tab w:val="left" w:pos="745" w:leader="none"/>
+          <w:tab w:val="left" w:pos="745"/>
         </w:tabs>
-        <w:ind w:hanging="0" w:start="145" w:end="143"/>
+        <w:ind w:left="145" w:right="143" w:firstLine="0"/>
         <w:rPr>
           <w:sz w:val="24"/>
         </w:rPr>
@@ -2887,10 +3039,9 @@
           <w:numId w:val="1"/>
         </w:numPr>
         <w:tabs>
-          <w:tab w:val="clear" w:pos="720"/>
-          <w:tab w:val="left" w:pos="745" w:leader="none"/>
+          <w:tab w:val="left" w:pos="745"/>
         </w:tabs>
-        <w:ind w:hanging="0" w:start="145" w:end="152"/>
+        <w:ind w:left="145" w:right="152" w:firstLine="0"/>
         <w:rPr>
           <w:sz w:val="24"/>
         </w:rPr>
@@ -3001,10 +3152,9 @@
           <w:numId w:val="1"/>
         </w:numPr>
         <w:tabs>
-          <w:tab w:val="clear" w:pos="720"/>
-          <w:tab w:val="left" w:pos="745" w:leader="none"/>
+          <w:tab w:val="left" w:pos="745"/>
         </w:tabs>
-        <w:ind w:hanging="0" w:start="145" w:end="147"/>
+        <w:ind w:left="145" w:right="147" w:firstLine="0"/>
         <w:rPr>
           <w:sz w:val="24"/>
         </w:rPr>
@@ -3019,12 +3169,8 @@
     <w:p>
       <w:pPr>
         <w:pStyle w:val="BodyText"/>
-        <w:ind w:start="0"/>
-        <w:rPr/>
-      </w:pPr>
-      <w:r>
-        <w:rPr/>
-      </w:r>
+        <w:ind w:left="0"/>
+      </w:pPr>
     </w:p>
     <w:p>
       <w:pPr>
@@ -3034,14 +3180,11 @@
           <w:numId w:val="1"/>
         </w:numPr>
         <w:tabs>
-          <w:tab w:val="clear" w:pos="720"/>
-          <w:tab w:val="left" w:pos="852" w:leader="none"/>
+          <w:tab w:val="left" w:pos="852"/>
         </w:tabs>
-        <w:ind w:hanging="707" w:start="852"/>
-        <w:rPr/>
-      </w:pPr>
-      <w:r>
-        <w:rPr/>
+        <w:ind w:left="852" w:hanging="707"/>
+      </w:pPr>
+      <w:r>
         <w:t>Инвестор</w:t>
       </w:r>
       <w:r>
@@ -3065,8 +3208,7 @@
           <w:numId w:val="1"/>
         </w:numPr>
         <w:tabs>
-          <w:tab w:val="clear" w:pos="720"/>
-          <w:tab w:val="left" w:pos="745" w:leader="none"/>
+          <w:tab w:val="left" w:pos="745"/>
         </w:tabs>
         <w:rPr>
           <w:sz w:val="24"/>
@@ -3192,10 +3334,9 @@
           <w:numId w:val="1"/>
         </w:numPr>
         <w:tabs>
-          <w:tab w:val="clear" w:pos="720"/>
-          <w:tab w:val="left" w:pos="745" w:leader="none"/>
+          <w:tab w:val="left" w:pos="745"/>
         </w:tabs>
-        <w:ind w:hanging="0" w:start="145" w:end="149"/>
+        <w:ind w:left="145" w:right="149" w:firstLine="0"/>
         <w:rPr>
           <w:sz w:val="24"/>
         </w:rPr>
@@ -3352,33 +3493,30 @@
     </w:p>
     <w:p>
       <w:pPr>
-        <w:sectPr>
-          <w:headerReference w:type="even" r:id="rId5"/>
-          <w:headerReference w:type="default" r:id="rId6"/>
-          <w:headerReference w:type="first" r:id="rId7"/>
-          <w:type w:val="nextPage"/>
-          <w:pgSz w:w="11906" w:h="16838"/>
-          <w:pgMar w:left="1559" w:right="708" w:gutter="0" w:header="757" w:top="1160" w:footer="0" w:bottom="280"/>
-          <w:pgNumType w:fmt="decimal"/>
-          <w:formProt w:val="false"/>
-          <w:textDirection w:val="lrTb"/>
-          <w:docGrid w:type="default" w:linePitch="100" w:charSpace="0"/>
-        </w:sectPr>
         <w:pStyle w:val="ListParagraph"/>
         <w:numPr>
           <w:ilvl w:val="2"/>
           <w:numId w:val="1"/>
         </w:numPr>
         <w:tabs>
-          <w:tab w:val="clear" w:pos="720"/>
-          <w:tab w:val="left" w:pos="186" w:leader="none"/>
-          <w:tab w:val="left" w:pos="777" w:leader="none"/>
+          <w:tab w:val="left" w:pos="186"/>
+          <w:tab w:val="left" w:pos="777"/>
         </w:tabs>
-        <w:spacing w:lineRule="auto" w:line="247" w:before="5" w:after="0"/>
-        <w:ind w:hanging="9" w:start="186" w:end="619"/>
-        <w:rPr>
-          <w:sz w:val="24"/>
-        </w:rPr>
+        <w:spacing w:before="5" w:line="247" w:lineRule="auto"/>
+        <w:ind w:left="186" w:right="619" w:hanging="9"/>
+        <w:rPr>
+          <w:sz w:val="24"/>
+        </w:rPr>
+        <w:sectPr>
+          <w:headerReference w:type="even" r:id="rId10"/>
+          <w:headerReference w:type="default" r:id="rId11"/>
+          <w:headerReference w:type="first" r:id="rId12"/>
+          <w:pgSz w:w="11906" w:h="16838"/>
+          <w:pgMar w:top="1160" w:right="708" w:bottom="280" w:left="1559" w:header="757" w:footer="0" w:gutter="0"/>
+          <w:cols w:space="720"/>
+          <w:formProt w:val="0"/>
+          <w:docGrid w:linePitch="100"/>
+        </w:sectPr>
       </w:pPr>
       <w:r>
         <w:rPr>
@@ -3494,13 +3632,12 @@
     <w:p>
       <w:pPr>
         <w:pStyle w:val="BodyText"/>
-        <w:spacing w:before="80" w:after="0"/>
-        <w:ind w:start="145" w:end="147"/>
+        <w:spacing w:before="80"/>
+        <w:ind w:right="147"/>
         <w:jc w:val="both"/>
-        <w:rPr/>
-      </w:pPr>
-      <w:r>
-        <w:rPr/>
+      </w:pPr>
+      <w:r>
+        <w:lastRenderedPageBreak/>
         <w:t>Инвестор не вправе производить перепланировку, переоборудование Помещения, остекление лоджий и балконов, прокладку любых дополнительных сетей и</w:t>
       </w:r>
       <w:r>
@@ -3510,8 +3647,15 @@
         <w:t xml:space="preserve"> </w:t>
       </w:r>
       <w:r>
-        <w:rPr/>
-        <w:t>коммуникаций, возводить внутренние перегородки, проемы в несущих стенах, изменять проектное положение сантехнических разводов и стояков, газового оборудования, схемы электроразводки, без предварительного письменного согласования с Застройщиком;</w:t>
+        <w:t xml:space="preserve">коммуникаций, возводить внутренние перегородки, проемы в несущих стенах, изменять проектное положение сантехнических разводов и стояков, газового оборудования, схемы </w:t>
+      </w:r>
+      <w:proofErr w:type="spellStart"/>
+      <w:r>
+        <w:t>электроразводки</w:t>
+      </w:r>
+      <w:proofErr w:type="spellEnd"/>
+      <w:r>
+        <w:t>, без предварительного письменного согласования с Застройщиком;</w:t>
       </w:r>
     </w:p>
     <w:p>
@@ -3522,10 +3666,9 @@
           <w:numId w:val="1"/>
         </w:numPr>
         <w:tabs>
-          <w:tab w:val="clear" w:pos="720"/>
-          <w:tab w:val="left" w:pos="745" w:leader="none"/>
+          <w:tab w:val="left" w:pos="745"/>
         </w:tabs>
-        <w:ind w:hanging="0" w:start="145" w:end="141"/>
+        <w:ind w:left="145" w:right="141" w:firstLine="0"/>
         <w:rPr>
           <w:sz w:val="24"/>
         </w:rPr>
@@ -3545,12 +3688,10 @@
           <w:numId w:val="1"/>
         </w:numPr>
         <w:tabs>
-          <w:tab w:val="clear" w:pos="720"/>
-          <w:tab w:val="left" w:pos="852" w:leader="none"/>
+          <w:tab w:val="left" w:pos="852"/>
         </w:tabs>
-        <w:spacing w:lineRule="exact" w:line="326" w:before="236" w:after="0"/>
-        <w:ind w:hanging="707" w:start="852"/>
-        <w:rPr/>
+        <w:spacing w:before="236" w:line="326" w:lineRule="exact"/>
+        <w:ind w:left="852" w:hanging="707"/>
       </w:pPr>
       <w:r>
         <w:rPr>
@@ -3579,10 +3720,9 @@
           <w:numId w:val="1"/>
         </w:numPr>
         <w:tabs>
-          <w:tab w:val="clear" w:pos="720"/>
-          <w:tab w:val="left" w:pos="745" w:leader="none"/>
+          <w:tab w:val="left" w:pos="745"/>
         </w:tabs>
-        <w:ind w:hanging="0" w:start="145" w:end="148"/>
+        <w:ind w:left="145" w:right="148" w:firstLine="0"/>
         <w:rPr>
           <w:sz w:val="24"/>
         </w:rPr>
@@ -3728,8 +3868,7 @@
           <w:numId w:val="1"/>
         </w:numPr>
         <w:tabs>
-          <w:tab w:val="clear" w:pos="720"/>
-          <w:tab w:val="left" w:pos="745" w:leader="none"/>
+          <w:tab w:val="left" w:pos="745"/>
         </w:tabs>
         <w:rPr>
           <w:sz w:val="24"/>
@@ -3842,8 +3981,7 @@
           <w:numId w:val="1"/>
         </w:numPr>
         <w:tabs>
-          <w:tab w:val="clear" w:pos="720"/>
-          <w:tab w:val="left" w:pos="745" w:leader="none"/>
+          <w:tab w:val="left" w:pos="745"/>
         </w:tabs>
         <w:rPr>
           <w:sz w:val="24"/>
@@ -3969,8 +4107,7 @@
           <w:numId w:val="1"/>
         </w:numPr>
         <w:tabs>
-          <w:tab w:val="clear" w:pos="720"/>
-          <w:tab w:val="left" w:pos="745" w:leader="none"/>
+          <w:tab w:val="left" w:pos="745"/>
         </w:tabs>
         <w:rPr>
           <w:sz w:val="24"/>
@@ -4044,15 +4181,12 @@
           <w:numId w:val="1"/>
         </w:numPr>
         <w:tabs>
-          <w:tab w:val="clear" w:pos="720"/>
-          <w:tab w:val="left" w:pos="852" w:leader="none"/>
+          <w:tab w:val="left" w:pos="852"/>
         </w:tabs>
-        <w:spacing w:before="266" w:after="0"/>
-        <w:ind w:hanging="707" w:start="852"/>
-        <w:rPr/>
-      </w:pPr>
-      <w:r>
-        <w:rPr/>
+        <w:spacing w:before="266"/>
+        <w:ind w:left="852" w:hanging="707"/>
+      </w:pPr>
+      <w:r>
         <w:t>Инвестор</w:t>
       </w:r>
       <w:r>
@@ -4076,10 +4210,9 @@
           <w:numId w:val="1"/>
         </w:numPr>
         <w:tabs>
-          <w:tab w:val="clear" w:pos="720"/>
-          <w:tab w:val="left" w:pos="745" w:leader="none"/>
+          <w:tab w:val="left" w:pos="745"/>
         </w:tabs>
-        <w:ind w:hanging="0" w:start="145" w:end="146"/>
+        <w:ind w:left="145" w:right="146" w:firstLine="0"/>
         <w:rPr>
           <w:sz w:val="24"/>
         </w:rPr>
@@ -4190,18 +4323,17 @@
           <w:numId w:val="1"/>
         </w:numPr>
         <w:tabs>
-          <w:tab w:val="clear" w:pos="720"/>
-          <w:tab w:val="left" w:pos="745" w:leader="none"/>
-          <w:tab w:val="left" w:pos="2022" w:leader="none"/>
-          <w:tab w:val="left" w:pos="3399" w:leader="none"/>
-          <w:tab w:val="left" w:pos="4102" w:leader="none"/>
-          <w:tab w:val="left" w:pos="4659" w:leader="none"/>
-          <w:tab w:val="left" w:pos="6366" w:leader="none"/>
-          <w:tab w:val="left" w:pos="7605" w:leader="none"/>
-          <w:tab w:val="left" w:pos="7925" w:leader="none"/>
-          <w:tab w:val="left" w:pos="9382" w:leader="none"/>
+          <w:tab w:val="left" w:pos="745"/>
+          <w:tab w:val="left" w:pos="2022"/>
+          <w:tab w:val="left" w:pos="3399"/>
+          <w:tab w:val="left" w:pos="4102"/>
+          <w:tab w:val="left" w:pos="4659"/>
+          <w:tab w:val="left" w:pos="6366"/>
+          <w:tab w:val="left" w:pos="7605"/>
+          <w:tab w:val="left" w:pos="7925"/>
+          <w:tab w:val="left" w:pos="9382"/>
         </w:tabs>
-        <w:ind w:hanging="0" w:start="145" w:end="147"/>
+        <w:ind w:left="145" w:right="147" w:firstLine="0"/>
         <w:rPr>
           <w:sz w:val="24"/>
         </w:rPr>
@@ -4332,10 +4464,9 @@
           <w:numId w:val="1"/>
         </w:numPr>
         <w:tabs>
-          <w:tab w:val="clear" w:pos="720"/>
-          <w:tab w:val="left" w:pos="745" w:leader="none"/>
+          <w:tab w:val="left" w:pos="745"/>
         </w:tabs>
-        <w:ind w:hanging="0" w:start="145" w:end="146"/>
+        <w:ind w:left="145" w:right="146" w:firstLine="0"/>
         <w:rPr>
           <w:sz w:val="24"/>
         </w:rPr>
@@ -4350,22 +4481,14 @@
     <w:p>
       <w:pPr>
         <w:pStyle w:val="BodyText"/>
-        <w:ind w:start="0"/>
-        <w:rPr/>
-      </w:pPr>
-      <w:r>
-        <w:rPr/>
-      </w:r>
+        <w:ind w:left="0"/>
+      </w:pPr>
     </w:p>
     <w:p>
       <w:pPr>
         <w:pStyle w:val="BodyText"/>
-        <w:ind w:start="0"/>
-        <w:rPr/>
-      </w:pPr>
-      <w:r>
-        <w:rPr/>
-      </w:r>
+        <w:ind w:left="0"/>
+      </w:pPr>
     </w:p>
     <w:p>
       <w:pPr>
@@ -4375,15 +4498,12 @@
           <w:numId w:val="1"/>
         </w:numPr>
         <w:tabs>
-          <w:tab w:val="clear" w:pos="720"/>
-          <w:tab w:val="left" w:pos="852" w:leader="none"/>
+          <w:tab w:val="left" w:pos="852"/>
         </w:tabs>
-        <w:ind w:hanging="707" w:start="852"/>
+        <w:ind w:left="852" w:hanging="707"/>
         <w:jc w:val="center"/>
-        <w:rPr/>
-      </w:pPr>
-      <w:r>
-        <w:rPr/>
+      </w:pPr>
+      <w:r>
         <w:t>ГАРАНТИЯ</w:t>
       </w:r>
       <w:r>
@@ -4393,7 +4513,6 @@
         <w:t xml:space="preserve"> </w:t>
       </w:r>
       <w:r>
-        <w:rPr/>
         <w:t>КАЧЕСТВА</w:t>
       </w:r>
       <w:r>
@@ -4403,7 +4522,6 @@
         <w:t xml:space="preserve"> </w:t>
       </w:r>
       <w:r>
-        <w:rPr/>
         <w:t>И</w:t>
       </w:r>
       <w:r>
@@ -4413,7 +4531,6 @@
         <w:t xml:space="preserve"> </w:t>
       </w:r>
       <w:r>
-        <w:rPr/>
         <w:t>ОТВЕТСТВЕННОСТЬ</w:t>
       </w:r>
       <w:r>
@@ -4437,10 +4554,9 @@
           <w:numId w:val="1"/>
         </w:numPr>
         <w:tabs>
-          <w:tab w:val="clear" w:pos="720"/>
-          <w:tab w:val="left" w:pos="852" w:leader="none"/>
+          <w:tab w:val="left" w:pos="852"/>
         </w:tabs>
-        <w:ind w:hanging="0" w:start="145" w:end="142"/>
+        <w:ind w:right="142" w:firstLine="0"/>
         <w:rPr>
           <w:sz w:val="24"/>
         </w:rPr>
@@ -4571,10 +4687,9 @@
           <w:numId w:val="1"/>
         </w:numPr>
         <w:tabs>
-          <w:tab w:val="clear" w:pos="720"/>
-          <w:tab w:val="left" w:pos="852" w:leader="none"/>
+          <w:tab w:val="left" w:pos="852"/>
         </w:tabs>
-        <w:ind w:hanging="0" w:start="145" w:end="151"/>
+        <w:ind w:right="151" w:firstLine="0"/>
         <w:rPr>
           <w:sz w:val="24"/>
         </w:rPr>
@@ -4687,7 +4802,21 @@
         <w:rPr>
           <w:sz w:val="24"/>
         </w:rPr>
-        <w:t>в состав передаваемого Инвестору Помещения составляет три года.</w:t>
+        <w:t xml:space="preserve">в состав </w:t>
+      </w:r>
+      <w:proofErr w:type="gramStart"/>
+      <w:r>
+        <w:rPr>
+          <w:sz w:val="24"/>
+        </w:rPr>
+        <w:t>передаваемого Инвестору Помещения</w:t>
+      </w:r>
+      <w:proofErr w:type="gramEnd"/>
+      <w:r>
+        <w:rPr>
+          <w:sz w:val="24"/>
+        </w:rPr>
+        <w:t xml:space="preserve"> составляет три года.</w:t>
       </w:r>
     </w:p>
     <w:p>
@@ -4698,10 +4827,9 @@
           <w:numId w:val="1"/>
         </w:numPr>
         <w:tabs>
-          <w:tab w:val="clear" w:pos="720"/>
-          <w:tab w:val="left" w:pos="852" w:leader="none"/>
+          <w:tab w:val="left" w:pos="852"/>
         </w:tabs>
-        <w:ind w:hanging="0" w:start="145" w:end="144"/>
+        <w:ind w:right="144" w:firstLine="0"/>
         <w:rPr>
           <w:sz w:val="24"/>
         </w:rPr>
@@ -4721,11 +4849,10 @@
           <w:numId w:val="1"/>
         </w:numPr>
         <w:tabs>
-          <w:tab w:val="clear" w:pos="720"/>
-          <w:tab w:val="left" w:pos="852" w:leader="none"/>
+          <w:tab w:val="left" w:pos="852"/>
         </w:tabs>
-        <w:spacing w:lineRule="auto" w:line="259"/>
-        <w:ind w:hanging="0" w:start="145" w:end="161"/>
+        <w:spacing w:line="259" w:lineRule="auto"/>
+        <w:ind w:right="161" w:firstLine="0"/>
         <w:rPr>
           <w:sz w:val="24"/>
         </w:rPr>
@@ -4836,10 +4963,9 @@
           <w:numId w:val="1"/>
         </w:numPr>
         <w:tabs>
-          <w:tab w:val="clear" w:pos="720"/>
-          <w:tab w:val="left" w:pos="853" w:leader="none"/>
+          <w:tab w:val="left" w:pos="853"/>
         </w:tabs>
-        <w:ind w:hanging="0" w:start="145" w:end="148"/>
+        <w:ind w:right="148" w:firstLine="0"/>
         <w:rPr>
           <w:sz w:val="24"/>
         </w:rPr>
@@ -4898,10 +5024,9 @@
           <w:numId w:val="1"/>
         </w:numPr>
         <w:tabs>
-          <w:tab w:val="clear" w:pos="720"/>
-          <w:tab w:val="left" w:pos="853" w:leader="none"/>
+          <w:tab w:val="left" w:pos="853"/>
         </w:tabs>
-        <w:ind w:hanging="0" w:start="145" w:end="146"/>
+        <w:ind w:right="146" w:firstLine="0"/>
         <w:rPr>
           <w:sz w:val="24"/>
         </w:rPr>
@@ -4928,10 +5053,9 @@
           <w:numId w:val="1"/>
         </w:numPr>
         <w:tabs>
-          <w:tab w:val="clear" w:pos="720"/>
-          <w:tab w:val="left" w:pos="853" w:leader="none"/>
+          <w:tab w:val="left" w:pos="853"/>
         </w:tabs>
-        <w:ind w:hanging="0" w:start="145" w:end="155"/>
+        <w:ind w:right="155" w:firstLine="0"/>
         <w:rPr>
           <w:sz w:val="24"/>
         </w:rPr>
@@ -4951,10 +5075,9 @@
           <w:numId w:val="1"/>
         </w:numPr>
         <w:tabs>
-          <w:tab w:val="clear" w:pos="720"/>
-          <w:tab w:val="left" w:pos="853" w:leader="none"/>
+          <w:tab w:val="left" w:pos="853"/>
         </w:tabs>
-        <w:ind w:hanging="0" w:start="145" w:end="144"/>
+        <w:ind w:right="144" w:firstLine="0"/>
         <w:rPr>
           <w:sz w:val="24"/>
         </w:rPr>
@@ -4974,10 +5097,9 @@
           <w:numId w:val="1"/>
         </w:numPr>
         <w:tabs>
-          <w:tab w:val="clear" w:pos="720"/>
-          <w:tab w:val="left" w:pos="853" w:leader="none"/>
+          <w:tab w:val="left" w:pos="853"/>
         </w:tabs>
-        <w:ind w:hanging="708" w:start="853"/>
+        <w:ind w:left="853"/>
         <w:rPr>
           <w:sz w:val="24"/>
         </w:rPr>
@@ -5095,10 +5217,9 @@
           <w:numId w:val="1"/>
         </w:numPr>
         <w:tabs>
-          <w:tab w:val="clear" w:pos="720"/>
-          <w:tab w:val="left" w:pos="853" w:leader="none"/>
+          <w:tab w:val="left" w:pos="853"/>
         </w:tabs>
-        <w:ind w:hanging="0" w:start="145" w:end="150"/>
+        <w:ind w:right="150" w:firstLine="0"/>
         <w:rPr>
           <w:sz w:val="24"/>
         </w:rPr>
@@ -5112,32 +5233,28 @@
     </w:p>
     <w:p>
       <w:pPr>
-        <w:sectPr>
-          <w:headerReference w:type="even" r:id="rId8"/>
-          <w:headerReference w:type="default" r:id="rId9"/>
-          <w:headerReference w:type="first" r:id="rId10"/>
-          <w:type w:val="nextPage"/>
-          <w:pgSz w:w="11906" w:h="16838"/>
-          <w:pgMar w:left="1559" w:right="708" w:gutter="0" w:header="757" w:top="1160" w:footer="0" w:bottom="280"/>
-          <w:pgNumType w:fmt="decimal"/>
-          <w:formProt w:val="false"/>
-          <w:textDirection w:val="lrTb"/>
-          <w:docGrid w:type="default" w:linePitch="100" w:charSpace="0"/>
-        </w:sectPr>
         <w:pStyle w:val="ListParagraph"/>
         <w:numPr>
           <w:ilvl w:val="1"/>
           <w:numId w:val="1"/>
         </w:numPr>
         <w:tabs>
-          <w:tab w:val="clear" w:pos="720"/>
-          <w:tab w:val="left" w:pos="853" w:leader="none"/>
+          <w:tab w:val="left" w:pos="853"/>
         </w:tabs>
-        <w:spacing w:before="0" w:after="0"/>
-        <w:ind w:hanging="0" w:start="145" w:end="151"/>
-        <w:rPr>
-          <w:sz w:val="24"/>
-        </w:rPr>
+        <w:ind w:right="151" w:firstLine="0"/>
+        <w:rPr>
+          <w:sz w:val="24"/>
+        </w:rPr>
+        <w:sectPr>
+          <w:headerReference w:type="even" r:id="rId13"/>
+          <w:headerReference w:type="default" r:id="rId14"/>
+          <w:headerReference w:type="first" r:id="rId15"/>
+          <w:pgSz w:w="11906" w:h="16838"/>
+          <w:pgMar w:top="1160" w:right="708" w:bottom="280" w:left="1559" w:header="757" w:footer="0" w:gutter="0"/>
+          <w:cols w:space="720"/>
+          <w:formProt w:val="0"/>
+          <w:docGrid w:linePitch="100"/>
+        </w:sectPr>
       </w:pPr>
       <w:r>
         <w:rPr>
@@ -5161,19 +5278,19 @@
           <w:numId w:val="1"/>
         </w:numPr>
         <w:tabs>
-          <w:tab w:val="clear" w:pos="720"/>
-          <w:tab w:val="left" w:pos="853" w:leader="none"/>
+          <w:tab w:val="left" w:pos="853"/>
         </w:tabs>
-        <w:spacing w:before="80" w:after="0"/>
-        <w:ind w:hanging="0" w:start="145" w:end="151"/>
-        <w:rPr>
-          <w:sz w:val="24"/>
-        </w:rPr>
-      </w:pPr>
-      <w:r>
-        <w:rPr>
-          <w:sz w:val="24"/>
-        </w:rPr>
+        <w:spacing w:before="80"/>
+        <w:ind w:right="151" w:firstLine="0"/>
+        <w:rPr>
+          <w:sz w:val="24"/>
+        </w:rPr>
+      </w:pPr>
+      <w:r>
+        <w:rPr>
+          <w:sz w:val="24"/>
+        </w:rPr>
+        <w:lastRenderedPageBreak/>
         <w:t>Споры, вытекающие из настоящего договора, подлежат рассмотрению в порядке, предусмотренном действующим законодательством РФ.</w:t>
       </w:r>
     </w:p>
@@ -5184,30 +5301,18 @@
           <w:sz w:val="24"/>
         </w:rPr>
       </w:pPr>
-      <w:r>
-        <w:rPr>
-          <w:sz w:val="24"/>
-        </w:rPr>
-      </w:r>
-    </w:p>
-    <w:p>
-      <w:pPr>
-        <w:pStyle w:val="Normal"/>
+    </w:p>
+    <w:p>
+      <w:pPr>
         <w:tabs>
-          <w:tab w:val="clear" w:pos="720"/>
-          <w:tab w:val="left" w:pos="853" w:leader="none"/>
+          <w:tab w:val="left" w:pos="853"/>
         </w:tabs>
-        <w:spacing w:before="80" w:after="0"/>
-        <w:ind w:start="-563" w:end="151"/>
-        <w:rPr>
-          <w:sz w:val="24"/>
-        </w:rPr>
-      </w:pPr>
-      <w:r>
-        <w:rPr>
-          <w:sz w:val="24"/>
-        </w:rPr>
-      </w:r>
+        <w:spacing w:before="80"/>
+        <w:ind w:left="-563" w:right="151"/>
+        <w:rPr>
+          <w:sz w:val="24"/>
+        </w:rPr>
+      </w:pPr>
     </w:p>
     <w:p>
       <w:pPr>
@@ -5217,14 +5322,11 @@
           <w:numId w:val="1"/>
         </w:numPr>
         <w:tabs>
-          <w:tab w:val="clear" w:pos="720"/>
-          <w:tab w:val="left" w:pos="853" w:leader="none"/>
+          <w:tab w:val="left" w:pos="853"/>
         </w:tabs>
         <w:jc w:val="center"/>
-        <w:rPr/>
-      </w:pPr>
-      <w:r>
-        <w:rPr/>
+      </w:pPr>
+      <w:r>
         <w:t>ЗАКЛЮЧИТЕЛЬНЫЕ</w:t>
       </w:r>
       <w:r>
@@ -5248,11 +5350,10 @@
           <w:numId w:val="1"/>
         </w:numPr>
         <w:tabs>
-          <w:tab w:val="clear" w:pos="720"/>
-          <w:tab w:val="left" w:pos="853" w:leader="none"/>
+          <w:tab w:val="left" w:pos="853"/>
         </w:tabs>
-        <w:spacing w:before="276" w:after="0"/>
-        <w:ind w:hanging="0" w:start="145" w:end="145"/>
+        <w:spacing w:before="276"/>
+        <w:ind w:right="145" w:firstLine="0"/>
         <w:rPr>
           <w:sz w:val="24"/>
         </w:rPr>
@@ -5272,10 +5373,9 @@
           <w:numId w:val="1"/>
         </w:numPr>
         <w:tabs>
-          <w:tab w:val="clear" w:pos="720"/>
-          <w:tab w:val="left" w:pos="853" w:leader="none"/>
+          <w:tab w:val="left" w:pos="853"/>
         </w:tabs>
-        <w:ind w:hanging="0" w:start="145" w:end="145"/>
+        <w:ind w:right="145" w:firstLine="0"/>
         <w:rPr>
           <w:sz w:val="24"/>
         </w:rPr>
@@ -5303,10 +5403,9 @@
           <w:numId w:val="1"/>
         </w:numPr>
         <w:tabs>
-          <w:tab w:val="clear" w:pos="720"/>
-          <w:tab w:val="left" w:pos="853" w:leader="none"/>
+          <w:tab w:val="left" w:pos="853"/>
         </w:tabs>
-        <w:ind w:hanging="0" w:start="145" w:end="145"/>
+        <w:ind w:right="145" w:firstLine="0"/>
         <w:rPr>
           <w:sz w:val="24"/>
         </w:rPr>
@@ -5326,10 +5425,9 @@
           <w:numId w:val="1"/>
         </w:numPr>
         <w:tabs>
-          <w:tab w:val="clear" w:pos="720"/>
-          <w:tab w:val="left" w:pos="853" w:leader="none"/>
+          <w:tab w:val="left" w:pos="853"/>
         </w:tabs>
-        <w:ind w:hanging="0" w:start="145" w:end="145"/>
+        <w:ind w:right="145" w:firstLine="0"/>
         <w:rPr>
           <w:sz w:val="24"/>
         </w:rPr>
@@ -5349,10 +5447,9 @@
           <w:numId w:val="1"/>
         </w:numPr>
         <w:tabs>
-          <w:tab w:val="clear" w:pos="720"/>
-          <w:tab w:val="left" w:pos="853" w:leader="none"/>
+          <w:tab w:val="left" w:pos="853"/>
         </w:tabs>
-        <w:ind w:hanging="0" w:start="145" w:end="145"/>
+        <w:ind w:right="145" w:firstLine="0"/>
         <w:rPr>
           <w:sz w:val="24"/>
         </w:rPr>
@@ -5372,10 +5469,9 @@
           <w:numId w:val="1"/>
         </w:numPr>
         <w:tabs>
-          <w:tab w:val="clear" w:pos="720"/>
-          <w:tab w:val="left" w:pos="853" w:leader="none"/>
+          <w:tab w:val="left" w:pos="853"/>
         </w:tabs>
-        <w:ind w:hanging="0" w:start="145" w:end="147"/>
+        <w:ind w:right="147" w:firstLine="0"/>
         <w:rPr>
           <w:sz w:val="24"/>
         </w:rPr>
@@ -5395,11 +5491,10 @@
           <w:numId w:val="1"/>
         </w:numPr>
         <w:tabs>
-          <w:tab w:val="clear" w:pos="720"/>
-          <w:tab w:val="left" w:pos="853" w:leader="none"/>
+          <w:tab w:val="left" w:pos="853"/>
         </w:tabs>
-        <w:spacing w:lineRule="auto" w:line="259"/>
-        <w:ind w:hanging="0" w:start="145" w:end="147"/>
+        <w:spacing w:line="259" w:lineRule="auto"/>
+        <w:ind w:right="147" w:firstLine="0"/>
         <w:rPr>
           <w:sz w:val="24"/>
         </w:rPr>
@@ -5414,22 +5509,14 @@
     <w:p>
       <w:pPr>
         <w:pStyle w:val="BodyText"/>
-        <w:ind w:start="0"/>
-        <w:rPr/>
-      </w:pPr>
-      <w:r>
-        <w:rPr/>
-      </w:r>
+        <w:ind w:left="0"/>
+      </w:pPr>
     </w:p>
     <w:p>
       <w:pPr>
         <w:pStyle w:val="BodyText"/>
-        <w:ind w:start="0"/>
-        <w:rPr/>
-      </w:pPr>
-      <w:r>
-        <w:rPr/>
-      </w:r>
+        <w:ind w:left="0"/>
+      </w:pPr>
     </w:p>
     <w:p>
       <w:pPr>
@@ -5439,8 +5526,7 @@
           <w:numId w:val="1"/>
         </w:numPr>
         <w:tabs>
-          <w:tab w:val="clear" w:pos="720"/>
-          <w:tab w:val="left" w:pos="853" w:leader="none"/>
+          <w:tab w:val="left" w:pos="853"/>
         </w:tabs>
         <w:jc w:val="center"/>
         <w:rPr>
@@ -5505,34 +5591,25 @@
     <w:p>
       <w:pPr>
         <w:pStyle w:val="BodyText"/>
-        <w:spacing w:before="46" w:after="0"/>
-        <w:ind w:start="0"/>
+        <w:spacing w:before="46"/>
+        <w:ind w:left="0"/>
         <w:rPr>
           <w:b/>
           <w:sz w:val="20"/>
         </w:rPr>
       </w:pPr>
-      <w:r>
-        <w:rPr>
-          <w:b/>
-          <w:sz w:val="20"/>
-        </w:rPr>
-      </w:r>
     </w:p>
     <w:tbl>
       <w:tblPr>
-        <w:tblStyle w:val="TableNormal"/>
+        <w:tblStyle w:val="TableNormal1"/>
         <w:tblW w:w="9344" w:type="dxa"/>
-        <w:jc w:val="start"/>
         <w:tblInd w:w="148" w:type="dxa"/>
         <w:tblLayout w:type="fixed"/>
         <w:tblCellMar>
-          <w:top w:w="0" w:type="dxa"/>
-          <w:start w:w="5" w:type="dxa"/>
-          <w:bottom w:w="0" w:type="dxa"/>
-          <w:end w:w="5" w:type="dxa"/>
+          <w:left w:w="5" w:type="dxa"/>
+          <w:right w:w="5" w:type="dxa"/>
         </w:tblCellMar>
-        <w:tblLook w:val="01e0" w:noVBand="0" w:noHBand="0" w:lastColumn="1" w:firstColumn="1" w:lastRow="1" w:firstRow="1"/>
+        <w:tblLook w:val="01E0" w:firstRow="1" w:lastRow="1" w:firstColumn="1" w:lastColumn="1" w:noHBand="0" w:noVBand="0"/>
       </w:tblPr>
       <w:tblGrid>
         <w:gridCol w:w="4672"/>
@@ -5540,25 +5617,21 @@
       </w:tblGrid>
       <w:tr>
         <w:trPr>
-          <w:trHeight w:val="5244" w:hRule="atLeast"/>
+          <w:trHeight w:val="5244"/>
         </w:trPr>
         <w:tc>
           <w:tcPr>
             <w:tcW w:w="4672" w:type="dxa"/>
             <w:tcBorders>
               <w:top w:val="single" w:sz="4" w:space="0" w:color="000000"/>
-              <w:start w:val="single" w:sz="4" w:space="0" w:color="000000"/>
+              <w:left w:val="single" w:sz="4" w:space="0" w:color="000000"/>
               <w:bottom w:val="single" w:sz="4" w:space="0" w:color="000000"/>
-              <w:end w:val="single" w:sz="4" w:space="0" w:color="000000"/>
+              <w:right w:val="single" w:sz="4" w:space="0" w:color="000000"/>
             </w:tcBorders>
           </w:tcPr>
           <w:p>
             <w:pPr>
               <w:pStyle w:val="TableParagraph"/>
-              <w:widowControl w:val="false"/>
-              <w:suppressAutoHyphens w:val="true"/>
-              <w:spacing w:before="0" w:after="0"/>
-              <w:jc w:val="start"/>
               <w:rPr>
                 <w:b/>
                 <w:sz w:val="24"/>
@@ -5568,10 +5641,7 @@
               <w:rPr>
                 <w:b/>
                 <w:spacing w:val="-2"/>
-                <w:kern w:val="0"/>
                 <w:sz w:val="24"/>
-                <w:szCs w:val="22"/>
-                <w:lang w:eastAsia="en-US" w:bidi="ar-SA"/>
               </w:rPr>
               <w:t>ЗАСТРОЙЩИК</w:t>
             </w:r>
@@ -5579,66 +5649,6 @@
           <w:p>
             <w:pPr>
               <w:pStyle w:val="TableParagraph"/>
-              <w:widowControl w:val="false"/>
-              <w:suppressAutoHyphens w:val="true"/>
-              <w:spacing w:before="0" w:after="0"/>
-              <w:jc w:val="start"/>
-              <w:rPr>
-                <w:b/>
-                <w:sz w:val="24"/>
-              </w:rPr>
-            </w:pPr>
-            <w:r>
-              <w:rPr>
-                <w:b/>
-                <w:kern w:val="0"/>
-                <w:sz w:val="24"/>
-                <w:szCs w:val="22"/>
-                <w:lang w:eastAsia="en-US" w:bidi="ar-SA"/>
-              </w:rPr>
-              <w:t>ООО</w:t>
-            </w:r>
-            <w:r>
-              <w:rPr>
-                <w:b/>
-                <w:spacing w:val="-2"/>
-                <w:kern w:val="0"/>
-                <w:sz w:val="24"/>
-                <w:szCs w:val="22"/>
-                <w:lang w:eastAsia="en-US" w:bidi="ar-SA"/>
-              </w:rPr>
-              <w:t xml:space="preserve"> </w:t>
-            </w:r>
-            <w:r>
-              <w:rPr>
-                <w:b/>
-                <w:kern w:val="0"/>
-                <w:sz w:val="24"/>
-                <w:szCs w:val="22"/>
-                <w:lang w:eastAsia="en-US" w:bidi="ar-SA"/>
-              </w:rPr>
-              <w:t>«ИСХА КОНЦЕПТ</w:t>
-            </w:r>
-            <w:r>
-              <w:rPr>
-                <w:b/>
-                <w:spacing w:val="-2"/>
-                <w:kern w:val="0"/>
-                <w:sz w:val="24"/>
-                <w:szCs w:val="22"/>
-                <w:lang w:eastAsia="en-US" w:bidi="ar-SA"/>
-              </w:rPr>
-              <w:t>»</w:t>
-            </w:r>
-          </w:p>
-          <w:p>
-            <w:pPr>
-              <w:pStyle w:val="TableParagraph"/>
-              <w:widowControl w:val="false"/>
-              <w:suppressAutoHyphens w:val="true"/>
-              <w:spacing w:before="0" w:after="0"/>
-              <w:ind w:start="0"/>
-              <w:jc w:val="start"/>
               <w:rPr>
                 <w:b/>
                 <w:sz w:val="24"/>
@@ -5649,45 +5659,66 @@
                 <w:b/>
                 <w:sz w:val="24"/>
               </w:rPr>
+              <w:t>ООО</w:t>
+            </w:r>
+            <w:r>
+              <w:rPr>
+                <w:b/>
+                <w:spacing w:val="-2"/>
+                <w:sz w:val="24"/>
+              </w:rPr>
+              <w:t xml:space="preserve"> </w:t>
+            </w:r>
+            <w:r>
+              <w:rPr>
+                <w:b/>
+                <w:sz w:val="24"/>
+              </w:rPr>
+              <w:t>«ИСХА КОНЦЕПТ</w:t>
+            </w:r>
+            <w:r>
+              <w:rPr>
+                <w:b/>
+                <w:spacing w:val="-2"/>
+                <w:sz w:val="24"/>
+              </w:rPr>
+              <w:t>»</w:t>
             </w:r>
           </w:p>
           <w:p>
             <w:pPr>
               <w:pStyle w:val="TableParagraph"/>
-              <w:widowControl w:val="false"/>
-              <w:suppressAutoHyphens w:val="true"/>
-              <w:spacing w:before="0" w:after="0"/>
-              <w:jc w:val="start"/>
+              <w:ind w:left="0"/>
+              <w:rPr>
+                <w:b/>
+                <w:sz w:val="24"/>
+              </w:rPr>
+            </w:pPr>
+          </w:p>
+          <w:p>
+            <w:pPr>
+              <w:pStyle w:val="TableParagraph"/>
               <w:rPr>
                 <w:sz w:val="24"/>
               </w:rPr>
             </w:pPr>
             <w:r>
               <w:rPr>
-                <w:kern w:val="0"/>
                 <w:sz w:val="24"/>
-                <w:szCs w:val="22"/>
-                <w:lang w:eastAsia="en-US" w:bidi="ar-SA"/>
               </w:rPr>
               <w:t>ОГРН</w:t>
             </w:r>
             <w:r>
               <w:rPr>
                 <w:spacing w:val="-3"/>
-                <w:kern w:val="0"/>
                 <w:sz w:val="24"/>
-                <w:szCs w:val="22"/>
-                <w:lang w:eastAsia="en-US" w:bidi="ar-SA"/>
               </w:rPr>
               <w:t xml:space="preserve"> </w:t>
             </w:r>
             <w:r>
               <w:rPr>
                 <w:spacing w:val="-2"/>
-                <w:kern w:val="0"/>
                 <w:sz w:val="24"/>
-                <w:szCs w:val="22"/>
-                <w:lang w:eastAsia="en-US" w:bidi="ar-SA"/>
               </w:rPr>
               <w:t>1250500015644</w:t>
             </w:r>
@@ -5695,30 +5726,20 @@
           <w:p>
             <w:pPr>
               <w:pStyle w:val="TableParagraph"/>
-              <w:widowControl w:val="false"/>
-              <w:suppressAutoHyphens w:val="true"/>
-              <w:spacing w:before="0" w:after="0"/>
-              <w:jc w:val="start"/>
               <w:rPr>
                 <w:sz w:val="24"/>
               </w:rPr>
             </w:pPr>
             <w:r>
               <w:rPr>
-                <w:kern w:val="0"/>
                 <w:sz w:val="24"/>
-                <w:szCs w:val="22"/>
-                <w:lang w:eastAsia="en-US" w:bidi="ar-SA"/>
               </w:rPr>
               <w:t>ИНН</w:t>
             </w:r>
             <w:r>
               <w:rPr>
                 <w:spacing w:val="-2"/>
-                <w:kern w:val="0"/>
                 <w:sz w:val="24"/>
-                <w:szCs w:val="22"/>
-                <w:lang w:eastAsia="en-US" w:bidi="ar-SA"/>
               </w:rPr>
               <w:t xml:space="preserve"> 0500040900</w:t>
             </w:r>
@@ -5726,52 +5747,34 @@
           <w:p>
             <w:pPr>
               <w:pStyle w:val="TableParagraph"/>
-              <w:widowControl w:val="false"/>
-              <w:suppressAutoHyphens w:val="true"/>
-              <w:spacing w:before="0" w:after="0"/>
-              <w:jc w:val="start"/>
               <w:rPr>
                 <w:sz w:val="24"/>
               </w:rPr>
             </w:pPr>
             <w:r>
               <w:rPr>
-                <w:kern w:val="0"/>
                 <w:sz w:val="24"/>
-                <w:szCs w:val="22"/>
-                <w:lang w:eastAsia="en-US" w:bidi="ar-SA"/>
               </w:rPr>
               <w:t>КПП</w:t>
             </w:r>
             <w:r>
               <w:rPr>
                 <w:spacing w:val="-3"/>
-                <w:kern w:val="0"/>
                 <w:sz w:val="24"/>
-                <w:szCs w:val="22"/>
-                <w:lang w:eastAsia="en-US" w:bidi="ar-SA"/>
               </w:rPr>
               <w:t xml:space="preserve"> </w:t>
             </w:r>
             <w:r>
               <w:rPr>
                 <w:spacing w:val="-2"/>
-                <w:kern w:val="0"/>
                 <w:sz w:val="24"/>
-                <w:szCs w:val="22"/>
-                <w:lang w:eastAsia="en-US" w:bidi="ar-SA"/>
               </w:rPr>
               <w:t>050001001</w:t>
             </w:r>
           </w:p>
           <w:p>
             <w:pPr>
-              <w:pStyle w:val="Normal"/>
-              <w:widowControl w:val="false"/>
-              <w:suppressAutoHyphens w:val="true"/>
-              <w:spacing w:before="0" w:after="0"/>
-              <w:ind w:start="57"/>
-              <w:jc w:val="start"/>
+              <w:ind w:left="57"/>
               <w:rPr>
                 <w:sz w:val="26"/>
                 <w:szCs w:val="26"/>
@@ -5779,30 +5782,37 @@
             </w:pPr>
             <w:r>
               <w:rPr>
-                <w:kern w:val="0"/>
                 <w:sz w:val="24"/>
-                <w:szCs w:val="22"/>
-                <w:lang w:eastAsia="en-US" w:bidi="ar-SA"/>
               </w:rPr>
               <w:t xml:space="preserve">Юридический адрес: </w:t>
             </w:r>
             <w:r>
               <w:rPr>
-                <w:kern w:val="0"/>
                 <w:sz w:val="26"/>
                 <w:szCs w:val="26"/>
-                <w:lang w:eastAsia="en-US" w:bidi="ar-SA"/>
               </w:rPr>
-              <w:t>367026, Республика Дагестан, г. Махачкала, ул. Мурсалова, д.9-А</w:t>
+              <w:t xml:space="preserve">367026, Республика Дагестан, г. Махачкала, ул. </w:t>
+            </w:r>
+            <w:proofErr w:type="spellStart"/>
+            <w:r>
+              <w:rPr>
+                <w:sz w:val="26"/>
+                <w:szCs w:val="26"/>
+              </w:rPr>
+              <w:t>Мурсалова</w:t>
+            </w:r>
+            <w:proofErr w:type="spellEnd"/>
+            <w:r>
+              <w:rPr>
+                <w:sz w:val="26"/>
+                <w:szCs w:val="26"/>
+              </w:rPr>
+              <w:t>, д.9-А</w:t>
             </w:r>
           </w:p>
           <w:p>
             <w:pPr>
               <w:pStyle w:val="TableParagraph"/>
-              <w:widowControl w:val="false"/>
-              <w:suppressAutoHyphens w:val="true"/>
-              <w:spacing w:before="0" w:after="0"/>
-              <w:jc w:val="start"/>
               <w:rPr>
                 <w:sz w:val="24"/>
               </w:rPr>
@@ -5810,19 +5820,14 @@
             <w:r>
               <w:rPr>
                 <w:spacing w:val="-2"/>
-                <w:kern w:val="0"/>
                 <w:sz w:val="24"/>
-                <w:szCs w:val="22"/>
-                <w:lang w:eastAsia="en-US" w:bidi="ar-SA"/>
               </w:rPr>
               <w:t xml:space="preserve">Телефон: </w:t>
             </w:r>
             <w:r>
               <w:rPr>
-                <w:kern w:val="0"/>
                 <w:sz w:val="26"/>
                 <w:szCs w:val="26"/>
-                <w:lang w:eastAsia="en-US" w:bidi="ar-SA"/>
               </w:rPr>
               <w:t>+79217111181</w:t>
             </w:r>
@@ -5830,51 +5835,42 @@
           <w:p>
             <w:pPr>
               <w:pStyle w:val="TableParagraph"/>
-              <w:widowControl w:val="false"/>
-              <w:suppressAutoHyphens w:val="true"/>
-              <w:spacing w:before="0" w:after="0"/>
-              <w:jc w:val="start"/>
               <w:rPr>
                 <w:sz w:val="24"/>
               </w:rPr>
             </w:pPr>
+            <w:proofErr w:type="spellStart"/>
+            <w:proofErr w:type="gramStart"/>
             <w:r>
               <w:rPr>
                 <w:spacing w:val="-2"/>
-                <w:kern w:val="0"/>
                 <w:sz w:val="24"/>
-                <w:szCs w:val="22"/>
-                <w:lang w:eastAsia="en-US" w:bidi="ar-SA"/>
               </w:rPr>
-              <w:t>Эл.почта:</w:t>
+              <w:t>Эл.почта</w:t>
+            </w:r>
+            <w:proofErr w:type="spellEnd"/>
+            <w:proofErr w:type="gramEnd"/>
+            <w:r>
+              <w:rPr>
+                <w:spacing w:val="-2"/>
+                <w:sz w:val="24"/>
+              </w:rPr>
+              <w:t>:</w:t>
             </w:r>
           </w:p>
           <w:p>
             <w:pPr>
               <w:pStyle w:val="TableParagraph"/>
-              <w:widowControl w:val="false"/>
-              <w:suppressAutoHyphens w:val="true"/>
-              <w:spacing w:before="0" w:after="0"/>
-              <w:ind w:start="0"/>
-              <w:jc w:val="start"/>
+              <w:ind w:left="0"/>
               <w:rPr>
                 <w:b/>
                 <w:sz w:val="24"/>
               </w:rPr>
             </w:pPr>
-            <w:r>
-              <w:rPr>
-                <w:b/>
-                <w:sz w:val="24"/>
-              </w:rPr>
-            </w:r>
           </w:p>
           <w:p>
             <w:pPr>
               <w:pStyle w:val="TableParagraph"/>
-              <w:widowControl w:val="false"/>
-              <w:suppressAutoHyphens w:val="true"/>
-              <w:spacing w:before="0" w:after="0"/>
               <w:jc w:val="both"/>
               <w:rPr>
                 <w:sz w:val="24"/>
@@ -5882,30 +5878,21 @@
             </w:pPr>
             <w:r>
               <w:rPr>
-                <w:kern w:val="0"/>
                 <w:sz w:val="24"/>
-                <w:szCs w:val="22"/>
-                <w:lang w:eastAsia="en-US" w:bidi="ar-SA"/>
               </w:rPr>
               <w:t>Генеральный</w:t>
             </w:r>
             <w:r>
               <w:rPr>
                 <w:spacing w:val="-7"/>
-                <w:kern w:val="0"/>
                 <w:sz w:val="24"/>
-                <w:szCs w:val="22"/>
-                <w:lang w:eastAsia="en-US" w:bidi="ar-SA"/>
               </w:rPr>
               <w:t xml:space="preserve"> </w:t>
             </w:r>
             <w:r>
               <w:rPr>
                 <w:spacing w:val="-2"/>
-                <w:kern w:val="0"/>
                 <w:sz w:val="24"/>
-                <w:szCs w:val="22"/>
-                <w:lang w:eastAsia="en-US" w:bidi="ar-SA"/>
               </w:rPr>
               <w:t xml:space="preserve">директор: </w:t>
             </w:r>
@@ -5913,34 +5900,21 @@
           <w:p>
             <w:pPr>
               <w:pStyle w:val="TableParagraph"/>
-              <w:widowControl w:val="false"/>
-              <w:suppressAutoHyphens w:val="true"/>
-              <w:spacing w:before="25" w:after="0"/>
-              <w:ind w:start="0"/>
-              <w:jc w:val="start"/>
+              <w:spacing w:before="25"/>
+              <w:ind w:left="0"/>
               <w:rPr>
                 <w:b/>
                 <w:sz w:val="24"/>
               </w:rPr>
             </w:pPr>
-            <w:r>
-              <w:rPr>
-                <w:b/>
-                <w:sz w:val="24"/>
-              </w:rPr>
-            </w:r>
           </w:p>
           <w:p>
             <w:pPr>
               <w:pStyle w:val="TableParagraph"/>
-              <w:widowControl w:val="false"/>
               <w:tabs>
-                <w:tab w:val="clear" w:pos="720"/>
-                <w:tab w:val="left" w:pos="3928" w:leader="none"/>
+                <w:tab w:val="left" w:pos="3928"/>
               </w:tabs>
-              <w:suppressAutoHyphens w:val="true"/>
-              <w:spacing w:before="0" w:after="0"/>
-              <w:ind w:start="109"/>
+              <w:ind w:left="109"/>
               <w:jc w:val="both"/>
               <w:rPr>
                 <w:sz w:val="24"/>
@@ -5948,20 +5922,14 @@
             </w:pPr>
             <w:r>
               <w:rPr>
-                <w:kern w:val="0"/>
                 <w:sz w:val="24"/>
-                <w:szCs w:val="22"/>
-                <w:lang w:eastAsia="en-US" w:bidi="ar-SA"/>
               </w:rPr>
               <w:t xml:space="preserve">Магомедов И.А. </w:t>
             </w:r>
             <w:r>
               <w:rPr>
-                <w:kern w:val="0"/>
                 <w:sz w:val="24"/>
-                <w:szCs w:val="22"/>
                 <w:u w:val="single"/>
-                <w:lang w:eastAsia="en-US" w:bidi="ar-SA"/>
               </w:rPr>
               <w:tab/>
             </w:r>
@@ -5972,19 +5940,16 @@
             <w:tcW w:w="4672" w:type="dxa"/>
             <w:tcBorders>
               <w:top w:val="single" w:sz="4" w:space="0" w:color="000000"/>
-              <w:start w:val="single" w:sz="4" w:space="0" w:color="000000"/>
+              <w:left w:val="single" w:sz="4" w:space="0" w:color="000000"/>
               <w:bottom w:val="single" w:sz="4" w:space="0" w:color="000000"/>
-              <w:end w:val="single" w:sz="4" w:space="0" w:color="000000"/>
+              <w:right w:val="single" w:sz="4" w:space="0" w:color="000000"/>
             </w:tcBorders>
           </w:tcPr>
           <w:p>
             <w:pPr>
               <w:pStyle w:val="TableParagraph"/>
-              <w:widowControl w:val="false"/>
-              <w:suppressAutoHyphens w:val="true"/>
-              <w:spacing w:lineRule="exact" w:line="297" w:before="0" w:after="0"/>
-              <w:ind w:start="109"/>
-              <w:jc w:val="start"/>
+              <w:spacing w:line="297" w:lineRule="exact"/>
+              <w:ind w:left="109"/>
               <w:rPr>
                 <w:b/>
                 <w:sz w:val="24"/>
@@ -5995,10 +5960,7 @@
                 <w:b/>
                 <w:spacing w:val="-2"/>
                 <w:w w:val="95"/>
-                <w:kern w:val="0"/>
                 <w:sz w:val="24"/>
-                <w:szCs w:val="22"/>
-                <w:lang w:eastAsia="en-US" w:bidi="ar-SA"/>
               </w:rPr>
               <w:t>ИНВЕСТОР</w:t>
             </w:r>
@@ -6006,364 +5968,339 @@
           <w:p>
             <w:pPr>
               <w:pStyle w:val="TableParagraph"/>
-              <w:widowControl w:val="false"/>
-              <w:suppressAutoHyphens w:val="true"/>
-              <w:spacing w:lineRule="auto" w:line="262" w:before="0" w:after="0"/>
-              <w:ind w:start="117" w:end="1513"/>
-              <w:jc w:val="start"/>
-              <w:rPr>
-                <w:kern w:val="0"/>
-                <w:sz w:val="22"/>
-                <w:szCs w:val="22"/>
-                <w:lang w:eastAsia="en-US" w:bidi="ar-SA"/>
-              </w:rPr>
+              <w:spacing w:line="262" w:lineRule="auto"/>
+              <w:ind w:left="117" w:right="1513"/>
             </w:pPr>
             <w:r>
               <w:rPr>
-                <w:kern w:val="0"/>
                 <w:sz w:val="24"/>
-                <w:szCs w:val="22"/>
-                <w:lang w:eastAsia="en-US" w:bidi="ar-SA"/>
               </w:rPr>
               <w:br/>
-              <w:t xml:space="preserve"> ФИО: {fullname}</w:t>
+              <w:t xml:space="preserve"> ФИО: {</w:t>
+            </w:r>
+            <w:proofErr w:type="spellStart"/>
+            <w:r>
+              <w:rPr>
+                <w:sz w:val="24"/>
+              </w:rPr>
+              <w:t>fullname</w:t>
+            </w:r>
+            <w:proofErr w:type="spellEnd"/>
+            <w:r>
+              <w:rPr>
+                <w:sz w:val="24"/>
+              </w:rPr>
+              <w:t>}</w:t>
             </w:r>
           </w:p>
           <w:p>
             <w:pPr>
               <w:pStyle w:val="TableParagraph"/>
-              <w:widowControl w:val="false"/>
-              <w:suppressAutoHyphens w:val="true"/>
-              <w:spacing w:lineRule="auto" w:line="262" w:before="0" w:after="0"/>
-              <w:ind w:start="117" w:end="1513"/>
-              <w:jc w:val="start"/>
+              <w:spacing w:line="262" w:lineRule="auto"/>
+              <w:ind w:left="117" w:right="1513"/>
               <w:rPr>
                 <w:sz w:val="24"/>
+              </w:rPr>
+            </w:pPr>
+          </w:p>
+          <w:p>
+            <w:pPr>
+              <w:pStyle w:val="BodyText"/>
+              <w:rPr>
+                <w:rFonts w:ascii="Arial" w:hAnsi="Arial"/>
+              </w:rPr>
+            </w:pPr>
+            <w:r>
+              <w:t>ПАСПОРТ выдан: {</w:t>
+            </w:r>
+            <w:proofErr w:type="spellStart"/>
+            <w:r>
+              <w:t>passport_issued_by</w:t>
+            </w:r>
+            <w:proofErr w:type="spellEnd"/>
+            <w:r>
+              <w:t>}</w:t>
+            </w:r>
+          </w:p>
+          <w:p>
+            <w:pPr>
+              <w:pStyle w:val="TableParagraph"/>
+              <w:rPr>
+                <w:sz w:val="24"/>
+              </w:rPr>
+            </w:pPr>
+          </w:p>
+          <w:p>
+            <w:pPr>
+              <w:pStyle w:val="BodyText"/>
+              <w:ind w:left="0"/>
+            </w:pPr>
+            <w:r>
+              <w:t xml:space="preserve">   Адрес регистрации: {</w:t>
+            </w:r>
+            <w:proofErr w:type="spellStart"/>
+            <w:r>
+              <w:t>registration_address</w:t>
+            </w:r>
+            <w:proofErr w:type="spellEnd"/>
+            <w:r>
+              <w:t>}</w:t>
+            </w:r>
+          </w:p>
+          <w:p>
+            <w:pPr>
+              <w:pStyle w:val="BodyText"/>
+              <w:ind w:left="0"/>
+            </w:pPr>
+          </w:p>
+          <w:p>
+            <w:pPr>
+              <w:pStyle w:val="BodyText"/>
+              <w:ind w:left="0"/>
+            </w:pPr>
+            <w:r>
+              <w:t xml:space="preserve">   Адрес фактического проживания:  </w:t>
+            </w:r>
+          </w:p>
+          <w:p>
+            <w:pPr>
+              <w:pStyle w:val="BodyText"/>
+              <w:ind w:left="0"/>
+              <w:rPr>
+                <w:lang w:val="en-US"/>
+              </w:rPr>
+            </w:pPr>
+            <w:r>
+              <w:t xml:space="preserve">   </w:t>
+            </w:r>
+            <w:r>
+              <w:rPr>
+                <w:lang w:val="en-US"/>
+              </w:rPr>
+              <w:t>{</w:t>
+            </w:r>
+            <w:proofErr w:type="spellStart"/>
+            <w:r>
+              <w:rPr>
+                <w:lang w:val="en-US"/>
+              </w:rPr>
+              <w:t>living_address</w:t>
+            </w:r>
+            <w:proofErr w:type="spellEnd"/>
+            <w:r>
+              <w:rPr>
+                <w:lang w:val="en-US"/>
+              </w:rPr>
+              <w:t>}</w:t>
+            </w:r>
+          </w:p>
+          <w:p>
+            <w:pPr>
+              <w:pStyle w:val="BodyText"/>
+              <w:ind w:left="252"/>
+              <w:rPr>
+                <w:lang w:val="en-US"/>
+              </w:rPr>
+            </w:pPr>
+          </w:p>
+          <w:p>
+            <w:pPr>
+              <w:pStyle w:val="TableParagraph"/>
+              <w:spacing w:before="91"/>
+              <w:ind w:left="168"/>
+              <w:rPr>
+                <w:sz w:val="24"/>
+                <w:lang w:val="en-US"/>
               </w:rPr>
             </w:pPr>
             <w:r>
               <w:rPr>
                 <w:sz w:val="24"/>
               </w:rPr>
+              <w:t>Телефон</w:t>
             </w:r>
-          </w:p>
-          <w:p>
-            <w:pPr>
-              <w:pStyle w:val="BodyText"/>
-              <w:widowControl w:val="false"/>
-              <w:suppressAutoHyphens w:val="true"/>
-              <w:spacing w:before="0" w:after="0"/>
-              <w:jc w:val="start"/>
-              <w:rPr>
-                <w:rFonts w:ascii="Arial" w:hAnsi="Arial"/>
-              </w:rPr>
-            </w:pPr>
             <w:r>
               <w:rPr>
-                <w:kern w:val="0"/>
-                <w:lang w:eastAsia="en-US" w:bidi="ar-SA"/>
+                <w:sz w:val="24"/>
+                <w:lang w:val="en-US"/>
               </w:rPr>
-              <w:t>ПАСПОРТ выдан: {passport_issued_by}</w:t>
+              <w:t>: {</w:t>
+            </w:r>
+            <w:proofErr w:type="spellStart"/>
+            <w:r>
+              <w:rPr>
+                <w:sz w:val="24"/>
+                <w:lang w:val="en-US"/>
+              </w:rPr>
+              <w:t>phone_number</w:t>
+            </w:r>
+            <w:proofErr w:type="spellEnd"/>
+            <w:r>
+              <w:rPr>
+                <w:sz w:val="24"/>
+                <w:lang w:val="en-US"/>
+              </w:rPr>
+              <w:t>}</w:t>
             </w:r>
           </w:p>
           <w:p>
             <w:pPr>
               <w:pStyle w:val="TableParagraph"/>
-              <w:widowControl w:val="false"/>
-              <w:suppressAutoHyphens w:val="true"/>
-              <w:spacing w:before="0" w:after="0"/>
-              <w:jc w:val="start"/>
+              <w:spacing w:before="91"/>
+              <w:ind w:left="168"/>
+              <w:rPr>
+                <w:sz w:val="24"/>
+                <w:lang w:val="en-US"/>
+              </w:rPr>
+            </w:pPr>
+          </w:p>
+          <w:p>
+            <w:pPr>
+              <w:pStyle w:val="TableParagraph"/>
+              <w:spacing w:before="91"/>
+              <w:ind w:left="168"/>
               <w:rPr>
                 <w:sz w:val="24"/>
               </w:rPr>
             </w:pPr>
+            <w:proofErr w:type="gramStart"/>
+            <w:r>
+              <w:t xml:space="preserve">Инвестор:   </w:t>
+            </w:r>
+            <w:proofErr w:type="gramEnd"/>
+            <w:r>
+              <w:t xml:space="preserve">                                         </w:t>
+            </w:r>
+            <w:proofErr w:type="gramStart"/>
+            <w:r>
+              <w:t xml:space="preserve">   {</w:t>
+            </w:r>
+            <w:proofErr w:type="spellStart"/>
+            <w:r>
+              <w:t>shortname</w:t>
+            </w:r>
+            <w:proofErr w:type="spellEnd"/>
+            <w:r>
+              <w:t>}</w:t>
+            </w:r>
             <w:r>
               <w:rPr>
                 <w:sz w:val="24"/>
-              </w:rPr>
-            </w:r>
-          </w:p>
-          <w:p>
-            <w:pPr>
-              <w:pStyle w:val="BodyText"/>
-              <w:widowControl w:val="false"/>
-              <w:suppressAutoHyphens w:val="true"/>
-              <w:spacing w:before="0" w:after="0"/>
-              <w:ind w:hanging="0" w:start="0"/>
-              <w:jc w:val="start"/>
-              <w:rPr>
-                <w:kern w:val="0"/>
-                <w:lang w:eastAsia="en-US" w:bidi="ar-SA"/>
-              </w:rPr>
-            </w:pPr>
-            <w:r>
-              <w:rPr>
-                <w:kern w:val="0"/>
-                <w:lang w:eastAsia="en-US" w:bidi="ar-SA"/>
-              </w:rPr>
-              <w:t xml:space="preserve">   </w:t>
-            </w:r>
-            <w:r>
-              <w:rPr>
-                <w:kern w:val="0"/>
-                <w:lang w:eastAsia="en-US" w:bidi="ar-SA"/>
-              </w:rPr>
-              <w:t>Адрес регистрации: {registration_address}</w:t>
-            </w:r>
-          </w:p>
-          <w:p>
-            <w:pPr>
-              <w:pStyle w:val="BodyText"/>
-              <w:widowControl w:val="false"/>
-              <w:suppressAutoHyphens w:val="true"/>
-              <w:spacing w:before="0" w:after="0"/>
-              <w:ind w:start="0"/>
-              <w:jc w:val="start"/>
-              <w:rPr>
-                <w:kern w:val="0"/>
-                <w:lang w:eastAsia="en-US" w:bidi="ar-SA"/>
-              </w:rPr>
-            </w:pPr>
-            <w:r>
-              <w:rPr>
-                <w:kern w:val="0"/>
-                <w:lang w:eastAsia="en-US" w:bidi="ar-SA"/>
-              </w:rPr>
-            </w:r>
-          </w:p>
-          <w:p>
-            <w:pPr>
-              <w:pStyle w:val="BodyText"/>
-              <w:widowControl w:val="false"/>
-              <w:suppressAutoHyphens w:val="true"/>
-              <w:spacing w:before="0" w:after="0"/>
-              <w:ind w:hanging="0" w:start="0"/>
-              <w:jc w:val="start"/>
-              <w:rPr>
-                <w:kern w:val="0"/>
-                <w:lang w:eastAsia="en-US" w:bidi="ar-SA"/>
-              </w:rPr>
-            </w:pPr>
-            <w:r>
-              <w:rPr>
-                <w:kern w:val="0"/>
-                <w:lang w:eastAsia="en-US" w:bidi="ar-SA"/>
-              </w:rPr>
-              <w:t xml:space="preserve">   </w:t>
-            </w:r>
-            <w:r>
-              <w:rPr>
-                <w:kern w:val="0"/>
-                <w:lang w:eastAsia="en-US" w:bidi="ar-SA"/>
-              </w:rPr>
-              <w:t xml:space="preserve">Адрес фактического проживания:  </w:t>
-            </w:r>
-          </w:p>
-          <w:p>
-            <w:pPr>
-              <w:pStyle w:val="BodyText"/>
-              <w:widowControl w:val="false"/>
-              <w:suppressAutoHyphens w:val="true"/>
-              <w:spacing w:before="0" w:after="0"/>
-              <w:ind w:hanging="0" w:start="0"/>
-              <w:jc w:val="start"/>
-              <w:rPr>
-                <w:kern w:val="0"/>
-                <w:lang w:eastAsia="en-US" w:bidi="ar-SA"/>
-              </w:rPr>
-            </w:pPr>
-            <w:r>
-              <w:rPr>
-                <w:kern w:val="0"/>
-                <w:lang w:eastAsia="en-US" w:bidi="ar-SA"/>
-              </w:rPr>
-              <w:t xml:space="preserve">   </w:t>
-            </w:r>
-            <w:r>
-              <w:rPr>
-                <w:kern w:val="0"/>
-                <w:lang w:eastAsia="en-US" w:bidi="ar-SA"/>
-              </w:rPr>
-              <w:t>{living_address}</w:t>
-            </w:r>
-          </w:p>
-          <w:p>
-            <w:pPr>
-              <w:pStyle w:val="BodyText"/>
-              <w:widowControl w:val="false"/>
-              <w:suppressAutoHyphens w:val="true"/>
-              <w:spacing w:before="0" w:after="0"/>
-              <w:ind w:start="252"/>
-              <w:jc w:val="start"/>
-              <w:rPr>
-                <w:kern w:val="0"/>
-                <w:lang w:eastAsia="en-US" w:bidi="ar-SA"/>
-              </w:rPr>
-            </w:pPr>
-            <w:r>
-              <w:rPr>
-                <w:kern w:val="0"/>
-                <w:lang w:eastAsia="en-US" w:bidi="ar-SA"/>
-              </w:rPr>
-            </w:r>
-          </w:p>
-          <w:p>
-            <w:pPr>
-              <w:pStyle w:val="TableParagraph"/>
-              <w:widowControl w:val="false"/>
-              <w:suppressAutoHyphens w:val="true"/>
-              <w:spacing w:before="91" w:after="0"/>
-              <w:ind w:start="168"/>
-              <w:jc w:val="start"/>
-              <w:rPr>
-                <w:sz w:val="24"/>
-              </w:rPr>
-            </w:pPr>
-            <w:r>
-              <w:rPr>
-                <w:kern w:val="0"/>
-                <w:sz w:val="24"/>
-                <w:szCs w:val="22"/>
-                <w:lang w:eastAsia="en-US" w:bidi="ar-SA"/>
-              </w:rPr>
-              <w:t>Телефон: {phone_number}</w:t>
-            </w:r>
-          </w:p>
-          <w:p>
-            <w:pPr>
-              <w:pStyle w:val="TableParagraph"/>
-              <w:widowControl w:val="false"/>
-              <w:suppressAutoHyphens w:val="true"/>
-              <w:spacing w:before="91" w:after="0"/>
-              <w:ind w:start="168"/>
-              <w:jc w:val="start"/>
-              <w:rPr>
-                <w:sz w:val="24"/>
-              </w:rPr>
-            </w:pPr>
-            <w:r>
-              <w:rPr>
-                <w:sz w:val="24"/>
-              </w:rPr>
-            </w:r>
-          </w:p>
-          <w:p>
-            <w:pPr>
-              <w:pStyle w:val="TableParagraph"/>
-              <w:widowControl w:val="false"/>
-              <w:suppressAutoHyphens w:val="true"/>
-              <w:spacing w:before="91" w:after="0"/>
-              <w:ind w:start="168"/>
-              <w:jc w:val="start"/>
-              <w:rPr>
-                <w:sz w:val="24"/>
-              </w:rPr>
-            </w:pPr>
-            <w:r>
-              <w:rPr>
-                <w:kern w:val="0"/>
-                <w:sz w:val="22"/>
-                <w:szCs w:val="22"/>
-                <w:lang w:eastAsia="en-US" w:bidi="ar-SA"/>
-              </w:rPr>
-              <w:t>Инвестор:                                               {shortname}</w:t>
-            </w:r>
-            <w:r>
-              <w:rPr>
-                <w:kern w:val="0"/>
-                <w:sz w:val="24"/>
-                <w:szCs w:val="22"/>
-                <w:lang w:eastAsia="en-US" w:bidi="ar-SA"/>
               </w:rPr>
               <w:t xml:space="preserve">  </w:t>
             </w:r>
             <w:r>
               <w:rPr>
-                <w:kern w:val="0"/>
                 <w:sz w:val="24"/>
-                <w:szCs w:val="22"/>
                 <w:u w:val="single"/>
-                <w:lang w:eastAsia="en-US" w:bidi="ar-SA"/>
               </w:rPr>
               <w:tab/>
+            </w:r>
+            <w:proofErr w:type="gramEnd"/>
+            <w:r>
+              <w:rPr>
+                <w:sz w:val="24"/>
+                <w:u w:val="single"/>
+              </w:rPr>
               <w:t>____________</w:t>
             </w:r>
           </w:p>
         </w:tc>
       </w:tr>
     </w:tbl>
-    <w:p>
-      <w:pPr>
-        <w:pStyle w:val="Normal"/>
-        <w:rPr/>
-      </w:pPr>
-      <w:r>
-        <w:rPr/>
-      </w:r>
-    </w:p>
+    <w:p/>
     <w:sectPr>
-      <w:headerReference w:type="even" r:id="rId11"/>
-      <w:headerReference w:type="default" r:id="rId12"/>
-      <w:headerReference w:type="first" r:id="rId13"/>
-      <w:type w:val="nextPage"/>
+      <w:headerReference w:type="even" r:id="rId16"/>
+      <w:headerReference w:type="default" r:id="rId17"/>
+      <w:headerReference w:type="first" r:id="rId18"/>
       <w:pgSz w:w="11906" w:h="16838"/>
-      <w:pgMar w:left="1559" w:right="708" w:gutter="0" w:header="757" w:top="1160" w:footer="0" w:bottom="280"/>
-      <w:pgNumType w:fmt="decimal"/>
-      <w:formProt w:val="false"/>
-      <w:textDirection w:val="lrTb"/>
-      <w:docGrid w:type="default" w:linePitch="100" w:charSpace="0"/>
+      <w:pgMar w:top="1160" w:right="708" w:bottom="280" w:left="1559" w:header="757" w:footer="0" w:gutter="0"/>
+      <w:cols w:space="720"/>
+      <w:formProt w:val="0"/>
+      <w:docGrid w:linePitch="100"/>
     </w:sectPr>
   </w:body>
 </w:document>
 </file>
 
+<file path=word/endnotes.xml><?xml version="1.0" encoding="utf-8"?>
+<w:endnotes xmlns:wpc="http://schemas.microsoft.com/office/word/2010/wordprocessingCanvas" xmlns:cx="http://schemas.microsoft.com/office/drawing/2014/chartex" xmlns:cx1="http://schemas.microsoft.com/office/drawing/2015/9/8/chartex" xmlns:cx2="http://schemas.microsoft.com/office/drawing/2015/10/21/chartex" xmlns:cx3="http://schemas.microsoft.com/office/drawing/2016/5/9/chartex" xmlns:cx4="http://schemas.microsoft.com/office/drawing/2016/5/10/chartex" xmlns:cx5="http://schemas.microsoft.com/office/drawing/2016/5/11/chartex" xmlns:cx6="http://schemas.microsoft.com/office/drawing/2016/5/12/chartex" xmlns:cx7="http://schemas.microsoft.com/office/drawing/2016/5/13/chartex" xmlns:cx8="http://schemas.microsoft.com/office/drawing/2016/5/14/chartex" xmlns:mc="http://schemas.openxmlformats.org/markup-compatibility/2006" xmlns:m="http://schemas.openxmlformats.org/officeDocument/2006/math" xmlns:aink="http://schemas.microsoft.com/office/drawing/2016/ink" xmlns:am3d="http://schemas.microsoft.com/office/drawing/2017/model3d" xmlns:oel="http://schemas.microsoft.com/office/2019/extlst" xmlns:r="http://schemas.openxmlformats.org/officeDocument/2006/relationships" xmlns:wp14="http://schemas.microsoft.com/office/word/2010/wordprocessingDrawing" xmlns:wp="http://schemas.openxmlformats.org/drawingml/2006/wordprocessingDrawing" xmlns:wpg="http://schemas.microsoft.com/office/word/2010/wordprocessingGroup" xmlns:wpi="http://schemas.microsoft.com/office/word/2010/wordprocessingInk" xmlns:wps="http://schemas.microsoft.com/office/word/2010/wordprocessingShape" xmlns:o="urn:schemas-microsoft-com:office:office" xmlns:v="urn:schemas-microsoft-com:vml" xmlns:w10="urn:schemas-microsoft-com:office:word" xmlns:w="http://schemas.openxmlformats.org/wordprocessingml/2006/main" xmlns:w14="http://schemas.microsoft.com/office/word/2010/wordml" xmlns:w15="http://schemas.microsoft.com/office/word/2012/wordml" xmlns:w16cex="http://schemas.microsoft.com/office/word/2018/wordml/cex" xmlns:w16cid="http://schemas.microsoft.com/office/word/2016/wordml/cid" xmlns:w16="http://schemas.microsoft.com/office/word/2018/wordml" xmlns:w16sdtdh="http://schemas.microsoft.com/office/word/2020/wordml/sdtdatahash" xmlns:w16sdtfl="http://schemas.microsoft.com/office/word/2024/wordml/sdtformatlock" xmlns:w16se="http://schemas.microsoft.com/office/word/2015/wordml/symex" xmlns:w16du="http://schemas.microsoft.com/office/word/2023/wordml/word16du" xmlns:wne="http://schemas.microsoft.com/office/word/2006/wordml" mc:Ignorable="w14 w15 w16se w16cid w16 w16cex w16sdtdh w16sdtfl w16du wp14">
+  <w:endnote w:type="separator" w:id="-1">
+    <w:p>
+      <w:r>
+        <w:separator/>
+      </w:r>
+    </w:p>
+  </w:endnote>
+  <w:endnote w:type="continuationSeparator" w:id="0">
+    <w:p>
+      <w:r>
+        <w:continuationSeparator/>
+      </w:r>
+    </w:p>
+  </w:endnote>
+</w:endnotes>
+</file>
+
+<file path=word/footnotes.xml><?xml version="1.0" encoding="utf-8"?>
+<w:footnotes xmlns:wpc="http://schemas.microsoft.com/office/word/2010/wordprocessingCanvas" xmlns:cx="http://schemas.microsoft.com/office/drawing/2014/chartex" xmlns:cx1="http://schemas.microsoft.com/office/drawing/2015/9/8/chartex" xmlns:cx2="http://schemas.microsoft.com/office/drawing/2015/10/21/chartex" xmlns:cx3="http://schemas.microsoft.com/office/drawing/2016/5/9/chartex" xmlns:cx4="http://schemas.microsoft.com/office/drawing/2016/5/10/chartex" xmlns:cx5="http://schemas.microsoft.com/office/drawing/2016/5/11/chartex" xmlns:cx6="http://schemas.microsoft.com/office/drawing/2016/5/12/chartex" xmlns:cx7="http://schemas.microsoft.com/office/drawing/2016/5/13/chartex" xmlns:cx8="http://schemas.microsoft.com/office/drawing/2016/5/14/chartex" xmlns:mc="http://schemas.openxmlformats.org/markup-compatibility/2006" xmlns:m="http://schemas.openxmlformats.org/officeDocument/2006/math" xmlns:aink="http://schemas.microsoft.com/office/drawing/2016/ink" xmlns:am3d="http://schemas.microsoft.com/office/drawing/2017/model3d" xmlns:oel="http://schemas.microsoft.com/office/2019/extlst" xmlns:r="http://schemas.openxmlformats.org/officeDocument/2006/relationships" xmlns:wp14="http://schemas.microsoft.com/office/word/2010/wordprocessingDrawing" xmlns:wp="http://schemas.openxmlformats.org/drawingml/2006/wordprocessingDrawing" xmlns:wpg="http://schemas.microsoft.com/office/word/2010/wordprocessingGroup" xmlns:wpi="http://schemas.microsoft.com/office/word/2010/wordprocessingInk" xmlns:wps="http://schemas.microsoft.com/office/word/2010/wordprocessingShape" xmlns:o="urn:schemas-microsoft-com:office:office" xmlns:v="urn:schemas-microsoft-com:vml" xmlns:w10="urn:schemas-microsoft-com:office:word" xmlns:w="http://schemas.openxmlformats.org/wordprocessingml/2006/main" xmlns:w14="http://schemas.microsoft.com/office/word/2010/wordml" xmlns:w15="http://schemas.microsoft.com/office/word/2012/wordml" xmlns:w16cex="http://schemas.microsoft.com/office/word/2018/wordml/cex" xmlns:w16cid="http://schemas.microsoft.com/office/word/2016/wordml/cid" xmlns:w16="http://schemas.microsoft.com/office/word/2018/wordml" xmlns:w16sdtdh="http://schemas.microsoft.com/office/word/2020/wordml/sdtdatahash" xmlns:w16sdtfl="http://schemas.microsoft.com/office/word/2024/wordml/sdtformatlock" xmlns:w16se="http://schemas.microsoft.com/office/word/2015/wordml/symex" xmlns:w16du="http://schemas.microsoft.com/office/word/2023/wordml/word16du" xmlns:wne="http://schemas.microsoft.com/office/word/2006/wordml" mc:Ignorable="w14 w15 w16se w16cid w16 w16cex w16sdtdh w16sdtfl w16du wp14">
+  <w:footnote w:type="separator" w:id="-1">
+    <w:p>
+      <w:r>
+        <w:separator/>
+      </w:r>
+    </w:p>
+  </w:footnote>
+  <w:footnote w:type="continuationSeparator" w:id="0">
+    <w:p>
+      <w:r>
+        <w:continuationSeparator/>
+      </w:r>
+    </w:p>
+  </w:footnote>
+</w:footnotes>
+</file>
+
 <file path=word/header1.xml><?xml version="1.0" encoding="utf-8"?>
-<w:hdr xmlns:o="urn:schemas-microsoft-com:office:office" xmlns:r="http://schemas.openxmlformats.org/officeDocument/2006/relationships" xmlns:v="urn:schemas-microsoft-com:vml" xmlns:w="http://schemas.openxmlformats.org/wordprocessingml/2006/main" xmlns:w10="urn:schemas-microsoft-com:office:word" xmlns:wp="http://schemas.openxmlformats.org/drawingml/2006/wordprocessingDrawing" xmlns:pic="http://schemas.openxmlformats.org/drawingml/2006/picture" xmlns:wps="http://schemas.microsoft.com/office/word/2010/wordprocessingShape" xmlns:wpg="http://schemas.microsoft.com/office/word/2010/wordprocessingGroup" xmlns:mc="http://schemas.openxmlformats.org/markup-compatibility/2006" xmlns:wp14="http://schemas.microsoft.com/office/word/2010/wordprocessingDrawing" xmlns:w14="http://schemas.microsoft.com/office/word/2010/wordml" xmlns:w15="http://schemas.microsoft.com/office/word/2012/wordml" mc:Ignorable="w14 wp14 w15">
+<w:hdr xmlns:wpc="http://schemas.microsoft.com/office/word/2010/wordprocessingCanvas" xmlns:cx="http://schemas.microsoft.com/office/drawing/2014/chartex" xmlns:cx1="http://schemas.microsoft.com/office/drawing/2015/9/8/chartex" xmlns:cx2="http://schemas.microsoft.com/office/drawing/2015/10/21/chartex" xmlns:cx3="http://schemas.microsoft.com/office/drawing/2016/5/9/chartex" xmlns:cx4="http://schemas.microsoft.com/office/drawing/2016/5/10/chartex" xmlns:cx5="http://schemas.microsoft.com/office/drawing/2016/5/11/chartex" xmlns:cx6="http://schemas.microsoft.com/office/drawing/2016/5/12/chartex" xmlns:cx7="http://schemas.microsoft.com/office/drawing/2016/5/13/chartex" xmlns:cx8="http://schemas.microsoft.com/office/drawing/2016/5/14/chartex" xmlns:mc="http://schemas.openxmlformats.org/markup-compatibility/2006" xmlns:m="http://schemas.openxmlformats.org/officeDocument/2006/math" xmlns:aink="http://schemas.microsoft.com/office/drawing/2016/ink" xmlns:am3d="http://schemas.microsoft.com/office/drawing/2017/model3d" xmlns:oel="http://schemas.microsoft.com/office/2019/extlst" xmlns:r="http://schemas.openxmlformats.org/officeDocument/2006/relationships" xmlns:wp14="http://schemas.microsoft.com/office/word/2010/wordprocessingDrawing" xmlns:wp="http://schemas.openxmlformats.org/drawingml/2006/wordprocessingDrawing" xmlns:wpg="http://schemas.microsoft.com/office/word/2010/wordprocessingGroup" xmlns:wpi="http://schemas.microsoft.com/office/word/2010/wordprocessingInk" xmlns:wps="http://schemas.microsoft.com/office/word/2010/wordprocessingShape" xmlns:o="urn:schemas-microsoft-com:office:office" xmlns:v="urn:schemas-microsoft-com:vml" xmlns:w10="urn:schemas-microsoft-com:office:word" xmlns:w="http://schemas.openxmlformats.org/wordprocessingml/2006/main" xmlns:w14="http://schemas.microsoft.com/office/word/2010/wordml" xmlns:w15="http://schemas.microsoft.com/office/word/2012/wordml" xmlns:w16cex="http://schemas.microsoft.com/office/word/2018/wordml/cex" xmlns:w16cid="http://schemas.microsoft.com/office/word/2016/wordml/cid" xmlns:w16="http://schemas.microsoft.com/office/word/2018/wordml" xmlns:w16sdtdh="http://schemas.microsoft.com/office/word/2020/wordml/sdtdatahash" xmlns:w16sdtfl="http://schemas.microsoft.com/office/word/2024/wordml/sdtformatlock" xmlns:w16se="http://schemas.microsoft.com/office/word/2015/wordml/symex" xmlns:w16du="http://schemas.microsoft.com/office/word/2023/wordml/word16du" xmlns:wne="http://schemas.microsoft.com/office/word/2006/wordml" mc:Ignorable="w14 w15 w16se w16cid w16 w16cex w16sdtdh w16sdtfl w16du wp14">
   <w:p>
     <w:pPr>
       <w:pStyle w:val="Header"/>
-      <w:rPr/>
     </w:pPr>
-    <w:r>
-      <w:rPr/>
-    </w:r>
   </w:p>
 </w:hdr>
 </file>
 
 <file path=word/header10.xml><?xml version="1.0" encoding="utf-8"?>
-<w:hdr xmlns:o="urn:schemas-microsoft-com:office:office" xmlns:r="http://schemas.openxmlformats.org/officeDocument/2006/relationships" xmlns:v="urn:schemas-microsoft-com:vml" xmlns:w="http://schemas.openxmlformats.org/wordprocessingml/2006/main" xmlns:w10="urn:schemas-microsoft-com:office:word" xmlns:wp="http://schemas.openxmlformats.org/drawingml/2006/wordprocessingDrawing" xmlns:pic="http://schemas.openxmlformats.org/drawingml/2006/picture" xmlns:wps="http://schemas.microsoft.com/office/word/2010/wordprocessingShape" xmlns:wpg="http://schemas.microsoft.com/office/word/2010/wordprocessingGroup" xmlns:mc="http://schemas.openxmlformats.org/markup-compatibility/2006" xmlns:wp14="http://schemas.microsoft.com/office/word/2010/wordprocessingDrawing" xmlns:w14="http://schemas.microsoft.com/office/word/2010/wordml" xmlns:w15="http://schemas.microsoft.com/office/word/2012/wordml" mc:Ignorable="w14 wp14 w15">
+<w:hdr xmlns:wpc="http://schemas.microsoft.com/office/word/2010/wordprocessingCanvas" xmlns:cx="http://schemas.microsoft.com/office/drawing/2014/chartex" xmlns:cx1="http://schemas.microsoft.com/office/drawing/2015/9/8/chartex" xmlns:cx2="http://schemas.microsoft.com/office/drawing/2015/10/21/chartex" xmlns:cx3="http://schemas.microsoft.com/office/drawing/2016/5/9/chartex" xmlns:cx4="http://schemas.microsoft.com/office/drawing/2016/5/10/chartex" xmlns:cx5="http://schemas.microsoft.com/office/drawing/2016/5/11/chartex" xmlns:cx6="http://schemas.microsoft.com/office/drawing/2016/5/12/chartex" xmlns:cx7="http://schemas.microsoft.com/office/drawing/2016/5/13/chartex" xmlns:cx8="http://schemas.microsoft.com/office/drawing/2016/5/14/chartex" xmlns:mc="http://schemas.openxmlformats.org/markup-compatibility/2006" xmlns:m="http://schemas.openxmlformats.org/officeDocument/2006/math" xmlns:aink="http://schemas.microsoft.com/office/drawing/2016/ink" xmlns:am3d="http://schemas.microsoft.com/office/drawing/2017/model3d" xmlns:oel="http://schemas.microsoft.com/office/2019/extlst" xmlns:r="http://schemas.openxmlformats.org/officeDocument/2006/relationships" xmlns:wp14="http://schemas.microsoft.com/office/word/2010/wordprocessingDrawing" xmlns:wp="http://schemas.openxmlformats.org/drawingml/2006/wordprocessingDrawing" xmlns:wpg="http://schemas.microsoft.com/office/word/2010/wordprocessingGroup" xmlns:wpi="http://schemas.microsoft.com/office/word/2010/wordprocessingInk" xmlns:wps="http://schemas.microsoft.com/office/word/2010/wordprocessingShape" xmlns:o="urn:schemas-microsoft-com:office:office" xmlns:v="urn:schemas-microsoft-com:vml" xmlns:w10="urn:schemas-microsoft-com:office:word" xmlns:w="http://schemas.openxmlformats.org/wordprocessingml/2006/main" xmlns:w14="http://schemas.microsoft.com/office/word/2010/wordml" xmlns:w15="http://schemas.microsoft.com/office/word/2012/wordml" xmlns:w16cex="http://schemas.microsoft.com/office/word/2018/wordml/cex" xmlns:w16cid="http://schemas.microsoft.com/office/word/2016/wordml/cid" xmlns:w16="http://schemas.microsoft.com/office/word/2018/wordml" xmlns:w16sdtdh="http://schemas.microsoft.com/office/word/2020/wordml/sdtdatahash" xmlns:w16sdtfl="http://schemas.microsoft.com/office/word/2024/wordml/sdtformatlock" xmlns:w16se="http://schemas.microsoft.com/office/word/2015/wordml/symex" xmlns:w16du="http://schemas.microsoft.com/office/word/2023/wordml/word16du" xmlns:wne="http://schemas.microsoft.com/office/word/2006/wordml" mc:Ignorable="w14 w15 w16se w16cid w16 w16cex w16sdtdh w16sdtfl w16du wp14">
   <w:p>
     <w:pPr>
       <w:pStyle w:val="Header"/>
-      <w:rPr/>
     </w:pPr>
-    <w:r>
-      <w:rPr/>
-    </w:r>
   </w:p>
 </w:hdr>
 </file>
 
 <file path=word/header11.xml><?xml version="1.0" encoding="utf-8"?>
-<w:hdr xmlns:o="urn:schemas-microsoft-com:office:office" xmlns:r="http://schemas.openxmlformats.org/officeDocument/2006/relationships" xmlns:v="urn:schemas-microsoft-com:vml" xmlns:w="http://schemas.openxmlformats.org/wordprocessingml/2006/main" xmlns:w10="urn:schemas-microsoft-com:office:word" xmlns:wp="http://schemas.openxmlformats.org/drawingml/2006/wordprocessingDrawing" xmlns:pic="http://schemas.openxmlformats.org/drawingml/2006/picture" xmlns:wps="http://schemas.microsoft.com/office/word/2010/wordprocessingShape" xmlns:wpg="http://schemas.microsoft.com/office/word/2010/wordprocessingGroup" xmlns:mc="http://schemas.openxmlformats.org/markup-compatibility/2006" xmlns:wp14="http://schemas.microsoft.com/office/word/2010/wordprocessingDrawing" xmlns:w14="http://schemas.microsoft.com/office/word/2010/wordml" xmlns:w15="http://schemas.microsoft.com/office/word/2012/wordml" mc:Ignorable="w14 wp14 w15">
+<w:hdr xmlns:wpc="http://schemas.microsoft.com/office/word/2010/wordprocessingCanvas" xmlns:cx="http://schemas.microsoft.com/office/drawing/2014/chartex" xmlns:cx1="http://schemas.microsoft.com/office/drawing/2015/9/8/chartex" xmlns:cx2="http://schemas.microsoft.com/office/drawing/2015/10/21/chartex" xmlns:cx3="http://schemas.microsoft.com/office/drawing/2016/5/9/chartex" xmlns:cx4="http://schemas.microsoft.com/office/drawing/2016/5/10/chartex" xmlns:cx5="http://schemas.microsoft.com/office/drawing/2016/5/11/chartex" xmlns:cx6="http://schemas.microsoft.com/office/drawing/2016/5/12/chartex" xmlns:cx7="http://schemas.microsoft.com/office/drawing/2016/5/13/chartex" xmlns:cx8="http://schemas.microsoft.com/office/drawing/2016/5/14/chartex" xmlns:mc="http://schemas.openxmlformats.org/markup-compatibility/2006" xmlns:m="http://schemas.openxmlformats.org/officeDocument/2006/math" xmlns:aink="http://schemas.microsoft.com/office/drawing/2016/ink" xmlns:am3d="http://schemas.microsoft.com/office/drawing/2017/model3d" xmlns:oel="http://schemas.microsoft.com/office/2019/extlst" xmlns:r="http://schemas.openxmlformats.org/officeDocument/2006/relationships" xmlns:wp14="http://schemas.microsoft.com/office/word/2010/wordprocessingDrawing" xmlns:wp="http://schemas.openxmlformats.org/drawingml/2006/wordprocessingDrawing" xmlns:wpg="http://schemas.microsoft.com/office/word/2010/wordprocessingGroup" xmlns:wpi="http://schemas.microsoft.com/office/word/2010/wordprocessingInk" xmlns:wps="http://schemas.microsoft.com/office/word/2010/wordprocessingShape" xmlns:o="urn:schemas-microsoft-com:office:office" xmlns:v="urn:schemas-microsoft-com:vml" xmlns:w10="urn:schemas-microsoft-com:office:word" xmlns:w="http://schemas.openxmlformats.org/wordprocessingml/2006/main" xmlns:w14="http://schemas.microsoft.com/office/word/2010/wordml" xmlns:w15="http://schemas.microsoft.com/office/word/2012/wordml" xmlns:w16cex="http://schemas.microsoft.com/office/word/2018/wordml/cex" xmlns:w16cid="http://schemas.microsoft.com/office/word/2016/wordml/cid" xmlns:w16="http://schemas.microsoft.com/office/word/2018/wordml" xmlns:w16sdtdh="http://schemas.microsoft.com/office/word/2020/wordml/sdtdatahash" xmlns:w16sdtfl="http://schemas.microsoft.com/office/word/2024/wordml/sdtformatlock" xmlns:w16se="http://schemas.microsoft.com/office/word/2015/wordml/symex" xmlns:w16du="http://schemas.microsoft.com/office/word/2023/wordml/word16du" xmlns:wne="http://schemas.microsoft.com/office/word/2006/wordml" mc:Ignorable="w14 w15 w16se w16cid w16 w16cex w16sdtdh w16sdtfl w16du wp14">
   <w:p>
     <w:pPr>
       <w:pStyle w:val="BodyText"/>
-      <w:spacing w:lineRule="auto" w:line="14"/>
-      <w:ind w:start="0"/>
+      <w:spacing w:line="14" w:lineRule="auto"/>
+      <w:ind w:left="0"/>
       <w:rPr>
         <w:sz w:val="20"/>
       </w:rPr>
     </w:pPr>
     <w:r>
       <w:rPr>
+        <w:noProof/>
         <w:sz w:val="20"/>
       </w:rPr>
       <mc:AlternateContent>
         <mc:Choice Requires="wps">
           <w:drawing>
-            <wp:anchor behindDoc="1" distT="0" distB="0" distL="0" distR="0" simplePos="0" locked="0" layoutInCell="0" allowOverlap="1" relativeHeight="9" wp14:anchorId="5DA1389F">
+            <wp:anchor distT="0" distB="0" distL="0" distR="0" simplePos="0" relativeHeight="251660288" behindDoc="1" locked="0" layoutInCell="0" allowOverlap="1" wp14:anchorId="5DA1389F" wp14:editId="35C03904">
               <wp:simplePos x="0" y="0"/>
               <wp:positionH relativeFrom="page">
                 <wp:posOffset>3978910</wp:posOffset>
@@ -6375,6 +6312,7 @@
               <wp:effectExtent l="0" t="0" r="0" b="0"/>
               <wp:wrapNone/>
               <wp:docPr id="7" name="Textbox 4"/>
+              <wp:cNvGraphicFramePr/>
               <a:graphic xmlns:a="http://schemas.openxmlformats.org/drawingml/2006/main">
                 <a:graphicData uri="http://schemas.microsoft.com/office/word/2010/wordprocessingShape">
                   <wps:wsp>
@@ -6393,9 +6331,15 @@
                       </a:ln>
                     </wps:spPr>
                     <wps:style>
-                      <a:lnRef idx="0"/>
-                      <a:fillRef idx="0"/>
-                      <a:effectRef idx="0"/>
+                      <a:lnRef idx="0">
+                        <a:scrgbClr r="0" g="0" b="0"/>
+                      </a:lnRef>
+                      <a:fillRef idx="0">
+                        <a:scrgbClr r="0" g="0" b="0"/>
+                      </a:fillRef>
+                      <a:effectRef idx="0">
+                        <a:scrgbClr r="0" g="0" b="0"/>
+                      </a:effectRef>
                       <a:fontRef idx="minor"/>
                     </wps:style>
                     <wps:txbx>
@@ -6403,8 +6347,8 @@
                         <w:p>
                           <w:pPr>
                             <w:pStyle w:val="FrameContentsuser"/>
-                            <w:spacing w:lineRule="exact" w:line="244"/>
-                            <w:ind w:start="60"/>
+                            <w:spacing w:line="244" w:lineRule="exact"/>
+                            <w:ind w:left="60"/>
                             <w:rPr>
                               <w:rFonts w:ascii="Calibri" w:hAnsi="Calibri"/>
                             </w:rPr>
@@ -6419,40 +6363,40 @@
                           </w:r>
                           <w:r>
                             <w:rPr>
-                              <w:spacing w:val="-10"/>
                               <w:rFonts w:ascii="Calibri" w:hAnsi="Calibri"/>
                               <w:color w:val="000000"/>
+                              <w:spacing w:val="-10"/>
                             </w:rPr>
                             <w:instrText xml:space="preserve"> PAGE </w:instrText>
                           </w:r>
                           <w:r>
                             <w:rPr>
-                              <w:spacing w:val="-10"/>
                               <w:rFonts w:ascii="Calibri" w:hAnsi="Calibri"/>
                               <w:color w:val="000000"/>
+                              <w:spacing w:val="-10"/>
                             </w:rPr>
                             <w:fldChar w:fldCharType="separate"/>
                           </w:r>
                           <w:r>
                             <w:rPr>
-                              <w:spacing w:val="-10"/>
                               <w:rFonts w:ascii="Calibri" w:hAnsi="Calibri"/>
                               <w:color w:val="000000"/>
+                              <w:spacing w:val="-10"/>
                             </w:rPr>
                             <w:t>5</w:t>
                           </w:r>
                           <w:r>
                             <w:rPr>
-                              <w:spacing w:val="-10"/>
                               <w:rFonts w:ascii="Calibri" w:hAnsi="Calibri"/>
                               <w:color w:val="000000"/>
+                              <w:spacing w:val="-10"/>
                             </w:rPr>
                             <w:fldChar w:fldCharType="end"/>
                           </w:r>
                         </w:p>
                       </w:txbxContent>
                     </wps:txbx>
-                    <wps:bodyPr lIns="0" rIns="0" tIns="0" bIns="0" anchor="t">
+                    <wps:bodyPr lIns="0" tIns="0" rIns="0" bIns="0" anchor="t">
                       <a:noAutofit/>
                     </wps:bodyPr>
                   </wps:wsp>
@@ -6461,7 +6405,7 @@
             </wp:anchor>
           </w:drawing>
         </mc:Choice>
-        <mc:Fallback>
+        <mc:Fallback xmlns:pic="http://schemas.openxmlformats.org/drawingml/2006/picture">
           <w:pict>
             <v:rect id="shape_0" ID="Textbox 4" path="m0,0l-2147483645,0l-2147483645,-2147483646l0,-2147483646xe" stroked="f" o:allowincell="f" style="position:absolute;margin-left:313.3pt;margin-top:36.85pt;width:12.55pt;height:12.95pt;mso-wrap-style:square;v-text-anchor:top;mso-position-horizontal-relative:page;mso-position-vertical-relative:page" wp14:anchorId="5DA1389F">
               <v:fill o:detectmouseclick="t" on="false"/>
@@ -6531,24 +6475,25 @@
 </file>
 
 <file path=word/header12.xml><?xml version="1.0" encoding="utf-8"?>
-<w:hdr xmlns:o="urn:schemas-microsoft-com:office:office" xmlns:r="http://schemas.openxmlformats.org/officeDocument/2006/relationships" xmlns:v="urn:schemas-microsoft-com:vml" xmlns:w="http://schemas.openxmlformats.org/wordprocessingml/2006/main" xmlns:w10="urn:schemas-microsoft-com:office:word" xmlns:wp="http://schemas.openxmlformats.org/drawingml/2006/wordprocessingDrawing" xmlns:pic="http://schemas.openxmlformats.org/drawingml/2006/picture" xmlns:wps="http://schemas.microsoft.com/office/word/2010/wordprocessingShape" xmlns:wpg="http://schemas.microsoft.com/office/word/2010/wordprocessingGroup" xmlns:mc="http://schemas.openxmlformats.org/markup-compatibility/2006" xmlns:wp14="http://schemas.microsoft.com/office/word/2010/wordprocessingDrawing" xmlns:w14="http://schemas.microsoft.com/office/word/2010/wordml" xmlns:w15="http://schemas.microsoft.com/office/word/2012/wordml" mc:Ignorable="w14 wp14 w15">
+<w:hdr xmlns:wpc="http://schemas.microsoft.com/office/word/2010/wordprocessingCanvas" xmlns:cx="http://schemas.microsoft.com/office/drawing/2014/chartex" xmlns:cx1="http://schemas.microsoft.com/office/drawing/2015/9/8/chartex" xmlns:cx2="http://schemas.microsoft.com/office/drawing/2015/10/21/chartex" xmlns:cx3="http://schemas.microsoft.com/office/drawing/2016/5/9/chartex" xmlns:cx4="http://schemas.microsoft.com/office/drawing/2016/5/10/chartex" xmlns:cx5="http://schemas.microsoft.com/office/drawing/2016/5/11/chartex" xmlns:cx6="http://schemas.microsoft.com/office/drawing/2016/5/12/chartex" xmlns:cx7="http://schemas.microsoft.com/office/drawing/2016/5/13/chartex" xmlns:cx8="http://schemas.microsoft.com/office/drawing/2016/5/14/chartex" xmlns:mc="http://schemas.openxmlformats.org/markup-compatibility/2006" xmlns:m="http://schemas.openxmlformats.org/officeDocument/2006/math" xmlns:aink="http://schemas.microsoft.com/office/drawing/2016/ink" xmlns:am3d="http://schemas.microsoft.com/office/drawing/2017/model3d" xmlns:oel="http://schemas.microsoft.com/office/2019/extlst" xmlns:r="http://schemas.openxmlformats.org/officeDocument/2006/relationships" xmlns:wp14="http://schemas.microsoft.com/office/word/2010/wordprocessingDrawing" xmlns:wp="http://schemas.openxmlformats.org/drawingml/2006/wordprocessingDrawing" xmlns:wpg="http://schemas.microsoft.com/office/word/2010/wordprocessingGroup" xmlns:wpi="http://schemas.microsoft.com/office/word/2010/wordprocessingInk" xmlns:wps="http://schemas.microsoft.com/office/word/2010/wordprocessingShape" xmlns:o="urn:schemas-microsoft-com:office:office" xmlns:v="urn:schemas-microsoft-com:vml" xmlns:w10="urn:schemas-microsoft-com:office:word" xmlns:w="http://schemas.openxmlformats.org/wordprocessingml/2006/main" xmlns:w14="http://schemas.microsoft.com/office/word/2010/wordml" xmlns:w15="http://schemas.microsoft.com/office/word/2012/wordml" xmlns:w16cex="http://schemas.microsoft.com/office/word/2018/wordml/cex" xmlns:w16cid="http://schemas.microsoft.com/office/word/2016/wordml/cid" xmlns:w16="http://schemas.microsoft.com/office/word/2018/wordml" xmlns:w16sdtdh="http://schemas.microsoft.com/office/word/2020/wordml/sdtdatahash" xmlns:w16sdtfl="http://schemas.microsoft.com/office/word/2024/wordml/sdtformatlock" xmlns:w16se="http://schemas.microsoft.com/office/word/2015/wordml/symex" xmlns:w16du="http://schemas.microsoft.com/office/word/2023/wordml/word16du" xmlns:wne="http://schemas.microsoft.com/office/word/2006/wordml" mc:Ignorable="w14 w15 w16se w16cid w16 w16cex w16sdtdh w16sdtfl w16du wp14">
   <w:p>
     <w:pPr>
       <w:pStyle w:val="BodyText"/>
-      <w:spacing w:lineRule="auto" w:line="14"/>
-      <w:ind w:start="0"/>
+      <w:spacing w:line="14" w:lineRule="auto"/>
+      <w:ind w:left="0"/>
       <w:rPr>
         <w:sz w:val="20"/>
       </w:rPr>
     </w:pPr>
     <w:r>
       <w:rPr>
+        <w:noProof/>
         <w:sz w:val="20"/>
       </w:rPr>
       <mc:AlternateContent>
         <mc:Choice Requires="wps">
           <w:drawing>
-            <wp:anchor behindDoc="1" distT="0" distB="0" distL="0" distR="0" simplePos="0" locked="0" layoutInCell="0" allowOverlap="1" relativeHeight="9" wp14:anchorId="5DA1389F">
+            <wp:anchor distT="0" distB="0" distL="0" distR="0" simplePos="0" relativeHeight="251661312" behindDoc="1" locked="0" layoutInCell="0" allowOverlap="1" wp14:anchorId="5DA1389F" wp14:editId="2A582FB6">
               <wp:simplePos x="0" y="0"/>
               <wp:positionH relativeFrom="page">
                 <wp:posOffset>3978910</wp:posOffset>
@@ -6560,6 +6505,7 @@
               <wp:effectExtent l="0" t="0" r="0" b="0"/>
               <wp:wrapNone/>
               <wp:docPr id="8" name="Textbox 4"/>
+              <wp:cNvGraphicFramePr/>
               <a:graphic xmlns:a="http://schemas.openxmlformats.org/drawingml/2006/main">
                 <a:graphicData uri="http://schemas.microsoft.com/office/word/2010/wordprocessingShape">
                   <wps:wsp>
@@ -6578,9 +6524,15 @@
                       </a:ln>
                     </wps:spPr>
                     <wps:style>
-                      <a:lnRef idx="0"/>
-                      <a:fillRef idx="0"/>
-                      <a:effectRef idx="0"/>
+                      <a:lnRef idx="0">
+                        <a:scrgbClr r="0" g="0" b="0"/>
+                      </a:lnRef>
+                      <a:fillRef idx="0">
+                        <a:scrgbClr r="0" g="0" b="0"/>
+                      </a:fillRef>
+                      <a:effectRef idx="0">
+                        <a:scrgbClr r="0" g="0" b="0"/>
+                      </a:effectRef>
                       <a:fontRef idx="minor"/>
                     </wps:style>
                     <wps:txbx>
@@ -6588,8 +6540,8 @@
                         <w:p>
                           <w:pPr>
                             <w:pStyle w:val="FrameContentsuser"/>
-                            <w:spacing w:lineRule="exact" w:line="244"/>
-                            <w:ind w:start="60"/>
+                            <w:spacing w:line="244" w:lineRule="exact"/>
+                            <w:ind w:left="60"/>
                             <w:rPr>
                               <w:rFonts w:ascii="Calibri" w:hAnsi="Calibri"/>
                             </w:rPr>
@@ -6604,40 +6556,40 @@
                           </w:r>
                           <w:r>
                             <w:rPr>
-                              <w:spacing w:val="-10"/>
                               <w:rFonts w:ascii="Calibri" w:hAnsi="Calibri"/>
                               <w:color w:val="000000"/>
+                              <w:spacing w:val="-10"/>
                             </w:rPr>
                             <w:instrText xml:space="preserve"> PAGE </w:instrText>
                           </w:r>
                           <w:r>
                             <w:rPr>
-                              <w:spacing w:val="-10"/>
                               <w:rFonts w:ascii="Calibri" w:hAnsi="Calibri"/>
                               <w:color w:val="000000"/>
+                              <w:spacing w:val="-10"/>
                             </w:rPr>
                             <w:fldChar w:fldCharType="separate"/>
                           </w:r>
                           <w:r>
                             <w:rPr>
-                              <w:spacing w:val="-10"/>
                               <w:rFonts w:ascii="Calibri" w:hAnsi="Calibri"/>
                               <w:color w:val="000000"/>
+                              <w:spacing w:val="-10"/>
                             </w:rPr>
                             <w:t>5</w:t>
                           </w:r>
                           <w:r>
                             <w:rPr>
-                              <w:spacing w:val="-10"/>
                               <w:rFonts w:ascii="Calibri" w:hAnsi="Calibri"/>
                               <w:color w:val="000000"/>
+                              <w:spacing w:val="-10"/>
                             </w:rPr>
                             <w:fldChar w:fldCharType="end"/>
                           </w:r>
                         </w:p>
                       </w:txbxContent>
                     </wps:txbx>
-                    <wps:bodyPr lIns="0" rIns="0" tIns="0" bIns="0" anchor="t">
+                    <wps:bodyPr lIns="0" tIns="0" rIns="0" bIns="0" anchor="t">
                       <a:noAutofit/>
                     </wps:bodyPr>
                   </wps:wsp>
@@ -6646,7 +6598,7 @@
             </wp:anchor>
           </w:drawing>
         </mc:Choice>
-        <mc:Fallback>
+        <mc:Fallback xmlns:pic="http://schemas.openxmlformats.org/drawingml/2006/picture">
           <w:pict>
             <v:rect id="shape_0" ID="Textbox 4" path="m0,0l-2147483645,0l-2147483645,-2147483646l0,-2147483646xe" stroked="f" o:allowincell="f" style="position:absolute;margin-left:313.3pt;margin-top:36.85pt;width:12.55pt;height:12.95pt;mso-wrap-style:square;v-text-anchor:top;mso-position-horizontal-relative:page;mso-position-vertical-relative:page" wp14:anchorId="5DA1389F">
               <v:fill o:detectmouseclick="t" on="false"/>
@@ -6716,24 +6668,25 @@
 </file>
 
 <file path=word/header2.xml><?xml version="1.0" encoding="utf-8"?>
-<w:hdr xmlns:o="urn:schemas-microsoft-com:office:office" xmlns:r="http://schemas.openxmlformats.org/officeDocument/2006/relationships" xmlns:v="urn:schemas-microsoft-com:vml" xmlns:w="http://schemas.openxmlformats.org/wordprocessingml/2006/main" xmlns:w10="urn:schemas-microsoft-com:office:word" xmlns:wp="http://schemas.openxmlformats.org/drawingml/2006/wordprocessingDrawing" xmlns:pic="http://schemas.openxmlformats.org/drawingml/2006/picture" xmlns:wps="http://schemas.microsoft.com/office/word/2010/wordprocessingShape" xmlns:wpg="http://schemas.microsoft.com/office/word/2010/wordprocessingGroup" xmlns:mc="http://schemas.openxmlformats.org/markup-compatibility/2006" xmlns:wp14="http://schemas.microsoft.com/office/word/2010/wordprocessingDrawing" xmlns:w14="http://schemas.microsoft.com/office/word/2010/wordml" xmlns:w15="http://schemas.microsoft.com/office/word/2012/wordml" mc:Ignorable="w14 wp14 w15">
+<w:hdr xmlns:wpc="http://schemas.microsoft.com/office/word/2010/wordprocessingCanvas" xmlns:cx="http://schemas.microsoft.com/office/drawing/2014/chartex" xmlns:cx1="http://schemas.microsoft.com/office/drawing/2015/9/8/chartex" xmlns:cx2="http://schemas.microsoft.com/office/drawing/2015/10/21/chartex" xmlns:cx3="http://schemas.microsoft.com/office/drawing/2016/5/9/chartex" xmlns:cx4="http://schemas.microsoft.com/office/drawing/2016/5/10/chartex" xmlns:cx5="http://schemas.microsoft.com/office/drawing/2016/5/11/chartex" xmlns:cx6="http://schemas.microsoft.com/office/drawing/2016/5/12/chartex" xmlns:cx7="http://schemas.microsoft.com/office/drawing/2016/5/13/chartex" xmlns:cx8="http://schemas.microsoft.com/office/drawing/2016/5/14/chartex" xmlns:mc="http://schemas.openxmlformats.org/markup-compatibility/2006" xmlns:m="http://schemas.openxmlformats.org/officeDocument/2006/math" xmlns:aink="http://schemas.microsoft.com/office/drawing/2016/ink" xmlns:am3d="http://schemas.microsoft.com/office/drawing/2017/model3d" xmlns:oel="http://schemas.microsoft.com/office/2019/extlst" xmlns:r="http://schemas.openxmlformats.org/officeDocument/2006/relationships" xmlns:wp14="http://schemas.microsoft.com/office/word/2010/wordprocessingDrawing" xmlns:wp="http://schemas.openxmlformats.org/drawingml/2006/wordprocessingDrawing" xmlns:wpg="http://schemas.microsoft.com/office/word/2010/wordprocessingGroup" xmlns:wpi="http://schemas.microsoft.com/office/word/2010/wordprocessingInk" xmlns:wps="http://schemas.microsoft.com/office/word/2010/wordprocessingShape" xmlns:o="urn:schemas-microsoft-com:office:office" xmlns:v="urn:schemas-microsoft-com:vml" xmlns:w10="urn:schemas-microsoft-com:office:word" xmlns:w="http://schemas.openxmlformats.org/wordprocessingml/2006/main" xmlns:w14="http://schemas.microsoft.com/office/word/2010/wordml" xmlns:w15="http://schemas.microsoft.com/office/word/2012/wordml" xmlns:w16cex="http://schemas.microsoft.com/office/word/2018/wordml/cex" xmlns:w16cid="http://schemas.microsoft.com/office/word/2016/wordml/cid" xmlns:w16="http://schemas.microsoft.com/office/word/2018/wordml" xmlns:w16sdtdh="http://schemas.microsoft.com/office/word/2020/wordml/sdtdatahash" xmlns:w16sdtfl="http://schemas.microsoft.com/office/word/2024/wordml/sdtformatlock" xmlns:w16se="http://schemas.microsoft.com/office/word/2015/wordml/symex" xmlns:w16du="http://schemas.microsoft.com/office/word/2023/wordml/word16du" xmlns:wne="http://schemas.microsoft.com/office/word/2006/wordml" mc:Ignorable="w14 w15 w16se w16cid w16 w16cex w16sdtdh w16sdtfl w16du wp14">
   <w:p>
     <w:pPr>
       <w:pStyle w:val="BodyText"/>
-      <w:spacing w:lineRule="auto" w:line="14"/>
-      <w:ind w:start="0"/>
+      <w:spacing w:line="14" w:lineRule="auto"/>
+      <w:ind w:left="0"/>
       <w:rPr>
         <w:sz w:val="20"/>
       </w:rPr>
     </w:pPr>
     <w:r>
       <w:rPr>
+        <w:noProof/>
         <w:sz w:val="20"/>
       </w:rPr>
       <mc:AlternateContent>
         <mc:Choice Requires="wps">
           <w:drawing>
-            <wp:anchor behindDoc="1" distT="0" distB="0" distL="0" distR="0" simplePos="0" locked="0" layoutInCell="0" allowOverlap="1" relativeHeight="2" wp14:anchorId="5DA1389F">
+            <wp:anchor distT="0" distB="0" distL="0" distR="0" simplePos="0" relativeHeight="251654144" behindDoc="1" locked="0" layoutInCell="0" allowOverlap="1" wp14:anchorId="5DA1389F" wp14:editId="5EC8EE16">
               <wp:simplePos x="0" y="0"/>
               <wp:positionH relativeFrom="page">
                 <wp:posOffset>3978910</wp:posOffset>
@@ -6745,6 +6698,7 @@
               <wp:effectExtent l="0" t="0" r="0" b="0"/>
               <wp:wrapNone/>
               <wp:docPr id="1" name="Textbox 1"/>
+              <wp:cNvGraphicFramePr/>
               <a:graphic xmlns:a="http://schemas.openxmlformats.org/drawingml/2006/main">
                 <a:graphicData uri="http://schemas.microsoft.com/office/word/2010/wordprocessingShape">
                   <wps:wsp>
@@ -6763,9 +6717,15 @@
                       </a:ln>
                     </wps:spPr>
                     <wps:style>
-                      <a:lnRef idx="0"/>
-                      <a:fillRef idx="0"/>
-                      <a:effectRef idx="0"/>
+                      <a:lnRef idx="0">
+                        <a:scrgbClr r="0" g="0" b="0"/>
+                      </a:lnRef>
+                      <a:fillRef idx="0">
+                        <a:scrgbClr r="0" g="0" b="0"/>
+                      </a:fillRef>
+                      <a:effectRef idx="0">
+                        <a:scrgbClr r="0" g="0" b="0"/>
+                      </a:effectRef>
                       <a:fontRef idx="minor"/>
                     </wps:style>
                     <wps:txbx>
@@ -6773,8 +6733,8 @@
                         <w:p>
                           <w:pPr>
                             <w:pStyle w:val="FrameContentsuser"/>
-                            <w:spacing w:lineRule="exact" w:line="244"/>
-                            <w:ind w:start="60"/>
+                            <w:spacing w:line="244" w:lineRule="exact"/>
+                            <w:ind w:left="60"/>
                             <w:rPr>
                               <w:rFonts w:ascii="Calibri" w:hAnsi="Calibri"/>
                             </w:rPr>
@@ -6789,40 +6749,40 @@
                           </w:r>
                           <w:r>
                             <w:rPr>
-                              <w:spacing w:val="-10"/>
                               <w:rFonts w:ascii="Calibri" w:hAnsi="Calibri"/>
                               <w:color w:val="000000"/>
+                              <w:spacing w:val="-10"/>
                             </w:rPr>
                             <w:instrText xml:space="preserve"> PAGE </w:instrText>
                           </w:r>
                           <w:r>
                             <w:rPr>
-                              <w:spacing w:val="-10"/>
                               <w:rFonts w:ascii="Calibri" w:hAnsi="Calibri"/>
                               <w:color w:val="000000"/>
+                              <w:spacing w:val="-10"/>
                             </w:rPr>
                             <w:fldChar w:fldCharType="separate"/>
                           </w:r>
                           <w:r>
                             <w:rPr>
-                              <w:spacing w:val="-10"/>
                               <w:rFonts w:ascii="Calibri" w:hAnsi="Calibri"/>
                               <w:color w:val="000000"/>
+                              <w:spacing w:val="-10"/>
                             </w:rPr>
                             <w:t>2</w:t>
                           </w:r>
                           <w:r>
                             <w:rPr>
-                              <w:spacing w:val="-10"/>
                               <w:rFonts w:ascii="Calibri" w:hAnsi="Calibri"/>
                               <w:color w:val="000000"/>
+                              <w:spacing w:val="-10"/>
                             </w:rPr>
                             <w:fldChar w:fldCharType="end"/>
                           </w:r>
                         </w:p>
                       </w:txbxContent>
                     </wps:txbx>
-                    <wps:bodyPr lIns="0" rIns="0" tIns="0" bIns="0" anchor="t">
+                    <wps:bodyPr lIns="0" tIns="0" rIns="0" bIns="0" anchor="t">
                       <a:noAutofit/>
                     </wps:bodyPr>
                   </wps:wsp>
@@ -6831,7 +6791,7 @@
             </wp:anchor>
           </w:drawing>
         </mc:Choice>
-        <mc:Fallback>
+        <mc:Fallback xmlns:pic="http://schemas.openxmlformats.org/drawingml/2006/picture">
           <w:pict>
             <v:rect id="shape_0" ID="Textbox 1" path="m0,0l-2147483645,0l-2147483645,-2147483646l0,-2147483646xe" stroked="f" o:allowincell="f" style="position:absolute;margin-left:313.3pt;margin-top:36.85pt;width:12.55pt;height:12.95pt;mso-wrap-style:square;v-text-anchor:top;mso-position-horizontal-relative:page;mso-position-vertical-relative:page" wp14:anchorId="5DA1389F">
               <v:fill o:detectmouseclick="t" on="false"/>
@@ -6901,24 +6861,25 @@
 </file>
 
 <file path=word/header3.xml><?xml version="1.0" encoding="utf-8"?>
-<w:hdr xmlns:o="urn:schemas-microsoft-com:office:office" xmlns:r="http://schemas.openxmlformats.org/officeDocument/2006/relationships" xmlns:v="urn:schemas-microsoft-com:vml" xmlns:w="http://schemas.openxmlformats.org/wordprocessingml/2006/main" xmlns:w10="urn:schemas-microsoft-com:office:word" xmlns:wp="http://schemas.openxmlformats.org/drawingml/2006/wordprocessingDrawing" xmlns:pic="http://schemas.openxmlformats.org/drawingml/2006/picture" xmlns:wps="http://schemas.microsoft.com/office/word/2010/wordprocessingShape" xmlns:wpg="http://schemas.microsoft.com/office/word/2010/wordprocessingGroup" xmlns:mc="http://schemas.openxmlformats.org/markup-compatibility/2006" xmlns:wp14="http://schemas.microsoft.com/office/word/2010/wordprocessingDrawing" xmlns:w14="http://schemas.microsoft.com/office/word/2010/wordml" xmlns:w15="http://schemas.microsoft.com/office/word/2012/wordml" mc:Ignorable="w14 wp14 w15">
+<w:hdr xmlns:wpc="http://schemas.microsoft.com/office/word/2010/wordprocessingCanvas" xmlns:cx="http://schemas.microsoft.com/office/drawing/2014/chartex" xmlns:cx1="http://schemas.microsoft.com/office/drawing/2015/9/8/chartex" xmlns:cx2="http://schemas.microsoft.com/office/drawing/2015/10/21/chartex" xmlns:cx3="http://schemas.microsoft.com/office/drawing/2016/5/9/chartex" xmlns:cx4="http://schemas.microsoft.com/office/drawing/2016/5/10/chartex" xmlns:cx5="http://schemas.microsoft.com/office/drawing/2016/5/11/chartex" xmlns:cx6="http://schemas.microsoft.com/office/drawing/2016/5/12/chartex" xmlns:cx7="http://schemas.microsoft.com/office/drawing/2016/5/13/chartex" xmlns:cx8="http://schemas.microsoft.com/office/drawing/2016/5/14/chartex" xmlns:mc="http://schemas.openxmlformats.org/markup-compatibility/2006" xmlns:m="http://schemas.openxmlformats.org/officeDocument/2006/math" xmlns:aink="http://schemas.microsoft.com/office/drawing/2016/ink" xmlns:am3d="http://schemas.microsoft.com/office/drawing/2017/model3d" xmlns:oel="http://schemas.microsoft.com/office/2019/extlst" xmlns:r="http://schemas.openxmlformats.org/officeDocument/2006/relationships" xmlns:wp14="http://schemas.microsoft.com/office/word/2010/wordprocessingDrawing" xmlns:wp="http://schemas.openxmlformats.org/drawingml/2006/wordprocessingDrawing" xmlns:wpg="http://schemas.microsoft.com/office/word/2010/wordprocessingGroup" xmlns:wpi="http://schemas.microsoft.com/office/word/2010/wordprocessingInk" xmlns:wps="http://schemas.microsoft.com/office/word/2010/wordprocessingShape" xmlns:o="urn:schemas-microsoft-com:office:office" xmlns:v="urn:schemas-microsoft-com:vml" xmlns:w10="urn:schemas-microsoft-com:office:word" xmlns:w="http://schemas.openxmlformats.org/wordprocessingml/2006/main" xmlns:w14="http://schemas.microsoft.com/office/word/2010/wordml" xmlns:w15="http://schemas.microsoft.com/office/word/2012/wordml" xmlns:w16cex="http://schemas.microsoft.com/office/word/2018/wordml/cex" xmlns:w16cid="http://schemas.microsoft.com/office/word/2016/wordml/cid" xmlns:w16="http://schemas.microsoft.com/office/word/2018/wordml" xmlns:w16sdtdh="http://schemas.microsoft.com/office/word/2020/wordml/sdtdatahash" xmlns:w16sdtfl="http://schemas.microsoft.com/office/word/2024/wordml/sdtformatlock" xmlns:w16se="http://schemas.microsoft.com/office/word/2015/wordml/symex" xmlns:w16du="http://schemas.microsoft.com/office/word/2023/wordml/word16du" xmlns:wne="http://schemas.microsoft.com/office/word/2006/wordml" mc:Ignorable="w14 w15 w16se w16cid w16 w16cex w16sdtdh w16sdtfl w16du wp14">
   <w:p>
     <w:pPr>
       <w:pStyle w:val="BodyText"/>
-      <w:spacing w:lineRule="auto" w:line="14"/>
-      <w:ind w:start="0"/>
+      <w:spacing w:line="14" w:lineRule="auto"/>
+      <w:ind w:left="0"/>
       <w:rPr>
         <w:sz w:val="20"/>
       </w:rPr>
     </w:pPr>
     <w:r>
       <w:rPr>
+        <w:noProof/>
         <w:sz w:val="20"/>
       </w:rPr>
       <mc:AlternateContent>
         <mc:Choice Requires="wps">
           <w:drawing>
-            <wp:anchor behindDoc="1" distT="0" distB="0" distL="0" distR="0" simplePos="0" locked="0" layoutInCell="0" allowOverlap="1" relativeHeight="2" wp14:anchorId="5DA1389F">
+            <wp:anchor distT="0" distB="0" distL="0" distR="0" simplePos="0" relativeHeight="251655168" behindDoc="1" locked="0" layoutInCell="0" allowOverlap="1" wp14:anchorId="5DA1389F" wp14:editId="5D62AB31">
               <wp:simplePos x="0" y="0"/>
               <wp:positionH relativeFrom="page">
                 <wp:posOffset>3978910</wp:posOffset>
@@ -6930,6 +6891,7 @@
               <wp:effectExtent l="0" t="0" r="0" b="0"/>
               <wp:wrapNone/>
               <wp:docPr id="2" name="Textbox 1"/>
+              <wp:cNvGraphicFramePr/>
               <a:graphic xmlns:a="http://schemas.openxmlformats.org/drawingml/2006/main">
                 <a:graphicData uri="http://schemas.microsoft.com/office/word/2010/wordprocessingShape">
                   <wps:wsp>
@@ -6948,9 +6910,15 @@
                       </a:ln>
                     </wps:spPr>
                     <wps:style>
-                      <a:lnRef idx="0"/>
-                      <a:fillRef idx="0"/>
-                      <a:effectRef idx="0"/>
+                      <a:lnRef idx="0">
+                        <a:scrgbClr r="0" g="0" b="0"/>
+                      </a:lnRef>
+                      <a:fillRef idx="0">
+                        <a:scrgbClr r="0" g="0" b="0"/>
+                      </a:fillRef>
+                      <a:effectRef idx="0">
+                        <a:scrgbClr r="0" g="0" b="0"/>
+                      </a:effectRef>
                       <a:fontRef idx="minor"/>
                     </wps:style>
                     <wps:txbx>
@@ -6958,8 +6926,8 @@
                         <w:p>
                           <w:pPr>
                             <w:pStyle w:val="FrameContentsuser"/>
-                            <w:spacing w:lineRule="exact" w:line="244"/>
-                            <w:ind w:start="60"/>
+                            <w:spacing w:line="244" w:lineRule="exact"/>
+                            <w:ind w:left="60"/>
                             <w:rPr>
                               <w:rFonts w:ascii="Calibri" w:hAnsi="Calibri"/>
                             </w:rPr>
@@ -6974,40 +6942,40 @@
                           </w:r>
                           <w:r>
                             <w:rPr>
-                              <w:spacing w:val="-10"/>
                               <w:rFonts w:ascii="Calibri" w:hAnsi="Calibri"/>
                               <w:color w:val="000000"/>
+                              <w:spacing w:val="-10"/>
                             </w:rPr>
                             <w:instrText xml:space="preserve"> PAGE </w:instrText>
                           </w:r>
                           <w:r>
                             <w:rPr>
-                              <w:spacing w:val="-10"/>
                               <w:rFonts w:ascii="Calibri" w:hAnsi="Calibri"/>
                               <w:color w:val="000000"/>
+                              <w:spacing w:val="-10"/>
                             </w:rPr>
                             <w:fldChar w:fldCharType="separate"/>
                           </w:r>
                           <w:r>
                             <w:rPr>
-                              <w:spacing w:val="-10"/>
                               <w:rFonts w:ascii="Calibri" w:hAnsi="Calibri"/>
                               <w:color w:val="000000"/>
+                              <w:spacing w:val="-10"/>
                             </w:rPr>
                             <w:t>2</w:t>
                           </w:r>
                           <w:r>
                             <w:rPr>
-                              <w:spacing w:val="-10"/>
                               <w:rFonts w:ascii="Calibri" w:hAnsi="Calibri"/>
                               <w:color w:val="000000"/>
+                              <w:spacing w:val="-10"/>
                             </w:rPr>
                             <w:fldChar w:fldCharType="end"/>
                           </w:r>
                         </w:p>
                       </w:txbxContent>
                     </wps:txbx>
-                    <wps:bodyPr lIns="0" rIns="0" tIns="0" bIns="0" anchor="t">
+                    <wps:bodyPr lIns="0" tIns="0" rIns="0" bIns="0" anchor="t">
                       <a:noAutofit/>
                     </wps:bodyPr>
                   </wps:wsp>
@@ -7016,7 +6984,7 @@
             </wp:anchor>
           </w:drawing>
         </mc:Choice>
-        <mc:Fallback>
+        <mc:Fallback xmlns:pic="http://schemas.openxmlformats.org/drawingml/2006/picture">
           <w:pict>
             <v:rect id="shape_0" ID="Textbox 1" path="m0,0l-2147483645,0l-2147483645,-2147483646l0,-2147483646xe" stroked="f" o:allowincell="f" style="position:absolute;margin-left:313.3pt;margin-top:36.85pt;width:12.55pt;height:12.95pt;mso-wrap-style:square;v-text-anchor:top;mso-position-horizontal-relative:page;mso-position-vertical-relative:page" wp14:anchorId="5DA1389F">
               <v:fill o:detectmouseclick="t" on="false"/>
@@ -7086,38 +7054,35 @@
 </file>
 
 <file path=word/header4.xml><?xml version="1.0" encoding="utf-8"?>
-<w:hdr xmlns:o="urn:schemas-microsoft-com:office:office" xmlns:r="http://schemas.openxmlformats.org/officeDocument/2006/relationships" xmlns:v="urn:schemas-microsoft-com:vml" xmlns:w="http://schemas.openxmlformats.org/wordprocessingml/2006/main" xmlns:w10="urn:schemas-microsoft-com:office:word" xmlns:wp="http://schemas.openxmlformats.org/drawingml/2006/wordprocessingDrawing" xmlns:pic="http://schemas.openxmlformats.org/drawingml/2006/picture" xmlns:wps="http://schemas.microsoft.com/office/word/2010/wordprocessingShape" xmlns:wpg="http://schemas.microsoft.com/office/word/2010/wordprocessingGroup" xmlns:mc="http://schemas.openxmlformats.org/markup-compatibility/2006" xmlns:wp14="http://schemas.microsoft.com/office/word/2010/wordprocessingDrawing" xmlns:w14="http://schemas.microsoft.com/office/word/2010/wordml" xmlns:w15="http://schemas.microsoft.com/office/word/2012/wordml" mc:Ignorable="w14 wp14 w15">
+<w:hdr xmlns:wpc="http://schemas.microsoft.com/office/word/2010/wordprocessingCanvas" xmlns:cx="http://schemas.microsoft.com/office/drawing/2014/chartex" xmlns:cx1="http://schemas.microsoft.com/office/drawing/2015/9/8/chartex" xmlns:cx2="http://schemas.microsoft.com/office/drawing/2015/10/21/chartex" xmlns:cx3="http://schemas.microsoft.com/office/drawing/2016/5/9/chartex" xmlns:cx4="http://schemas.microsoft.com/office/drawing/2016/5/10/chartex" xmlns:cx5="http://schemas.microsoft.com/office/drawing/2016/5/11/chartex" xmlns:cx6="http://schemas.microsoft.com/office/drawing/2016/5/12/chartex" xmlns:cx7="http://schemas.microsoft.com/office/drawing/2016/5/13/chartex" xmlns:cx8="http://schemas.microsoft.com/office/drawing/2016/5/14/chartex" xmlns:mc="http://schemas.openxmlformats.org/markup-compatibility/2006" xmlns:m="http://schemas.openxmlformats.org/officeDocument/2006/math" xmlns:aink="http://schemas.microsoft.com/office/drawing/2016/ink" xmlns:am3d="http://schemas.microsoft.com/office/drawing/2017/model3d" xmlns:oel="http://schemas.microsoft.com/office/2019/extlst" xmlns:r="http://schemas.openxmlformats.org/officeDocument/2006/relationships" xmlns:wp14="http://schemas.microsoft.com/office/word/2010/wordprocessingDrawing" xmlns:wp="http://schemas.openxmlformats.org/drawingml/2006/wordprocessingDrawing" xmlns:wpg="http://schemas.microsoft.com/office/word/2010/wordprocessingGroup" xmlns:wpi="http://schemas.microsoft.com/office/word/2010/wordprocessingInk" xmlns:wps="http://schemas.microsoft.com/office/word/2010/wordprocessingShape" xmlns:o="urn:schemas-microsoft-com:office:office" xmlns:v="urn:schemas-microsoft-com:vml" xmlns:w10="urn:schemas-microsoft-com:office:word" xmlns:w="http://schemas.openxmlformats.org/wordprocessingml/2006/main" xmlns:w14="http://schemas.microsoft.com/office/word/2010/wordml" xmlns:w15="http://schemas.microsoft.com/office/word/2012/wordml" xmlns:w16cex="http://schemas.microsoft.com/office/word/2018/wordml/cex" xmlns:w16cid="http://schemas.microsoft.com/office/word/2016/wordml/cid" xmlns:w16="http://schemas.microsoft.com/office/word/2018/wordml" xmlns:w16sdtdh="http://schemas.microsoft.com/office/word/2020/wordml/sdtdatahash" xmlns:w16sdtfl="http://schemas.microsoft.com/office/word/2024/wordml/sdtformatlock" xmlns:w16se="http://schemas.microsoft.com/office/word/2015/wordml/symex" xmlns:w16du="http://schemas.microsoft.com/office/word/2023/wordml/word16du" xmlns:wne="http://schemas.microsoft.com/office/word/2006/wordml" mc:Ignorable="w14 w15 w16se w16cid w16 w16cex w16sdtdh w16sdtfl w16du wp14">
   <w:p>
     <w:pPr>
       <w:pStyle w:val="Header"/>
-      <w:rPr/>
     </w:pPr>
-    <w:r>
-      <w:rPr/>
-    </w:r>
   </w:p>
 </w:hdr>
 </file>
 
 <file path=word/header5.xml><?xml version="1.0" encoding="utf-8"?>
-<w:hdr xmlns:o="urn:schemas-microsoft-com:office:office" xmlns:r="http://schemas.openxmlformats.org/officeDocument/2006/relationships" xmlns:v="urn:schemas-microsoft-com:vml" xmlns:w="http://schemas.openxmlformats.org/wordprocessingml/2006/main" xmlns:w10="urn:schemas-microsoft-com:office:word" xmlns:wp="http://schemas.openxmlformats.org/drawingml/2006/wordprocessingDrawing" xmlns:pic="http://schemas.openxmlformats.org/drawingml/2006/picture" xmlns:wps="http://schemas.microsoft.com/office/word/2010/wordprocessingShape" xmlns:wpg="http://schemas.microsoft.com/office/word/2010/wordprocessingGroup" xmlns:mc="http://schemas.openxmlformats.org/markup-compatibility/2006" xmlns:wp14="http://schemas.microsoft.com/office/word/2010/wordprocessingDrawing" xmlns:w14="http://schemas.microsoft.com/office/word/2010/wordml" xmlns:w15="http://schemas.microsoft.com/office/word/2012/wordml" mc:Ignorable="w14 wp14 w15">
+<w:hdr xmlns:wpc="http://schemas.microsoft.com/office/word/2010/wordprocessingCanvas" xmlns:cx="http://schemas.microsoft.com/office/drawing/2014/chartex" xmlns:cx1="http://schemas.microsoft.com/office/drawing/2015/9/8/chartex" xmlns:cx2="http://schemas.microsoft.com/office/drawing/2015/10/21/chartex" xmlns:cx3="http://schemas.microsoft.com/office/drawing/2016/5/9/chartex" xmlns:cx4="http://schemas.microsoft.com/office/drawing/2016/5/10/chartex" xmlns:cx5="http://schemas.microsoft.com/office/drawing/2016/5/11/chartex" xmlns:cx6="http://schemas.microsoft.com/office/drawing/2016/5/12/chartex" xmlns:cx7="http://schemas.microsoft.com/office/drawing/2016/5/13/chartex" xmlns:cx8="http://schemas.microsoft.com/office/drawing/2016/5/14/chartex" xmlns:mc="http://schemas.openxmlformats.org/markup-compatibility/2006" xmlns:m="http://schemas.openxmlformats.org/officeDocument/2006/math" xmlns:aink="http://schemas.microsoft.com/office/drawing/2016/ink" xmlns:am3d="http://schemas.microsoft.com/office/drawing/2017/model3d" xmlns:oel="http://schemas.microsoft.com/office/2019/extlst" xmlns:r="http://schemas.openxmlformats.org/officeDocument/2006/relationships" xmlns:wp14="http://schemas.microsoft.com/office/word/2010/wordprocessingDrawing" xmlns:wp="http://schemas.openxmlformats.org/drawingml/2006/wordprocessingDrawing" xmlns:wpg="http://schemas.microsoft.com/office/word/2010/wordprocessingGroup" xmlns:wpi="http://schemas.microsoft.com/office/word/2010/wordprocessingInk" xmlns:wps="http://schemas.microsoft.com/office/word/2010/wordprocessingShape" xmlns:o="urn:schemas-microsoft-com:office:office" xmlns:v="urn:schemas-microsoft-com:vml" xmlns:w10="urn:schemas-microsoft-com:office:word" xmlns:w="http://schemas.openxmlformats.org/wordprocessingml/2006/main" xmlns:w14="http://schemas.microsoft.com/office/word/2010/wordml" xmlns:w15="http://schemas.microsoft.com/office/word/2012/wordml" xmlns:w16cex="http://schemas.microsoft.com/office/word/2018/wordml/cex" xmlns:w16cid="http://schemas.microsoft.com/office/word/2016/wordml/cid" xmlns:w16="http://schemas.microsoft.com/office/word/2018/wordml" xmlns:w16sdtdh="http://schemas.microsoft.com/office/word/2020/wordml/sdtdatahash" xmlns:w16sdtfl="http://schemas.microsoft.com/office/word/2024/wordml/sdtformatlock" xmlns:w16se="http://schemas.microsoft.com/office/word/2015/wordml/symex" xmlns:w16du="http://schemas.microsoft.com/office/word/2023/wordml/word16du" xmlns:wne="http://schemas.microsoft.com/office/word/2006/wordml" mc:Ignorable="w14 w15 w16se w16cid w16 w16cex w16sdtdh w16sdtfl w16du wp14">
   <w:p>
     <w:pPr>
       <w:pStyle w:val="BodyText"/>
-      <w:spacing w:lineRule="auto" w:line="14"/>
-      <w:ind w:start="0"/>
+      <w:spacing w:line="14" w:lineRule="auto"/>
+      <w:ind w:left="0"/>
       <w:rPr>
         <w:sz w:val="20"/>
       </w:rPr>
     </w:pPr>
     <w:r>
       <w:rPr>
+        <w:noProof/>
         <w:sz w:val="20"/>
       </w:rPr>
       <mc:AlternateContent>
         <mc:Choice Requires="wps">
           <w:drawing>
-            <wp:anchor behindDoc="1" distT="0" distB="0" distL="0" distR="0" simplePos="0" locked="0" layoutInCell="0" allowOverlap="1" relativeHeight="5" wp14:anchorId="5DA1389F">
+            <wp:anchor distT="0" distB="0" distL="0" distR="0" simplePos="0" relativeHeight="251656192" behindDoc="1" locked="0" layoutInCell="0" allowOverlap="1" wp14:anchorId="5DA1389F" wp14:editId="2D4E518A">
               <wp:simplePos x="0" y="0"/>
               <wp:positionH relativeFrom="page">
                 <wp:posOffset>3978910</wp:posOffset>
@@ -7129,6 +7094,7 @@
               <wp:effectExtent l="0" t="0" r="0" b="0"/>
               <wp:wrapNone/>
               <wp:docPr id="3" name="Textbox 2"/>
+              <wp:cNvGraphicFramePr/>
               <a:graphic xmlns:a="http://schemas.openxmlformats.org/drawingml/2006/main">
                 <a:graphicData uri="http://schemas.microsoft.com/office/word/2010/wordprocessingShape">
                   <wps:wsp>
@@ -7147,9 +7113,15 @@
                       </a:ln>
                     </wps:spPr>
                     <wps:style>
-                      <a:lnRef idx="0"/>
-                      <a:fillRef idx="0"/>
-                      <a:effectRef idx="0"/>
+                      <a:lnRef idx="0">
+                        <a:scrgbClr r="0" g="0" b="0"/>
+                      </a:lnRef>
+                      <a:fillRef idx="0">
+                        <a:scrgbClr r="0" g="0" b="0"/>
+                      </a:fillRef>
+                      <a:effectRef idx="0">
+                        <a:scrgbClr r="0" g="0" b="0"/>
+                      </a:effectRef>
                       <a:fontRef idx="minor"/>
                     </wps:style>
                     <wps:txbx>
@@ -7157,8 +7129,8 @@
                         <w:p>
                           <w:pPr>
                             <w:pStyle w:val="FrameContentsuser"/>
-                            <w:spacing w:lineRule="exact" w:line="244"/>
-                            <w:ind w:start="60"/>
+                            <w:spacing w:line="244" w:lineRule="exact"/>
+                            <w:ind w:left="60"/>
                             <w:rPr>
                               <w:rFonts w:ascii="Calibri" w:hAnsi="Calibri"/>
                             </w:rPr>
@@ -7173,40 +7145,40 @@
                           </w:r>
                           <w:r>
                             <w:rPr>
-                              <w:spacing w:val="-10"/>
                               <w:rFonts w:ascii="Calibri" w:hAnsi="Calibri"/>
                               <w:color w:val="000000"/>
+                              <w:spacing w:val="-10"/>
                             </w:rPr>
                             <w:instrText xml:space="preserve"> PAGE </w:instrText>
                           </w:r>
                           <w:r>
                             <w:rPr>
-                              <w:spacing w:val="-10"/>
                               <w:rFonts w:ascii="Calibri" w:hAnsi="Calibri"/>
                               <w:color w:val="000000"/>
+                              <w:spacing w:val="-10"/>
                             </w:rPr>
                             <w:fldChar w:fldCharType="separate"/>
                           </w:r>
                           <w:r>
                             <w:rPr>
-                              <w:spacing w:val="-10"/>
                               <w:rFonts w:ascii="Calibri" w:hAnsi="Calibri"/>
                               <w:color w:val="000000"/>
+                              <w:spacing w:val="-10"/>
                             </w:rPr>
                             <w:t>3</w:t>
                           </w:r>
                           <w:r>
                             <w:rPr>
-                              <w:spacing w:val="-10"/>
                               <w:rFonts w:ascii="Calibri" w:hAnsi="Calibri"/>
                               <w:color w:val="000000"/>
+                              <w:spacing w:val="-10"/>
                             </w:rPr>
                             <w:fldChar w:fldCharType="end"/>
                           </w:r>
                         </w:p>
                       </w:txbxContent>
                     </wps:txbx>
-                    <wps:bodyPr lIns="0" rIns="0" tIns="0" bIns="0" anchor="t">
+                    <wps:bodyPr lIns="0" tIns="0" rIns="0" bIns="0" anchor="t">
                       <a:noAutofit/>
                     </wps:bodyPr>
                   </wps:wsp>
@@ -7215,7 +7187,7 @@
             </wp:anchor>
           </w:drawing>
         </mc:Choice>
-        <mc:Fallback>
+        <mc:Fallback xmlns:pic="http://schemas.openxmlformats.org/drawingml/2006/picture">
           <w:pict>
             <v:rect id="shape_0" ID="Textbox 2" path="m0,0l-2147483645,0l-2147483645,-2147483646l0,-2147483646xe" stroked="f" o:allowincell="f" style="position:absolute;margin-left:313.3pt;margin-top:36.85pt;width:12.55pt;height:12.95pt;mso-wrap-style:square;v-text-anchor:top;mso-position-horizontal-relative:page;mso-position-vertical-relative:page" wp14:anchorId="5DA1389F">
               <v:fill o:detectmouseclick="t" on="false"/>
@@ -7285,24 +7257,25 @@
 </file>
 
 <file path=word/header6.xml><?xml version="1.0" encoding="utf-8"?>
-<w:hdr xmlns:o="urn:schemas-microsoft-com:office:office" xmlns:r="http://schemas.openxmlformats.org/officeDocument/2006/relationships" xmlns:v="urn:schemas-microsoft-com:vml" xmlns:w="http://schemas.openxmlformats.org/wordprocessingml/2006/main" xmlns:w10="urn:schemas-microsoft-com:office:word" xmlns:wp="http://schemas.openxmlformats.org/drawingml/2006/wordprocessingDrawing" xmlns:pic="http://schemas.openxmlformats.org/drawingml/2006/picture" xmlns:wps="http://schemas.microsoft.com/office/word/2010/wordprocessingShape" xmlns:wpg="http://schemas.microsoft.com/office/word/2010/wordprocessingGroup" xmlns:mc="http://schemas.openxmlformats.org/markup-compatibility/2006" xmlns:wp14="http://schemas.microsoft.com/office/word/2010/wordprocessingDrawing" xmlns:w14="http://schemas.microsoft.com/office/word/2010/wordml" xmlns:w15="http://schemas.microsoft.com/office/word/2012/wordml" mc:Ignorable="w14 wp14 w15">
+<w:hdr xmlns:wpc="http://schemas.microsoft.com/office/word/2010/wordprocessingCanvas" xmlns:cx="http://schemas.microsoft.com/office/drawing/2014/chartex" xmlns:cx1="http://schemas.microsoft.com/office/drawing/2015/9/8/chartex" xmlns:cx2="http://schemas.microsoft.com/office/drawing/2015/10/21/chartex" xmlns:cx3="http://schemas.microsoft.com/office/drawing/2016/5/9/chartex" xmlns:cx4="http://schemas.microsoft.com/office/drawing/2016/5/10/chartex" xmlns:cx5="http://schemas.microsoft.com/office/drawing/2016/5/11/chartex" xmlns:cx6="http://schemas.microsoft.com/office/drawing/2016/5/12/chartex" xmlns:cx7="http://schemas.microsoft.com/office/drawing/2016/5/13/chartex" xmlns:cx8="http://schemas.microsoft.com/office/drawing/2016/5/14/chartex" xmlns:mc="http://schemas.openxmlformats.org/markup-compatibility/2006" xmlns:m="http://schemas.openxmlformats.org/officeDocument/2006/math" xmlns:aink="http://schemas.microsoft.com/office/drawing/2016/ink" xmlns:am3d="http://schemas.microsoft.com/office/drawing/2017/model3d" xmlns:oel="http://schemas.microsoft.com/office/2019/extlst" xmlns:r="http://schemas.openxmlformats.org/officeDocument/2006/relationships" xmlns:wp14="http://schemas.microsoft.com/office/word/2010/wordprocessingDrawing" xmlns:wp="http://schemas.openxmlformats.org/drawingml/2006/wordprocessingDrawing" xmlns:wpg="http://schemas.microsoft.com/office/word/2010/wordprocessingGroup" xmlns:wpi="http://schemas.microsoft.com/office/word/2010/wordprocessingInk" xmlns:wps="http://schemas.microsoft.com/office/word/2010/wordprocessingShape" xmlns:o="urn:schemas-microsoft-com:office:office" xmlns:v="urn:schemas-microsoft-com:vml" xmlns:w10="urn:schemas-microsoft-com:office:word" xmlns:w="http://schemas.openxmlformats.org/wordprocessingml/2006/main" xmlns:w14="http://schemas.microsoft.com/office/word/2010/wordml" xmlns:w15="http://schemas.microsoft.com/office/word/2012/wordml" xmlns:w16cex="http://schemas.microsoft.com/office/word/2018/wordml/cex" xmlns:w16cid="http://schemas.microsoft.com/office/word/2016/wordml/cid" xmlns:w16="http://schemas.microsoft.com/office/word/2018/wordml" xmlns:w16sdtdh="http://schemas.microsoft.com/office/word/2020/wordml/sdtdatahash" xmlns:w16sdtfl="http://schemas.microsoft.com/office/word/2024/wordml/sdtformatlock" xmlns:w16se="http://schemas.microsoft.com/office/word/2015/wordml/symex" xmlns:w16du="http://schemas.microsoft.com/office/word/2023/wordml/word16du" xmlns:wne="http://schemas.microsoft.com/office/word/2006/wordml" mc:Ignorable="w14 w15 w16se w16cid w16 w16cex w16sdtdh w16sdtfl w16du wp14">
   <w:p>
     <w:pPr>
       <w:pStyle w:val="BodyText"/>
-      <w:spacing w:lineRule="auto" w:line="14"/>
-      <w:ind w:start="0"/>
+      <w:spacing w:line="14" w:lineRule="auto"/>
+      <w:ind w:left="0"/>
       <w:rPr>
         <w:sz w:val="20"/>
       </w:rPr>
     </w:pPr>
     <w:r>
       <w:rPr>
+        <w:noProof/>
         <w:sz w:val="20"/>
       </w:rPr>
       <mc:AlternateContent>
         <mc:Choice Requires="wps">
           <w:drawing>
-            <wp:anchor behindDoc="1" distT="0" distB="0" distL="0" distR="0" simplePos="0" locked="0" layoutInCell="0" allowOverlap="1" relativeHeight="5" wp14:anchorId="5DA1389F">
+            <wp:anchor distT="0" distB="0" distL="0" distR="0" simplePos="0" relativeHeight="251657216" behindDoc="1" locked="0" layoutInCell="0" allowOverlap="1" wp14:anchorId="5DA1389F" wp14:editId="309AF3B3">
               <wp:simplePos x="0" y="0"/>
               <wp:positionH relativeFrom="page">
                 <wp:posOffset>3978910</wp:posOffset>
@@ -7314,6 +7287,7 @@
               <wp:effectExtent l="0" t="0" r="0" b="0"/>
               <wp:wrapNone/>
               <wp:docPr id="4" name="Textbox 2"/>
+              <wp:cNvGraphicFramePr/>
               <a:graphic xmlns:a="http://schemas.openxmlformats.org/drawingml/2006/main">
                 <a:graphicData uri="http://schemas.microsoft.com/office/word/2010/wordprocessingShape">
                   <wps:wsp>
@@ -7332,9 +7306,15 @@
                       </a:ln>
                     </wps:spPr>
                     <wps:style>
-                      <a:lnRef idx="0"/>
-                      <a:fillRef idx="0"/>
-                      <a:effectRef idx="0"/>
+                      <a:lnRef idx="0">
+                        <a:scrgbClr r="0" g="0" b="0"/>
+                      </a:lnRef>
+                      <a:fillRef idx="0">
+                        <a:scrgbClr r="0" g="0" b="0"/>
+                      </a:fillRef>
+                      <a:effectRef idx="0">
+                        <a:scrgbClr r="0" g="0" b="0"/>
+                      </a:effectRef>
                       <a:fontRef idx="minor"/>
                     </wps:style>
                     <wps:txbx>
@@ -7342,8 +7322,8 @@
                         <w:p>
                           <w:pPr>
                             <w:pStyle w:val="FrameContentsuser"/>
-                            <w:spacing w:lineRule="exact" w:line="244"/>
-                            <w:ind w:start="60"/>
+                            <w:spacing w:line="244" w:lineRule="exact"/>
+                            <w:ind w:left="60"/>
                             <w:rPr>
                               <w:rFonts w:ascii="Calibri" w:hAnsi="Calibri"/>
                             </w:rPr>
@@ -7358,40 +7338,40 @@
                           </w:r>
                           <w:r>
                             <w:rPr>
-                              <w:spacing w:val="-10"/>
                               <w:rFonts w:ascii="Calibri" w:hAnsi="Calibri"/>
                               <w:color w:val="000000"/>
+                              <w:spacing w:val="-10"/>
                             </w:rPr>
                             <w:instrText xml:space="preserve"> PAGE </w:instrText>
                           </w:r>
                           <w:r>
                             <w:rPr>
-                              <w:spacing w:val="-10"/>
                               <w:rFonts w:ascii="Calibri" w:hAnsi="Calibri"/>
                               <w:color w:val="000000"/>
+                              <w:spacing w:val="-10"/>
                             </w:rPr>
                             <w:fldChar w:fldCharType="separate"/>
                           </w:r>
                           <w:r>
                             <w:rPr>
-                              <w:spacing w:val="-10"/>
                               <w:rFonts w:ascii="Calibri" w:hAnsi="Calibri"/>
                               <w:color w:val="000000"/>
+                              <w:spacing w:val="-10"/>
                             </w:rPr>
                             <w:t>3</w:t>
                           </w:r>
                           <w:r>
                             <w:rPr>
-                              <w:spacing w:val="-10"/>
                               <w:rFonts w:ascii="Calibri" w:hAnsi="Calibri"/>
                               <w:color w:val="000000"/>
+                              <w:spacing w:val="-10"/>
                             </w:rPr>
                             <w:fldChar w:fldCharType="end"/>
                           </w:r>
                         </w:p>
                       </w:txbxContent>
                     </wps:txbx>
-                    <wps:bodyPr lIns="0" rIns="0" tIns="0" bIns="0" anchor="t">
+                    <wps:bodyPr lIns="0" tIns="0" rIns="0" bIns="0" anchor="t">
                       <a:noAutofit/>
                     </wps:bodyPr>
                   </wps:wsp>
@@ -7400,7 +7380,7 @@
             </wp:anchor>
           </w:drawing>
         </mc:Choice>
-        <mc:Fallback>
+        <mc:Fallback xmlns:pic="http://schemas.openxmlformats.org/drawingml/2006/picture">
           <w:pict>
             <v:rect id="shape_0" ID="Textbox 2" path="m0,0l-2147483645,0l-2147483645,-2147483646l0,-2147483646xe" stroked="f" o:allowincell="f" style="position:absolute;margin-left:313.3pt;margin-top:36.85pt;width:12.55pt;height:12.95pt;mso-wrap-style:square;v-text-anchor:top;mso-position-horizontal-relative:page;mso-position-vertical-relative:page" wp14:anchorId="5DA1389F">
               <v:fill o:detectmouseclick="t" on="false"/>
@@ -7470,38 +7450,35 @@
 </file>
 
 <file path=word/header7.xml><?xml version="1.0" encoding="utf-8"?>
-<w:hdr xmlns:o="urn:schemas-microsoft-com:office:office" xmlns:r="http://schemas.openxmlformats.org/officeDocument/2006/relationships" xmlns:v="urn:schemas-microsoft-com:vml" xmlns:w="http://schemas.openxmlformats.org/wordprocessingml/2006/main" xmlns:w10="urn:schemas-microsoft-com:office:word" xmlns:wp="http://schemas.openxmlformats.org/drawingml/2006/wordprocessingDrawing" xmlns:pic="http://schemas.openxmlformats.org/drawingml/2006/picture" xmlns:wps="http://schemas.microsoft.com/office/word/2010/wordprocessingShape" xmlns:wpg="http://schemas.microsoft.com/office/word/2010/wordprocessingGroup" xmlns:mc="http://schemas.openxmlformats.org/markup-compatibility/2006" xmlns:wp14="http://schemas.microsoft.com/office/word/2010/wordprocessingDrawing" xmlns:w14="http://schemas.microsoft.com/office/word/2010/wordml" xmlns:w15="http://schemas.microsoft.com/office/word/2012/wordml" mc:Ignorable="w14 wp14 w15">
+<w:hdr xmlns:wpc="http://schemas.microsoft.com/office/word/2010/wordprocessingCanvas" xmlns:cx="http://schemas.microsoft.com/office/drawing/2014/chartex" xmlns:cx1="http://schemas.microsoft.com/office/drawing/2015/9/8/chartex" xmlns:cx2="http://schemas.microsoft.com/office/drawing/2015/10/21/chartex" xmlns:cx3="http://schemas.microsoft.com/office/drawing/2016/5/9/chartex" xmlns:cx4="http://schemas.microsoft.com/office/drawing/2016/5/10/chartex" xmlns:cx5="http://schemas.microsoft.com/office/drawing/2016/5/11/chartex" xmlns:cx6="http://schemas.microsoft.com/office/drawing/2016/5/12/chartex" xmlns:cx7="http://schemas.microsoft.com/office/drawing/2016/5/13/chartex" xmlns:cx8="http://schemas.microsoft.com/office/drawing/2016/5/14/chartex" xmlns:mc="http://schemas.openxmlformats.org/markup-compatibility/2006" xmlns:m="http://schemas.openxmlformats.org/officeDocument/2006/math" xmlns:aink="http://schemas.microsoft.com/office/drawing/2016/ink" xmlns:am3d="http://schemas.microsoft.com/office/drawing/2017/model3d" xmlns:oel="http://schemas.microsoft.com/office/2019/extlst" xmlns:r="http://schemas.openxmlformats.org/officeDocument/2006/relationships" xmlns:wp14="http://schemas.microsoft.com/office/word/2010/wordprocessingDrawing" xmlns:wp="http://schemas.openxmlformats.org/drawingml/2006/wordprocessingDrawing" xmlns:wpg="http://schemas.microsoft.com/office/word/2010/wordprocessingGroup" xmlns:wpi="http://schemas.microsoft.com/office/word/2010/wordprocessingInk" xmlns:wps="http://schemas.microsoft.com/office/word/2010/wordprocessingShape" xmlns:o="urn:schemas-microsoft-com:office:office" xmlns:v="urn:schemas-microsoft-com:vml" xmlns:w10="urn:schemas-microsoft-com:office:word" xmlns:w="http://schemas.openxmlformats.org/wordprocessingml/2006/main" xmlns:w14="http://schemas.microsoft.com/office/word/2010/wordml" xmlns:w15="http://schemas.microsoft.com/office/word/2012/wordml" xmlns:w16cex="http://schemas.microsoft.com/office/word/2018/wordml/cex" xmlns:w16cid="http://schemas.microsoft.com/office/word/2016/wordml/cid" xmlns:w16="http://schemas.microsoft.com/office/word/2018/wordml" xmlns:w16sdtdh="http://schemas.microsoft.com/office/word/2020/wordml/sdtdatahash" xmlns:w16sdtfl="http://schemas.microsoft.com/office/word/2024/wordml/sdtformatlock" xmlns:w16se="http://schemas.microsoft.com/office/word/2015/wordml/symex" xmlns:w16du="http://schemas.microsoft.com/office/word/2023/wordml/word16du" xmlns:wne="http://schemas.microsoft.com/office/word/2006/wordml" mc:Ignorable="w14 w15 w16se w16cid w16 w16cex w16sdtdh w16sdtfl w16du wp14">
   <w:p>
     <w:pPr>
       <w:pStyle w:val="Header"/>
-      <w:rPr/>
     </w:pPr>
-    <w:r>
-      <w:rPr/>
-    </w:r>
   </w:p>
 </w:hdr>
 </file>
 
 <file path=word/header8.xml><?xml version="1.0" encoding="utf-8"?>
-<w:hdr xmlns:o="urn:schemas-microsoft-com:office:office" xmlns:r="http://schemas.openxmlformats.org/officeDocument/2006/relationships" xmlns:v="urn:schemas-microsoft-com:vml" xmlns:w="http://schemas.openxmlformats.org/wordprocessingml/2006/main" xmlns:w10="urn:schemas-microsoft-com:office:word" xmlns:wp="http://schemas.openxmlformats.org/drawingml/2006/wordprocessingDrawing" xmlns:pic="http://schemas.openxmlformats.org/drawingml/2006/picture" xmlns:wps="http://schemas.microsoft.com/office/word/2010/wordprocessingShape" xmlns:wpg="http://schemas.microsoft.com/office/word/2010/wordprocessingGroup" xmlns:mc="http://schemas.openxmlformats.org/markup-compatibility/2006" xmlns:wp14="http://schemas.microsoft.com/office/word/2010/wordprocessingDrawing" xmlns:w14="http://schemas.microsoft.com/office/word/2010/wordml" xmlns:w15="http://schemas.microsoft.com/office/word/2012/wordml" mc:Ignorable="w14 wp14 w15">
+<w:hdr xmlns:wpc="http://schemas.microsoft.com/office/word/2010/wordprocessingCanvas" xmlns:cx="http://schemas.microsoft.com/office/drawing/2014/chartex" xmlns:cx1="http://schemas.microsoft.com/office/drawing/2015/9/8/chartex" xmlns:cx2="http://schemas.microsoft.com/office/drawing/2015/10/21/chartex" xmlns:cx3="http://schemas.microsoft.com/office/drawing/2016/5/9/chartex" xmlns:cx4="http://schemas.microsoft.com/office/drawing/2016/5/10/chartex" xmlns:cx5="http://schemas.microsoft.com/office/drawing/2016/5/11/chartex" xmlns:cx6="http://schemas.microsoft.com/office/drawing/2016/5/12/chartex" xmlns:cx7="http://schemas.microsoft.com/office/drawing/2016/5/13/chartex" xmlns:cx8="http://schemas.microsoft.com/office/drawing/2016/5/14/chartex" xmlns:mc="http://schemas.openxmlformats.org/markup-compatibility/2006" xmlns:m="http://schemas.openxmlformats.org/officeDocument/2006/math" xmlns:aink="http://schemas.microsoft.com/office/drawing/2016/ink" xmlns:am3d="http://schemas.microsoft.com/office/drawing/2017/model3d" xmlns:oel="http://schemas.microsoft.com/office/2019/extlst" xmlns:r="http://schemas.openxmlformats.org/officeDocument/2006/relationships" xmlns:wp14="http://schemas.microsoft.com/office/word/2010/wordprocessingDrawing" xmlns:wp="http://schemas.openxmlformats.org/drawingml/2006/wordprocessingDrawing" xmlns:wpg="http://schemas.microsoft.com/office/word/2010/wordprocessingGroup" xmlns:wpi="http://schemas.microsoft.com/office/word/2010/wordprocessingInk" xmlns:wps="http://schemas.microsoft.com/office/word/2010/wordprocessingShape" xmlns:o="urn:schemas-microsoft-com:office:office" xmlns:v="urn:schemas-microsoft-com:vml" xmlns:w10="urn:schemas-microsoft-com:office:word" xmlns:w="http://schemas.openxmlformats.org/wordprocessingml/2006/main" xmlns:w14="http://schemas.microsoft.com/office/word/2010/wordml" xmlns:w15="http://schemas.microsoft.com/office/word/2012/wordml" xmlns:w16cex="http://schemas.microsoft.com/office/word/2018/wordml/cex" xmlns:w16cid="http://schemas.microsoft.com/office/word/2016/wordml/cid" xmlns:w16="http://schemas.microsoft.com/office/word/2018/wordml" xmlns:w16sdtdh="http://schemas.microsoft.com/office/word/2020/wordml/sdtdatahash" xmlns:w16sdtfl="http://schemas.microsoft.com/office/word/2024/wordml/sdtformatlock" xmlns:w16se="http://schemas.microsoft.com/office/word/2015/wordml/symex" xmlns:w16du="http://schemas.microsoft.com/office/word/2023/wordml/word16du" xmlns:wne="http://schemas.microsoft.com/office/word/2006/wordml" mc:Ignorable="w14 w15 w16se w16cid w16 w16cex w16sdtdh w16sdtfl w16du wp14">
   <w:p>
     <w:pPr>
       <w:pStyle w:val="BodyText"/>
-      <w:spacing w:lineRule="auto" w:line="14"/>
-      <w:ind w:start="0"/>
+      <w:spacing w:line="14" w:lineRule="auto"/>
+      <w:ind w:left="0"/>
       <w:rPr>
         <w:sz w:val="20"/>
       </w:rPr>
     </w:pPr>
     <w:r>
       <w:rPr>
+        <w:noProof/>
         <w:sz w:val="20"/>
       </w:rPr>
       <mc:AlternateContent>
         <mc:Choice Requires="wps">
           <w:drawing>
-            <wp:anchor behindDoc="1" distT="0" distB="0" distL="0" distR="0" simplePos="0" locked="0" layoutInCell="0" allowOverlap="1" relativeHeight="7" wp14:anchorId="5DA1389F">
+            <wp:anchor distT="0" distB="0" distL="0" distR="0" simplePos="0" relativeHeight="251658240" behindDoc="1" locked="0" layoutInCell="0" allowOverlap="1" wp14:anchorId="5DA1389F" wp14:editId="4383E854">
               <wp:simplePos x="0" y="0"/>
               <wp:positionH relativeFrom="page">
                 <wp:posOffset>3978910</wp:posOffset>
@@ -7513,6 +7490,7 @@
               <wp:effectExtent l="0" t="0" r="0" b="0"/>
               <wp:wrapNone/>
               <wp:docPr id="5" name="Textbox 3"/>
+              <wp:cNvGraphicFramePr/>
               <a:graphic xmlns:a="http://schemas.openxmlformats.org/drawingml/2006/main">
                 <a:graphicData uri="http://schemas.microsoft.com/office/word/2010/wordprocessingShape">
                   <wps:wsp>
@@ -7531,9 +7509,15 @@
                       </a:ln>
                     </wps:spPr>
                     <wps:style>
-                      <a:lnRef idx="0"/>
-                      <a:fillRef idx="0"/>
-                      <a:effectRef idx="0"/>
+                      <a:lnRef idx="0">
+                        <a:scrgbClr r="0" g="0" b="0"/>
+                      </a:lnRef>
+                      <a:fillRef idx="0">
+                        <a:scrgbClr r="0" g="0" b="0"/>
+                      </a:fillRef>
+                      <a:effectRef idx="0">
+                        <a:scrgbClr r="0" g="0" b="0"/>
+                      </a:effectRef>
                       <a:fontRef idx="minor"/>
                     </wps:style>
                     <wps:txbx>
@@ -7541,8 +7525,8 @@
                         <w:p>
                           <w:pPr>
                             <w:pStyle w:val="FrameContentsuser"/>
-                            <w:spacing w:lineRule="exact" w:line="244"/>
-                            <w:ind w:start="60"/>
+                            <w:spacing w:line="244" w:lineRule="exact"/>
+                            <w:ind w:left="60"/>
                             <w:rPr>
                               <w:rFonts w:ascii="Calibri" w:hAnsi="Calibri"/>
                             </w:rPr>
@@ -7557,40 +7541,40 @@
                           </w:r>
                           <w:r>
                             <w:rPr>
-                              <w:spacing w:val="-10"/>
                               <w:rFonts w:ascii="Calibri" w:hAnsi="Calibri"/>
                               <w:color w:val="000000"/>
+                              <w:spacing w:val="-10"/>
                             </w:rPr>
                             <w:instrText xml:space="preserve"> PAGE </w:instrText>
                           </w:r>
                           <w:r>
                             <w:rPr>
-                              <w:spacing w:val="-10"/>
                               <w:rFonts w:ascii="Calibri" w:hAnsi="Calibri"/>
                               <w:color w:val="000000"/>
+                              <w:spacing w:val="-10"/>
                             </w:rPr>
                             <w:fldChar w:fldCharType="separate"/>
                           </w:r>
                           <w:r>
                             <w:rPr>
-                              <w:spacing w:val="-10"/>
                               <w:rFonts w:ascii="Calibri" w:hAnsi="Calibri"/>
                               <w:color w:val="000000"/>
+                              <w:spacing w:val="-10"/>
                             </w:rPr>
                             <w:t>4</w:t>
                           </w:r>
                           <w:r>
                             <w:rPr>
-                              <w:spacing w:val="-10"/>
                               <w:rFonts w:ascii="Calibri" w:hAnsi="Calibri"/>
                               <w:color w:val="000000"/>
+                              <w:spacing w:val="-10"/>
                             </w:rPr>
                             <w:fldChar w:fldCharType="end"/>
                           </w:r>
                         </w:p>
                       </w:txbxContent>
                     </wps:txbx>
-                    <wps:bodyPr lIns="0" rIns="0" tIns="0" bIns="0" anchor="t">
+                    <wps:bodyPr lIns="0" tIns="0" rIns="0" bIns="0" anchor="t">
                       <a:noAutofit/>
                     </wps:bodyPr>
                   </wps:wsp>
@@ -7599,7 +7583,7 @@
             </wp:anchor>
           </w:drawing>
         </mc:Choice>
-        <mc:Fallback>
+        <mc:Fallback xmlns:pic="http://schemas.openxmlformats.org/drawingml/2006/picture">
           <w:pict>
             <v:rect id="shape_0" ID="Textbox 3" path="m0,0l-2147483645,0l-2147483645,-2147483646l0,-2147483646xe" stroked="f" o:allowincell="f" style="position:absolute;margin-left:313.3pt;margin-top:36.85pt;width:12.55pt;height:12.95pt;mso-wrap-style:square;v-text-anchor:top;mso-position-horizontal-relative:page;mso-position-vertical-relative:page" wp14:anchorId="5DA1389F">
               <v:fill o:detectmouseclick="t" on="false"/>
@@ -7669,24 +7653,25 @@
 </file>
 
 <file path=word/header9.xml><?xml version="1.0" encoding="utf-8"?>
-<w:hdr xmlns:o="urn:schemas-microsoft-com:office:office" xmlns:r="http://schemas.openxmlformats.org/officeDocument/2006/relationships" xmlns:v="urn:schemas-microsoft-com:vml" xmlns:w="http://schemas.openxmlformats.org/wordprocessingml/2006/main" xmlns:w10="urn:schemas-microsoft-com:office:word" xmlns:wp="http://schemas.openxmlformats.org/drawingml/2006/wordprocessingDrawing" xmlns:pic="http://schemas.openxmlformats.org/drawingml/2006/picture" xmlns:wps="http://schemas.microsoft.com/office/word/2010/wordprocessingShape" xmlns:wpg="http://schemas.microsoft.com/office/word/2010/wordprocessingGroup" xmlns:mc="http://schemas.openxmlformats.org/markup-compatibility/2006" xmlns:wp14="http://schemas.microsoft.com/office/word/2010/wordprocessingDrawing" xmlns:w14="http://schemas.microsoft.com/office/word/2010/wordml" xmlns:w15="http://schemas.microsoft.com/office/word/2012/wordml" mc:Ignorable="w14 wp14 w15">
+<w:hdr xmlns:wpc="http://schemas.microsoft.com/office/word/2010/wordprocessingCanvas" xmlns:cx="http://schemas.microsoft.com/office/drawing/2014/chartex" xmlns:cx1="http://schemas.microsoft.com/office/drawing/2015/9/8/chartex" xmlns:cx2="http://schemas.microsoft.com/office/drawing/2015/10/21/chartex" xmlns:cx3="http://schemas.microsoft.com/office/drawing/2016/5/9/chartex" xmlns:cx4="http://schemas.microsoft.com/office/drawing/2016/5/10/chartex" xmlns:cx5="http://schemas.microsoft.com/office/drawing/2016/5/11/chartex" xmlns:cx6="http://schemas.microsoft.com/office/drawing/2016/5/12/chartex" xmlns:cx7="http://schemas.microsoft.com/office/drawing/2016/5/13/chartex" xmlns:cx8="http://schemas.microsoft.com/office/drawing/2016/5/14/chartex" xmlns:mc="http://schemas.openxmlformats.org/markup-compatibility/2006" xmlns:m="http://schemas.openxmlformats.org/officeDocument/2006/math" xmlns:aink="http://schemas.microsoft.com/office/drawing/2016/ink" xmlns:am3d="http://schemas.microsoft.com/office/drawing/2017/model3d" xmlns:oel="http://schemas.microsoft.com/office/2019/extlst" xmlns:r="http://schemas.openxmlformats.org/officeDocument/2006/relationships" xmlns:wp14="http://schemas.microsoft.com/office/word/2010/wordprocessingDrawing" xmlns:wp="http://schemas.openxmlformats.org/drawingml/2006/wordprocessingDrawing" xmlns:wpg="http://schemas.microsoft.com/office/word/2010/wordprocessingGroup" xmlns:wpi="http://schemas.microsoft.com/office/word/2010/wordprocessingInk" xmlns:wps="http://schemas.microsoft.com/office/word/2010/wordprocessingShape" xmlns:o="urn:schemas-microsoft-com:office:office" xmlns:v="urn:schemas-microsoft-com:vml" xmlns:w10="urn:schemas-microsoft-com:office:word" xmlns:w="http://schemas.openxmlformats.org/wordprocessingml/2006/main" xmlns:w14="http://schemas.microsoft.com/office/word/2010/wordml" xmlns:w15="http://schemas.microsoft.com/office/word/2012/wordml" xmlns:w16cex="http://schemas.microsoft.com/office/word/2018/wordml/cex" xmlns:w16cid="http://schemas.microsoft.com/office/word/2016/wordml/cid" xmlns:w16="http://schemas.microsoft.com/office/word/2018/wordml" xmlns:w16sdtdh="http://schemas.microsoft.com/office/word/2020/wordml/sdtdatahash" xmlns:w16sdtfl="http://schemas.microsoft.com/office/word/2024/wordml/sdtformatlock" xmlns:w16se="http://schemas.microsoft.com/office/word/2015/wordml/symex" xmlns:w16du="http://schemas.microsoft.com/office/word/2023/wordml/word16du" xmlns:wne="http://schemas.microsoft.com/office/word/2006/wordml" mc:Ignorable="w14 w15 w16se w16cid w16 w16cex w16sdtdh w16sdtfl w16du wp14">
   <w:p>
     <w:pPr>
       <w:pStyle w:val="BodyText"/>
-      <w:spacing w:lineRule="auto" w:line="14"/>
-      <w:ind w:start="0"/>
+      <w:spacing w:line="14" w:lineRule="auto"/>
+      <w:ind w:left="0"/>
       <w:rPr>
         <w:sz w:val="20"/>
       </w:rPr>
     </w:pPr>
     <w:r>
       <w:rPr>
+        <w:noProof/>
         <w:sz w:val="20"/>
       </w:rPr>
       <mc:AlternateContent>
         <mc:Choice Requires="wps">
           <w:drawing>
-            <wp:anchor behindDoc="1" distT="0" distB="0" distL="0" distR="0" simplePos="0" locked="0" layoutInCell="0" allowOverlap="1" relativeHeight="7" wp14:anchorId="5DA1389F">
+            <wp:anchor distT="0" distB="0" distL="0" distR="0" simplePos="0" relativeHeight="251659264" behindDoc="1" locked="0" layoutInCell="0" allowOverlap="1" wp14:anchorId="5DA1389F" wp14:editId="3674B13D">
               <wp:simplePos x="0" y="0"/>
               <wp:positionH relativeFrom="page">
                 <wp:posOffset>3978910</wp:posOffset>
@@ -7698,6 +7683,7 @@
               <wp:effectExtent l="0" t="0" r="0" b="0"/>
               <wp:wrapNone/>
               <wp:docPr id="6" name="Textbox 3"/>
+              <wp:cNvGraphicFramePr/>
               <a:graphic xmlns:a="http://schemas.openxmlformats.org/drawingml/2006/main">
                 <a:graphicData uri="http://schemas.microsoft.com/office/word/2010/wordprocessingShape">
                   <wps:wsp>
@@ -7716,9 +7702,15 @@
                       </a:ln>
                     </wps:spPr>
                     <wps:style>
-                      <a:lnRef idx="0"/>
-                      <a:fillRef idx="0"/>
-                      <a:effectRef idx="0"/>
+                      <a:lnRef idx="0">
+                        <a:scrgbClr r="0" g="0" b="0"/>
+                      </a:lnRef>
+                      <a:fillRef idx="0">
+                        <a:scrgbClr r="0" g="0" b="0"/>
+                      </a:fillRef>
+                      <a:effectRef idx="0">
+                        <a:scrgbClr r="0" g="0" b="0"/>
+                      </a:effectRef>
                       <a:fontRef idx="minor"/>
                     </wps:style>
                     <wps:txbx>
@@ -7726,8 +7718,8 @@
                         <w:p>
                           <w:pPr>
                             <w:pStyle w:val="FrameContentsuser"/>
-                            <w:spacing w:lineRule="exact" w:line="244"/>
-                            <w:ind w:start="60"/>
+                            <w:spacing w:line="244" w:lineRule="exact"/>
+                            <w:ind w:left="60"/>
                             <w:rPr>
                               <w:rFonts w:ascii="Calibri" w:hAnsi="Calibri"/>
                             </w:rPr>
@@ -7742,40 +7734,40 @@
                           </w:r>
                           <w:r>
                             <w:rPr>
-                              <w:spacing w:val="-10"/>
                               <w:rFonts w:ascii="Calibri" w:hAnsi="Calibri"/>
                               <w:color w:val="000000"/>
+                              <w:spacing w:val="-10"/>
                             </w:rPr>
                             <w:instrText xml:space="preserve"> PAGE </w:instrText>
                           </w:r>
                           <w:r>
                             <w:rPr>
-                              <w:spacing w:val="-10"/>
                               <w:rFonts w:ascii="Calibri" w:hAnsi="Calibri"/>
                               <w:color w:val="000000"/>
+                              <w:spacing w:val="-10"/>
                             </w:rPr>
                             <w:fldChar w:fldCharType="separate"/>
                           </w:r>
                           <w:r>
                             <w:rPr>
-                              <w:spacing w:val="-10"/>
                               <w:rFonts w:ascii="Calibri" w:hAnsi="Calibri"/>
                               <w:color w:val="000000"/>
+                              <w:spacing w:val="-10"/>
                             </w:rPr>
                             <w:t>4</w:t>
                           </w:r>
                           <w:r>
                             <w:rPr>
-                              <w:spacing w:val="-10"/>
                               <w:rFonts w:ascii="Calibri" w:hAnsi="Calibri"/>
                               <w:color w:val="000000"/>
+                              <w:spacing w:val="-10"/>
                             </w:rPr>
                             <w:fldChar w:fldCharType="end"/>
                           </w:r>
                         </w:p>
                       </w:txbxContent>
                     </wps:txbx>
-                    <wps:bodyPr lIns="0" rIns="0" tIns="0" bIns="0" anchor="t">
+                    <wps:bodyPr lIns="0" tIns="0" rIns="0" bIns="0" anchor="t">
                       <a:noAutofit/>
                     </wps:bodyPr>
                   </wps:wsp>
@@ -7784,7 +7776,7 @@
             </wp:anchor>
           </w:drawing>
         </mc:Choice>
-        <mc:Fallback>
+        <mc:Fallback xmlns:pic="http://schemas.openxmlformats.org/drawingml/2006/picture">
           <w:pict>
             <v:rect id="shape_0" ID="Textbox 3" path="m0,0l-2147483645,0l-2147483645,-2147483646l0,-2147483646xe" stroked="f" o:allowincell="f" style="position:absolute;margin-left:313.3pt;margin-top:36.85pt;width:12.55pt;height:12.95pt;mso-wrap-style:square;v-text-anchor:top;mso-position-horizontal-relative:page;mso-position-vertical-relative:page" wp14:anchorId="5DA1389F">
               <v:fill o:detectmouseclick="t" on="false"/>
@@ -7854,29 +7846,154 @@
 </file>
 
 <file path=word/numbering.xml><?xml version="1.0" encoding="utf-8"?>
-<w:numbering xmlns:w="http://schemas.openxmlformats.org/wordprocessingml/2006/main" xmlns:o="urn:schemas-microsoft-com:office:office" xmlns:r="http://schemas.openxmlformats.org/officeDocument/2006/relationships" xmlns:v="urn:schemas-microsoft-com:vml" xmlns:mc="http://schemas.openxmlformats.org/markup-compatibility/2006" xmlns:w14="http://schemas.microsoft.com/office/word/2010/wordml" mc:Ignorable="w14">
-  <w:abstractNum w:abstractNumId="1">
+<w:numbering xmlns:wpc="http://schemas.microsoft.com/office/word/2010/wordprocessingCanvas" xmlns:cx="http://schemas.microsoft.com/office/drawing/2014/chartex" xmlns:cx1="http://schemas.microsoft.com/office/drawing/2015/9/8/chartex" xmlns:cx2="http://schemas.microsoft.com/office/drawing/2015/10/21/chartex" xmlns:cx3="http://schemas.microsoft.com/office/drawing/2016/5/9/chartex" xmlns:cx4="http://schemas.microsoft.com/office/drawing/2016/5/10/chartex" xmlns:cx5="http://schemas.microsoft.com/office/drawing/2016/5/11/chartex" xmlns:cx6="http://schemas.microsoft.com/office/drawing/2016/5/12/chartex" xmlns:cx7="http://schemas.microsoft.com/office/drawing/2016/5/13/chartex" xmlns:cx8="http://schemas.microsoft.com/office/drawing/2016/5/14/chartex" xmlns:mc="http://schemas.openxmlformats.org/markup-compatibility/2006" xmlns:m="http://schemas.openxmlformats.org/officeDocument/2006/math" xmlns:aink="http://schemas.microsoft.com/office/drawing/2016/ink" xmlns:am3d="http://schemas.microsoft.com/office/drawing/2017/model3d" xmlns:oel="http://schemas.microsoft.com/office/2019/extlst" xmlns:r="http://schemas.openxmlformats.org/officeDocument/2006/relationships" xmlns:wp14="http://schemas.microsoft.com/office/word/2010/wordprocessingDrawing" xmlns:wp="http://schemas.openxmlformats.org/drawingml/2006/wordprocessingDrawing" xmlns:wpg="http://schemas.microsoft.com/office/word/2010/wordprocessingGroup" xmlns:wpi="http://schemas.microsoft.com/office/word/2010/wordprocessingInk" xmlns:wps="http://schemas.microsoft.com/office/word/2010/wordprocessingShape" xmlns:o="urn:schemas-microsoft-com:office:office" xmlns:v="urn:schemas-microsoft-com:vml" xmlns:w10="urn:schemas-microsoft-com:office:word" xmlns:w="http://schemas.openxmlformats.org/wordprocessingml/2006/main" xmlns:w14="http://schemas.microsoft.com/office/word/2010/wordml" xmlns:w15="http://schemas.microsoft.com/office/word/2012/wordml" xmlns:w16cex="http://schemas.microsoft.com/office/word/2018/wordml/cex" xmlns:w16cid="http://schemas.microsoft.com/office/word/2016/wordml/cid" xmlns:w16="http://schemas.microsoft.com/office/word/2018/wordml" xmlns:w16sdtdh="http://schemas.microsoft.com/office/word/2020/wordml/sdtdatahash" xmlns:w16sdtfl="http://schemas.microsoft.com/office/word/2024/wordml/sdtformatlock" xmlns:w16se="http://schemas.microsoft.com/office/word/2015/wordml/symex" xmlns:w16du="http://schemas.microsoft.com/office/word/2023/wordml/word16du" xmlns:wne="http://schemas.microsoft.com/office/word/2006/wordml" mc:Ignorable="w14 w15 w16se w16cid w16 w16cex w16sdtdh w16sdtfl w16du wp14">
+  <w:abstractNum w:abstractNumId="0" w15:restartNumberingAfterBreak="0">
+    <w:nsid w:val="15E4711D"/>
+    <w:multiLevelType w:val="multilevel"/>
+    <w:tmpl w:val="651E9676"/>
+    <w:lvl w:ilvl="0">
+      <w:start w:val="1"/>
+      <w:numFmt w:val="none"/>
+      <w:suff w:val="nothing"/>
+      <w:lvlText w:val=""/>
+      <w:lvlJc w:val="left"/>
+      <w:pPr>
+        <w:tabs>
+          <w:tab w:val="num" w:pos="0"/>
+        </w:tabs>
+        <w:ind w:left="0" w:firstLine="0"/>
+      </w:pPr>
+    </w:lvl>
+    <w:lvl w:ilvl="1">
+      <w:start w:val="1"/>
+      <w:numFmt w:val="none"/>
+      <w:suff w:val="nothing"/>
+      <w:lvlText w:val=""/>
+      <w:lvlJc w:val="left"/>
+      <w:pPr>
+        <w:tabs>
+          <w:tab w:val="num" w:pos="0"/>
+        </w:tabs>
+        <w:ind w:left="0" w:firstLine="0"/>
+      </w:pPr>
+    </w:lvl>
+    <w:lvl w:ilvl="2">
+      <w:start w:val="1"/>
+      <w:numFmt w:val="none"/>
+      <w:suff w:val="nothing"/>
+      <w:lvlText w:val=""/>
+      <w:lvlJc w:val="left"/>
+      <w:pPr>
+        <w:tabs>
+          <w:tab w:val="num" w:pos="0"/>
+        </w:tabs>
+        <w:ind w:left="0" w:firstLine="0"/>
+      </w:pPr>
+    </w:lvl>
+    <w:lvl w:ilvl="3">
+      <w:start w:val="1"/>
+      <w:numFmt w:val="none"/>
+      <w:suff w:val="nothing"/>
+      <w:lvlText w:val=""/>
+      <w:lvlJc w:val="left"/>
+      <w:pPr>
+        <w:tabs>
+          <w:tab w:val="num" w:pos="0"/>
+        </w:tabs>
+        <w:ind w:left="0" w:firstLine="0"/>
+      </w:pPr>
+    </w:lvl>
+    <w:lvl w:ilvl="4">
+      <w:start w:val="1"/>
+      <w:numFmt w:val="none"/>
+      <w:suff w:val="nothing"/>
+      <w:lvlText w:val=""/>
+      <w:lvlJc w:val="left"/>
+      <w:pPr>
+        <w:tabs>
+          <w:tab w:val="num" w:pos="0"/>
+        </w:tabs>
+        <w:ind w:left="0" w:firstLine="0"/>
+      </w:pPr>
+    </w:lvl>
+    <w:lvl w:ilvl="5">
+      <w:start w:val="1"/>
+      <w:numFmt w:val="none"/>
+      <w:suff w:val="nothing"/>
+      <w:lvlText w:val=""/>
+      <w:lvlJc w:val="left"/>
+      <w:pPr>
+        <w:tabs>
+          <w:tab w:val="num" w:pos="0"/>
+        </w:tabs>
+        <w:ind w:left="0" w:firstLine="0"/>
+      </w:pPr>
+    </w:lvl>
+    <w:lvl w:ilvl="6">
+      <w:start w:val="1"/>
+      <w:numFmt w:val="none"/>
+      <w:suff w:val="nothing"/>
+      <w:lvlText w:val=""/>
+      <w:lvlJc w:val="left"/>
+      <w:pPr>
+        <w:tabs>
+          <w:tab w:val="num" w:pos="0"/>
+        </w:tabs>
+        <w:ind w:left="0" w:firstLine="0"/>
+      </w:pPr>
+    </w:lvl>
+    <w:lvl w:ilvl="7">
+      <w:start w:val="1"/>
+      <w:numFmt w:val="none"/>
+      <w:suff w:val="nothing"/>
+      <w:lvlText w:val=""/>
+      <w:lvlJc w:val="left"/>
+      <w:pPr>
+        <w:tabs>
+          <w:tab w:val="num" w:pos="0"/>
+        </w:tabs>
+        <w:ind w:left="0" w:firstLine="0"/>
+      </w:pPr>
+    </w:lvl>
+    <w:lvl w:ilvl="8">
+      <w:start w:val="1"/>
+      <w:numFmt w:val="none"/>
+      <w:suff w:val="nothing"/>
+      <w:lvlText w:val=""/>
+      <w:lvlJc w:val="left"/>
+      <w:pPr>
+        <w:tabs>
+          <w:tab w:val="num" w:pos="0"/>
+        </w:tabs>
+        <w:ind w:left="0" w:firstLine="0"/>
+      </w:pPr>
+    </w:lvl>
+  </w:abstractNum>
+  <w:abstractNum w:abstractNumId="1" w15:restartNumberingAfterBreak="0">
+    <w:nsid w:val="2FA463F3"/>
+    <w:multiLevelType w:val="multilevel"/>
+    <w:tmpl w:val="46160548"/>
     <w:lvl w:ilvl="0">
       <w:start w:val="1"/>
       <w:numFmt w:val="decimal"/>
       <w:lvlText w:val="%1."/>
-      <w:lvlJc w:val="start"/>
+      <w:lvlJc w:val="left"/>
       <w:pPr>
         <w:tabs>
           <w:tab w:val="num" w:pos="0"/>
         </w:tabs>
-        <w:ind w:start="853" w:hanging="708"/>
+        <w:ind w:left="853" w:hanging="708"/>
       </w:pPr>
       <w:rPr>
+        <w:rFonts w:ascii="Times New Roman" w:eastAsia="Times New Roman" w:hAnsi="Times New Roman" w:cs="Times New Roman"/>
+        <w:b/>
+        <w:bCs/>
+        <w:i w:val="0"/>
+        <w:iCs w:val="0"/>
+        <w:spacing w:val="0"/>
+        <w:w w:val="100"/>
         <w:sz w:val="24"/>
-        <w:spacing w:val="0"/>
-        <w:i w:val="false"/>
-        <w:b/>
         <w:szCs w:val="24"/>
-        <w:iCs w:val="false"/>
-        <w:bCs/>
-        <w:w w:val="100"/>
-        <w:rFonts w:ascii="Times New Roman" w:hAnsi="Times New Roman" w:eastAsia="Times New Roman" w:cs="Times New Roman"/>
         <w:lang w:val="ru-RU" w:eastAsia="en-US" w:bidi="ar-SA"/>
       </w:rPr>
     </w:lvl>
@@ -7884,23 +8001,23 @@
       <w:start w:val="1"/>
       <w:numFmt w:val="decimal"/>
       <w:lvlText w:val="%1.%2."/>
-      <w:lvlJc w:val="start"/>
+      <w:lvlJc w:val="left"/>
       <w:pPr>
         <w:tabs>
           <w:tab w:val="num" w:pos="0"/>
         </w:tabs>
-        <w:ind w:start="145" w:hanging="708"/>
+        <w:ind w:left="145" w:hanging="708"/>
       </w:pPr>
       <w:rPr>
+        <w:rFonts w:ascii="Times New Roman" w:eastAsia="Times New Roman" w:hAnsi="Times New Roman" w:cs="Times New Roman"/>
+        <w:b w:val="0"/>
+        <w:bCs w:val="0"/>
+        <w:i w:val="0"/>
+        <w:iCs w:val="0"/>
+        <w:spacing w:val="0"/>
+        <w:w w:val="99"/>
         <w:sz w:val="24"/>
-        <w:spacing w:val="0"/>
-        <w:i w:val="false"/>
-        <w:b w:val="false"/>
         <w:szCs w:val="24"/>
-        <w:iCs w:val="false"/>
-        <w:bCs w:val="false"/>
-        <w:w w:val="99"/>
-        <w:rFonts w:ascii="Times New Roman" w:hAnsi="Times New Roman" w:eastAsia="Times New Roman" w:cs="Times New Roman"/>
         <w:lang w:val="ru-RU" w:eastAsia="en-US" w:bidi="ar-SA"/>
       </w:rPr>
     </w:lvl>
@@ -7908,36 +8025,35 @@
       <w:start w:val="1"/>
       <w:numFmt w:val="decimal"/>
       <w:lvlText w:val="%1.%2.%3."/>
-      <w:lvlJc w:val="start"/>
+      <w:lvlJc w:val="left"/>
       <w:pPr>
         <w:tabs>
           <w:tab w:val="num" w:pos="0"/>
         </w:tabs>
-        <w:ind w:start="745" w:hanging="600"/>
+        <w:ind w:left="745" w:hanging="600"/>
       </w:pPr>
       <w:rPr>
+        <w:rFonts w:ascii="Times New Roman" w:eastAsia="Times New Roman" w:hAnsi="Times New Roman" w:cs="Times New Roman"/>
+        <w:b w:val="0"/>
+        <w:bCs w:val="0"/>
+        <w:i w:val="0"/>
+        <w:iCs w:val="0"/>
+        <w:spacing w:val="0"/>
+        <w:w w:val="100"/>
         <w:sz w:val="24"/>
-        <w:spacing w:val="0"/>
-        <w:i w:val="false"/>
-        <w:b w:val="false"/>
         <w:szCs w:val="24"/>
-        <w:iCs w:val="false"/>
-        <w:bCs w:val="false"/>
-        <w:w w:val="100"/>
-        <w:rFonts w:ascii="Times New Roman" w:hAnsi="Times New Roman" w:eastAsia="Times New Roman" w:cs="Times New Roman"/>
         <w:lang w:val="ru-RU" w:eastAsia="en-US" w:bidi="ar-SA"/>
       </w:rPr>
     </w:lvl>
     <w:lvl w:ilvl="3">
-      <w:start w:val="0"/>
       <w:numFmt w:val="bullet"/>
       <w:lvlText w:val=""/>
-      <w:lvlJc w:val="start"/>
+      <w:lvlJc w:val="left"/>
       <w:pPr>
         <w:tabs>
           <w:tab w:val="num" w:pos="0"/>
         </w:tabs>
-        <w:ind w:start="1957" w:hanging="600"/>
+        <w:ind w:left="1957" w:hanging="600"/>
       </w:pPr>
       <w:rPr>
         <w:rFonts w:ascii="Symbol" w:hAnsi="Symbol" w:cs="Symbol" w:hint="default"/>
@@ -7945,15 +8061,14 @@
       </w:rPr>
     </w:lvl>
     <w:lvl w:ilvl="4">
-      <w:start w:val="0"/>
       <w:numFmt w:val="bullet"/>
       <w:lvlText w:val=""/>
-      <w:lvlJc w:val="start"/>
+      <w:lvlJc w:val="left"/>
       <w:pPr>
         <w:tabs>
           <w:tab w:val="num" w:pos="0"/>
         </w:tabs>
-        <w:ind w:start="3054" w:hanging="600"/>
+        <w:ind w:left="3054" w:hanging="600"/>
       </w:pPr>
       <w:rPr>
         <w:rFonts w:ascii="Symbol" w:hAnsi="Symbol" w:cs="Symbol" w:hint="default"/>
@@ -7961,15 +8076,14 @@
       </w:rPr>
     </w:lvl>
     <w:lvl w:ilvl="5">
-      <w:start w:val="0"/>
       <w:numFmt w:val="bullet"/>
       <w:lvlText w:val=""/>
-      <w:lvlJc w:val="start"/>
+      <w:lvlJc w:val="left"/>
       <w:pPr>
         <w:tabs>
           <w:tab w:val="num" w:pos="0"/>
         </w:tabs>
-        <w:ind w:start="4152" w:hanging="600"/>
+        <w:ind w:left="4152" w:hanging="600"/>
       </w:pPr>
       <w:rPr>
         <w:rFonts w:ascii="Symbol" w:hAnsi="Symbol" w:cs="Symbol" w:hint="default"/>
@@ -7977,15 +8091,14 @@
       </w:rPr>
     </w:lvl>
     <w:lvl w:ilvl="6">
-      <w:start w:val="0"/>
       <w:numFmt w:val="bullet"/>
       <w:lvlText w:val=""/>
-      <w:lvlJc w:val="start"/>
+      <w:lvlJc w:val="left"/>
       <w:pPr>
         <w:tabs>
           <w:tab w:val="num" w:pos="0"/>
         </w:tabs>
-        <w:ind w:start="5249" w:hanging="600"/>
+        <w:ind w:left="5249" w:hanging="600"/>
       </w:pPr>
       <w:rPr>
         <w:rFonts w:ascii="Symbol" w:hAnsi="Symbol" w:cs="Symbol" w:hint="default"/>
@@ -7993,15 +8106,14 @@
       </w:rPr>
     </w:lvl>
     <w:lvl w:ilvl="7">
-      <w:start w:val="0"/>
       <w:numFmt w:val="bullet"/>
       <w:lvlText w:val=""/>
-      <w:lvlJc w:val="start"/>
+      <w:lvlJc w:val="left"/>
       <w:pPr>
         <w:tabs>
           <w:tab w:val="num" w:pos="0"/>
         </w:tabs>
-        <w:ind w:start="6346" w:hanging="600"/>
+        <w:ind w:left="6346" w:hanging="600"/>
       </w:pPr>
       <w:rPr>
         <w:rFonts w:ascii="Symbol" w:hAnsi="Symbol" w:cs="Symbol" w:hint="default"/>
@@ -8009,15 +8121,14 @@
       </w:rPr>
     </w:lvl>
     <w:lvl w:ilvl="8">
-      <w:start w:val="0"/>
       <w:numFmt w:val="bullet"/>
       <w:lvlText w:val=""/>
-      <w:lvlJc w:val="start"/>
+      <w:lvlJc w:val="left"/>
       <w:pPr>
         <w:tabs>
           <w:tab w:val="num" w:pos="0"/>
         </w:tabs>
-        <w:ind w:start="7444" w:hanging="600"/>
+        <w:ind w:left="7444" w:hanging="600"/>
       </w:pPr>
       <w:rPr>
         <w:rFonts w:ascii="Symbol" w:hAnsi="Symbol" w:cs="Symbol" w:hint="default"/>
@@ -8025,140 +8136,21 @@
       </w:rPr>
     </w:lvl>
   </w:abstractNum>
-  <w:abstractNum w:abstractNumId="2">
-    <w:lvl w:ilvl="0">
-      <w:start w:val="1"/>
-      <w:numFmt w:val="none"/>
-      <w:suff w:val="nothing"/>
-      <w:lvlText w:val=""/>
-      <w:lvlJc w:val="start"/>
-      <w:pPr>
-        <w:tabs>
-          <w:tab w:val="num" w:pos="0"/>
-        </w:tabs>
-        <w:ind w:start="0" w:hanging="0"/>
-      </w:pPr>
-    </w:lvl>
-    <w:lvl w:ilvl="1">
-      <w:start w:val="1"/>
-      <w:numFmt w:val="none"/>
-      <w:suff w:val="nothing"/>
-      <w:lvlText w:val=""/>
-      <w:lvlJc w:val="start"/>
-      <w:pPr>
-        <w:tabs>
-          <w:tab w:val="num" w:pos="0"/>
-        </w:tabs>
-        <w:ind w:start="0" w:hanging="0"/>
-      </w:pPr>
-    </w:lvl>
-    <w:lvl w:ilvl="2">
-      <w:start w:val="1"/>
-      <w:numFmt w:val="none"/>
-      <w:suff w:val="nothing"/>
-      <w:lvlText w:val=""/>
-      <w:lvlJc w:val="start"/>
-      <w:pPr>
-        <w:tabs>
-          <w:tab w:val="num" w:pos="0"/>
-        </w:tabs>
-        <w:ind w:start="0" w:hanging="0"/>
-      </w:pPr>
-    </w:lvl>
-    <w:lvl w:ilvl="3">
-      <w:start w:val="1"/>
-      <w:numFmt w:val="none"/>
-      <w:suff w:val="nothing"/>
-      <w:lvlText w:val=""/>
-      <w:lvlJc w:val="start"/>
-      <w:pPr>
-        <w:tabs>
-          <w:tab w:val="num" w:pos="0"/>
-        </w:tabs>
-        <w:ind w:start="0" w:hanging="0"/>
-      </w:pPr>
-    </w:lvl>
-    <w:lvl w:ilvl="4">
-      <w:start w:val="1"/>
-      <w:numFmt w:val="none"/>
-      <w:suff w:val="nothing"/>
-      <w:lvlText w:val=""/>
-      <w:lvlJc w:val="start"/>
-      <w:pPr>
-        <w:tabs>
-          <w:tab w:val="num" w:pos="0"/>
-        </w:tabs>
-        <w:ind w:start="0" w:hanging="0"/>
-      </w:pPr>
-    </w:lvl>
-    <w:lvl w:ilvl="5">
-      <w:start w:val="1"/>
-      <w:numFmt w:val="none"/>
-      <w:suff w:val="nothing"/>
-      <w:lvlText w:val=""/>
-      <w:lvlJc w:val="start"/>
-      <w:pPr>
-        <w:tabs>
-          <w:tab w:val="num" w:pos="0"/>
-        </w:tabs>
-        <w:ind w:start="0" w:hanging="0"/>
-      </w:pPr>
-    </w:lvl>
-    <w:lvl w:ilvl="6">
-      <w:start w:val="1"/>
-      <w:numFmt w:val="none"/>
-      <w:suff w:val="nothing"/>
-      <w:lvlText w:val=""/>
-      <w:lvlJc w:val="start"/>
-      <w:pPr>
-        <w:tabs>
-          <w:tab w:val="num" w:pos="0"/>
-        </w:tabs>
-        <w:ind w:start="0" w:hanging="0"/>
-      </w:pPr>
-    </w:lvl>
-    <w:lvl w:ilvl="7">
-      <w:start w:val="1"/>
-      <w:numFmt w:val="none"/>
-      <w:suff w:val="nothing"/>
-      <w:lvlText w:val=""/>
-      <w:lvlJc w:val="start"/>
-      <w:pPr>
-        <w:tabs>
-          <w:tab w:val="num" w:pos="0"/>
-        </w:tabs>
-        <w:ind w:start="0" w:hanging="0"/>
-      </w:pPr>
-    </w:lvl>
-    <w:lvl w:ilvl="8">
-      <w:start w:val="1"/>
-      <w:numFmt w:val="none"/>
-      <w:suff w:val="nothing"/>
-      <w:lvlText w:val=""/>
-      <w:lvlJc w:val="start"/>
-      <w:pPr>
-        <w:tabs>
-          <w:tab w:val="num" w:pos="0"/>
-        </w:tabs>
-        <w:ind w:start="0" w:hanging="0"/>
-      </w:pPr>
-    </w:lvl>
-  </w:abstractNum>
-  <w:num w:numId="1">
+  <w:num w:numId="1" w16cid:durableId="1349064374">
     <w:abstractNumId w:val="1"/>
   </w:num>
-  <w:num w:numId="2">
-    <w:abstractNumId w:val="2"/>
+  <w:num w:numId="2" w16cid:durableId="1516449">
+    <w:abstractNumId w:val="0"/>
   </w:num>
 </w:numbering>
 </file>
 
 <file path=word/styles.xml><?xml version="1.0" encoding="utf-8"?>
-<w:styles xmlns:w="http://schemas.openxmlformats.org/wordprocessingml/2006/main" xmlns:w14="http://schemas.microsoft.com/office/word/2010/wordml" xmlns:mc="http://schemas.openxmlformats.org/markup-compatibility/2006" mc:Ignorable="w14">
+<w:styles xmlns:mc="http://schemas.openxmlformats.org/markup-compatibility/2006" xmlns:r="http://schemas.openxmlformats.org/officeDocument/2006/relationships" xmlns:w="http://schemas.openxmlformats.org/wordprocessingml/2006/main" xmlns:w14="http://schemas.microsoft.com/office/word/2010/wordml" xmlns:w15="http://schemas.microsoft.com/office/word/2012/wordml" xmlns:w16cex="http://schemas.microsoft.com/office/word/2018/wordml/cex" xmlns:w16cid="http://schemas.microsoft.com/office/word/2016/wordml/cid" xmlns:w16="http://schemas.microsoft.com/office/word/2018/wordml" xmlns:w16sdtdh="http://schemas.microsoft.com/office/word/2020/wordml/sdtdatahash" xmlns:w16sdtfl="http://schemas.microsoft.com/office/word/2024/wordml/sdtformatlock" xmlns:w16se="http://schemas.microsoft.com/office/word/2015/wordml/symex" xmlns:w16du="http://schemas.microsoft.com/office/word/2023/wordml/word16du" mc:Ignorable="w14 w15 w16se w16cid w16 w16cex w16sdtdh w16sdtfl w16du">
   <w:docDefaults>
     <w:rPrDefault>
       <w:rPr>
-        <w:rFonts w:ascii="Calibri" w:hAnsi="Calibri" w:eastAsia="Calibri" w:cs="" w:asciiTheme="minorHAnsi" w:cstheme="minorBidi" w:eastAsiaTheme="minorHAnsi" w:hAnsiTheme="minorHAnsi"/>
+        <w:rFonts w:asciiTheme="minorHAnsi" w:eastAsiaTheme="minorHAnsi" w:hAnsiTheme="minorHAnsi" w:cstheme="minorBidi"/>
         <w:sz w:val="22"/>
         <w:szCs w:val="22"/>
         <w:lang w:val="en-US" w:eastAsia="en-US" w:bidi="ar-SA"/>
@@ -8166,21 +8158,21 @@
     </w:rPrDefault>
     <w:pPrDefault>
       <w:pPr>
-        <w:suppressAutoHyphens w:val="true"/>
+        <w:suppressAutoHyphens/>
       </w:pPr>
     </w:pPrDefault>
   </w:docDefaults>
-  <w:latentStyles w:defLockedState="0" w:defUIPriority="99" w:defSemiHidden="0" w:defUnhideWhenUsed="0" w:defQFormat="0" w:count="371">
+  <w:latentStyles w:defLockedState="0" w:defUIPriority="99" w:defSemiHidden="0" w:defUnhideWhenUsed="0" w:defQFormat="0" w:count="376">
     <w:lsdException w:name="Normal" w:uiPriority="0" w:qFormat="1"/>
     <w:lsdException w:name="heading 1" w:uiPriority="9" w:qFormat="1"/>
-    <w:lsdException w:name="heading 2" w:uiPriority="9" w:semiHidden="1" w:unhideWhenUsed="1" w:qFormat="1"/>
-    <w:lsdException w:name="heading 3" w:uiPriority="9" w:semiHidden="1" w:unhideWhenUsed="1" w:qFormat="1"/>
-    <w:lsdException w:name="heading 4" w:uiPriority="9" w:semiHidden="1" w:unhideWhenUsed="1" w:qFormat="1"/>
-    <w:lsdException w:name="heading 5" w:uiPriority="9" w:semiHidden="1" w:unhideWhenUsed="1" w:qFormat="1"/>
-    <w:lsdException w:name="heading 6" w:uiPriority="9" w:semiHidden="1" w:unhideWhenUsed="1" w:qFormat="1"/>
-    <w:lsdException w:name="heading 7" w:uiPriority="9" w:semiHidden="1" w:unhideWhenUsed="1" w:qFormat="1"/>
-    <w:lsdException w:name="heading 8" w:uiPriority="9" w:semiHidden="1" w:unhideWhenUsed="1" w:qFormat="1"/>
-    <w:lsdException w:name="heading 9" w:uiPriority="9" w:semiHidden="1" w:unhideWhenUsed="1" w:qFormat="1"/>
+    <w:lsdException w:name="heading 2" w:semiHidden="1" w:uiPriority="9" w:unhideWhenUsed="1" w:qFormat="1"/>
+    <w:lsdException w:name="heading 3" w:semiHidden="1" w:uiPriority="9" w:unhideWhenUsed="1" w:qFormat="1"/>
+    <w:lsdException w:name="heading 4" w:semiHidden="1" w:uiPriority="9" w:unhideWhenUsed="1" w:qFormat="1"/>
+    <w:lsdException w:name="heading 5" w:semiHidden="1" w:uiPriority="9" w:unhideWhenUsed="1" w:qFormat="1"/>
+    <w:lsdException w:name="heading 6" w:semiHidden="1" w:uiPriority="9" w:unhideWhenUsed="1" w:qFormat="1"/>
+    <w:lsdException w:name="heading 7" w:semiHidden="1" w:uiPriority="9" w:unhideWhenUsed="1" w:qFormat="1"/>
+    <w:lsdException w:name="heading 8" w:semiHidden="1" w:uiPriority="9" w:unhideWhenUsed="1" w:qFormat="1"/>
+    <w:lsdException w:name="heading 9" w:semiHidden="1" w:uiPriority="9" w:unhideWhenUsed="1" w:qFormat="1"/>
     <w:lsdException w:name="index 1" w:semiHidden="1" w:unhideWhenUsed="1"/>
     <w:lsdException w:name="index 2" w:semiHidden="1" w:unhideWhenUsed="1"/>
     <w:lsdException w:name="index 3" w:semiHidden="1" w:unhideWhenUsed="1"/>
@@ -8190,22 +8182,22 @@
     <w:lsdException w:name="index 7" w:semiHidden="1" w:unhideWhenUsed="1"/>
     <w:lsdException w:name="index 8" w:semiHidden="1" w:unhideWhenUsed="1"/>
     <w:lsdException w:name="index 9" w:semiHidden="1" w:unhideWhenUsed="1"/>
-    <w:lsdException w:name="toc 1" w:uiPriority="39" w:semiHidden="1" w:unhideWhenUsed="1"/>
-    <w:lsdException w:name="toc 2" w:uiPriority="39" w:semiHidden="1" w:unhideWhenUsed="1"/>
-    <w:lsdException w:name="toc 3" w:uiPriority="39" w:semiHidden="1" w:unhideWhenUsed="1"/>
-    <w:lsdException w:name="toc 4" w:uiPriority="39" w:semiHidden="1" w:unhideWhenUsed="1"/>
-    <w:lsdException w:name="toc 5" w:uiPriority="39" w:semiHidden="1" w:unhideWhenUsed="1"/>
-    <w:lsdException w:name="toc 6" w:uiPriority="39" w:semiHidden="1" w:unhideWhenUsed="1"/>
-    <w:lsdException w:name="toc 7" w:uiPriority="39" w:semiHidden="1" w:unhideWhenUsed="1"/>
-    <w:lsdException w:name="toc 8" w:uiPriority="39" w:semiHidden="1" w:unhideWhenUsed="1"/>
-    <w:lsdException w:name="toc 9" w:uiPriority="39" w:semiHidden="1" w:unhideWhenUsed="1"/>
+    <w:lsdException w:name="toc 1" w:semiHidden="1" w:uiPriority="39" w:unhideWhenUsed="1"/>
+    <w:lsdException w:name="toc 2" w:semiHidden="1" w:uiPriority="39" w:unhideWhenUsed="1"/>
+    <w:lsdException w:name="toc 3" w:semiHidden="1" w:uiPriority="39" w:unhideWhenUsed="1"/>
+    <w:lsdException w:name="toc 4" w:semiHidden="1" w:uiPriority="39" w:unhideWhenUsed="1"/>
+    <w:lsdException w:name="toc 5" w:semiHidden="1" w:uiPriority="39" w:unhideWhenUsed="1"/>
+    <w:lsdException w:name="toc 6" w:semiHidden="1" w:uiPriority="39" w:unhideWhenUsed="1"/>
+    <w:lsdException w:name="toc 7" w:semiHidden="1" w:uiPriority="39" w:unhideWhenUsed="1"/>
+    <w:lsdException w:name="toc 8" w:semiHidden="1" w:uiPriority="39" w:unhideWhenUsed="1"/>
+    <w:lsdException w:name="toc 9" w:semiHidden="1" w:uiPriority="39" w:unhideWhenUsed="1"/>
     <w:lsdException w:name="Normal Indent" w:semiHidden="1" w:unhideWhenUsed="1"/>
     <w:lsdException w:name="footnote text" w:semiHidden="1" w:unhideWhenUsed="1"/>
     <w:lsdException w:name="annotation text" w:semiHidden="1" w:unhideWhenUsed="1"/>
     <w:lsdException w:name="header" w:semiHidden="1" w:unhideWhenUsed="1"/>
     <w:lsdException w:name="footer" w:semiHidden="1" w:unhideWhenUsed="1"/>
     <w:lsdException w:name="index heading" w:semiHidden="1" w:unhideWhenUsed="1"/>
-    <w:lsdException w:name="caption" w:uiPriority="35" w:semiHidden="1" w:unhideWhenUsed="1" w:qFormat="1"/>
+    <w:lsdException w:name="caption" w:semiHidden="1" w:uiPriority="35" w:unhideWhenUsed="1" w:qFormat="1"/>
     <w:lsdException w:name="table of figures" w:semiHidden="1" w:unhideWhenUsed="1"/>
     <w:lsdException w:name="envelope address" w:semiHidden="1" w:unhideWhenUsed="1"/>
     <w:lsdException w:name="envelope return" w:semiHidden="1" w:unhideWhenUsed="1"/>
@@ -8236,7 +8228,7 @@
     <w:lsdException w:name="Title" w:uiPriority="10" w:qFormat="1"/>
     <w:lsdException w:name="Closing" w:semiHidden="1" w:unhideWhenUsed="1"/>
     <w:lsdException w:name="Signature" w:semiHidden="1" w:unhideWhenUsed="1"/>
-    <w:lsdException w:name="Default Paragraph Font" w:uiPriority="1" w:semiHidden="1" w:unhideWhenUsed="1"/>
+    <w:lsdException w:name="Default Paragraph Font" w:semiHidden="1" w:uiPriority="1" w:unhideWhenUsed="1"/>
     <w:lsdException w:name="Body Text" w:semiHidden="1" w:unhideWhenUsed="1"/>
     <w:lsdException w:name="Body Text Indent" w:semiHidden="1" w:unhideWhenUsed="1"/>
     <w:lsdException w:name="List Continue" w:semiHidden="1" w:unhideWhenUsed="1"/>
@@ -8436,8 +8428,8 @@
     <w:lsdException w:name="Subtle Reference" w:uiPriority="31" w:qFormat="1"/>
     <w:lsdException w:name="Intense Reference" w:uiPriority="32" w:qFormat="1"/>
     <w:lsdException w:name="Book Title" w:uiPriority="33" w:qFormat="1"/>
-    <w:lsdException w:name="Bibliography" w:uiPriority="37" w:semiHidden="1" w:unhideWhenUsed="1"/>
-    <w:lsdException w:name="TOC Heading" w:uiPriority="39" w:semiHidden="1" w:unhideWhenUsed="1" w:qFormat="1"/>
+    <w:lsdException w:name="Bibliography" w:semiHidden="1" w:uiPriority="37" w:unhideWhenUsed="1"/>
+    <w:lsdException w:name="TOC Heading" w:semiHidden="1" w:uiPriority="39" w:unhideWhenUsed="1" w:qFormat="1"/>
     <w:lsdException w:name="Plain Table 1" w:uiPriority="41"/>
     <w:lsdException w:name="Plain Table 2" w:uiPriority="42"/>
     <w:lsdException w:name="Plain Table 3" w:uiPriority="43"/>
@@ -8542,25 +8534,22 @@
     <w:lsdException w:name="List Table 5 Dark Accent 6" w:uiPriority="50"/>
     <w:lsdException w:name="List Table 6 Colorful Accent 6" w:uiPriority="51"/>
     <w:lsdException w:name="List Table 7 Colorful Accent 6" w:uiPriority="52"/>
+    <w:lsdException w:name="Mention" w:semiHidden="1" w:unhideWhenUsed="1"/>
+    <w:lsdException w:name="Smart Hyperlink" w:semiHidden="1" w:unhideWhenUsed="1"/>
+    <w:lsdException w:name="Hashtag" w:semiHidden="1" w:unhideWhenUsed="1"/>
+    <w:lsdException w:name="Unresolved Mention" w:semiHidden="1" w:unhideWhenUsed="1"/>
+    <w:lsdException w:name="Smart Link" w:semiHidden="1" w:unhideWhenUsed="1"/>
   </w:latentStyles>
-  <w:style w:type="paragraph" w:styleId="Normal" w:default="1">
+  <w:style w:type="paragraph" w:default="1" w:styleId="Normal">
     <w:name w:val="Normal"/>
     <w:uiPriority w:val="1"/>
     <w:qFormat/>
     <w:pPr>
-      <w:widowControl w:val="false"/>
-      <w:suppressAutoHyphens w:val="true"/>
-      <w:bidi w:val="0"/>
-      <w:spacing w:before="0" w:after="0"/>
-      <w:jc w:val="start"/>
+      <w:widowControl w:val="0"/>
     </w:pPr>
     <w:rPr>
-      <w:rFonts w:ascii="Times New Roman" w:hAnsi="Times New Roman" w:eastAsia="Times New Roman" w:cs="Times New Roman"/>
-      <w:color w:val="auto"/>
-      <w:kern w:val="0"/>
-      <w:sz w:val="22"/>
-      <w:szCs w:val="22"/>
-      <w:lang w:val="ru-RU" w:eastAsia="en-US" w:bidi="ar-SA"/>
+      <w:rFonts w:ascii="Times New Roman" w:eastAsia="Times New Roman" w:hAnsi="Times New Roman" w:cs="Times New Roman"/>
+      <w:lang w:val="ru-RU"/>
     </w:rPr>
   </w:style>
   <w:style w:type="paragraph" w:styleId="Heading1">
@@ -8569,7 +8558,7 @@
     <w:uiPriority w:val="1"/>
     <w:qFormat/>
     <w:pPr>
-      <w:ind w:start="3"/>
+      <w:ind w:left="3"/>
       <w:jc w:val="center"/>
       <w:outlineLvl w:val="0"/>
     </w:pPr>
@@ -8586,7 +8575,7 @@
     <w:uiPriority w:val="1"/>
     <w:qFormat/>
     <w:pPr>
-      <w:ind w:hanging="708" w:start="853"/>
+      <w:ind w:left="853" w:hanging="708"/>
       <w:jc w:val="both"/>
       <w:outlineLvl w:val="1"/>
     </w:pPr>
@@ -8603,7 +8592,7 @@
     <w:uiPriority w:val="1"/>
     <w:qFormat/>
     <w:pPr>
-      <w:ind w:hanging="707" w:start="852"/>
+      <w:ind w:left="852" w:hanging="707"/>
       <w:outlineLvl w:val="2"/>
     </w:pPr>
     <w:rPr>
@@ -8613,35 +8602,55 @@
       <w:szCs w:val="24"/>
     </w:rPr>
   </w:style>
-  <w:style w:type="character" w:styleId="DefaultParagraphFont" w:default="1">
+  <w:style w:type="character" w:default="1" w:styleId="DefaultParagraphFont">
     <w:name w:val="Default Paragraph Font"/>
     <w:uiPriority w:val="1"/>
+    <w:semiHidden/>
     <w:unhideWhenUsed/>
-    <w:qFormat/>
-    <w:rPr/>
   </w:style>
-  <w:style w:type="character" w:styleId="Style11" w:customStyle="1">
-    <w:name w:val="Нижний колонтитул Знак"/>
+  <w:style w:type="table" w:default="1" w:styleId="TableNormal">
+    <w:name w:val="Normal Table"/>
+    <w:uiPriority w:val="99"/>
+    <w:semiHidden/>
+    <w:unhideWhenUsed/>
+    <w:tblPr>
+      <w:tblInd w:w="0" w:type="dxa"/>
+      <w:tblCellMar>
+        <w:top w:w="0" w:type="dxa"/>
+        <w:left w:w="108" w:type="dxa"/>
+        <w:bottom w:w="0" w:type="dxa"/>
+        <w:right w:w="108" w:type="dxa"/>
+      </w:tblCellMar>
+    </w:tblPr>
+  </w:style>
+  <w:style w:type="numbering" w:default="1" w:styleId="NoList">
+    <w:name w:val="No List"/>
+    <w:uiPriority w:val="99"/>
+    <w:semiHidden/>
+    <w:unhideWhenUsed/>
+  </w:style>
+  <w:style w:type="character" w:customStyle="1" w:styleId="FooterChar">
+    <w:name w:val="Footer Char"/>
     <w:basedOn w:val="DefaultParagraphFont"/>
     <w:link w:val="Footer"/>
     <w:uiPriority w:val="99"/>
     <w:qFormat/>
-    <w:rsid w:val="00f61b75"/>
+    <w:rsid w:val="00F61B75"/>
     <w:rPr>
       <w:lang w:val="ru-RU"/>
     </w:rPr>
   </w:style>
-  <w:style w:type="paragraph" w:styleId="Heading">
+  <w:style w:type="paragraph" w:customStyle="1" w:styleId="Heading">
     <w:name w:val="Heading"/>
     <w:basedOn w:val="Normal"/>
     <w:next w:val="BodyText"/>
     <w:qFormat/>
     <w:pPr>
-      <w:keepNext w:val="true"/>
+      <w:keepNext/>
       <w:spacing w:before="240" w:after="120"/>
     </w:pPr>
     <w:rPr>
-      <w:rFonts w:ascii="Liberation Sans" w:hAnsi="Liberation Sans" w:eastAsia="Arial Unicode MS" w:cs="Arial Unicode MS"/>
+      <w:rFonts w:ascii="Liberation Sans" w:eastAsia="Arial Unicode MS" w:hAnsi="Liberation Sans" w:cs="Arial Unicode MS"/>
       <w:sz w:val="28"/>
       <w:szCs w:val="28"/>
     </w:rPr>
@@ -8652,7 +8661,7 @@
     <w:uiPriority w:val="1"/>
     <w:qFormat/>
     <w:pPr>
-      <w:ind w:start="145"/>
+      <w:ind w:left="145"/>
     </w:pPr>
     <w:rPr>
       <w:sz w:val="24"/>
@@ -8662,7 +8671,6 @@
   <w:style w:type="paragraph" w:styleId="List">
     <w:name w:val="List"/>
     <w:basedOn w:val="BodyText"/>
-    <w:pPr/>
     <w:rPr>
       <w:rFonts w:cs="Arial Unicode MS"/>
     </w:rPr>
@@ -8683,7 +8691,7 @@
       <w:szCs w:val="24"/>
     </w:rPr>
   </w:style>
-  <w:style w:type="paragraph" w:styleId="Index">
+  <w:style w:type="paragraph" w:customStyle="1" w:styleId="Index">
     <w:name w:val="Index"/>
     <w:basedOn w:val="Normal"/>
     <w:qFormat/>
@@ -8700,90 +8708,58 @@
     <w:uiPriority w:val="1"/>
     <w:qFormat/>
     <w:pPr>
-      <w:ind w:start="145"/>
+      <w:ind w:left="145"/>
       <w:jc w:val="both"/>
     </w:pPr>
-    <w:rPr/>
   </w:style>
-  <w:style w:type="paragraph" w:styleId="TableParagraph" w:customStyle="1">
+  <w:style w:type="paragraph" w:customStyle="1" w:styleId="TableParagraph">
     <w:name w:val="Table Paragraph"/>
     <w:basedOn w:val="Normal"/>
     <w:uiPriority w:val="1"/>
     <w:qFormat/>
     <w:pPr>
-      <w:ind w:start="110"/>
+      <w:ind w:left="110"/>
     </w:pPr>
-    <w:rPr/>
   </w:style>
-  <w:style w:type="paragraph" w:styleId="HeaderandFooter">
+  <w:style w:type="paragraph" w:customStyle="1" w:styleId="HeaderandFooter">
     <w:name w:val="Header and Footer"/>
     <w:basedOn w:val="Normal"/>
     <w:qFormat/>
-    <w:pPr/>
-    <w:rPr/>
   </w:style>
   <w:style w:type="paragraph" w:styleId="Footer">
     <w:name w:val="footer"/>
     <w:basedOn w:val="Normal"/>
-    <w:link w:val="Style11"/>
+    <w:link w:val="FooterChar"/>
     <w:uiPriority w:val="99"/>
     <w:unhideWhenUsed/>
-    <w:rsid w:val="00f61b75"/>
+    <w:rsid w:val="00F61B75"/>
     <w:pPr>
       <w:widowControl/>
       <w:tabs>
-        <w:tab w:val="clear" w:pos="720"/>
-        <w:tab w:val="center" w:pos="4677" w:leader="none"/>
-        <w:tab w:val="right" w:pos="9355" w:leader="none"/>
+        <w:tab w:val="center" w:pos="4677"/>
+        <w:tab w:val="right" w:pos="9355"/>
       </w:tabs>
     </w:pPr>
     <w:rPr>
-      <w:rFonts w:ascii="Calibri" w:hAnsi="Calibri" w:eastAsia="Calibri" w:cs="" w:asciiTheme="minorHAnsi" w:cstheme="minorBidi" w:eastAsiaTheme="minorHAnsi" w:hAnsiTheme="minorHAnsi"/>
+      <w:rFonts w:asciiTheme="minorHAnsi" w:eastAsiaTheme="minorHAnsi" w:hAnsiTheme="minorHAnsi" w:cstheme="minorBidi"/>
     </w:rPr>
   </w:style>
   <w:style w:type="paragraph" w:styleId="Header">
     <w:name w:val="header"/>
     <w:basedOn w:val="HeaderandFooter"/>
-    <w:pPr/>
-    <w:rPr/>
   </w:style>
-  <w:style w:type="paragraph" w:styleId="FrameContentsuser">
+  <w:style w:type="paragraph" w:customStyle="1" w:styleId="FrameContentsuser">
     <w:name w:val="Frame Contents (user)"/>
     <w:basedOn w:val="Normal"/>
     <w:qFormat/>
-    <w:pPr/>
-    <w:rPr/>
   </w:style>
-  <w:style w:type="paragraph" w:styleId="FrameContents">
+  <w:style w:type="paragraph" w:customStyle="1" w:styleId="FrameContents">
     <w:name w:val="Frame Contents"/>
     <w:basedOn w:val="Normal"/>
     <w:qFormat/>
-    <w:pPr/>
-    <w:rPr/>
   </w:style>
-  <w:style w:type="numbering" w:styleId="NoList" w:default="1">
-    <w:name w:val="No List"/>
-    <w:uiPriority w:val="99"/>
-    <w:semiHidden/>
-    <w:unhideWhenUsed/>
-    <w:qFormat/>
-  </w:style>
-  <w:style w:type="table" w:default="1" w:styleId="a1">
-    <w:name w:val="Normal Table"/>
-    <w:uiPriority w:val="99"/>
-    <w:semiHidden/>
-    <w:unhideWhenUsed/>
-    <w:tblPr>
-      <w:tblCellMar>
-        <w:top w:w="0" w:type="dxa"/>
-        <w:left w:w="108" w:type="dxa"/>
-        <w:bottom w:w="0" w:type="dxa"/>
-        <w:right w:w="108" w:type="dxa"/>
-      </w:tblCellMar>
-    </w:tblPr>
-  </w:style>
-  <w:style w:type="table" w:customStyle="1" w:styleId="TableNormal">
-    <w:name w:val="Table Normal"/>
+  <w:style w:type="table" w:customStyle="1" w:styleId="TableNormal1">
+    <w:name w:val="Table Normal1"/>
     <w:uiPriority w:val="2"/>
     <w:semiHidden/>
     <w:unhideWhenUsed/>
@@ -8801,41 +8777,41 @@
 </file>
 
 <file path=word/theme/theme1.xml><?xml version="1.0" encoding="utf-8"?>
-<a:theme xmlns:a="http://schemas.openxmlformats.org/drawingml/2006/main" xmlns:r="http://schemas.openxmlformats.org/officeDocument/2006/relationships" name="Office Theme">
+<a:theme xmlns:a="http://schemas.openxmlformats.org/drawingml/2006/main" name="Office Theme">
   <a:themeElements>
     <a:clrScheme name="Office">
       <a:dk1>
         <a:srgbClr val="000000"/>
       </a:dk1>
       <a:lt1>
-        <a:srgbClr val="ffffff"/>
+        <a:srgbClr val="FFFFFF"/>
       </a:lt1>
       <a:dk2>
-        <a:srgbClr val="1f497d"/>
+        <a:srgbClr val="1F497D"/>
       </a:dk2>
       <a:lt2>
-        <a:srgbClr val="eeece1"/>
+        <a:srgbClr val="EEECE1"/>
       </a:lt2>
       <a:accent1>
-        <a:srgbClr val="4f81bd"/>
+        <a:srgbClr val="4F81BD"/>
       </a:accent1>
       <a:accent2>
-        <a:srgbClr val="c0504d"/>
+        <a:srgbClr val="C0504D"/>
       </a:accent2>
       <a:accent3>
-        <a:srgbClr val="9bbb59"/>
+        <a:srgbClr val="9BBB59"/>
       </a:accent3>
       <a:accent4>
-        <a:srgbClr val="8064a2"/>
+        <a:srgbClr val="8064A2"/>
       </a:accent4>
       <a:accent5>
-        <a:srgbClr val="4bacc6"/>
+        <a:srgbClr val="4BACC6"/>
       </a:accent5>
       <a:accent6>
-        <a:srgbClr val="f79646"/>
+        <a:srgbClr val="F79646"/>
       </a:accent6>
       <a:hlink>
-        <a:srgbClr val="0000ff"/>
+        <a:srgbClr val="0000FF"/>
       </a:hlink>
       <a:folHlink>
         <a:srgbClr val="800080"/>
@@ -8843,12 +8819,12 @@
     </a:clrScheme>
     <a:fontScheme name="Office">
       <a:majorFont>
-        <a:latin typeface="Cambria" pitchFamily="0" charset="1"/>
+        <a:latin typeface="Cambria"/>
         <a:ea typeface=""/>
         <a:cs typeface=""/>
       </a:majorFont>
       <a:minorFont>
-        <a:latin typeface="Calibri" pitchFamily="0" charset="1"/>
+        <a:latin typeface="Calibri"/>
         <a:ea typeface=""/>
         <a:cs typeface=""/>
       </a:minorFont>
@@ -8877,7 +8853,7 @@
             </a:gs>
           </a:gsLst>
           <a:lin ang="16200000" scaled="1"/>
-          <a:tileRect l="0" t="0" r="0" b="0"/>
+          <a:tileRect/>
         </a:gradFill>
         <a:gradFill>
           <a:gsLst>
@@ -8898,7 +8874,7 @@
             </a:gs>
           </a:gsLst>
           <a:lin ang="16200000" scaled="0"/>
-          <a:tileRect l="0" t="0" r="0" b="0"/>
+          <a:tileRect/>
         </a:gradFill>
       </a:fillStyleLst>
       <a:lnStyleLst>
@@ -8949,7 +8925,7 @@
           <a:path path="circle">
             <a:fillToRect l="50000" t="-80000" r="50000" b="180000"/>
           </a:path>
-          <a:tileRect l="0" t="0" r="0" b="0"/>
+          <a:tileRect/>
         </a:gradFill>
         <a:gradFill>
           <a:gsLst>
@@ -8967,10 +8943,12 @@
           <a:path path="circle">
             <a:fillToRect l="50000" t="50000" r="50000" b="50000"/>
           </a:path>
-          <a:tileRect l="0" t="0" r="0" b="0"/>
+          <a:tileRect/>
         </a:gradFill>
       </a:bgFillStyleLst>
     </a:fmtScheme>
   </a:themeElements>
+  <a:objectDefaults/>
+  <a:extraClrSchemeLst/>
 </a:theme>
 </file>